--- a/docs/manuscript/manuscript_PREVIEW.docx
+++ b/docs/manuscript/manuscript_PREVIEW.docx
@@ -16,7 +16,7 @@
         <w:pStyle w:val="FirstParagraph"/>
       </w:pPr>
       <w:r>
-        <w:t xml:space="preserve">Partial preview for pipeline testing: Introduction, Methods and Results only. Discussion, Abstract, Title and complete Methods/Results citations are pending (WRITING_PLAN.md steps 5–8). Citations shown are PubMed-verified; the bibliography is generated automatically by pandoc.</w:t>
+        <w:t xml:space="preserve">Partial preview for pipeline testing: Introduction, Methods, Results, main-body figures (Fig 1-6) and the prioritized-candidate main table (Table 1). Discussion, Abstract, Title and complete Methods/Results citations are pending (WRITING_PLAN.md steps 5-8). Citations shown are PubMed-verified; the bibliography is generated by pandoc / scanned in Zotero.</w:t>
       </w:r>
     </w:p>
     <w:bookmarkStart w:id="9" w:name="introduction"/>
@@ -63,13 +63,13 @@
         <w:t xml:space="preserve"> </w:t>
       </w:r>
       <w:r>
-        <w:t xml:space="preserve">radiotherapy, chemotherapy, and immunotherapy, clinical outcomes are still suboptimal,</w:t>
-      </w:r>
-      <w:r>
-        <w:t xml:space="preserve"> </w:t>
-      </w:r>
-      <w:r>
-        <w:t xml:space="preserve">reflecting the biological complexity of the disease.</w:t>
+        <w:t xml:space="preserve">radiotherapy, chemotherapy, and immunotherapy, outcomes are still poor, a reflection of how</w:t>
+      </w:r>
+      <w:r>
+        <w:t xml:space="preserve"> </w:t>
+      </w:r>
+      <w:r>
+        <w:t xml:space="preserve">biologically complex the disease is.</w:t>
       </w:r>
       <w:r>
         <w:t xml:space="preserve"> </w:t>
@@ -152,13 +152,13 @@
         <w:t xml:space="preserve"> </w:t>
       </w:r>
       <w:r>
-        <w:t xml:space="preserve">These milestones underscore the need to identify new molecular</w:t>
-      </w:r>
-      <w:r>
-        <w:t xml:space="preserve"> </w:t>
-      </w:r>
-      <w:r>
-        <w:t xml:space="preserve">signatures and therapeutic targets to optimize systemic and perioperative strategies.</w:t>
+        <w:t xml:space="preserve">These advances highlight the need to find new molecular signatures</w:t>
+      </w:r>
+      <w:r>
+        <w:t xml:space="preserve"> </w:t>
+      </w:r>
+      <w:r>
+        <w:t xml:space="preserve">and therapeutic targets to improve systemic and perioperative treatment.</w:t>
       </w:r>
     </w:p>
     <w:p>
@@ -172,7 +172,7 @@
         <w:t xml:space="preserve"> </w:t>
       </w:r>
       <w:r>
-        <w:t xml:space="preserve">human-papillomavirus (HPV)-associated tumours and those linked to tobacco and alcohol has defined</w:t>
+        <w:t xml:space="preserve">human-papillomavirus (HPV)-associated tumors and those linked to tobacco and alcohol has defined</w:t>
       </w:r>
       <w:r>
         <w:t xml:space="preserve"> </w:t>
@@ -184,7 +184,7 @@
         <w:t xml:space="preserve"> </w:t>
       </w:r>
       <w:r>
-        <w:t xml:space="preserve">insufficient to capture the functional complexity of the tumour.</w:t>
+        <w:t xml:space="preserve">insufficient to capture the functional complexity of the tumor.</w:t>
       </w:r>
       <w:r>
         <w:t xml:space="preserve"> </w:t>
@@ -205,19 +205,19 @@
         <w:t xml:space="preserve"> </w:t>
       </w:r>
       <w:r>
-        <w:t xml:space="preserve">In this context, proteomics provides a direct readout of the functional tumour phenotype:</w:t>
-      </w:r>
-      <w:r>
-        <w:t xml:space="preserve"> </w:t>
-      </w:r>
-      <w:r>
-        <w:t xml:space="preserve">unlike genomic or transcriptomic profiles, the proteome reflects cellular activity integrating</w:t>
-      </w:r>
-      <w:r>
-        <w:t xml:space="preserve"> </w:t>
-      </w:r>
-      <w:r>
-        <w:t xml:space="preserve">post-transcriptional and post-translational regulation.</w:t>
+        <w:t xml:space="preserve">Proteomics helps here because it gives a direct picture of the tumor’s functional state:</w:t>
+      </w:r>
+      <w:r>
+        <w:t xml:space="preserve"> </w:t>
+      </w:r>
+      <w:r>
+        <w:t xml:space="preserve">unlike genomic or transcriptomic profiles, the proteome reflects what cells are actually doing,</w:t>
+      </w:r>
+      <w:r>
+        <w:t xml:space="preserve"> </w:t>
+      </w:r>
+      <w:r>
+        <w:t xml:space="preserve">capturing both post-transcriptional and post-translational regulation.</w:t>
       </w:r>
       <w:r>
         <w:t xml:space="preserve"> </w:t>
@@ -238,13 +238,13 @@
         <w:t xml:space="preserve"> </w:t>
       </w:r>
       <w:r>
-        <w:t xml:space="preserve">Proteomic studies have implicated EGFR signalling, energy metabolism, epigenetic regulation, and</w:t>
-      </w:r>
-      <w:r>
-        <w:t xml:space="preserve"> </w:t>
-      </w:r>
-      <w:r>
-        <w:t xml:space="preserve">the tumour microenvironment as recurrently altered programmes in HNSCC.</w:t>
+        <w:t xml:space="preserve">Proteomic studies have repeatedly found changes in EGFR signaling,</w:t>
+      </w:r>
+      <w:r>
+        <w:t xml:space="preserve"> </w:t>
+      </w:r>
+      <w:r>
+        <w:t xml:space="preserve">energy metabolism, epigenetic regulation, and the tumor microenvironment in HNSCC.</w:t>
       </w:r>
       <w:r>
         <w:t xml:space="preserve"> </w:t>
@@ -267,25 +267,25 @@
         <w:pStyle w:val="BodyText"/>
       </w:pPr>
       <w:r>
-        <w:t xml:space="preserve">Drug repurposing (redeploying approved compounds with established safety profiles) is an</w:t>
-      </w:r>
-      <w:r>
-        <w:t xml:space="preserve"> </w:t>
-      </w:r>
-      <w:r>
-        <w:t xml:space="preserve">efficient route to accelerate the identification of new therapeutic options, and integrating</w:t>
-      </w:r>
-      <w:r>
-        <w:t xml:space="preserve"> </w:t>
-      </w:r>
-      <w:r>
-        <w:t xml:space="preserve">tumour molecular signatures with pharmacological-connectivity resources can nominate agents</w:t>
-      </w:r>
-      <w:r>
-        <w:t xml:space="preserve"> </w:t>
-      </w:r>
-      <w:r>
-        <w:t xml:space="preserve">predicted to reverse a disease state.</w:t>
+        <w:t xml:space="preserve">Drug repurposing, the reuse of approved drugs whose safety is already known, is an efficient way</w:t>
+      </w:r>
+      <w:r>
+        <w:t xml:space="preserve"> </w:t>
+      </w:r>
+      <w:r>
+        <w:t xml:space="preserve">to speed up the search for new treatment options, and combining a tumor’s molecular signature</w:t>
+      </w:r>
+      <w:r>
+        <w:t xml:space="preserve"> </w:t>
+      </w:r>
+      <w:r>
+        <w:t xml:space="preserve">with pharmacological-connectivity resources can point to drugs predicted to reverse the disease</w:t>
+      </w:r>
+      <w:r>
+        <w:t xml:space="preserve"> </w:t>
+      </w:r>
+      <w:r>
+        <w:t xml:space="preserve">state.</w:t>
       </w:r>
       <w:r>
         <w:t xml:space="preserve"> </w:t>
@@ -306,43 +306,79 @@
         <w:t xml:space="preserve"> </w:t>
       </w:r>
       <w:r>
-        <w:t xml:space="preserve">For such a</w:t>
-      </w:r>
-      <w:r>
-        <w:t xml:space="preserve"> </w:t>
-      </w:r>
-      <w:r>
-        <w:t xml:space="preserve">candidate list to be useful to a translational reader, however, it would ideally be both</w:t>
-      </w:r>
-      <w:r>
-        <w:t xml:space="preserve"> </w:t>
-      </w:r>
-      <w:r>
-        <w:t xml:space="preserve">credible (distinguishing targets that occupy a central position in the tumour’s molecular</w:t>
-      </w:r>
-      <w:r>
-        <w:t xml:space="preserve"> </w:t>
-      </w:r>
-      <w:r>
-        <w:t xml:space="preserve">network from those that are merely strongly altered) and actionable, accounting for whether the</w:t>
-      </w:r>
-      <w:r>
-        <w:t xml:space="preserve"> </w:t>
-      </w:r>
-      <w:r>
-        <w:t xml:space="preserve">nominating drug is realistically deployable (approval status, regulatory class, evidence of</w:t>
-      </w:r>
-      <w:r>
-        <w:t xml:space="preserve"> </w:t>
-      </w:r>
-      <w:r>
-        <w:t xml:space="preserve">transcriptomic reversal) and whether its target directionality holds beyond a single cohort.</w:t>
-      </w:r>
-      <w:r>
-        <w:t xml:space="preserve"> </w:t>
-      </w:r>
-      <w:r>
-        <w:t xml:space="preserve">(Any comparative claim regarding existing pipelines is kept tentative pending citation.)</w:t>
+        <w:t xml:space="preserve">Connectivity-based approaches typically prioritize</w:t>
+      </w:r>
+      <w:r>
+        <w:t xml:space="preserve"> </w:t>
+      </w:r>
+      <w:r>
+        <w:t xml:space="preserve">candidates by how strongly a drug reverses the transcriptomic signature</w:t>
+      </w:r>
+      <w:r>
+        <w:t xml:space="preserve"> </w:t>
+      </w:r>
+      <w:r>
+        <w:t xml:space="preserve">(Evangelista et al. 2025; Napolitano et al. 2013)</w:t>
+      </w:r>
+      <w:r>
+        <w:t xml:space="preserve">, while target-centric selection often relies on the size of</w:t>
+      </w:r>
+      <w:r>
+        <w:t xml:space="preserve"> </w:t>
+      </w:r>
+      <w:r>
+        <w:t xml:space="preserve">the protein or expression change. Ranking by signature reversal or effect size alone, however,</w:t>
+      </w:r>
+      <w:r>
+        <w:t xml:space="preserve"> </w:t>
+      </w:r>
+      <w:r>
+        <w:t xml:space="preserve">does not capture where a target sits in the tumor’s molecular network, a property that network</w:t>
+      </w:r>
+      <w:r>
+        <w:t xml:space="preserve"> </w:t>
+      </w:r>
+      <w:r>
+        <w:t xml:space="preserve">medicine links to biological importance</w:t>
+      </w:r>
+      <w:r>
+        <w:t xml:space="preserve"> </w:t>
+      </w:r>
+      <w:r>
+        <w:t xml:space="preserve">(Barabási et al. 2011)</w:t>
+      </w:r>
+      <w:r>
+        <w:t xml:space="preserve">, and it leaves aside</w:t>
+      </w:r>
+      <w:r>
+        <w:t xml:space="preserve"> </w:t>
+      </w:r>
+      <w:r>
+        <w:t xml:space="preserve">whether the candidate drug can realistically be used in the clinic (approval status, regulatory</w:t>
+      </w:r>
+      <w:r>
+        <w:t xml:space="preserve"> </w:t>
+      </w:r>
+      <w:r>
+        <w:t xml:space="preserve">class) or whether the change in its target reproduces beyond a single cohort. A shortlist that is</w:t>
+      </w:r>
+      <w:r>
+        <w:t xml:space="preserve"> </w:t>
+      </w:r>
+      <w:r>
+        <w:t xml:space="preserve">both believable and usable for a translational reader needs an approach that brings these pieces</w:t>
+      </w:r>
+      <w:r>
+        <w:t xml:space="preserve"> </w:t>
+      </w:r>
+      <w:r>
+        <w:t xml:space="preserve">together: where the target sits in the network, how ready the drug is for the clinic, and whether</w:t>
+      </w:r>
+      <w:r>
+        <w:t xml:space="preserve"> </w:t>
+      </w:r>
+      <w:r>
+        <w:t xml:space="preserve">the signal reproduces across cohorts.</w:t>
       </w:r>
     </w:p>
     <w:p>
@@ -350,61 +386,61 @@
         <w:pStyle w:val="BodyText"/>
       </w:pPr>
       <w:r>
-        <w:t xml:space="preserve">Here we address this by integrating quantitative proteomics of paired HNSCC tumours with</w:t>
-      </w:r>
-      <w:r>
-        <w:t xml:space="preserve"> </w:t>
-      </w:r>
-      <w:r>
-        <w:t xml:space="preserve">multi-source pharmacological evidence and protein–protein interaction network structure to derive</w:t>
-      </w:r>
-      <w:r>
-        <w:t xml:space="preserve"> </w:t>
-      </w:r>
-      <w:r>
-        <w:t xml:space="preserve">a credible, mechanistically organized shortlist of repurposing candidates. Candidates are</w:t>
-      </w:r>
-      <w:r>
-        <w:t xml:space="preserve"> </w:t>
-      </w:r>
-      <w:r>
-        <w:t xml:space="preserve">prioritized not by fold-change magnitude alone but by the biological position of their target in</w:t>
-      </w:r>
-      <w:r>
-        <w:t xml:space="preserve"> </w:t>
-      </w:r>
-      <w:r>
-        <w:t xml:space="preserve">the tumour network together with the deployability of the drug, and the resulting ranking is</w:t>
-      </w:r>
-      <w:r>
-        <w:t xml:space="preserve"> </w:t>
-      </w:r>
-      <w:r>
-        <w:t xml:space="preserve">evaluated against a built-in internal control (recovery of the EGFR axis, the principal target</w:t>
-      </w:r>
-      <w:r>
-        <w:t xml:space="preserve"> </w:t>
-      </w:r>
-      <w:r>
-        <w:t xml:space="preserve">with established approved therapy in HNSCC) and corroborated for target directionality in two</w:t>
-      </w:r>
-      <w:r>
-        <w:t xml:space="preserve"> </w:t>
-      </w:r>
-      <w:r>
-        <w:t xml:space="preserve">independent cohorts (a CPTAC proteome and a TCGA transcriptome). The aim is therefore not only to</w:t>
-      </w:r>
-      <w:r>
-        <w:t xml:space="preserve"> </w:t>
-      </w:r>
-      <w:r>
-        <w:t xml:space="preserve">recover validated targets but also to surface novel, mechanistically interpretable vulnerabilities</w:t>
-      </w:r>
-      <w:r>
-        <w:t xml:space="preserve"> </w:t>
-      </w:r>
-      <w:r>
-        <w:t xml:space="preserve">with immediate translational potential.</w:t>
+        <w:t xml:space="preserve">Our aim was to build and prioritize a credible, mechanistically organized shortlist of</w:t>
+      </w:r>
+      <w:r>
+        <w:t xml:space="preserve"> </w:t>
+      </w:r>
+      <w:r>
+        <w:t xml:space="preserve">drug-repurposing candidates for HNSCC by combining quantitative proteomics of paired tumors with</w:t>
+      </w:r>
+      <w:r>
+        <w:t xml:space="preserve"> </w:t>
+      </w:r>
+      <w:r>
+        <w:t xml:space="preserve">pharmacological evidence from several sources and the structure of the protein–protein</w:t>
+      </w:r>
+      <w:r>
+        <w:t xml:space="preserve"> </w:t>
+      </w:r>
+      <w:r>
+        <w:t xml:space="preserve">interaction network. Candidates were ranked not by the size of the protein change alone but by</w:t>
+      </w:r>
+      <w:r>
+        <w:t xml:space="preserve"> </w:t>
+      </w:r>
+      <w:r>
+        <w:t xml:space="preserve">where each target sits in the tumor network and how ready its drug is for clinical use. To check</w:t>
+      </w:r>
+      <w:r>
+        <w:t xml:space="preserve"> </w:t>
+      </w:r>
+      <w:r>
+        <w:t xml:space="preserve">that the approach is trustworthy, we asked whether it recovers the EGFR axis (the main target with</w:t>
+      </w:r>
+      <w:r>
+        <w:t xml:space="preserve"> </w:t>
+      </w:r>
+      <w:r>
+        <w:t xml:space="preserve">approved therapy in HNSCC) as a built-in positive control, and we tested whether the direction of</w:t>
+      </w:r>
+      <w:r>
+        <w:t xml:space="preserve"> </w:t>
+      </w:r>
+      <w:r>
+        <w:t xml:space="preserve">change in the prioritized targets agrees across two independent cohorts (a CPTAC proteome and a</w:t>
+      </w:r>
+      <w:r>
+        <w:t xml:space="preserve"> </w:t>
+      </w:r>
+      <w:r>
+        <w:t xml:space="preserve">TCGA transcriptome). The study was designed both to recover known targets and to bring forward</w:t>
+      </w:r>
+      <w:r>
+        <w:t xml:space="preserve"> </w:t>
+      </w:r>
+      <w:r>
+        <w:t xml:space="preserve">new, biologically interpretable vulnerabilities with translational potential.</w:t>
       </w:r>
     </w:p>
     <w:bookmarkEnd w:id="9"/>
@@ -431,7 +467,7 @@
         <w:pStyle w:val="FirstParagraph"/>
       </w:pPr>
       <w:r>
-        <w:t xml:space="preserve">Data-independent acquisition (DIA) proteomics was performed on ten paired tumour and</w:t>
+        <w:t xml:space="preserve">Data-independent acquisition (DIA) proteomics was performed on ten paired tumor and</w:t>
       </w:r>
       <w:r>
         <w:t xml:space="preserve"> </w:t>
@@ -458,7 +494,7 @@
         <w:t xml:space="preserve">(Ritchie et al. 2015)</w:t>
       </w:r>
       <w:r>
-        <w:t xml:space="preserve">, a limma wrapper, for the primary tumour-versus-</w:t>
+        <w:t xml:space="preserve">, a limma wrapper, for the primary tumor-versus-</w:t>
       </w:r>
       <w:r>
         <w:t xml:space="preserve"> </w:t>
@@ -518,7 +554,49 @@
         <w:t xml:space="preserve">bitr</w:t>
       </w:r>
       <w:r>
-        <w:t xml:space="preserve">).</w:t>
+        <w:t xml:space="preserve">). To check</w:t>
+      </w:r>
+      <w:r>
+        <w:t xml:space="preserve"> </w:t>
+      </w:r>
+      <w:r>
+        <w:t xml:space="preserve">that differential abundance was not driven by the muscle- and mucosa-rich composition of the</w:t>
+      </w:r>
+      <w:r>
+        <w:t xml:space="preserve"> </w:t>
+      </w:r>
+      <w:r>
+        <w:t xml:space="preserve">adjacent-normal tongue and larynx specimens, the enrichment and network analyses were repeated</w:t>
+      </w:r>
+      <w:r>
+        <w:t xml:space="preserve"> </w:t>
+      </w:r>
+      <w:r>
+        <w:t xml:space="preserve">after excluding a curated set of tissue-composition markers (skeletal/cardiac muscle and</w:t>
+      </w:r>
+      <w:r>
+        <w:t xml:space="preserve"> </w:t>
+      </w:r>
+      <w:r>
+        <w:t xml:space="preserve">airway/secretory proteins); this left the prioritized targets and the Hallmark</w:t>
+      </w:r>
+      <w:r>
+        <w:t xml:space="preserve"> </w:t>
+      </w:r>
+      <w:r>
+        <w:t xml:space="preserve">(Liberzon et al. 2015)</w:t>
+      </w:r>
+      <w:r>
+        <w:t xml:space="preserve"> </w:t>
+      </w:r>
+      <w:r>
+        <w:t xml:space="preserve">results essentially</w:t>
+      </w:r>
+      <w:r>
+        <w:t xml:space="preserve"> </w:t>
+      </w:r>
+      <w:r>
+        <w:t xml:space="preserve">unchanged (Table S2).</w:t>
       </w:r>
     </w:p>
     <w:bookmarkEnd w:id="10"/>
@@ -563,16 +641,7 @@
         <w:t xml:space="preserve"> </w:t>
       </w:r>
       <w:r>
-        <w:t xml:space="preserve">by a π-statistic [sign(log₂FC) × |log₂FC| × −log₁₀(adjusted P)] against the MSigDB Hallmark</w:t>
-      </w:r>
-      <w:r>
-        <w:t xml:space="preserve"> </w:t>
-      </w:r>
-      <w:r>
-        <w:t xml:space="preserve">(Liberzon et al. 2015)</w:t>
-      </w:r>
-      <w:r>
-        <w:t xml:space="preserve">, Gene</w:t>
+        <w:t xml:space="preserve">by a π-statistic [sign(log₂FC) × |log₂FC| × −log₁₀(adjusted P)] against the MSigDB Hallmark, Gene</w:t>
       </w:r>
       <w:r>
         <w:t xml:space="preserve"> </w:t>
@@ -584,13 +653,7 @@
         <w:t xml:space="preserve"> </w:t>
       </w:r>
       <w:r>
-        <w:t xml:space="preserve">adjusted P &lt; 0.05; fixed seed for reproducible permutations). The Hallmark result is shown in</w:t>
-      </w:r>
-      <w:r>
-        <w:t xml:space="preserve"> </w:t>
-      </w:r>
-      <w:r>
-        <w:t xml:space="preserve">Figure 2C.</w:t>
+        <w:t xml:space="preserve">adjusted P &lt; 0.05; fixed seed for reproducible permutations).</w:t>
       </w:r>
     </w:p>
     <w:bookmarkEnd w:id="11"/>
@@ -722,43 +785,31 @@
         <w:t xml:space="preserve"> </w:t>
       </w:r>
       <w:r>
-        <w:t xml:space="preserve">matching was manually corrected for known mismatches: three agents were reassigned to class A</w:t>
-      </w:r>
-      <w:r>
-        <w:t xml:space="preserve"> </w:t>
-      </w:r>
-      <w:r>
-        <w:t xml:space="preserve">(cetuximab, pembrolizumab, nivolumab: approved in HNSCC but missed by EFO matching), two from C to</w:t>
-      </w:r>
-      <w:r>
-        <w:t xml:space="preserve"> </w:t>
-      </w:r>
-      <w:r>
-        <w:t xml:space="preserve">B (neratinib, lazertinib), and two from B to C (digoxin, digitoxin: cardiac glycosides with</w:t>
-      </w:r>
-      <w:r>
-        <w:t xml:space="preserve"> </w:t>
-      </w:r>
-      <w:r>
-        <w:t xml:space="preserve">oncology trials but no oncological approval); all overrides are documented in the analysis code.</w:t>
-      </w:r>
-      <w:r>
-        <w:t xml:space="preserve"> </w:t>
-      </w:r>
-      <w:r>
-        <w:t xml:space="preserve">The candidate set entering prioritization (n = 458) comprised drugs supported by ≥ 2 databases or</w:t>
-      </w:r>
-      <w:r>
-        <w:t xml:space="preserve"> </w:t>
-      </w:r>
-      <w:r>
-        <w:t xml:space="preserve">already approved (class A/B retained even if single-source), after removal of a curated exclusion</w:t>
-      </w:r>
-      <w:r>
-        <w:t xml:space="preserve"> </w:t>
-      </w:r>
-      <w:r>
-        <w:t xml:space="preserve">list.</w:t>
+        <w:t xml:space="preserve">matching was manually corrected for seven known mismatches (for example, cetuximab, pembrolizumab</w:t>
+      </w:r>
+      <w:r>
+        <w:t xml:space="preserve"> </w:t>
+      </w:r>
+      <w:r>
+        <w:t xml:space="preserve">and nivolumab were reassigned to class A as agents approved in HNSCC but missed by EFO matching);</w:t>
+      </w:r>
+      <w:r>
+        <w:t xml:space="preserve"> </w:t>
+      </w:r>
+      <w:r>
+        <w:t xml:space="preserve">the complete list of overrides is given in Table S6. Drugs entering prioritization were those</w:t>
+      </w:r>
+      <w:r>
+        <w:t xml:space="preserve"> </w:t>
+      </w:r>
+      <w:r>
+        <w:t xml:space="preserve">supported by ≥ 2 databases or already approved (class A/B retained even if single-source), after</w:t>
+      </w:r>
+      <w:r>
+        <w:t xml:space="preserve"> </w:t>
+      </w:r>
+      <w:r>
+        <w:t xml:space="preserve">removal of a curated exclusion list.</w:t>
       </w:r>
     </w:p>
     <w:bookmarkEnd w:id="12"/>
@@ -803,43 +854,37 @@
         <w:t xml:space="preserve"> </w:t>
       </w:r>
       <w:r>
-        <w:t xml:space="preserve">v12 (combined score ≥ 700). Its giant component (521 proteins, 2,714 interactions) was</w:t>
-      </w:r>
-      <w:r>
-        <w:t xml:space="preserve"> </w:t>
-      </w:r>
-      <w:r>
-        <w:t xml:space="preserve">characterized by degree, betweenness, and eigenvector centrality (igraph v2.2.2); hubs were defined</w:t>
-      </w:r>
-      <w:r>
-        <w:t xml:space="preserve"> </w:t>
-      </w:r>
-      <w:r>
-        <w:t xml:space="preserve">as the top decile by degree. Louvain community detection partitioned the giant component into 13</w:t>
-      </w:r>
-      <w:r>
-        <w:t xml:space="preserve"> </w:t>
-      </w:r>
-      <w:r>
-        <w:t xml:space="preserve">modules, each named by its top-enriched GO Biological Process term. Druggable hubs (n = 99) were</w:t>
-      </w:r>
-      <w:r>
-        <w:t xml:space="preserve"> </w:t>
-      </w:r>
-      <w:r>
-        <w:t xml:space="preserve">hubs intersecting the drug-target set; module drugability tier was assigned data-driven (containing</w:t>
-      </w:r>
-      <w:r>
-        <w:t xml:space="preserve"> </w:t>
-      </w:r>
-      <w:r>
-        <w:t xml:space="preserve">an approved-drug target; druggable hubs only; or below threshold). Grey/below-threshold modules</w:t>
-      </w:r>
-      <w:r>
-        <w:t xml:space="preserve"> </w:t>
-      </w:r>
-      <w:r>
-        <w:t xml:space="preserve">still contained druggable hubs (36 of 99) and prioritized targets (e.g., DNMT1).</w:t>
+        <w:t xml:space="preserve">v12 (combined score ≥ 700). The largest connected component of the network was characterized</w:t>
+      </w:r>
+      <w:r>
+        <w:t xml:space="preserve"> </w:t>
+      </w:r>
+      <w:r>
+        <w:t xml:space="preserve">by degree, betweenness, and eigenvector centrality (igraph v2.2.2); hubs were defined as the top</w:t>
+      </w:r>
+      <w:r>
+        <w:t xml:space="preserve"> </w:t>
+      </w:r>
+      <w:r>
+        <w:t xml:space="preserve">decile by degree. Louvain community detection partitioned this component into modules, each named</w:t>
+      </w:r>
+      <w:r>
+        <w:t xml:space="preserve"> </w:t>
+      </w:r>
+      <w:r>
+        <w:t xml:space="preserve">by its top-enriched GO Biological Process term. Druggable hubs were the hubs intersecting the drug-target set. Each module</w:t>
+      </w:r>
+      <w:r>
+        <w:t xml:space="preserve"> </w:t>
+      </w:r>
+      <w:r>
+        <w:t xml:space="preserve">was assigned a data-driven drugability tier (containing an approved-drug target; containing</w:t>
+      </w:r>
+      <w:r>
+        <w:t xml:space="preserve"> </w:t>
+      </w:r>
+      <w:r>
+        <w:t xml:space="preserve">druggable hubs only; or below threshold).</w:t>
       </w:r>
     </w:p>
     <w:bookmarkEnd w:id="13"/>
@@ -900,25 +945,25 @@
         <w:t xml:space="preserve"> </w:t>
       </w:r>
       <w:r>
-        <w:t xml:space="preserve">targets; consequently, under-abundant targets (including potential loss-of-function/tumour-</w:t>
-      </w:r>
-      <w:r>
-        <w:t xml:space="preserve"> </w:t>
-      </w:r>
-      <w:r>
-        <w:t xml:space="preserve">suppressor nodes) are structurally down-weighted by this term, and metabolic targets such as</w:t>
-      </w:r>
-      <w:r>
-        <w:t xml:space="preserve"> </w:t>
-      </w:r>
-      <w:r>
-        <w:t xml:space="preserve">Complex I subunits are prioritized through direction-independent centrality and external evidence</w:t>
-      </w:r>
-      <w:r>
-        <w:t xml:space="preserve"> </w:t>
-      </w:r>
-      <w:r>
-        <w:t xml:space="preserve">rather than through π. DrugViability (drug-level; breaks ties among drugs sharing a target) =</w:t>
+        <w:t xml:space="preserve">targets; as a result, under-abundant targets (including potential loss-of-function/tumor-</w:t>
+      </w:r>
+      <w:r>
+        <w:t xml:space="preserve"> </w:t>
+      </w:r>
+      <w:r>
+        <w:t xml:space="preserve">suppressor nodes) are down-weighted by this term, and metabolic targets such as Complex I subunits</w:t>
+      </w:r>
+      <w:r>
+        <w:t xml:space="preserve"> </w:t>
+      </w:r>
+      <w:r>
+        <w:t xml:space="preserve">are prioritized through direction-independent centrality and external evidence rather than</w:t>
+      </w:r>
+      <w:r>
+        <w:t xml:space="preserve"> </w:t>
+      </w:r>
+      <w:r>
+        <w:t xml:space="preserve">through π. DrugViability (drug-level; breaks ties among drugs sharing a target) =</w:t>
       </w:r>
       <w:r>
         <w:t xml:space="preserve"> </w:t>
@@ -930,7 +975,7 @@
         <w:t xml:space="preserve"> </w:t>
       </w:r>
       <w:r>
-        <w:t xml:space="preserve">/ 4). Each drug was attributed to its most-central credible target, where a drug→target edge is</w:t>
+        <w:t xml:space="preserve">/ 4). Each drug was assigned to its most central credible target, where a drug→target edge is</w:t>
       </w:r>
       <w:r>
         <w:t xml:space="preserve"> </w:t>
@@ -960,25 +1005,19 @@
         <w:t xml:space="preserve"> </w:t>
       </w:r>
       <w:r>
-        <w:t xml:space="preserve">contamination were excluded via a curated configuration list. The composite is strongly correlated</w:t>
-      </w:r>
-      <w:r>
-        <w:t xml:space="preserve"> </w:t>
-      </w:r>
-      <w:r>
-        <w:t xml:space="preserve">with network centrality alone (Spearman ρ ≈ 0.78); network topology is the dominant driver by</w:t>
-      </w:r>
-      <w:r>
-        <w:t xml:space="preserve"> </w:t>
-      </w:r>
-      <w:r>
-        <w:t xml:space="preserve">design, with DrugViability acting primarily as a clinical/pharmacological tie-breaker among agents</w:t>
-      </w:r>
-      <w:r>
-        <w:t xml:space="preserve"> </w:t>
-      </w:r>
-      <w:r>
-        <w:t xml:space="preserve">sharing a target.</w:t>
+        <w:t xml:space="preserve">contamination were excluded via a curated configuration list. By design, network topology is the</w:t>
+      </w:r>
+      <w:r>
+        <w:t xml:space="preserve"> </w:t>
+      </w:r>
+      <w:r>
+        <w:t xml:space="preserve">dominant driver of the composite, with DrugViability acting primarily as a clinical/pharmacological</w:t>
+      </w:r>
+      <w:r>
+        <w:t xml:space="preserve"> </w:t>
+      </w:r>
+      <w:r>
+        <w:t xml:space="preserve">tie-breaker among agents sharing a target.</w:t>
       </w:r>
     </w:p>
     <w:bookmarkEnd w:id="14"/>
@@ -1014,13 +1053,19 @@
         <w:t xml:space="preserve"> </w:t>
       </w:r>
       <w:r>
-        <w:t xml:space="preserve">statistic), validity rests on positive-control recovery (approved EGFR-axis agents), robustness to</w:t>
-      </w:r>
-      <w:r>
-        <w:t xml:space="preserve"> </w:t>
-      </w:r>
-      <w:r>
-        <w:t xml:space="preserve">weighting/database choices, and external corroboration, not on a permutation P-value.</w:t>
+        <w:t xml:space="preserve">statistic), its validity comes from recovering positive controls (approved EGFR-axis agents), from</w:t>
+      </w:r>
+      <w:r>
+        <w:t xml:space="preserve"> </w:t>
+      </w:r>
+      <w:r>
+        <w:t xml:space="preserve">robustness to the weighting and database choices, and from external corroboration, not from a</w:t>
+      </w:r>
+      <w:r>
+        <w:t xml:space="preserve"> </w:t>
+      </w:r>
+      <w:r>
+        <w:t xml:space="preserve">permutation P-value.</w:t>
       </w:r>
     </w:p>
     <w:bookmarkEnd w:id="15"/>
@@ -1083,43 +1128,37 @@
         <w:t xml:space="preserve"> </w:t>
       </w:r>
       <w:r>
-        <w:t xml:space="preserve">package and analysed by the same method as discovery (paired limma with duplicateCorrelation</w:t>
-      </w:r>
-      <w:r>
-        <w:t xml:space="preserve"> </w:t>
-      </w:r>
-      <w:r>
-        <w:t xml:space="preserve">blocking on patient; 116 tumour / 66 normal, 66 pairs); CPTAC log₂FC correlated with the DIA log₂FC</w:t>
-      </w:r>
-      <w:r>
-        <w:t xml:space="preserve"> </w:t>
-      </w:r>
-      <w:r>
-        <w:t xml:space="preserve">across 636 shared genes (Pearson r = 0.789, P = 4.9 × 10⁻¹³⁶; 86.3% directional concordance). The</w:t>
-      </w:r>
-      <w:r>
-        <w:t xml:space="preserve"> </w:t>
-      </w:r>
-      <w:r>
-        <w:t xml:space="preserve">TCGA-HNSC transcriptome (STAR-Counts via TCGAbiolinks; 520 tumour / 44 normal) was analysed with</w:t>
-      </w:r>
-      <w:r>
-        <w:t xml:space="preserve"> </w:t>
-      </w:r>
-      <w:r>
-        <w:t xml:space="preserve">DESeq2 (v1.44); TCGA log₂FC correlated with the DIA log₂FC across 663 shared genes (r = 0.601,</w:t>
-      </w:r>
-      <w:r>
-        <w:t xml:space="preserve"> </w:t>
-      </w:r>
-      <w:r>
-        <w:t xml:space="preserve">P = 2.7 × 10⁻⁶⁶; 76.2% concordance). For the 14 shortlist anchor targets, per-gene log₂FC and</w:t>
-      </w:r>
-      <w:r>
-        <w:t xml:space="preserve"> </w:t>
-      </w:r>
-      <w:r>
-        <w:t xml:space="preserve">adjusted P were compared against the DIA proteome in both cohorts (concordance and FDR &lt; 0.05</w:t>
+        <w:t xml:space="preserve">package and analyzed by the same method as discovery (paired limma with duplicateCorrelation</w:t>
+      </w:r>
+      <w:r>
+        <w:t xml:space="preserve"> </w:t>
+      </w:r>
+      <w:r>
+        <w:t xml:space="preserve">blocking on patient; 116 tumor / 66 normal, 66 pairs). The TCGA-HNSC transcriptome (STAR-Counts</w:t>
+      </w:r>
+      <w:r>
+        <w:t xml:space="preserve"> </w:t>
+      </w:r>
+      <w:r>
+        <w:t xml:space="preserve">via TCGAbiolinks; 520 tumor / 44 normal) was analyzed with DESeq2 (v1.44). For each cohort, the</w:t>
+      </w:r>
+      <w:r>
+        <w:t xml:space="preserve"> </w:t>
+      </w:r>
+      <w:r>
+        <w:t xml:space="preserve">per-gene log₂FC was correlated with the DIA log₂FC over the set of shared genes (Pearson</w:t>
+      </w:r>
+      <w:r>
+        <w:t xml:space="preserve"> </w:t>
+      </w:r>
+      <w:r>
+        <w:t xml:space="preserve">correlation and directional-concordance fraction), and, for the shortlist anchor targets, per-gene</w:t>
+      </w:r>
+      <w:r>
+        <w:t xml:space="preserve"> </w:t>
+      </w:r>
+      <w:r>
+        <w:t xml:space="preserve">log₂FC and adjusted P were compared against the DIA proteome (directional concordance and FDR &lt; 0.05</w:t>
       </w:r>
       <w:r>
         <w:t xml:space="preserve"> </w:t>
@@ -1137,13 +1176,7 @@
         <w:t xml:space="preserve"> </w:t>
       </w:r>
       <w:r>
-        <w:t xml:space="preserve">patients with survival data, log-rank); all comparisons were non-significant (P = 0.098–0.422),</w:t>
-      </w:r>
-      <w:r>
-        <w:t xml:space="preserve"> </w:t>
-      </w:r>
-      <w:r>
-        <w:t xml:space="preserve">consistent with these targets being therapeutic vulnerabilities rather than prognostic biomarkers.</w:t>
+        <w:t xml:space="preserve">patients with survival data) and compared by the log-rank test.</w:t>
       </w:r>
     </w:p>
     <w:bookmarkEnd w:id="16"/>
@@ -1191,31 +1224,13 @@
         <w:t xml:space="preserve"> </w:t>
       </w:r>
       <w:r>
-        <w:t xml:space="preserve">(Evangelista et al., 2025), STRING v12, and MSigDB Hallmark. Analysis parameters are version-</w:t>
-      </w:r>
-      <w:r>
-        <w:t xml:space="preserve"> </w:t>
-      </w:r>
-      <w:r>
-        <w:t xml:space="preserve">controlled in</w:t>
-      </w:r>
-      <w:r>
-        <w:t xml:space="preserve"> </w:t>
-      </w:r>
-      <w:r>
-        <w:rPr>
-          <w:rStyle w:val="VerbatimChar"/>
-        </w:rPr>
-        <w:t xml:space="preserve">config/analysis_params.yaml</w:t>
-      </w:r>
-      <w:r>
-        <w:t xml:space="preserve">, figure styling is centralized, and the execution order</w:t>
-      </w:r>
-      <w:r>
-        <w:t xml:space="preserve"> </w:t>
-      </w:r>
-      <w:r>
-        <w:t xml:space="preserve">is documented in the project runbook.</w:t>
+        <w:t xml:space="preserve">(Evangelista et al., 2025), STRING v12, and MSigDB Hallmark. A Data and Code Availability</w:t>
+      </w:r>
+      <w:r>
+        <w:t xml:space="preserve"> </w:t>
+      </w:r>
+      <w:r>
+        <w:t xml:space="preserve">statement will be provided at submission.</w:t>
       </w:r>
     </w:p>
     <w:bookmarkEnd w:id="17"/>
@@ -1229,13 +1244,13 @@
         <w:t xml:space="preserve">Results</w:t>
       </w:r>
     </w:p>
-    <w:bookmarkStart w:id="19" w:name="Xc9138fdc36493c81ee1bfb7d0eea8ffe3deab31"/>
+    <w:bookmarkStart w:id="19" w:name="Xa5daa2bb187e1e8dfecc2ef96fa7f2aebb26deb"/>
     <w:p>
       <w:pPr>
         <w:pStyle w:val="Heading3"/>
       </w:pPr>
       <w:r>
-        <w:t xml:space="preserve">The HNSCC tumour proteome is broadly and coherently remodelled</w:t>
+        <w:t xml:space="preserve">Differential protein abundance in the HNSCC proteome</w:t>
       </w:r>
     </w:p>
     <w:p>
@@ -1243,7 +1258,7 @@
         <w:pStyle w:val="FirstParagraph"/>
       </w:pPr>
       <w:r>
-        <w:t xml:space="preserve">Data-independent acquisition proteomics of ten paired tumour and adjacent-normal specimens</w:t>
+        <w:t xml:space="preserve">Data-independent acquisition proteomics of ten paired tumor and adjacent-normal specimens</w:t>
       </w:r>
       <w:r>
         <w:t xml:space="preserve"> </w:t>
@@ -1267,31 +1282,25 @@
         <w:t xml:space="preserve"> </w:t>
       </w:r>
       <w:r>
-        <w:t xml:space="preserve">tumour relative to adjacent-normal tissue (Fig 2A; Table S1). The cohort included six</w:t>
-      </w:r>
-      <w:r>
-        <w:t xml:space="preserve"> </w:t>
-      </w:r>
-      <w:r>
-        <w:t xml:space="preserve">HPV-positive and four HPV-negative patients. Gene-set enrichment analysis against the 50 MSigDB</w:t>
-      </w:r>
-      <w:r>
-        <w:t xml:space="preserve"> </w:t>
-      </w:r>
-      <w:r>
-        <w:t xml:space="preserve">Hallmark gene sets returned 11 significantly enriched programmes (FDR &lt; 0.05; Fig 2C). The most</w:t>
-      </w:r>
-      <w:r>
-        <w:t xml:space="preserve"> </w:t>
-      </w:r>
-      <w:r>
-        <w:t xml:space="preserve">strongly down-regulated signature was oxidative phosphorylation (NES = −2.21), consistent with a</w:t>
-      </w:r>
-      <w:r>
-        <w:t xml:space="preserve"> </w:t>
-      </w:r>
-      <w:r>
-        <w:t xml:space="preserve">glycolytic metabolic shift, followed by myogenesis (NES = −1.99) and adipogenesis (NES = −1.83).</w:t>
+        <w:t xml:space="preserve">tumor relative to adjacent-normal tissue (Fig 2A; Table S1). Gene-set enrichment analysis against</w:t>
+      </w:r>
+      <w:r>
+        <w:t xml:space="preserve"> </w:t>
+      </w:r>
+      <w:r>
+        <w:t xml:space="preserve">the 50 MSigDB Hallmark gene sets returned 11 significantly enriched programs (FDR &lt; 0.05; Fig 2C).</w:t>
+      </w:r>
+      <w:r>
+        <w:t xml:space="preserve"> </w:t>
+      </w:r>
+      <w:r>
+        <w:t xml:space="preserve">The most strongly down-regulated signature was oxidative phosphorylation (NES = −2.21), followed by</w:t>
+      </w:r>
+      <w:r>
+        <w:t xml:space="preserve"> </w:t>
+      </w:r>
+      <w:r>
+        <w:t xml:space="preserve">myogenesis (NES = −1.99) and adipogenesis (NES = −1.83).</w:t>
       </w:r>
     </w:p>
     <w:p>
@@ -1305,13 +1314,7 @@
         <w:t xml:space="preserve"> </w:t>
       </w:r>
       <w:r>
-        <w:t xml:space="preserve">MYL1/2/3, CASQ1, TCAP, ATP2A1) and airway/secretory markers (BPIFA1, BPIFB1), reflecting the</w:t>
-      </w:r>
-      <w:r>
-        <w:t xml:space="preserve"> </w:t>
-      </w:r>
-      <w:r>
-        <w:t xml:space="preserve">muscle- and mucosa-rich composition of adjacent-normal tongue and larynx specimens. These</w:t>
+        <w:t xml:space="preserve">MYL1/2/3, CASQ1, TCAP, ATP2A1) and airway/secretory markers (BPIFA1, BPIFB1). These</w:t>
       </w:r>
       <w:r>
         <w:t xml:space="preserve"> </w:t>
@@ -1323,53 +1326,41 @@
         <w:t xml:space="preserve"> </w:t>
       </w:r>
       <w:r>
-        <w:t xml:space="preserve">20 most extreme. To ensure that downstream conclusions were not driven by tissue composition, we</w:t>
-      </w:r>
-      <w:r>
-        <w:t xml:space="preserve"> </w:t>
-      </w:r>
-      <w:r>
-        <w:t xml:space="preserve">repeated the enrichment and network analyses after excluding these markers: the hub status of all</w:t>
-      </w:r>
-      <w:r>
-        <w:t xml:space="preserve"> </w:t>
-      </w:r>
-      <w:r>
-        <w:t xml:space="preserve">prioritized targets was unchanged (e.g., NDUFS2 degree 51→51; EGFR 24→23), the</w:t>
-      </w:r>
-      <w:r>
-        <w:t xml:space="preserve"> </w:t>
-      </w:r>
-      <w:r>
-        <w:t xml:space="preserve">oxidative-phosphorylation signature was retained and slightly strengthened (NES −2.21→−2.32), and</w:t>
-      </w:r>
-      <w:r>
-        <w:t xml:space="preserve"> </w:t>
-      </w:r>
-      <w:r>
-        <w:t xml:space="preserve">only the myogenesis hallmark was materially attenuated (NES −2.00→−1.56) (Table S2; sensitivity</w:t>
-      </w:r>
-      <w:r>
-        <w:t xml:space="preserve"> </w:t>
-      </w:r>
-      <w:r>
-        <w:t xml:space="preserve">analysis). Conclusions regarding prioritized targets and the OXPHOS axis are therefore robust to</w:t>
-      </w:r>
-      <w:r>
-        <w:t xml:space="preserve"> </w:t>
-      </w:r>
-      <w:r>
-        <w:t xml:space="preserve">this confound.</w:t>
+        <w:t xml:space="preserve">20 most extreme. In a sensitivity analysis excluding these markers (Methods; Table S2), the hub</w:t>
+      </w:r>
+      <w:r>
+        <w:t xml:space="preserve"> </w:t>
+      </w:r>
+      <w:r>
+        <w:t xml:space="preserve">status of all prioritized targets was unchanged (e.g., NDUFS2 degree 51→51; EGFR 24→23), the</w:t>
+      </w:r>
+      <w:r>
+        <w:t xml:space="preserve"> </w:t>
+      </w:r>
+      <w:r>
+        <w:t xml:space="preserve">oxidative-phosphorylation signature was retained and even slightly stronger (NES −2.21→−2.32), and</w:t>
+      </w:r>
+      <w:r>
+        <w:t xml:space="preserve"> </w:t>
+      </w:r>
+      <w:r>
+        <w:t xml:space="preserve">only the myogenesis hallmark weakened appreciably (NES −2.00→−1.56), confirming that our</w:t>
+      </w:r>
+      <w:r>
+        <w:t xml:space="preserve"> </w:t>
+      </w:r>
+      <w:r>
+        <w:t xml:space="preserve">conclusions about the prioritized targets and the OXPHOS axis hold up regardless of tissue composition.</w:t>
       </w:r>
     </w:p>
     <w:bookmarkEnd w:id="19"/>
-    <w:bookmarkStart w:id="20" w:name="X92453b7d215d9e8ae30332484cbd717adfa0c9b"/>
+    <w:bookmarkStart w:id="20" w:name="multi-source-druggable-candidate-space"/>
     <w:p>
       <w:pPr>
         <w:pStyle w:val="Heading3"/>
       </w:pPr>
       <w:r>
-        <w:t xml:space="preserve">A reproducible, multi-source druggable candidate space</w:t>
+        <w:t xml:space="preserve">Multi-source druggable candidate space</w:t>
       </w:r>
     </w:p>
     <w:p>
@@ -1407,23 +1398,23 @@
         <w:t xml:space="preserve"> </w:t>
       </w:r>
       <w:r>
-        <w:t xml:space="preserve">structure confirmed that candidates were not the artefact of any single database (Fig 3C). The</w:t>
-      </w:r>
-      <w:r>
-        <w:t xml:space="preserve"> </w:t>
-      </w:r>
-      <w:r>
-        <w:t xml:space="preserve">complete selection funnel is provided in Fig S1.</w:t>
+        <w:t xml:space="preserve">plot confirmed that the candidates were not an artifact of any single database (Fig 3C). The</w:t>
+      </w:r>
+      <w:r>
+        <w:t xml:space="preserve"> </w:t>
+      </w:r>
+      <w:r>
+        <w:t xml:space="preserve">complete selection funnel is shown in Fig S1.</w:t>
       </w:r>
     </w:p>
     <w:bookmarkEnd w:id="20"/>
-    <w:bookmarkStart w:id="21" w:name="Xfcea29522a03e0a996ddb60f80ba3d538d88f4e"/>
+    <w:bookmarkStart w:id="21" w:name="X667b2ef2f3d1c648f40f67b8885bf345af9cef5"/>
     <w:p>
       <w:pPr>
         <w:pStyle w:val="Heading3"/>
       </w:pPr>
       <w:r>
-        <w:t xml:space="preserve">Network structure organizes targets into druggable mechanistic axes</w:t>
+        <w:t xml:space="preserve">Protein–protein interaction network and module structure</w:t>
       </w:r>
     </w:p>
     <w:p>
@@ -1431,19 +1422,31 @@
         <w:pStyle w:val="FirstParagraph"/>
       </w:pPr>
       <w:r>
-        <w:t xml:space="preserve">To prioritize by biological position rather than fold-change magnitude alone, candidate targets</w:t>
-      </w:r>
-      <w:r>
-        <w:t xml:space="preserve"> </w:t>
-      </w:r>
-      <w:r>
-        <w:t xml:space="preserve">were embedded in a tumour protein–protein interaction network (STRING) and partitioned into</w:t>
-      </w:r>
-      <w:r>
-        <w:t xml:space="preserve"> </w:t>
-      </w:r>
-      <w:r>
-        <w:t xml:space="preserve">Louvain modules (Fig 4A), which carried 99 druggable hubs (Methods). Module-level Gene Ontology</w:t>
+        <w:t xml:space="preserve">To prioritize by biological position rather than fold-change magnitude alone, we placed the</w:t>
+      </w:r>
+      <w:r>
+        <w:t xml:space="preserve"> </w:t>
+      </w:r>
+      <w:r>
+        <w:t xml:space="preserve">candidate targets in a high-confidence tumor protein–protein interaction network (STRING). Of the</w:t>
+      </w:r>
+      <w:r>
+        <w:t xml:space="preserve"> </w:t>
+      </w:r>
+      <w:r>
+        <w:t xml:space="preserve">differentially abundant proteins, 521 formed the network’s largest connected component (2,714</w:t>
+      </w:r>
+      <w:r>
+        <w:t xml:space="preserve"> </w:t>
+      </w:r>
+      <w:r>
+        <w:t xml:space="preserve">interactions), which Louvain community detection partitioned into 13 functional modules (Fig 4A)</w:t>
+      </w:r>
+      <w:r>
+        <w:t xml:space="preserve"> </w:t>
+      </w:r>
+      <w:r>
+        <w:t xml:space="preserve">carrying 99 druggable hubs (Methods). Module-level Gene Ontology</w:t>
       </w:r>
       <w:r>
         <w:t xml:space="preserve"> </w:t>
@@ -1467,7 +1470,7 @@
         <w:t xml:space="preserve"> </w:t>
       </w:r>
       <w:r>
-        <w:t xml:space="preserve">only, or below threshold); the most prominent axes corresponded to EGFR signalling, oxidative</w:t>
+        <w:t xml:space="preserve">only, or below threshold); the most prominent axes corresponded to EGFR signaling, oxidative</w:t>
       </w:r>
       <w:r>
         <w:t xml:space="preserve"> </w:t>
@@ -1477,13 +1480,13 @@
       </w:r>
     </w:p>
     <w:bookmarkEnd w:id="21"/>
-    <w:bookmarkStart w:id="22" w:name="Xc45543ce8bdb3ea64ed04ff56dd6a17685dbd86"/>
+    <w:bookmarkStart w:id="22" w:name="X70074d69435daa689fddf7b24d5faf48dd08b02"/>
     <w:p>
       <w:pPr>
         <w:pStyle w:val="Heading3"/>
       </w:pPr>
       <w:r>
-        <w:t xml:space="preserve">A two-factor prioritization recovers known therapy and surfaces novel candidates</w:t>
+        <w:t xml:space="preserve">Network-anchored two-factor prioritization</w:t>
       </w:r>
     </w:p>
     <w:p>
@@ -1491,13 +1494,13 @@
         <w:pStyle w:val="FirstParagraph"/>
       </w:pPr>
       <w:r>
-        <w:t xml:space="preserve">Each candidate was scored by a composite combining the biological priority of its target and the</w:t>
-      </w:r>
-      <w:r>
-        <w:t xml:space="preserve"> </w:t>
-      </w:r>
-      <w:r>
-        <w:t xml:space="preserve">deployability of the drug (</w:t>
+        <w:t xml:space="preserve">Each candidate was scored by a composite that combines how important its target is biologically</w:t>
+      </w:r>
+      <w:r>
+        <w:t xml:space="preserve"> </w:t>
+      </w:r>
+      <w:r>
+        <w:t xml:space="preserve">with how ready the drug is for clinical use (</w:t>
       </w:r>
       <w:r>
         <w:rPr>
@@ -1506,31 +1509,31 @@
         <w:t xml:space="preserve">composite = 0.60·TargetPriority + 0.40·DrugViability</w:t>
       </w:r>
       <w:r>
-        <w:t xml:space="preserve">), with every drug</w:t>
-      </w:r>
-      <w:r>
-        <w:t xml:space="preserve"> </w:t>
-      </w:r>
-      <w:r>
-        <w:t xml:space="preserve">anchored to its most credible central target through a curated ChEMBL/Open Targets edge (Fig 5;</w:t>
-      </w:r>
-      <w:r>
-        <w:t xml:space="preserve"> </w:t>
-      </w:r>
-      <w:r>
-        <w:t xml:space="preserve">Table 1). TargetPriority integrates network centrality with directional differential abundance,</w:t>
-      </w:r>
-      <w:r>
-        <w:t xml:space="preserve"> </w:t>
-      </w:r>
-      <w:r>
-        <w:t xml:space="preserve">and DrugViability integrates transcriptomic reversal (L2S2), regulatory class, and source breadth</w:t>
-      </w:r>
-      <w:r>
-        <w:t xml:space="preserve"> </w:t>
-      </w:r>
-      <w:r>
-        <w:t xml:space="preserve">(Methods).</w:t>
+        <w:t xml:space="preserve">),</w:t>
+      </w:r>
+      <w:r>
+        <w:t xml:space="preserve"> </w:t>
+      </w:r>
+      <w:r>
+        <w:t xml:space="preserve">with every drug anchored to its most credible central target through a curated ChEMBL/Open Targets</w:t>
+      </w:r>
+      <w:r>
+        <w:t xml:space="preserve"> </w:t>
+      </w:r>
+      <w:r>
+        <w:t xml:space="preserve">edge (Fig 5; Table 1). TargetPriority combines network centrality with directional differential</w:t>
+      </w:r>
+      <w:r>
+        <w:t xml:space="preserve"> </w:t>
+      </w:r>
+      <w:r>
+        <w:t xml:space="preserve">abundance, and DrugViability combines transcriptomic reversal (L2S2), regulatory class, and how</w:t>
+      </w:r>
+      <w:r>
+        <w:t xml:space="preserve"> </w:t>
+      </w:r>
+      <w:r>
+        <w:t xml:space="preserve">many sources support the drug (Methods).</w:t>
       </w:r>
     </w:p>
     <w:p>
@@ -1556,19 +1559,13 @@
         <w:t xml:space="preserve"> </w:t>
       </w:r>
       <w:r>
-        <w:t xml:space="preserve">block). Because EGFR is the principal molecular target with established approved therapy in HNSCC,</w:t>
-      </w:r>
-      <w:r>
-        <w:t xml:space="preserve"> </w:t>
-      </w:r>
-      <w:r>
-        <w:t xml:space="preserve">this unsupervised recovery of clinically validated agents serves as an internal positive control</w:t>
-      </w:r>
-      <w:r>
-        <w:t xml:space="preserve"> </w:t>
-      </w:r>
-      <w:r>
-        <w:t xml:space="preserve">for the method, supporting the credibility of its other nominations.</w:t>
+        <w:t xml:space="preserve">block). Recovering these clinically validated EGFR-directed agents without supervision served as</w:t>
+      </w:r>
+      <w:r>
+        <w:t xml:space="preserve"> </w:t>
+      </w:r>
+      <w:r>
+        <w:t xml:space="preserve">an internal positive control for the method.</w:t>
       </w:r>
     </w:p>
     <w:p>
@@ -1576,13 +1573,13 @@
         <w:pStyle w:val="BodyText"/>
       </w:pPr>
       <w:r>
-        <w:t xml:space="preserve">Beyond this control, the shortlist resolved into two interpretable tiers (Table 1; Fig 5A). The</w:t>
-      </w:r>
-      <w:r>
-        <w:t xml:space="preserve"> </w:t>
-      </w:r>
-      <w:r>
-        <w:t xml:space="preserve">hub-central tier comprised candidates whose anchor is a network hub: metformin, anchored to the</w:t>
+        <w:t xml:space="preserve">Beyond this control, the shortlist split into two interpretable tiers (Table 1; Fig 5A). The</w:t>
+      </w:r>
+      <w:r>
+        <w:t xml:space="preserve"> </w:t>
+      </w:r>
+      <w:r>
+        <w:t xml:space="preserve">hub-central tier contained candidates whose anchor is a network hub: metformin, anchored to the</w:t>
       </w:r>
       <w:r>
         <w:t xml:space="preserve"> </w:t>
@@ -1594,19 +1591,19 @@
         <w:t xml:space="preserve"> </w:t>
       </w:r>
       <w:r>
-        <w:t xml:space="preserve">proteasome-directed agents anchored to PSMA2/PSMB3. Notably, Complex I subunits were robustly</w:t>
-      </w:r>
-      <w:r>
-        <w:t xml:space="preserve"> </w:t>
-      </w:r>
-      <w:r>
-        <w:t xml:space="preserve">under-abundant in tumour (NDUFS2 log₂FC = −3.05); metformin was prioritized through the high</w:t>
-      </w:r>
-      <w:r>
-        <w:t xml:space="preserve"> </w:t>
-      </w:r>
-      <w:r>
-        <w:t xml:space="preserve">network centrality of its anchor, independent of fold-change direction, and is framed here as a</w:t>
+        <w:t xml:space="preserve">proteasome-directed agents anchored to PSMA2/PSMB3. Notably, Complex I subunits were strongly</w:t>
+      </w:r>
+      <w:r>
+        <w:t xml:space="preserve"> </w:t>
+      </w:r>
+      <w:r>
+        <w:t xml:space="preserve">under-abundant in tumor (NDUFS2 log₂FC = −3.05); metformin rose to the top through the high</w:t>
+      </w:r>
+      <w:r>
+        <w:t xml:space="preserve"> </w:t>
+      </w:r>
+      <w:r>
+        <w:t xml:space="preserve">network centrality of its anchor, independent of fold-change direction, and we present it as a</w:t>
       </w:r>
       <w:r>
         <w:t xml:space="preserve"> </w:t>
@@ -1618,7 +1615,7 @@
         <w:t xml:space="preserve"> </w:t>
       </w:r>
       <w:r>
-        <w:t xml:space="preserve">over-expressed target. The peripheral-differential tier comprised targets that are</w:t>
+        <w:t xml:space="preserve">over-expressed target. The peripheral-differential tier held targets that are</w:t>
       </w:r>
       <w:r>
         <w:t xml:space="preserve"> </w:t>
@@ -1646,13 +1643,13 @@
       </w:r>
     </w:p>
     <w:bookmarkEnd w:id="22"/>
-    <w:bookmarkStart w:id="23" w:name="Xf897869c0bdcefc00fa26d923691eff53548e07"/>
+    <w:bookmarkStart w:id="23" w:name="X284fdd6315c372fde6cdcbc15acfe1a88046859"/>
     <w:p>
       <w:pPr>
         <w:pStyle w:val="Heading3"/>
       </w:pPr>
       <w:r>
-        <w:t xml:space="preserve">Prioritized-target directionality replicates in two independent cohorts</w:t>
+        <w:t xml:space="preserve">External corroboration in two independent cohorts</w:t>
       </w:r>
     </w:p>
     <w:p>
@@ -1660,13 +1657,13 @@
         <w:pStyle w:val="FirstParagraph"/>
       </w:pPr>
       <w:r>
-        <w:t xml:space="preserve">To assess generalizability, we asked whether the directionality of the prioritized targets</w:t>
-      </w:r>
-      <w:r>
-        <w:t xml:space="preserve"> </w:t>
-      </w:r>
-      <w:r>
-        <w:t xml:space="preserve">replicated in independent data (Fig 6). At the global level, the DIA proteome correlated with the</w:t>
+        <w:t xml:space="preserve">To see whether the findings generalize, we asked whether the direction of change in the</w:t>
+      </w:r>
+      <w:r>
+        <w:t xml:space="preserve"> </w:t>
+      </w:r>
+      <w:r>
+        <w:t xml:space="preserve">prioritized targets reproduced in independent data (Fig 6). At the global level, the DIA proteome correlated with the</w:t>
       </w:r>
       <w:r>
         <w:t xml:space="preserve"> </w:t>
@@ -1708,13 +1705,13 @@
         <w:t xml:space="preserve"> </w:t>
       </w:r>
       <w:r>
-        <w:t xml:space="preserve">anchors (PDE6D, CA2, CDA, RPS11), which should be regarded as lower-confidence nominations. These</w:t>
-      </w:r>
-      <w:r>
-        <w:t xml:space="preserve"> </w:t>
-      </w:r>
-      <w:r>
-        <w:t xml:space="preserve">cohorts corroborate the directionality of the prioritized targets; they are not a test of drug</w:t>
+        <w:t xml:space="preserve">anchors (PDE6D, CA2, CDA, RPS11), which we treat as lower-confidence nominations. These cohorts</w:t>
+      </w:r>
+      <w:r>
+        <w:t xml:space="preserve"> </w:t>
+      </w:r>
+      <w:r>
+        <w:t xml:space="preserve">corroborate the direction of change in the prioritized targets; they are not a test of drug</w:t>
       </w:r>
       <w:r>
         <w:t xml:space="preserve"> </w:t>
@@ -1724,13 +1721,13 @@
       </w:r>
     </w:p>
     <w:bookmarkEnd w:id="23"/>
-    <w:bookmarkStart w:id="24" w:name="the-ranking-is-robust-to-scoring-choices"/>
+    <w:bookmarkStart w:id="24" w:name="robustness-of-the-ranking"/>
     <w:p>
       <w:pPr>
         <w:pStyle w:val="Heading3"/>
       </w:pPr>
       <w:r>
-        <w:t xml:space="preserve">The ranking is robust to scoring choices</w:t>
+        <w:t xml:space="preserve">Robustness of the ranking</w:t>
       </w:r>
     </w:p>
     <w:p>
@@ -1744,7 +1741,25 @@
         <w:t xml:space="preserve"> </w:t>
       </w:r>
       <w:r>
-        <w:t xml:space="preserve">limit-of-detection filter (Fig S2). Candidates flagged as LOD-stable, including the EGFR-axis</w:t>
+        <w:t xml:space="preserve">limit-of-detection filter (Fig S2). Consistent with the network-anchored design, the composite</w:t>
+      </w:r>
+      <w:r>
+        <w:t xml:space="preserve"> </w:t>
+      </w:r>
+      <w:r>
+        <w:t xml:space="preserve">ranking was strongly correlated with target network centrality alone (Spearman ρ = 0.78),</w:t>
+      </w:r>
+      <w:r>
+        <w:t xml:space="preserve"> </w:t>
+      </w:r>
+      <w:r>
+        <w:t xml:space="preserve">confirming that network topology, rather than the drug-level tie-breakers, was the dominant driver</w:t>
+      </w:r>
+      <w:r>
+        <w:t xml:space="preserve"> </w:t>
+      </w:r>
+      <w:r>
+        <w:t xml:space="preserve">of prioritization. Candidates flagged as LOD-stable, including the EGFR-axis</w:t>
       </w:r>
       <w:r>
         <w:t xml:space="preserve"> </w:t>
@@ -1756,7 +1771,7 @@
         <w:t xml:space="preserve"> </w:t>
       </w:r>
       <w:r>
-        <w:t xml:space="preserve">(Table 1, robustness columns), defining a robust core panel. Consistent with their nomination as</w:t>
+        <w:t xml:space="preserve">(Table 1, robustness columns), defining a robust core panel. In line with their role as</w:t>
       </w:r>
       <w:r>
         <w:t xml:space="preserve"> </w:t>
@@ -1780,17 +1795,3829 @@
     <w:bookmarkEnd w:id="24"/>
     <w:bookmarkEnd w:id="25"/>
     <w:bookmarkEnd w:id="26"/>
-    <w:bookmarkStart w:id="60" w:name="references"/>
+    <w:bookmarkStart w:id="45" w:name="figures"/>
     <w:p>
       <w:pPr>
         <w:pStyle w:val="Heading1"/>
       </w:pPr>
       <w:r>
+        <w:t xml:space="preserve">Figures</w:t>
+      </w:r>
+    </w:p>
+    <w:p>
+      <w:pPr>
+        <w:pStyle w:val="FirstParagraph"/>
+      </w:pPr>
+      <w:r>
+        <w:drawing>
+          <wp:inline>
+            <wp:extent cx="5334000" cy="5867400"/>
+            <wp:effectExtent b="0" l="0" r="0" t="0"/>
+            <wp:docPr descr="" title="" id="28" name="Picture"/>
+            <a:graphic>
+              <a:graphicData uri="http://schemas.openxmlformats.org/drawingml/2006/picture">
+                <pic:pic>
+                  <pic:nvPicPr>
+                    <pic:cNvPr descr="../../results/figures/pub/main/Fig1_workflow.png" id="29" name="Picture"/>
+                    <pic:cNvPicPr>
+                      <a:picLocks noChangeArrowheads="1" noChangeAspect="1"/>
+                    </pic:cNvPicPr>
+                  </pic:nvPicPr>
+                  <pic:blipFill>
+                    <a:blip r:embed="rId27"/>
+                    <a:stretch>
+                      <a:fillRect/>
+                    </a:stretch>
+                  </pic:blipFill>
+                  <pic:spPr bwMode="auto">
+                    <a:xfrm>
+                      <a:off x="0" y="0"/>
+                      <a:ext cx="5334000" cy="5867400"/>
+                    </a:xfrm>
+                    <a:prstGeom prst="rect">
+                      <a:avLst/>
+                    </a:prstGeom>
+                    <a:noFill/>
+                    <a:ln w="9525">
+                      <a:noFill/>
+                      <a:headEnd/>
+                      <a:tailEnd/>
+                    </a:ln>
+                  </pic:spPr>
+                </pic:pic>
+              </a:graphicData>
+            </a:graphic>
+          </wp:inline>
+        </w:drawing>
+      </w:r>
+    </w:p>
+    <w:p>
+      <w:pPr>
+        <w:pStyle w:val="BodyText"/>
+      </w:pPr>
+      <w:r>
+        <w:t xml:space="preserve">Figure 1. Study design and analytical workflow.</w:t>
+      </w:r>
+    </w:p>
+    <w:p>
+      <w:pPr>
+        <w:pStyle w:val="BodyText"/>
+      </w:pPr>
+      <w:r>
+        <w:t xml:space="preserve">Overview of the drug-repurposing pipeline for head and neck squamous cell carcinoma (HNSCC).</w:t>
+      </w:r>
+      <w:r>
+        <w:t xml:space="preserve"> </w:t>
+      </w:r>
+      <w:r>
+        <w:t xml:space="preserve">Ten paired tumor / adjacent-normal specimens were profiled by data-independent acquisition</w:t>
+      </w:r>
+      <w:r>
+        <w:t xml:space="preserve"> </w:t>
+      </w:r>
+      <w:r>
+        <w:t xml:space="preserve">(DIA) mass spectrometry (MaxQuant), yielding 3,352 quantified proteins. Differential abundance</w:t>
+      </w:r>
+      <w:r>
+        <w:t xml:space="preserve"> </w:t>
+      </w:r>
+      <w:r>
+        <w:t xml:space="preserve">(limma, paired contrast; |log₂FC| &gt; 1, FDR &lt; 0.05) defined the tumor proteomic signature, which</w:t>
+      </w:r>
+      <w:r>
+        <w:t xml:space="preserve"> </w:t>
+      </w:r>
+      <w:r>
+        <w:t xml:space="preserve">was mapped to candidate drugs across four resources (DGIdb, ChEMBL, Open Targets, L2S2). Targets</w:t>
+      </w:r>
+      <w:r>
+        <w:t xml:space="preserve"> </w:t>
+      </w:r>
+      <w:r>
+        <w:t xml:space="preserve">were placed in a tumor protein–protein interaction (PPI) network (STRING), partitioned into</w:t>
+      </w:r>
+      <w:r>
+        <w:t xml:space="preserve"> </w:t>
+      </w:r>
+      <w:r>
+        <w:t xml:space="preserve">Louvain modules, and each candidate was scored by a two-factor composite</w:t>
+      </w:r>
+      <w:r>
+        <w:t xml:space="preserve"> </w:t>
+      </w:r>
+      <w:r>
+        <w:t xml:space="preserve">(</w:t>
+      </w:r>
+      <w:r>
+        <w:rPr>
+          <w:rStyle w:val="VerbatimChar"/>
+        </w:rPr>
+        <w:t xml:space="preserve">0.60·TargetPriority + 0.40·DrugViability</w:t>
+      </w:r>
+      <w:r>
+        <w:t xml:space="preserve">) anchoring every drug to its most credible central</w:t>
+      </w:r>
+      <w:r>
+        <w:t xml:space="preserve"> </w:t>
+      </w:r>
+      <w:r>
+        <w:t xml:space="preserve">target. Robustness was assessed across weight configurations and a limit-of-detection (LOD)</w:t>
+      </w:r>
+      <w:r>
+        <w:t xml:space="preserve"> </w:t>
+      </w:r>
+      <w:r>
+        <w:t xml:space="preserve">filter, and the directionality of prioritized targets was corroborated in two independent</w:t>
+      </w:r>
+      <w:r>
+        <w:t xml:space="preserve"> </w:t>
+      </w:r>
+      <w:r>
+        <w:t xml:space="preserve">cohorts (CPTAC-HNSCC proteome; TCGA-HNSC transcriptome).</w:t>
+      </w:r>
+    </w:p>
+    <w:p>
+      <w:pPr>
+        <w:pStyle w:val="BodyText"/>
+      </w:pPr>
+      <w:r>
+        <w:drawing>
+          <wp:inline>
+            <wp:extent cx="5334000" cy="6325590"/>
+            <wp:effectExtent b="0" l="0" r="0" t="0"/>
+            <wp:docPr descr="" title="" id="31" name="Picture"/>
+            <a:graphic>
+              <a:graphicData uri="http://schemas.openxmlformats.org/drawingml/2006/picture">
+                <pic:pic>
+                  <pic:nvPicPr>
+                    <pic:cNvPr descr="../../results/figures/pub/main/Fig2_multipanel.png" id="32" name="Picture"/>
+                    <pic:cNvPicPr>
+                      <a:picLocks noChangeArrowheads="1" noChangeAspect="1"/>
+                    </pic:cNvPicPr>
+                  </pic:nvPicPr>
+                  <pic:blipFill>
+                    <a:blip r:embed="rId30"/>
+                    <a:stretch>
+                      <a:fillRect/>
+                    </a:stretch>
+                  </pic:blipFill>
+                  <pic:spPr bwMode="auto">
+                    <a:xfrm>
+                      <a:off x="0" y="0"/>
+                      <a:ext cx="5334000" cy="6325590"/>
+                    </a:xfrm>
+                    <a:prstGeom prst="rect">
+                      <a:avLst/>
+                    </a:prstGeom>
+                    <a:noFill/>
+                    <a:ln w="9525">
+                      <a:noFill/>
+                      <a:headEnd/>
+                      <a:tailEnd/>
+                    </a:ln>
+                  </pic:spPr>
+                </pic:pic>
+              </a:graphicData>
+            </a:graphic>
+          </wp:inline>
+        </w:drawing>
+      </w:r>
+    </w:p>
+    <w:p>
+      <w:pPr>
+        <w:pStyle w:val="BodyText"/>
+      </w:pPr>
+      <w:r>
+        <w:t xml:space="preserve">Figure 2. The HNSCC tumor proteome is broadly and coherently remodeled.</w:t>
+      </w:r>
+    </w:p>
+    <w:p>
+      <w:pPr>
+        <w:pStyle w:val="Compact"/>
+        <w:numPr>
+          <w:ilvl w:val="0"/>
+          <w:numId w:val="1001"/>
+        </w:numPr>
+      </w:pPr>
+      <w:r>
+        <w:t xml:space="preserve">Volcano plot of differential protein abundance in tumor versus adjacent-normal tissue</w:t>
+      </w:r>
+      <w:r>
+        <w:t xml:space="preserve"> </w:t>
+      </w:r>
+      <w:r>
+        <w:t xml:space="preserve">(limma paired contrast; n = 10 pairs). Of 3,352 quantified proteins, 666 were differentially</w:t>
+      </w:r>
+      <w:r>
+        <w:t xml:space="preserve"> </w:t>
+      </w:r>
+      <w:r>
+        <w:t xml:space="preserve">abundant (FDR &lt; 0.05, |log₂FC| &gt; 1): 329 over- and 337 under-abundant in tumor. Labels mark</w:t>
+      </w:r>
+      <w:r>
+        <w:t xml:space="preserve"> </w:t>
+      </w:r>
+      <w:r>
+        <w:t xml:space="preserve">proteins with |log₂FC| &gt; 3.5 and FDR &lt; 0.01 plus a fixed set of mechanistically relevant targets</w:t>
+      </w:r>
+      <w:r>
+        <w:t xml:space="preserve"> </w:t>
+      </w:r>
+      <w:r>
+        <w:t xml:space="preserve">(e.g., EGFR, proteasome and Complex I subunits, DNMT1); labeling is illustrative and does not</w:t>
+      </w:r>
+      <w:r>
+        <w:t xml:space="preserve"> </w:t>
+      </w:r>
+      <w:r>
+        <w:t xml:space="preserve">affect the analysis. (B) Heatmap of the 20 most over- and 20 most under-abundant proteins</w:t>
+      </w:r>
+      <w:r>
+        <w:t xml:space="preserve"> </w:t>
+      </w:r>
+      <w:r>
+        <w:t xml:space="preserve">detected in all 20 samples (100% completeness, no imputation); rows are proteins, columns are</w:t>
+      </w:r>
+      <w:r>
+        <w:t xml:space="preserve"> </w:t>
+      </w:r>
+      <w:r>
+        <w:t xml:space="preserve">samples, color shows z-scored abundance. (C) Hallmark gene-set enrichment analysis (GSEA,</w:t>
+      </w:r>
+      <w:r>
+        <w:t xml:space="preserve"> </w:t>
+      </w:r>
+      <w:r>
+        <w:t xml:space="preserve">MSigDB Hallmark, all 50 sets tested); the gene sets reaching FDR &lt; 0.05 are shown, ordered by the</w:t>
+      </w:r>
+      <w:r>
+        <w:t xml:space="preserve"> </w:t>
+      </w:r>
+      <w:r>
+        <w:t xml:space="preserve">π-statistic [sign(log₂FC) × |log₂FC| × −log₁₀(FDR)]. Bars encode normalized enrichment score</w:t>
+      </w:r>
+      <w:r>
+        <w:t xml:space="preserve"> </w:t>
+      </w:r>
+      <w:r>
+        <w:t xml:space="preserve">(NES); the oxidative-phosphorylation signature is among the strongest down-regulated programs</w:t>
+      </w:r>
+      <w:r>
+        <w:t xml:space="preserve"> </w:t>
+      </w:r>
+      <w:r>
+        <w:t xml:space="preserve">(NES ≈ −2.2).</w:t>
+      </w:r>
+    </w:p>
+    <w:p>
+      <w:pPr>
+        <w:pStyle w:val="FirstParagraph"/>
+      </w:pPr>
+      <w:r>
+        <w:drawing>
+          <wp:inline>
+            <wp:extent cx="5334000" cy="4161315"/>
+            <wp:effectExtent b="0" l="0" r="0" t="0"/>
+            <wp:docPr descr="" title="" id="34" name="Picture"/>
+            <a:graphic>
+              <a:graphicData uri="http://schemas.openxmlformats.org/drawingml/2006/picture">
+                <pic:pic>
+                  <pic:nvPicPr>
+                    <pic:cNvPr descr="../../results/figures/pub/main/Fig3_multipanel.png" id="35" name="Picture"/>
+                    <pic:cNvPicPr>
+                      <a:picLocks noChangeArrowheads="1" noChangeAspect="1"/>
+                    </pic:cNvPicPr>
+                  </pic:nvPicPr>
+                  <pic:blipFill>
+                    <a:blip r:embed="rId33"/>
+                    <a:stretch>
+                      <a:fillRect/>
+                    </a:stretch>
+                  </pic:blipFill>
+                  <pic:spPr bwMode="auto">
+                    <a:xfrm>
+                      <a:off x="0" y="0"/>
+                      <a:ext cx="5334000" cy="4161315"/>
+                    </a:xfrm>
+                    <a:prstGeom prst="rect">
+                      <a:avLst/>
+                    </a:prstGeom>
+                    <a:noFill/>
+                    <a:ln w="9525">
+                      <a:noFill/>
+                      <a:headEnd/>
+                      <a:tailEnd/>
+                    </a:ln>
+                  </pic:spPr>
+                </pic:pic>
+              </a:graphicData>
+            </a:graphic>
+          </wp:inline>
+        </w:drawing>
+      </w:r>
+    </w:p>
+    <w:p>
+      <w:pPr>
+        <w:pStyle w:val="BodyText"/>
+      </w:pPr>
+      <w:r>
+        <w:t xml:space="preserve">Figure 3. A reproducible, multi-source druggable candidate space.</w:t>
+      </w:r>
+    </w:p>
+    <w:p>
+      <w:pPr>
+        <w:pStyle w:val="BodyText"/>
+      </w:pPr>
+      <w:r>
+        <w:t xml:space="preserve">Characterization of the 458 multi-source candidate drugs: agents with support in ≥ 2 databases</w:t>
+      </w:r>
+      <w:r>
+        <w:t xml:space="preserve"> </w:t>
+      </w:r>
+      <w:r>
+        <w:t xml:space="preserve">or already approved (regulatory class A/B, retained even with a single source), minus a</w:t>
+      </w:r>
+      <w:r>
+        <w:t xml:space="preserve"> </w:t>
+      </w:r>
+      <w:r>
+        <w:t xml:space="preserve">curated exclusion list. All three panels describe this same set. (A) Distribution of maximum</w:t>
+      </w:r>
+      <w:r>
+        <w:t xml:space="preserve"> </w:t>
+      </w:r>
+      <w:r>
+        <w:t xml:space="preserve">clinical phase. (B) Distribution of ordinal regulatory class (A = approved with HNSCC</w:t>
+      </w:r>
+      <w:r>
+        <w:t xml:space="preserve"> </w:t>
+      </w:r>
+      <w:r>
+        <w:t xml:space="preserve">evidence; B = approved in another cancer; C = approved non-oncological; D = experimental). (C)</w:t>
+      </w:r>
+      <w:r>
+        <w:t xml:space="preserve"> </w:t>
+      </w:r>
+      <w:r>
+        <w:t xml:space="preserve">UpSet plot of candidate overlap across the four sources (DGIdb, ChEMBL, Open Targets, L2S2),</w:t>
+      </w:r>
+      <w:r>
+        <w:t xml:space="preserve"> </w:t>
+      </w:r>
+      <w:r>
+        <w:t xml:space="preserve">showing the intersection structure that defines multi-source support. The full selection funnel</w:t>
+      </w:r>
+      <w:r>
+        <w:t xml:space="preserve"> </w:t>
+      </w:r>
+      <w:r>
+        <w:t xml:space="preserve">(3,513 → 458 → top-ranked → LOD-stable) is shown as Figure S1.</w:t>
+      </w:r>
+    </w:p>
+    <w:p>
+      <w:pPr>
+        <w:pStyle w:val="BodyText"/>
+      </w:pPr>
+      <w:r>
+        <w:drawing>
+          <wp:inline>
+            <wp:extent cx="5334000" cy="4315026"/>
+            <wp:effectExtent b="0" l="0" r="0" t="0"/>
+            <wp:docPr descr="" title="" id="37" name="Picture"/>
+            <a:graphic>
+              <a:graphicData uri="http://schemas.openxmlformats.org/drawingml/2006/picture">
+                <pic:pic>
+                  <pic:nvPicPr>
+                    <pic:cNvPr descr="../../results/figures/pub/main/Fig4_multipanel.png" id="38" name="Picture"/>
+                    <pic:cNvPicPr>
+                      <a:picLocks noChangeArrowheads="1" noChangeAspect="1"/>
+                    </pic:cNvPicPr>
+                  </pic:nvPicPr>
+                  <pic:blipFill>
+                    <a:blip r:embed="rId36"/>
+                    <a:stretch>
+                      <a:fillRect/>
+                    </a:stretch>
+                  </pic:blipFill>
+                  <pic:spPr bwMode="auto">
+                    <a:xfrm>
+                      <a:off x="0" y="0"/>
+                      <a:ext cx="5334000" cy="4315026"/>
+                    </a:xfrm>
+                    <a:prstGeom prst="rect">
+                      <a:avLst/>
+                    </a:prstGeom>
+                    <a:noFill/>
+                    <a:ln w="9525">
+                      <a:noFill/>
+                      <a:headEnd/>
+                      <a:tailEnd/>
+                    </a:ln>
+                  </pic:spPr>
+                </pic:pic>
+              </a:graphicData>
+            </a:graphic>
+          </wp:inline>
+        </w:drawing>
+      </w:r>
+    </w:p>
+    <w:p>
+      <w:pPr>
+        <w:pStyle w:val="BodyText"/>
+      </w:pPr>
+      <w:r>
+        <w:t xml:space="preserve">Figure 4. Network modules organize targets into druggable mechanistic axes.</w:t>
+      </w:r>
+    </w:p>
+    <w:p>
+      <w:pPr>
+        <w:pStyle w:val="Compact"/>
+        <w:numPr>
+          <w:ilvl w:val="0"/>
+          <w:numId w:val="1002"/>
+        </w:numPr>
+      </w:pPr>
+      <w:r>
+        <w:t xml:space="preserve">Tumor PPI network (STRING) arranged with a stress layout that emphasizes intra-module</w:t>
+      </w:r>
+      <w:r>
+        <w:t xml:space="preserve"> </w:t>
+      </w:r>
+      <w:r>
+        <w:t xml:space="preserve">edges, colored by Louvain module and data-driven drugability tier: approved modules (≥ 1</w:t>
+      </w:r>
+      <w:r>
+        <w:t xml:space="preserve"> </w:t>
+      </w:r>
+      <w:r>
+        <w:t xml:space="preserve">approved drug targeting a module node; 11 modules, individual colors), hubs-only modules (0</w:t>
+      </w:r>
+      <w:r>
+        <w:t xml:space="preserve"> </w:t>
+      </w:r>
+      <w:r>
+        <w:t xml:space="preserve">approved but ≥ 2 druggable hubs; slate), and below-threshold modules (gray). Gray modules still</w:t>
+      </w:r>
+      <w:r>
+        <w:t xml:space="preserve"> </w:t>
+      </w:r>
+      <w:r>
+        <w:t xml:space="preserve">contain druggable hubs (36/99 of the total) and prioritized targets (e.g., DNMT1 → decitabine in</w:t>
+      </w:r>
+      <w:r>
+        <w:t xml:space="preserve"> </w:t>
+      </w:r>
+      <w:r>
+        <w:t xml:space="preserve">M17); color marks the mechanistic axes, not exclusivity of targets. (B) Representative enriched</w:t>
+      </w:r>
+      <w:r>
+        <w:t xml:space="preserve"> </w:t>
+      </w:r>
+      <w:r>
+        <w:t xml:space="preserve">Gene Ontology term per module (one term/module). (C) Count of druggable hubs per module. Node</w:t>
+      </w:r>
+      <w:r>
+        <w:t xml:space="preserve"> </w:t>
+      </w:r>
+      <w:r>
+        <w:t xml:space="preserve">centrality in this network is an input to the composite score (Fig. 5).</w:t>
+      </w:r>
+    </w:p>
+    <w:p>
+      <w:pPr>
+        <w:pStyle w:val="FirstParagraph"/>
+      </w:pPr>
+      <w:r>
+        <w:drawing>
+          <wp:inline>
+            <wp:extent cx="5334000" cy="2587953"/>
+            <wp:effectExtent b="0" l="0" r="0" t="0"/>
+            <wp:docPr descr="" title="" id="40" name="Picture"/>
+            <a:graphic>
+              <a:graphicData uri="http://schemas.openxmlformats.org/drawingml/2006/picture">
+                <pic:pic>
+                  <pic:nvPicPr>
+                    <pic:cNvPr descr="../../results/figures/pub/main/Fig5_multipanel.png" id="41" name="Picture"/>
+                    <pic:cNvPicPr>
+                      <a:picLocks noChangeArrowheads="1" noChangeAspect="1"/>
+                    </pic:cNvPicPr>
+                  </pic:nvPicPr>
+                  <pic:blipFill>
+                    <a:blip r:embed="rId39"/>
+                    <a:stretch>
+                      <a:fillRect/>
+                    </a:stretch>
+                  </pic:blipFill>
+                  <pic:spPr bwMode="auto">
+                    <a:xfrm>
+                      <a:off x="0" y="0"/>
+                      <a:ext cx="5334000" cy="2587953"/>
+                    </a:xfrm>
+                    <a:prstGeom prst="rect">
+                      <a:avLst/>
+                    </a:prstGeom>
+                    <a:noFill/>
+                    <a:ln w="9525">
+                      <a:noFill/>
+                      <a:headEnd/>
+                      <a:tailEnd/>
+                    </a:ln>
+                  </pic:spPr>
+                </pic:pic>
+              </a:graphicData>
+            </a:graphic>
+          </wp:inline>
+        </w:drawing>
+      </w:r>
+    </w:p>
+    <w:p>
+      <w:pPr>
+        <w:pStyle w:val="BodyText"/>
+      </w:pPr>
+      <w:r>
+        <w:t xml:space="preserve">Figure 5. Two-factor prioritization ranks candidates and decomposes the score.</w:t>
+      </w:r>
+    </w:p>
+    <w:p>
+      <w:pPr>
+        <w:pStyle w:val="Compact"/>
+        <w:numPr>
+          <w:ilvl w:val="0"/>
+          <w:numId w:val="1003"/>
+        </w:numPr>
+      </w:pPr>
+      <w:r>
+        <w:t xml:space="preserve">Prioritized shortlist by module, faceted by tier, with each candidate’s composite score</w:t>
+      </w:r>
+      <w:r>
+        <w:t xml:space="preserve"> </w:t>
+      </w:r>
+      <w:r>
+        <w:t xml:space="preserve">decomposed into its TargetPriority (TP) and DrugViability (DV) contributions. Composite =</w:t>
+      </w:r>
+      <w:r>
+        <w:t xml:space="preserve"> </w:t>
+      </w:r>
+      <w:r>
+        <w:t xml:space="preserve">0.60·TP + 0.40·DV. TargetPriority = 0.55·network centrality (degree/betweenness/eigenvector,</w:t>
+      </w:r>
+      <w:r>
+        <w:t xml:space="preserve"> </w:t>
+      </w:r>
+      <w:r>
+        <w:t xml:space="preserve">min–max) + 0.45·directional differential abundance (π = sign(log₂FC)·|log₂FC|·−log₁₀FDR,</w:t>
+      </w:r>
+      <w:r>
+        <w:t xml:space="preserve"> </w:t>
+      </w:r>
+      <w:r>
+        <w:t xml:space="preserve">direction-aware min–max, rewarding inhibition of up-regulated targets). DrugViability =</w:t>
+      </w:r>
+      <w:r>
+        <w:t xml:space="preserve"> </w:t>
+      </w:r>
+      <w:r>
+        <w:t xml:space="preserve">0.40·transcriptomic reversal (L2S2) + 0.40·regulatory class (A–D) + 0.20·number of sources / 4.</w:t>
+      </w:r>
+      <w:r>
+        <w:t xml:space="preserve"> </w:t>
+      </w:r>
+      <w:r>
+        <w:t xml:space="preserve">Each drug is anchored to its most credible central target via a curated ChEMBL/Open Targets edge</w:t>
+      </w:r>
+      <w:r>
+        <w:t xml:space="preserve"> </w:t>
+      </w:r>
+      <w:r>
+        <w:t xml:space="preserve">(DGIdb excluded for edge anchoring because of noise); tier = hub-central (target is a network hub)</w:t>
+      </w:r>
+      <w:r>
+        <w:t xml:space="preserve"> </w:t>
+      </w:r>
+      <w:r>
+        <w:t xml:space="preserve">versus peripheral-differential. (B) Bifactor space of TargetPriority × DrugViability; dashed</w:t>
+      </w:r>
+      <w:r>
+        <w:t xml:space="preserve"> </w:t>
+      </w:r>
+      <w:r>
+        <w:t xml:space="preserve">lines are iso-contours of constant composite score. No permutation test is reported: for an</w:t>
+      </w:r>
+      <w:r>
+        <w:t xml:space="preserve"> </w:t>
+      </w:r>
+      <w:r>
+        <w:t xml:space="preserve">evidence-aggregation score, validity derives from recovery of approved-drug controls, robustness,</w:t>
+      </w:r>
+      <w:r>
+        <w:t xml:space="preserve"> </w:t>
+      </w:r>
+      <w:r>
+        <w:t xml:space="preserve">and external corroboration rather than from a permutation p-value.</w:t>
+      </w:r>
+    </w:p>
+    <w:p>
+      <w:pPr>
+        <w:pStyle w:val="FirstParagraph"/>
+      </w:pPr>
+      <w:r>
+        <w:drawing>
+          <wp:inline>
+            <wp:extent cx="5334000" cy="4393409"/>
+            <wp:effectExtent b="0" l="0" r="0" t="0"/>
+            <wp:docPr descr="" title="" id="43" name="Picture"/>
+            <a:graphic>
+              <a:graphicData uri="http://schemas.openxmlformats.org/drawingml/2006/picture">
+                <pic:pic>
+                  <pic:nvPicPr>
+                    <pic:cNvPr descr="../../results/figures/pub/main/Fig6_multipanel.png" id="44" name="Picture"/>
+                    <pic:cNvPicPr>
+                      <a:picLocks noChangeArrowheads="1" noChangeAspect="1"/>
+                    </pic:cNvPicPr>
+                  </pic:nvPicPr>
+                  <pic:blipFill>
+                    <a:blip r:embed="rId42"/>
+                    <a:stretch>
+                      <a:fillRect/>
+                    </a:stretch>
+                  </pic:blipFill>
+                  <pic:spPr bwMode="auto">
+                    <a:xfrm>
+                      <a:off x="0" y="0"/>
+                      <a:ext cx="5334000" cy="4393409"/>
+                    </a:xfrm>
+                    <a:prstGeom prst="rect">
+                      <a:avLst/>
+                    </a:prstGeom>
+                    <a:noFill/>
+                    <a:ln w="9525">
+                      <a:noFill/>
+                      <a:headEnd/>
+                      <a:tailEnd/>
+                    </a:ln>
+                  </pic:spPr>
+                </pic:pic>
+              </a:graphicData>
+            </a:graphic>
+          </wp:inline>
+        </w:drawing>
+      </w:r>
+    </w:p>
+    <w:p>
+      <w:pPr>
+        <w:pStyle w:val="BodyText"/>
+      </w:pPr>
+      <w:r>
+        <w:t xml:space="preserve">Figure 6. Target directionality replicates across two independent cohorts.</w:t>
+      </w:r>
+    </w:p>
+    <w:p>
+      <w:pPr>
+        <w:pStyle w:val="BodyText"/>
+      </w:pPr>
+      <w:r>
+        <w:t xml:space="preserve">External corroboration in two independent HNSCC cohorts. (A) Proteome-versus-proteome</w:t>
+      </w:r>
+      <w:r>
+        <w:t xml:space="preserve"> </w:t>
+      </w:r>
+      <w:r>
+        <w:t xml:space="preserve">concordance: log₂FC from the DIA proteome (tumor vs adjacent-normal, n = 10 pairs) against</w:t>
+      </w:r>
+      <w:r>
+        <w:t xml:space="preserve"> </w:t>
+      </w:r>
+      <w:r>
+        <w:t xml:space="preserve">CPTAC-HNSCC TMT proteome (Huang et al., 2021</w:t>
+      </w:r>
+      <w:r>
+        <w:t xml:space="preserve"> </w:t>
+      </w:r>
+      <w:r>
+        <w:t xml:space="preserve">(</w:t>
+      </w:r>
+      <w:r>
+        <w:t xml:space="preserve">Huang et al.</w:t>
+      </w:r>
+      <w:r>
+        <w:t xml:space="preserve"> </w:t>
+      </w:r>
+      <w:r>
+        <w:t xml:space="preserve">2021)</w:t>
+      </w:r>
+      <w:r>
+        <w:t xml:space="preserve">; paired limma, 116 tumor / 66 normal, 66 pairs);</w:t>
+      </w:r>
+      <w:r>
+        <w:t xml:space="preserve"> </w:t>
+      </w:r>
+      <w:r>
+        <w:t xml:space="preserve">Pearson r = 0.789 over n = 636 shared genes, 86.3% directional concordance; four pillar genes</w:t>
+      </w:r>
+      <w:r>
+        <w:t xml:space="preserve"> </w:t>
+      </w:r>
+      <w:r>
+        <w:t xml:space="preserve">labeled. (B) Proteome-versus-transcriptome concordance: DIA versus TCGA-HNSC RNA-seq</w:t>
+      </w:r>
+      <w:r>
+        <w:t xml:space="preserve"> </w:t>
+      </w:r>
+      <w:r>
+        <w:t xml:space="preserve">(STAR-Counts, DESeq2; 520 tumor / 44 normal); r = 0.601 over n = 663 shared genes, 76.2%</w:t>
+      </w:r>
+      <w:r>
+        <w:t xml:space="preserve"> </w:t>
+      </w:r>
+      <w:r>
+        <w:t xml:space="preserve">directional concordance; four pillar genes labeled. Grayscale in A/B marks background</w:t>
+      </w:r>
+      <w:r>
+        <w:t xml:space="preserve"> </w:t>
+      </w:r>
+      <w:r>
+        <w:t xml:space="preserve">directional concordance/discordance. (C) The 14 shortlist anchor targets with their log₂FC in</w:t>
+      </w:r>
+      <w:r>
+        <w:t xml:space="preserve"> </w:t>
+      </w:r>
+      <w:r>
+        <w:t xml:space="preserve">CPTAC and TCGA (filled symbol = concordant with the DIA proteome; asterisks = FDR &lt; 0.05 / 0.01 /</w:t>
+      </w:r>
+      <w:r>
+        <w:t xml:space="preserve"> </w:t>
+      </w:r>
+      <w:r>
+        <w:t xml:space="preserve">0.001) next to a composite-score bar split into TargetPriority and DrugViability, ordered</w:t>
+      </w:r>
+      <w:r>
+        <w:t xml:space="preserve"> </w:t>
+      </w:r>
+      <w:r>
+        <w:t xml:space="preserve">by descending composite. CPTAC: 12/14 with data (11 concordant, 10 FDR &lt; 0.05); TCGA: 14/14 (11</w:t>
+      </w:r>
+      <w:r>
+        <w:t xml:space="preserve"> </w:t>
+      </w:r>
+      <w:r>
+        <w:t xml:space="preserve">concordant, 11 FDR &lt; 0.05). Color marks the therapeutic pillar (EGFR / Proteasome / Epigenetic /</w:t>
+      </w:r>
+      <w:r>
+        <w:t xml:space="preserve"> </w:t>
+      </w:r>
+      <w:r>
+        <w:t xml:space="preserve">OXPHOS). Cohorts corroborate target directionality; they do not test drug efficacy or the rank</w:t>
+      </w:r>
+      <w:r>
+        <w:t xml:space="preserve"> </w:t>
+      </w:r>
+      <w:r>
+        <w:t xml:space="preserve">order of candidates.</w:t>
+      </w:r>
+    </w:p>
+    <w:p>
+      <w:r>
+        <w:pict>
+          <v:rect style="width:0;height:1.5pt" o:hralign="center" o:hrstd="t" o:hr="t"/>
+        </w:pict>
+      </w:r>
+    </w:p>
+    <w:bookmarkEnd w:id="45"/>
+    <w:bookmarkStart w:id="46" w:name="tables"/>
+    <w:p>
+      <w:pPr>
+        <w:pStyle w:val="Heading1"/>
+      </w:pPr>
+      <w:r>
+        <w:t xml:space="preserve">Tables</w:t>
+      </w:r>
+    </w:p>
+    <w:tbl>
+      <w:tblPr>
+        <w:tblStyle w:val="Table"/>
+        <w:tblW w:type="pct" w:w="5000"/>
+        <w:tblLayout w:type="fixed"/>
+        <w:tblLook w:firstRow="1" w:lastRow="0" w:firstColumn="0" w:lastColumn="0" w:noHBand="0" w:noVBand="0" w:val="0020"/>
+      </w:tblPr>
+      <w:tblGrid>
+        <w:gridCol w:w="660"/>
+        <w:gridCol w:w="660"/>
+        <w:gridCol w:w="660"/>
+        <w:gridCol w:w="660"/>
+        <w:gridCol w:w="660"/>
+        <w:gridCol w:w="660"/>
+        <w:gridCol w:w="660"/>
+        <w:gridCol w:w="660"/>
+        <w:gridCol w:w="660"/>
+        <w:gridCol w:w="660"/>
+        <w:gridCol w:w="660"/>
+        <w:gridCol w:w="660"/>
+      </w:tblGrid>
+      <w:tr>
+        <w:trPr>
+          <w:tblHeader w:val="on"/>
+        </w:trPr>
+        <w:tc>
+          <w:tcPr/>
+          <w:p>
+            <w:pPr>
+              <w:pStyle w:val="Compact"/>
+            </w:pPr>
+            <w:r>
+              <w:t xml:space="preserve">Drug</w:t>
+            </w:r>
+          </w:p>
+        </w:tc>
+        <w:tc>
+          <w:tcPr/>
+          <w:p>
+            <w:pPr>
+              <w:pStyle w:val="Compact"/>
+            </w:pPr>
+            <w:r>
+              <w:t xml:space="preserve">Block / tier</w:t>
+            </w:r>
+          </w:p>
+        </w:tc>
+        <w:tc>
+          <w:tcPr/>
+          <w:p>
+            <w:pPr>
+              <w:pStyle w:val="Compact"/>
+            </w:pPr>
+            <w:r>
+              <w:t xml:space="preserve">Module / subclass</w:t>
+            </w:r>
+          </w:p>
+        </w:tc>
+        <w:tc>
+          <w:tcPr/>
+          <w:p>
+            <w:pPr>
+              <w:pStyle w:val="Compact"/>
+            </w:pPr>
+            <w:r>
+              <w:t xml:space="preserve">Anchor target</w:t>
+            </w:r>
+          </w:p>
+        </w:tc>
+        <w:tc>
+          <w:tcPr/>
+          <w:p>
+            <w:pPr>
+              <w:pStyle w:val="Compact"/>
+            </w:pPr>
+            <w:r>
+              <w:t xml:space="preserve">Max clinical phase</w:t>
+            </w:r>
+          </w:p>
+        </w:tc>
+        <w:tc>
+          <w:tcPr/>
+          <w:p>
+            <w:pPr>
+              <w:pStyle w:val="Compact"/>
+            </w:pPr>
+            <w:r>
+              <w:t xml:space="preserve">HNSCC-approved</w:t>
+            </w:r>
+          </w:p>
+        </w:tc>
+        <w:tc>
+          <w:tcPr/>
+          <w:p>
+            <w:pPr>
+              <w:pStyle w:val="Compact"/>
+            </w:pPr>
+            <w:r>
+              <w:t xml:space="preserve">Composite</w:t>
+            </w:r>
+          </w:p>
+        </w:tc>
+        <w:tc>
+          <w:tcPr/>
+          <w:p>
+            <w:pPr>
+              <w:pStyle w:val="Compact"/>
+            </w:pPr>
+            <w:r>
+              <w:t xml:space="preserve">TP</w:t>
+            </w:r>
+          </w:p>
+        </w:tc>
+        <w:tc>
+          <w:tcPr/>
+          <w:p>
+            <w:pPr>
+              <w:pStyle w:val="Compact"/>
+            </w:pPr>
+            <w:r>
+              <w:t xml:space="preserve">DV</w:t>
+            </w:r>
+          </w:p>
+        </w:tc>
+        <w:tc>
+          <w:tcPr/>
+          <w:p>
+            <w:pPr>
+              <w:pStyle w:val="Compact"/>
+            </w:pPr>
+            <w:r>
+              <w:t xml:space="preserve">Sources (/4)</w:t>
+            </w:r>
+          </w:p>
+        </w:tc>
+        <w:tc>
+          <w:tcPr/>
+          <w:p>
+            <w:pPr>
+              <w:pStyle w:val="Compact"/>
+            </w:pPr>
+            <w:r>
+              <w:t xml:space="preserve">LOD-stable</w:t>
+            </w:r>
+          </w:p>
+        </w:tc>
+        <w:tc>
+          <w:tcPr/>
+          <w:p>
+            <w:pPr>
+              <w:pStyle w:val="Compact"/>
+            </w:pPr>
+            <w:r>
+              <w:t xml:space="preserve">Robustness (n/6)</w:t>
+            </w:r>
+          </w:p>
+        </w:tc>
+      </w:tr>
+      <w:tr>
+        <w:tc>
+          <w:tcPr/>
+          <w:p>
+            <w:pPr>
+              <w:pStyle w:val="Compact"/>
+            </w:pPr>
+            <w:r>
+              <w:t xml:space="preserve">Cetuximab</w:t>
+            </w:r>
+          </w:p>
+        </w:tc>
+        <w:tc>
+          <w:tcPr/>
+          <w:p>
+            <w:pPr>
+              <w:pStyle w:val="Compact"/>
+            </w:pPr>
+            <w:r>
+              <w:t xml:space="preserve">EGFR control</w:t>
+            </w:r>
+          </w:p>
+        </w:tc>
+        <w:tc>
+          <w:tcPr/>
+          <w:p>
+            <w:pPr>
+              <w:pStyle w:val="Compact"/>
+            </w:pPr>
+            <w:r>
+              <w:t xml:space="preserve">Anti-EGFR antibody/ADC</w:t>
+            </w:r>
+          </w:p>
+        </w:tc>
+        <w:tc>
+          <w:tcPr/>
+          <w:p>
+            <w:pPr>
+              <w:pStyle w:val="Compact"/>
+            </w:pPr>
+            <w:r>
+              <w:t xml:space="preserve">EGFR</w:t>
+            </w:r>
+          </w:p>
+        </w:tc>
+        <w:tc>
+          <w:tcPr/>
+          <w:p>
+            <w:pPr>
+              <w:pStyle w:val="Compact"/>
+            </w:pPr>
+            <w:r>
+              <w:t xml:space="preserve">Approved (Phase IV)</w:t>
+            </w:r>
+          </w:p>
+        </w:tc>
+        <w:tc>
+          <w:tcPr/>
+          <w:p>
+            <w:pPr>
+              <w:pStyle w:val="Compact"/>
+            </w:pPr>
+            <w:r>
+              <w:t xml:space="preserve">Yes</w:t>
+            </w:r>
+          </w:p>
+        </w:tc>
+        <w:tc>
+          <w:tcPr/>
+          <w:p>
+            <w:pPr>
+              <w:pStyle w:val="Compact"/>
+            </w:pPr>
+            <w:r>
+              <w:t xml:space="preserve">0.73</w:t>
+            </w:r>
+          </w:p>
+        </w:tc>
+        <w:tc>
+          <w:tcPr/>
+          <w:p>
+            <w:pPr>
+              <w:pStyle w:val="Compact"/>
+            </w:pPr>
+            <w:r>
+              <w:t xml:space="preserve">0.605</w:t>
+            </w:r>
+          </w:p>
+        </w:tc>
+        <w:tc>
+          <w:tcPr/>
+          <w:p>
+            <w:pPr>
+              <w:pStyle w:val="Compact"/>
+            </w:pPr>
+            <w:r>
+              <w:t xml:space="preserve">0.917</w:t>
+            </w:r>
+          </w:p>
+        </w:tc>
+        <w:tc>
+          <w:tcPr/>
+          <w:p>
+            <w:pPr>
+              <w:pStyle w:val="Compact"/>
+            </w:pPr>
+            <w:r>
+              <w:t xml:space="preserve">3</w:t>
+            </w:r>
+          </w:p>
+        </w:tc>
+        <w:tc>
+          <w:tcPr/>
+          <w:p>
+            <w:pPr>
+              <w:pStyle w:val="Compact"/>
+            </w:pPr>
+            <w:r>
+              <w:t xml:space="preserve">Yes</w:t>
+            </w:r>
+          </w:p>
+        </w:tc>
+        <w:tc>
+          <w:tcPr/>
+          <w:p>
+            <w:pPr>
+              <w:pStyle w:val="Compact"/>
+            </w:pPr>
+            <w:r>
+              <w:t xml:space="preserve">6/6</w:t>
+            </w:r>
+          </w:p>
+        </w:tc>
+      </w:tr>
+      <w:tr>
+        <w:tc>
+          <w:tcPr/>
+          <w:p>
+            <w:pPr>
+              <w:pStyle w:val="Compact"/>
+            </w:pPr>
+            <w:r>
+              <w:t xml:space="preserve">Nimotuzumab</w:t>
+            </w:r>
+          </w:p>
+        </w:tc>
+        <w:tc>
+          <w:tcPr/>
+          <w:p>
+            <w:pPr>
+              <w:pStyle w:val="Compact"/>
+            </w:pPr>
+            <w:r>
+              <w:t xml:space="preserve">EGFR control</w:t>
+            </w:r>
+          </w:p>
+        </w:tc>
+        <w:tc>
+          <w:tcPr/>
+          <w:p>
+            <w:pPr>
+              <w:pStyle w:val="Compact"/>
+            </w:pPr>
+            <w:r>
+              <w:t xml:space="preserve">Anti-EGFR antibody/ADC</w:t>
+            </w:r>
+          </w:p>
+        </w:tc>
+        <w:tc>
+          <w:tcPr/>
+          <w:p>
+            <w:pPr>
+              <w:pStyle w:val="Compact"/>
+            </w:pPr>
+            <w:r>
+              <w:t xml:space="preserve">EGFR</w:t>
+            </w:r>
+          </w:p>
+        </w:tc>
+        <w:tc>
+          <w:tcPr/>
+          <w:p>
+            <w:pPr>
+              <w:pStyle w:val="Compact"/>
+            </w:pPr>
+            <w:r>
+              <w:t xml:space="preserve">Approved (Phase IV)</w:t>
+            </w:r>
+          </w:p>
+        </w:tc>
+        <w:tc>
+          <w:tcPr/>
+          <w:p>
+            <w:pPr>
+              <w:pStyle w:val="Compact"/>
+            </w:pPr>
+            <w:r>
+              <w:t xml:space="preserve">No</w:t>
+            </w:r>
+          </w:p>
+        </w:tc>
+        <w:tc>
+          <w:tcPr/>
+          <w:p>
+            <w:pPr>
+              <w:pStyle w:val="Compact"/>
+            </w:pPr>
+            <w:r>
+              <w:t xml:space="preserve">0.73</w:t>
+            </w:r>
+          </w:p>
+        </w:tc>
+        <w:tc>
+          <w:tcPr/>
+          <w:p>
+            <w:pPr>
+              <w:pStyle w:val="Compact"/>
+            </w:pPr>
+            <w:r>
+              <w:t xml:space="preserve">0.605</w:t>
+            </w:r>
+          </w:p>
+        </w:tc>
+        <w:tc>
+          <w:tcPr/>
+          <w:p>
+            <w:pPr>
+              <w:pStyle w:val="Compact"/>
+            </w:pPr>
+            <w:r>
+              <w:t xml:space="preserve">0.917</w:t>
+            </w:r>
+          </w:p>
+        </w:tc>
+        <w:tc>
+          <w:tcPr/>
+          <w:p>
+            <w:pPr>
+              <w:pStyle w:val="Compact"/>
+            </w:pPr>
+            <w:r>
+              <w:t xml:space="preserve">3</w:t>
+            </w:r>
+          </w:p>
+        </w:tc>
+        <w:tc>
+          <w:tcPr/>
+          <w:p>
+            <w:pPr>
+              <w:pStyle w:val="Compact"/>
+            </w:pPr>
+            <w:r>
+              <w:t xml:space="preserve">Yes</w:t>
+            </w:r>
+          </w:p>
+        </w:tc>
+        <w:tc>
+          <w:tcPr/>
+          <w:p>
+            <w:pPr>
+              <w:pStyle w:val="Compact"/>
+            </w:pPr>
+            <w:r>
+              <w:t xml:space="preserve">6/6</w:t>
+            </w:r>
+          </w:p>
+        </w:tc>
+      </w:tr>
+      <w:tr>
+        <w:tc>
+          <w:tcPr/>
+          <w:p>
+            <w:pPr>
+              <w:pStyle w:val="Compact"/>
+            </w:pPr>
+            <w:r>
+              <w:t xml:space="preserve">Panitumumab</w:t>
+            </w:r>
+          </w:p>
+        </w:tc>
+        <w:tc>
+          <w:tcPr/>
+          <w:p>
+            <w:pPr>
+              <w:pStyle w:val="Compact"/>
+            </w:pPr>
+            <w:r>
+              <w:t xml:space="preserve">EGFR control</w:t>
+            </w:r>
+          </w:p>
+        </w:tc>
+        <w:tc>
+          <w:tcPr/>
+          <w:p>
+            <w:pPr>
+              <w:pStyle w:val="Compact"/>
+            </w:pPr>
+            <w:r>
+              <w:t xml:space="preserve">Anti-EGFR antibody/ADC</w:t>
+            </w:r>
+          </w:p>
+        </w:tc>
+        <w:tc>
+          <w:tcPr/>
+          <w:p>
+            <w:pPr>
+              <w:pStyle w:val="Compact"/>
+            </w:pPr>
+            <w:r>
+              <w:t xml:space="preserve">EGFR</w:t>
+            </w:r>
+          </w:p>
+        </w:tc>
+        <w:tc>
+          <w:tcPr/>
+          <w:p>
+            <w:pPr>
+              <w:pStyle w:val="Compact"/>
+            </w:pPr>
+            <w:r>
+              <w:t xml:space="preserve">Approved (Phase IV)</w:t>
+            </w:r>
+          </w:p>
+        </w:tc>
+        <w:tc>
+          <w:tcPr/>
+          <w:p>
+            <w:pPr>
+              <w:pStyle w:val="Compact"/>
+            </w:pPr>
+            <w:r>
+              <w:t xml:space="preserve">No</w:t>
+            </w:r>
+          </w:p>
+        </w:tc>
+        <w:tc>
+          <w:tcPr/>
+          <w:p>
+            <w:pPr>
+              <w:pStyle w:val="Compact"/>
+            </w:pPr>
+            <w:r>
+              <w:t xml:space="preserve">0.73</w:t>
+            </w:r>
+          </w:p>
+        </w:tc>
+        <w:tc>
+          <w:tcPr/>
+          <w:p>
+            <w:pPr>
+              <w:pStyle w:val="Compact"/>
+            </w:pPr>
+            <w:r>
+              <w:t xml:space="preserve">0.605</w:t>
+            </w:r>
+          </w:p>
+        </w:tc>
+        <w:tc>
+          <w:tcPr/>
+          <w:p>
+            <w:pPr>
+              <w:pStyle w:val="Compact"/>
+            </w:pPr>
+            <w:r>
+              <w:t xml:space="preserve">0.917</w:t>
+            </w:r>
+          </w:p>
+        </w:tc>
+        <w:tc>
+          <w:tcPr/>
+          <w:p>
+            <w:pPr>
+              <w:pStyle w:val="Compact"/>
+            </w:pPr>
+            <w:r>
+              <w:t xml:space="preserve">3</w:t>
+            </w:r>
+          </w:p>
+        </w:tc>
+        <w:tc>
+          <w:tcPr/>
+          <w:p>
+            <w:pPr>
+              <w:pStyle w:val="Compact"/>
+            </w:pPr>
+            <w:r>
+              <w:t xml:space="preserve">Yes</w:t>
+            </w:r>
+          </w:p>
+        </w:tc>
+        <w:tc>
+          <w:tcPr/>
+          <w:p>
+            <w:pPr>
+              <w:pStyle w:val="Compact"/>
+            </w:pPr>
+            <w:r>
+              <w:t xml:space="preserve">6/6</w:t>
+            </w:r>
+          </w:p>
+        </w:tc>
+      </w:tr>
+      <w:tr>
+        <w:tc>
+          <w:tcPr/>
+          <w:p>
+            <w:pPr>
+              <w:pStyle w:val="Compact"/>
+            </w:pPr>
+            <w:r>
+              <w:t xml:space="preserve">Gefitinib</w:t>
+            </w:r>
+          </w:p>
+        </w:tc>
+        <w:tc>
+          <w:tcPr/>
+          <w:p>
+            <w:pPr>
+              <w:pStyle w:val="Compact"/>
+            </w:pPr>
+            <w:r>
+              <w:t xml:space="preserve">EGFR control</w:t>
+            </w:r>
+          </w:p>
+        </w:tc>
+        <w:tc>
+          <w:tcPr/>
+          <w:p>
+            <w:pPr>
+              <w:pStyle w:val="Compact"/>
+            </w:pPr>
+            <w:r>
+              <w:t xml:space="preserve">EGFR TKI (1st-2nd gen)</w:t>
+            </w:r>
+          </w:p>
+        </w:tc>
+        <w:tc>
+          <w:tcPr/>
+          <w:p>
+            <w:pPr>
+              <w:pStyle w:val="Compact"/>
+            </w:pPr>
+            <w:r>
+              <w:t xml:space="preserve">EGFR</w:t>
+            </w:r>
+          </w:p>
+        </w:tc>
+        <w:tc>
+          <w:tcPr/>
+          <w:p>
+            <w:pPr>
+              <w:pStyle w:val="Compact"/>
+            </w:pPr>
+            <w:r>
+              <w:t xml:space="preserve">Approved (Phase IV)</w:t>
+            </w:r>
+          </w:p>
+        </w:tc>
+        <w:tc>
+          <w:tcPr/>
+          <w:p>
+            <w:pPr>
+              <w:pStyle w:val="Compact"/>
+            </w:pPr>
+            <w:r>
+              <w:t xml:space="preserve">No</w:t>
+            </w:r>
+          </w:p>
+        </w:tc>
+        <w:tc>
+          <w:tcPr/>
+          <w:p>
+            <w:pPr>
+              <w:pStyle w:val="Compact"/>
+            </w:pPr>
+            <w:r>
+              <w:t xml:space="preserve">0.717</w:t>
+            </w:r>
+          </w:p>
+        </w:tc>
+        <w:tc>
+          <w:tcPr/>
+          <w:p>
+            <w:pPr>
+              <w:pStyle w:val="Compact"/>
+            </w:pPr>
+            <w:r>
+              <w:t xml:space="preserve">0.605</w:t>
+            </w:r>
+          </w:p>
+        </w:tc>
+        <w:tc>
+          <w:tcPr/>
+          <w:p>
+            <w:pPr>
+              <w:pStyle w:val="Compact"/>
+            </w:pPr>
+            <w:r>
+              <w:t xml:space="preserve">0.884</w:t>
+            </w:r>
+          </w:p>
+        </w:tc>
+        <w:tc>
+          <w:tcPr/>
+          <w:p>
+            <w:pPr>
+              <w:pStyle w:val="Compact"/>
+            </w:pPr>
+            <w:r>
+              <w:t xml:space="preserve">4</w:t>
+            </w:r>
+          </w:p>
+        </w:tc>
+        <w:tc>
+          <w:tcPr/>
+          <w:p>
+            <w:pPr>
+              <w:pStyle w:val="Compact"/>
+            </w:pPr>
+            <w:r>
+              <w:t xml:space="preserve">Yes</w:t>
+            </w:r>
+          </w:p>
+        </w:tc>
+        <w:tc>
+          <w:tcPr/>
+          <w:p>
+            <w:pPr>
+              <w:pStyle w:val="Compact"/>
+            </w:pPr>
+            <w:r>
+              <w:t xml:space="preserve">6/6</w:t>
+            </w:r>
+          </w:p>
+        </w:tc>
+      </w:tr>
+      <w:tr>
+        <w:tc>
+          <w:tcPr/>
+          <w:p>
+            <w:pPr>
+              <w:pStyle w:val="Compact"/>
+            </w:pPr>
+            <w:r>
+              <w:t xml:space="preserve">Lapatinib</w:t>
+            </w:r>
+          </w:p>
+        </w:tc>
+        <w:tc>
+          <w:tcPr/>
+          <w:p>
+            <w:pPr>
+              <w:pStyle w:val="Compact"/>
+            </w:pPr>
+            <w:r>
+              <w:t xml:space="preserve">EGFR control</w:t>
+            </w:r>
+          </w:p>
+        </w:tc>
+        <w:tc>
+          <w:tcPr/>
+          <w:p>
+            <w:pPr>
+              <w:pStyle w:val="Compact"/>
+            </w:pPr>
+            <w:r>
+              <w:t xml:space="preserve">EGFR TKI (1st-2nd gen)</w:t>
+            </w:r>
+          </w:p>
+        </w:tc>
+        <w:tc>
+          <w:tcPr/>
+          <w:p>
+            <w:pPr>
+              <w:pStyle w:val="Compact"/>
+            </w:pPr>
+            <w:r>
+              <w:t xml:space="preserve">EGFR</w:t>
+            </w:r>
+          </w:p>
+        </w:tc>
+        <w:tc>
+          <w:tcPr/>
+          <w:p>
+            <w:pPr>
+              <w:pStyle w:val="Compact"/>
+            </w:pPr>
+            <w:r>
+              <w:t xml:space="preserve">Approved (Phase IV)</w:t>
+            </w:r>
+          </w:p>
+        </w:tc>
+        <w:tc>
+          <w:tcPr/>
+          <w:p>
+            <w:pPr>
+              <w:pStyle w:val="Compact"/>
+            </w:pPr>
+            <w:r>
+              <w:t xml:space="preserve">No</w:t>
+            </w:r>
+          </w:p>
+        </w:tc>
+        <w:tc>
+          <w:tcPr/>
+          <w:p>
+            <w:pPr>
+              <w:pStyle w:val="Compact"/>
+            </w:pPr>
+            <w:r>
+              <w:t xml:space="preserve">0.698</w:t>
+            </w:r>
+          </w:p>
+        </w:tc>
+        <w:tc>
+          <w:tcPr/>
+          <w:p>
+            <w:pPr>
+              <w:pStyle w:val="Compact"/>
+            </w:pPr>
+            <w:r>
+              <w:t xml:space="preserve">0.605</w:t>
+            </w:r>
+          </w:p>
+        </w:tc>
+        <w:tc>
+          <w:tcPr/>
+          <w:p>
+            <w:pPr>
+              <w:pStyle w:val="Compact"/>
+            </w:pPr>
+            <w:r>
+              <w:t xml:space="preserve">0.836</w:t>
+            </w:r>
+          </w:p>
+        </w:tc>
+        <w:tc>
+          <w:tcPr/>
+          <w:p>
+            <w:pPr>
+              <w:pStyle w:val="Compact"/>
+            </w:pPr>
+            <w:r>
+              <w:t xml:space="preserve">4</w:t>
+            </w:r>
+          </w:p>
+        </w:tc>
+        <w:tc>
+          <w:tcPr/>
+          <w:p>
+            <w:pPr>
+              <w:pStyle w:val="Compact"/>
+            </w:pPr>
+            <w:r>
+              <w:t xml:space="preserve">Yes</w:t>
+            </w:r>
+          </w:p>
+        </w:tc>
+        <w:tc>
+          <w:tcPr/>
+          <w:p>
+            <w:pPr>
+              <w:pStyle w:val="Compact"/>
+            </w:pPr>
+            <w:r>
+              <w:t xml:space="preserve">6/6</w:t>
+            </w:r>
+          </w:p>
+        </w:tc>
+      </w:tr>
+      <w:tr>
+        <w:tc>
+          <w:tcPr/>
+          <w:p>
+            <w:pPr>
+              <w:pStyle w:val="Compact"/>
+            </w:pPr>
+            <w:r>
+              <w:t xml:space="preserve">Afatinib</w:t>
+            </w:r>
+          </w:p>
+        </w:tc>
+        <w:tc>
+          <w:tcPr/>
+          <w:p>
+            <w:pPr>
+              <w:pStyle w:val="Compact"/>
+            </w:pPr>
+            <w:r>
+              <w:t xml:space="preserve">EGFR control</w:t>
+            </w:r>
+          </w:p>
+        </w:tc>
+        <w:tc>
+          <w:tcPr/>
+          <w:p>
+            <w:pPr>
+              <w:pStyle w:val="Compact"/>
+            </w:pPr>
+            <w:r>
+              <w:t xml:space="preserve">EGFR TKI (1st-2nd gen)</w:t>
+            </w:r>
+          </w:p>
+        </w:tc>
+        <w:tc>
+          <w:tcPr/>
+          <w:p>
+            <w:pPr>
+              <w:pStyle w:val="Compact"/>
+            </w:pPr>
+            <w:r>
+              <w:t xml:space="preserve">EGFR</w:t>
+            </w:r>
+          </w:p>
+        </w:tc>
+        <w:tc>
+          <w:tcPr/>
+          <w:p>
+            <w:pPr>
+              <w:pStyle w:val="Compact"/>
+            </w:pPr>
+            <w:r>
+              <w:t xml:space="preserve">Approved (Phase IV)</w:t>
+            </w:r>
+          </w:p>
+        </w:tc>
+        <w:tc>
+          <w:tcPr/>
+          <w:p>
+            <w:pPr>
+              <w:pStyle w:val="Compact"/>
+            </w:pPr>
+            <w:r>
+              <w:t xml:space="preserve">Yes</w:t>
+            </w:r>
+          </w:p>
+        </w:tc>
+        <w:tc>
+          <w:tcPr/>
+          <w:p>
+            <w:pPr>
+              <w:pStyle w:val="Compact"/>
+            </w:pPr>
+            <w:r>
+              <w:t xml:space="preserve">0.695</w:t>
+            </w:r>
+          </w:p>
+        </w:tc>
+        <w:tc>
+          <w:tcPr/>
+          <w:p>
+            <w:pPr>
+              <w:pStyle w:val="Compact"/>
+            </w:pPr>
+            <w:r>
+              <w:t xml:space="preserve">0.605</w:t>
+            </w:r>
+          </w:p>
+        </w:tc>
+        <w:tc>
+          <w:tcPr/>
+          <w:p>
+            <w:pPr>
+              <w:pStyle w:val="Compact"/>
+            </w:pPr>
+            <w:r>
+              <w:t xml:space="preserve">0.829</w:t>
+            </w:r>
+          </w:p>
+        </w:tc>
+        <w:tc>
+          <w:tcPr/>
+          <w:p>
+            <w:pPr>
+              <w:pStyle w:val="Compact"/>
+            </w:pPr>
+            <w:r>
+              <w:t xml:space="preserve">4</w:t>
+            </w:r>
+          </w:p>
+        </w:tc>
+        <w:tc>
+          <w:tcPr/>
+          <w:p>
+            <w:pPr>
+              <w:pStyle w:val="Compact"/>
+            </w:pPr>
+            <w:r>
+              <w:t xml:space="preserve">Yes</w:t>
+            </w:r>
+          </w:p>
+        </w:tc>
+        <w:tc>
+          <w:tcPr/>
+          <w:p>
+            <w:pPr>
+              <w:pStyle w:val="Compact"/>
+            </w:pPr>
+            <w:r>
+              <w:t xml:space="preserve">6/6</w:t>
+            </w:r>
+          </w:p>
+        </w:tc>
+      </w:tr>
+      <w:tr>
+        <w:tc>
+          <w:tcPr/>
+          <w:p>
+            <w:pPr>
+              <w:pStyle w:val="Compact"/>
+            </w:pPr>
+            <w:r>
+              <w:t xml:space="preserve">Erlotinib</w:t>
+            </w:r>
+          </w:p>
+        </w:tc>
+        <w:tc>
+          <w:tcPr/>
+          <w:p>
+            <w:pPr>
+              <w:pStyle w:val="Compact"/>
+            </w:pPr>
+            <w:r>
+              <w:t xml:space="preserve">EGFR control</w:t>
+            </w:r>
+          </w:p>
+        </w:tc>
+        <w:tc>
+          <w:tcPr/>
+          <w:p>
+            <w:pPr>
+              <w:pStyle w:val="Compact"/>
+            </w:pPr>
+            <w:r>
+              <w:t xml:space="preserve">EGFR TKI (1st-2nd gen)</w:t>
+            </w:r>
+          </w:p>
+        </w:tc>
+        <w:tc>
+          <w:tcPr/>
+          <w:p>
+            <w:pPr>
+              <w:pStyle w:val="Compact"/>
+            </w:pPr>
+            <w:r>
+              <w:t xml:space="preserve">EGFR</w:t>
+            </w:r>
+          </w:p>
+        </w:tc>
+        <w:tc>
+          <w:tcPr/>
+          <w:p>
+            <w:pPr>
+              <w:pStyle w:val="Compact"/>
+            </w:pPr>
+            <w:r>
+              <w:t xml:space="preserve">Approved (Phase IV)</w:t>
+            </w:r>
+          </w:p>
+        </w:tc>
+        <w:tc>
+          <w:tcPr/>
+          <w:p>
+            <w:pPr>
+              <w:pStyle w:val="Compact"/>
+            </w:pPr>
+            <w:r>
+              <w:t xml:space="preserve">No</w:t>
+            </w:r>
+          </w:p>
+        </w:tc>
+        <w:tc>
+          <w:tcPr/>
+          <w:p>
+            <w:pPr>
+              <w:pStyle w:val="Compact"/>
+            </w:pPr>
+            <w:r>
+              <w:t xml:space="preserve">0.689</w:t>
+            </w:r>
+          </w:p>
+        </w:tc>
+        <w:tc>
+          <w:tcPr/>
+          <w:p>
+            <w:pPr>
+              <w:pStyle w:val="Compact"/>
+            </w:pPr>
+            <w:r>
+              <w:t xml:space="preserve">0.605</w:t>
+            </w:r>
+          </w:p>
+        </w:tc>
+        <w:tc>
+          <w:tcPr/>
+          <w:p>
+            <w:pPr>
+              <w:pStyle w:val="Compact"/>
+            </w:pPr>
+            <w:r>
+              <w:t xml:space="preserve">0.813</w:t>
+            </w:r>
+          </w:p>
+        </w:tc>
+        <w:tc>
+          <w:tcPr/>
+          <w:p>
+            <w:pPr>
+              <w:pStyle w:val="Compact"/>
+            </w:pPr>
+            <w:r>
+              <w:t xml:space="preserve">3</w:t>
+            </w:r>
+          </w:p>
+        </w:tc>
+        <w:tc>
+          <w:tcPr/>
+          <w:p>
+            <w:pPr>
+              <w:pStyle w:val="Compact"/>
+            </w:pPr>
+            <w:r>
+              <w:t xml:space="preserve">Yes</w:t>
+            </w:r>
+          </w:p>
+        </w:tc>
+        <w:tc>
+          <w:tcPr/>
+          <w:p>
+            <w:pPr>
+              <w:pStyle w:val="Compact"/>
+            </w:pPr>
+            <w:r>
+              <w:t xml:space="preserve">6/6</w:t>
+            </w:r>
+          </w:p>
+        </w:tc>
+      </w:tr>
+      <w:tr>
+        <w:tc>
+          <w:tcPr/>
+          <w:p>
+            <w:pPr>
+              <w:pStyle w:val="Compact"/>
+            </w:pPr>
+            <w:r>
+              <w:rPr>
+                <w:i/>
+                <w:iCs/>
+              </w:rPr>
+              <w:t xml:space="preserve">plus 60 additional EGFR-axis agents</w:t>
+            </w:r>
+          </w:p>
+        </w:tc>
+        <w:tc>
+          <w:tcPr/>
+          <w:p>
+            <w:pPr>
+              <w:pStyle w:val="Compact"/>
+            </w:pPr>
+            <w:r>
+              <w:t xml:space="preserve">EGFR control</w:t>
+            </w:r>
+          </w:p>
+        </w:tc>
+        <w:tc>
+          <w:tcPr/>
+          <w:p>
+            <w:pPr>
+              <w:pStyle w:val="Compact"/>
+            </w:pPr>
+            <w:r>
+              <w:t xml:space="preserve">EGFR signaling</w:t>
+            </w:r>
+          </w:p>
+        </w:tc>
+        <w:tc>
+          <w:tcPr/>
+          <w:p>
+            <w:pPr>
+              <w:pStyle w:val="Compact"/>
+            </w:pPr>
+            <w:r>
+              <w:t xml:space="preserve">EGFR</w:t>
+            </w:r>
+          </w:p>
+        </w:tc>
+        <w:tc>
+          <w:tcPr/>
+          <w:p>
+            <w:pPr>
+              <w:pStyle w:val="Compact"/>
+            </w:pPr>
+            <w:r>
+              <w:t xml:space="preserve">Approved-to-Phase I</w:t>
+            </w:r>
+          </w:p>
+        </w:tc>
+        <w:tc>
+          <w:tcPr/>
+          <w:p>
+            <w:pPr>
+              <w:pStyle w:val="Compact"/>
+            </w:pPr>
+            <w:r>
+              <w:t xml:space="preserve">mixed</w:t>
+            </w:r>
+          </w:p>
+        </w:tc>
+        <w:tc>
+          <w:tcPr/>
+          <w:p>
+            <w:pPr>
+              <w:pStyle w:val="Compact"/>
+            </w:pPr>
+            <w:r>
+              <w:t xml:space="preserve">0.50-0.66</w:t>
+            </w:r>
+          </w:p>
+        </w:tc>
+        <w:tc>
+          <w:tcPr/>
+          <w:p>
+            <w:pPr>
+              <w:pStyle w:val="Compact"/>
+            </w:pPr>
+            <w:r>
+              <w:t xml:space="preserve">0.605</w:t>
+            </w:r>
+          </w:p>
+        </w:tc>
+        <w:tc>
+          <w:tcPr/>
+          <w:p>
+            <w:pPr>
+              <w:pStyle w:val="Compact"/>
+            </w:pPr>
+            <w:r>
+              <w:t xml:space="preserve">varies</w:t>
+            </w:r>
+          </w:p>
+        </w:tc>
+        <w:tc>
+          <w:tcPr/>
+          <w:p>
+            <w:pPr>
+              <w:pStyle w:val="Compact"/>
+            </w:pPr>
+            <w:r>
+              <w:t xml:space="preserve">2-3</w:t>
+            </w:r>
+          </w:p>
+        </w:tc>
+        <w:tc>
+          <w:tcPr/>
+          <w:p>
+            <w:pPr>
+              <w:pStyle w:val="Compact"/>
+            </w:pPr>
+            <w:r>
+              <w:t xml:space="preserve">mixed</w:t>
+            </w:r>
+          </w:p>
+        </w:tc>
+        <w:tc>
+          <w:tcPr/>
+          <w:p>
+            <w:pPr>
+              <w:pStyle w:val="Compact"/>
+            </w:pPr>
+            <w:r>
+              <w:t xml:space="preserve">mixed</w:t>
+            </w:r>
+          </w:p>
+        </w:tc>
+      </w:tr>
+      <w:tr>
+        <w:tc>
+          <w:tcPr/>
+          <w:p>
+            <w:pPr>
+              <w:pStyle w:val="Compact"/>
+            </w:pPr>
+            <w:r>
+              <w:t xml:space="preserve">Metformin</w:t>
+            </w:r>
+          </w:p>
+        </w:tc>
+        <w:tc>
+          <w:tcPr/>
+          <w:p>
+            <w:pPr>
+              <w:pStyle w:val="Compact"/>
+            </w:pPr>
+            <w:r>
+              <w:t xml:space="preserve">Hub-central</w:t>
+            </w:r>
+          </w:p>
+        </w:tc>
+        <w:tc>
+          <w:tcPr/>
+          <w:p>
+            <w:pPr>
+              <w:pStyle w:val="Compact"/>
+            </w:pPr>
+            <w:r>
+              <w:t xml:space="preserve">Oxidative phosphorylation</w:t>
+            </w:r>
+          </w:p>
+        </w:tc>
+        <w:tc>
+          <w:tcPr/>
+          <w:p>
+            <w:pPr>
+              <w:pStyle w:val="Compact"/>
+            </w:pPr>
+            <w:r>
+              <w:t xml:space="preserve">NDUFS2</w:t>
+            </w:r>
+          </w:p>
+        </w:tc>
+        <w:tc>
+          <w:tcPr/>
+          <w:p>
+            <w:pPr>
+              <w:pStyle w:val="Compact"/>
+            </w:pPr>
+            <w:r>
+              <w:t xml:space="preserve">Approved (Phase IV)</w:t>
+            </w:r>
+          </w:p>
+        </w:tc>
+        <w:tc>
+          <w:tcPr/>
+          <w:p>
+            <w:pPr>
+              <w:pStyle w:val="Compact"/>
+            </w:pPr>
+            <w:r>
+              <w:t xml:space="preserve">No</w:t>
+            </w:r>
+          </w:p>
+        </w:tc>
+        <w:tc>
+          <w:tcPr/>
+          <w:p>
+            <w:pPr>
+              <w:pStyle w:val="Compact"/>
+            </w:pPr>
+            <w:r>
+              <w:t xml:space="preserve">0.591</w:t>
+            </w:r>
+          </w:p>
+        </w:tc>
+        <w:tc>
+          <w:tcPr/>
+          <w:p>
+            <w:pPr>
+              <w:pStyle w:val="Compact"/>
+            </w:pPr>
+            <w:r>
+              <w:t xml:space="preserve">0.502</w:t>
+            </w:r>
+          </w:p>
+        </w:tc>
+        <w:tc>
+          <w:tcPr/>
+          <w:p>
+            <w:pPr>
+              <w:pStyle w:val="Compact"/>
+            </w:pPr>
+            <w:r>
+              <w:t xml:space="preserve">0.725</w:t>
+            </w:r>
+          </w:p>
+        </w:tc>
+        <w:tc>
+          <w:tcPr/>
+          <w:p>
+            <w:pPr>
+              <w:pStyle w:val="Compact"/>
+            </w:pPr>
+            <w:r>
+              <w:t xml:space="preserve">3</w:t>
+            </w:r>
+          </w:p>
+        </w:tc>
+        <w:tc>
+          <w:tcPr/>
+          <w:p>
+            <w:pPr>
+              <w:pStyle w:val="Compact"/>
+            </w:pPr>
+            <w:r>
+              <w:t xml:space="preserve">Yes</w:t>
+            </w:r>
+          </w:p>
+        </w:tc>
+        <w:tc>
+          <w:tcPr/>
+          <w:p>
+            <w:pPr>
+              <w:pStyle w:val="Compact"/>
+            </w:pPr>
+            <w:r>
+              <w:t xml:space="preserve">6/6</w:t>
+            </w:r>
+          </w:p>
+        </w:tc>
+      </w:tr>
+      <w:tr>
+        <w:tc>
+          <w:tcPr/>
+          <w:p>
+            <w:pPr>
+              <w:pStyle w:val="Compact"/>
+            </w:pPr>
+            <w:r>
+              <w:t xml:space="preserve">Bortezomib D-Mannitol</w:t>
+            </w:r>
+          </w:p>
+        </w:tc>
+        <w:tc>
+          <w:tcPr/>
+          <w:p>
+            <w:pPr>
+              <w:pStyle w:val="Compact"/>
+            </w:pPr>
+            <w:r>
+              <w:t xml:space="preserve">Hub-central</w:t>
+            </w:r>
+          </w:p>
+        </w:tc>
+        <w:tc>
+          <w:tcPr/>
+          <w:p>
+            <w:pPr>
+              <w:pStyle w:val="Compact"/>
+            </w:pPr>
+            <w:r>
+              <w:t xml:space="preserve">Ubiquitin-dependent proteolysis</w:t>
+            </w:r>
+          </w:p>
+        </w:tc>
+        <w:tc>
+          <w:tcPr/>
+          <w:p>
+            <w:pPr>
+              <w:pStyle w:val="Compact"/>
+            </w:pPr>
+            <w:r>
+              <w:t xml:space="preserve">PSMA2</w:t>
+            </w:r>
+          </w:p>
+        </w:tc>
+        <w:tc>
+          <w:tcPr/>
+          <w:p>
+            <w:pPr>
+              <w:pStyle w:val="Compact"/>
+            </w:pPr>
+            <w:r>
+              <w:t xml:space="preserve">Approved (Phase IV)</w:t>
+            </w:r>
+          </w:p>
+        </w:tc>
+        <w:tc>
+          <w:tcPr/>
+          <w:p>
+            <w:pPr>
+              <w:pStyle w:val="Compact"/>
+            </w:pPr>
+            <w:r>
+              <w:t xml:space="preserve">No</w:t>
+            </w:r>
+          </w:p>
+        </w:tc>
+        <w:tc>
+          <w:tcPr/>
+          <w:p>
+            <w:pPr>
+              <w:pStyle w:val="Compact"/>
+            </w:pPr>
+            <w:r>
+              <w:t xml:space="preserve">0.5</w:t>
+            </w:r>
+          </w:p>
+        </w:tc>
+        <w:tc>
+          <w:tcPr/>
+          <w:p>
+            <w:pPr>
+              <w:pStyle w:val="Compact"/>
+            </w:pPr>
+            <w:r>
+              <w:t xml:space="preserve">0.389</w:t>
+            </w:r>
+          </w:p>
+        </w:tc>
+        <w:tc>
+          <w:tcPr/>
+          <w:p>
+            <w:pPr>
+              <w:pStyle w:val="Compact"/>
+            </w:pPr>
+            <w:r>
+              <w:t xml:space="preserve">0.667</w:t>
+            </w:r>
+          </w:p>
+        </w:tc>
+        <w:tc>
+          <w:tcPr/>
+          <w:p>
+            <w:pPr>
+              <w:pStyle w:val="Compact"/>
+            </w:pPr>
+            <w:r>
+              <w:t xml:space="preserve">2</w:t>
+            </w:r>
+          </w:p>
+        </w:tc>
+        <w:tc>
+          <w:tcPr/>
+          <w:p>
+            <w:pPr>
+              <w:pStyle w:val="Compact"/>
+            </w:pPr>
+            <w:r>
+              <w:t xml:space="preserve">No</w:t>
+            </w:r>
+          </w:p>
+        </w:tc>
+        <w:tc>
+          <w:tcPr/>
+          <w:p>
+            <w:pPr>
+              <w:pStyle w:val="Compact"/>
+            </w:pPr>
+            <w:r>
+              <w:t xml:space="preserve">0/6</w:t>
+            </w:r>
+          </w:p>
+        </w:tc>
+      </w:tr>
+      <w:tr>
+        <w:tc>
+          <w:tcPr/>
+          <w:p>
+            <w:pPr>
+              <w:pStyle w:val="Compact"/>
+            </w:pPr>
+            <w:r>
+              <w:t xml:space="preserve">Andecaliximab</w:t>
+            </w:r>
+          </w:p>
+        </w:tc>
+        <w:tc>
+          <w:tcPr/>
+          <w:p>
+            <w:pPr>
+              <w:pStyle w:val="Compact"/>
+            </w:pPr>
+            <w:r>
+              <w:t xml:space="preserve">Hub-central</w:t>
+            </w:r>
+          </w:p>
+        </w:tc>
+        <w:tc>
+          <w:tcPr/>
+          <w:p>
+            <w:pPr>
+              <w:pStyle w:val="Compact"/>
+            </w:pPr>
+            <w:r>
+              <w:t xml:space="preserve">Defense response</w:t>
+            </w:r>
+          </w:p>
+        </w:tc>
+        <w:tc>
+          <w:tcPr/>
+          <w:p>
+            <w:pPr>
+              <w:pStyle w:val="Compact"/>
+            </w:pPr>
+            <w:r>
+              <w:t xml:space="preserve">MMP9</w:t>
+            </w:r>
+          </w:p>
+        </w:tc>
+        <w:tc>
+          <w:tcPr/>
+          <w:p>
+            <w:pPr>
+              <w:pStyle w:val="Compact"/>
+            </w:pPr>
+            <w:r>
+              <w:t xml:space="preserve">Phase III</w:t>
+            </w:r>
+          </w:p>
+        </w:tc>
+        <w:tc>
+          <w:tcPr/>
+          <w:p>
+            <w:pPr>
+              <w:pStyle w:val="Compact"/>
+            </w:pPr>
+            <w:r>
+              <w:t xml:space="preserve">No</w:t>
+            </w:r>
+          </w:p>
+        </w:tc>
+        <w:tc>
+          <w:tcPr/>
+          <w:p>
+            <w:pPr>
+              <w:pStyle w:val="Compact"/>
+            </w:pPr>
+            <w:r>
+              <w:t xml:space="preserve">0.425</w:t>
+            </w:r>
+          </w:p>
+        </w:tc>
+        <w:tc>
+          <w:tcPr/>
+          <w:p>
+            <w:pPr>
+              <w:pStyle w:val="Compact"/>
+            </w:pPr>
+            <w:r>
+              <w:t xml:space="preserve">0.431</w:t>
+            </w:r>
+          </w:p>
+        </w:tc>
+        <w:tc>
+          <w:tcPr/>
+          <w:p>
+            <w:pPr>
+              <w:pStyle w:val="Compact"/>
+            </w:pPr>
+            <w:r>
+              <w:t xml:space="preserve">0.417</w:t>
+            </w:r>
+          </w:p>
+        </w:tc>
+        <w:tc>
+          <w:tcPr/>
+          <w:p>
+            <w:pPr>
+              <w:pStyle w:val="Compact"/>
+            </w:pPr>
+            <w:r>
+              <w:t xml:space="preserve">3</w:t>
+            </w:r>
+          </w:p>
+        </w:tc>
+        <w:tc>
+          <w:tcPr/>
+          <w:p>
+            <w:pPr>
+              <w:pStyle w:val="Compact"/>
+            </w:pPr>
+            <w:r>
+              <w:t xml:space="preserve">No</w:t>
+            </w:r>
+          </w:p>
+        </w:tc>
+        <w:tc>
+          <w:tcPr/>
+          <w:p>
+            <w:pPr>
+              <w:pStyle w:val="Compact"/>
+            </w:pPr>
+            <w:r>
+              <w:t xml:space="preserve">0/6</w:t>
+            </w:r>
+          </w:p>
+        </w:tc>
+      </w:tr>
+      <w:tr>
+        <w:tc>
+          <w:tcPr/>
+          <w:p>
+            <w:pPr>
+              <w:pStyle w:val="Compact"/>
+            </w:pPr>
+            <w:r>
+              <w:t xml:space="preserve">Mt-3724</w:t>
+            </w:r>
+          </w:p>
+        </w:tc>
+        <w:tc>
+          <w:tcPr/>
+          <w:p>
+            <w:pPr>
+              <w:pStyle w:val="Compact"/>
+            </w:pPr>
+            <w:r>
+              <w:t xml:space="preserve">Hub-central</w:t>
+            </w:r>
+          </w:p>
+        </w:tc>
+        <w:tc>
+          <w:tcPr/>
+          <w:p>
+            <w:pPr>
+              <w:pStyle w:val="Compact"/>
+            </w:pPr>
+            <w:r>
+              <w:t xml:space="preserve">Translation</w:t>
+            </w:r>
+          </w:p>
+        </w:tc>
+        <w:tc>
+          <w:tcPr/>
+          <w:p>
+            <w:pPr>
+              <w:pStyle w:val="Compact"/>
+            </w:pPr>
+            <w:r>
+              <w:t xml:space="preserve">RPS11</w:t>
+            </w:r>
+          </w:p>
+        </w:tc>
+        <w:tc>
+          <w:tcPr/>
+          <w:p>
+            <w:pPr>
+              <w:pStyle w:val="Compact"/>
+            </w:pPr>
+            <w:r>
+              <w:t xml:space="preserve">Phase II</w:t>
+            </w:r>
+          </w:p>
+        </w:tc>
+        <w:tc>
+          <w:tcPr/>
+          <w:p>
+            <w:pPr>
+              <w:pStyle w:val="Compact"/>
+            </w:pPr>
+            <w:r>
+              <w:t xml:space="preserve">No</w:t>
+            </w:r>
+          </w:p>
+        </w:tc>
+        <w:tc>
+          <w:tcPr/>
+          <w:p>
+            <w:pPr>
+              <w:pStyle w:val="Compact"/>
+            </w:pPr>
+            <w:r>
+              <w:t xml:space="preserve">0.421</w:t>
+            </w:r>
+          </w:p>
+        </w:tc>
+        <w:tc>
+          <w:tcPr/>
+          <w:p>
+            <w:pPr>
+              <w:pStyle w:val="Compact"/>
+            </w:pPr>
+            <w:r>
+              <w:t xml:space="preserve">0.48</w:t>
+            </w:r>
+          </w:p>
+        </w:tc>
+        <w:tc>
+          <w:tcPr/>
+          <w:p>
+            <w:pPr>
+              <w:pStyle w:val="Compact"/>
+            </w:pPr>
+            <w:r>
+              <w:t xml:space="preserve">0.333</w:t>
+            </w:r>
+          </w:p>
+        </w:tc>
+        <w:tc>
+          <w:tcPr/>
+          <w:p>
+            <w:pPr>
+              <w:pStyle w:val="Compact"/>
+            </w:pPr>
+            <w:r>
+              <w:t xml:space="preserve">2</w:t>
+            </w:r>
+          </w:p>
+        </w:tc>
+        <w:tc>
+          <w:tcPr/>
+          <w:p>
+            <w:pPr>
+              <w:pStyle w:val="Compact"/>
+            </w:pPr>
+            <w:r>
+              <w:t xml:space="preserve">No</w:t>
+            </w:r>
+          </w:p>
+        </w:tc>
+        <w:tc>
+          <w:tcPr/>
+          <w:p>
+            <w:pPr>
+              <w:pStyle w:val="Compact"/>
+            </w:pPr>
+            <w:r>
+              <w:t xml:space="preserve">0/6</w:t>
+            </w:r>
+          </w:p>
+        </w:tc>
+      </w:tr>
+      <w:tr>
+        <w:tc>
+          <w:tcPr/>
+          <w:p>
+            <w:pPr>
+              <w:pStyle w:val="Compact"/>
+            </w:pPr>
+            <w:r>
+              <w:t xml:space="preserve">Cedazuridine</w:t>
+            </w:r>
+          </w:p>
+        </w:tc>
+        <w:tc>
+          <w:tcPr/>
+          <w:p>
+            <w:pPr>
+              <w:pStyle w:val="Compact"/>
+            </w:pPr>
+            <w:r>
+              <w:t xml:space="preserve">Peripheral-differential</w:t>
+            </w:r>
+          </w:p>
+        </w:tc>
+        <w:tc>
+          <w:tcPr/>
+          <w:p>
+            <w:pPr>
+              <w:pStyle w:val="Compact"/>
+            </w:pPr>
+            <w:r>
+              <w:t xml:space="preserve">Small-molecule metabolism</w:t>
+            </w:r>
+          </w:p>
+        </w:tc>
+        <w:tc>
+          <w:tcPr/>
+          <w:p>
+            <w:pPr>
+              <w:pStyle w:val="Compact"/>
+            </w:pPr>
+            <w:r>
+              <w:t xml:space="preserve">CDA</w:t>
+            </w:r>
+          </w:p>
+        </w:tc>
+        <w:tc>
+          <w:tcPr/>
+          <w:p>
+            <w:pPr>
+              <w:pStyle w:val="Compact"/>
+            </w:pPr>
+            <w:r>
+              <w:t xml:space="preserve">Approved (Phase IV)</w:t>
+            </w:r>
+          </w:p>
+        </w:tc>
+        <w:tc>
+          <w:tcPr/>
+          <w:p>
+            <w:pPr>
+              <w:pStyle w:val="Compact"/>
+            </w:pPr>
+            <w:r>
+              <w:t xml:space="preserve">No</w:t>
+            </w:r>
+          </w:p>
+        </w:tc>
+        <w:tc>
+          <w:tcPr/>
+          <w:p>
+            <w:pPr>
+              <w:pStyle w:val="Compact"/>
+            </w:pPr>
+            <w:r>
+              <w:t xml:space="preserve">0.5</w:t>
+            </w:r>
+          </w:p>
+        </w:tc>
+        <w:tc>
+          <w:tcPr/>
+          <w:p>
+            <w:pPr>
+              <w:pStyle w:val="Compact"/>
+            </w:pPr>
+            <w:r>
+              <w:t xml:space="preserve">0.333</w:t>
+            </w:r>
+          </w:p>
+        </w:tc>
+        <w:tc>
+          <w:tcPr/>
+          <w:p>
+            <w:pPr>
+              <w:pStyle w:val="Compact"/>
+            </w:pPr>
+            <w:r>
+              <w:t xml:space="preserve">0.75</w:t>
+            </w:r>
+          </w:p>
+        </w:tc>
+        <w:tc>
+          <w:tcPr/>
+          <w:p>
+            <w:pPr>
+              <w:pStyle w:val="Compact"/>
+            </w:pPr>
+            <w:r>
+              <w:t xml:space="preserve">3</w:t>
+            </w:r>
+          </w:p>
+        </w:tc>
+        <w:tc>
+          <w:tcPr/>
+          <w:p>
+            <w:pPr>
+              <w:pStyle w:val="Compact"/>
+            </w:pPr>
+            <w:r>
+              <w:t xml:space="preserve">No</w:t>
+            </w:r>
+          </w:p>
+        </w:tc>
+        <w:tc>
+          <w:tcPr/>
+          <w:p>
+            <w:pPr>
+              <w:pStyle w:val="Compact"/>
+            </w:pPr>
+            <w:r>
+              <w:t xml:space="preserve">0/6</w:t>
+            </w:r>
+          </w:p>
+        </w:tc>
+      </w:tr>
+      <w:tr>
+        <w:tc>
+          <w:tcPr/>
+          <w:p>
+            <w:pPr>
+              <w:pStyle w:val="Compact"/>
+            </w:pPr>
+            <w:r>
+              <w:t xml:space="preserve">Azacitidine</w:t>
+            </w:r>
+          </w:p>
+        </w:tc>
+        <w:tc>
+          <w:tcPr/>
+          <w:p>
+            <w:pPr>
+              <w:pStyle w:val="Compact"/>
+            </w:pPr>
+            <w:r>
+              <w:t xml:space="preserve">Peripheral-differential</w:t>
+            </w:r>
+          </w:p>
+        </w:tc>
+        <w:tc>
+          <w:tcPr/>
+          <w:p>
+            <w:pPr>
+              <w:pStyle w:val="Compact"/>
+            </w:pPr>
+            <w:r>
+              <w:t xml:space="preserve">Chromatin remodeling</w:t>
+            </w:r>
+          </w:p>
+        </w:tc>
+        <w:tc>
+          <w:tcPr/>
+          <w:p>
+            <w:pPr>
+              <w:pStyle w:val="Compact"/>
+            </w:pPr>
+            <w:r>
+              <w:t xml:space="preserve">DNMT1</w:t>
+            </w:r>
+          </w:p>
+        </w:tc>
+        <w:tc>
+          <w:tcPr/>
+          <w:p>
+            <w:pPr>
+              <w:pStyle w:val="Compact"/>
+            </w:pPr>
+            <w:r>
+              <w:t xml:space="preserve">Approved (Phase IV)</w:t>
+            </w:r>
+          </w:p>
+        </w:tc>
+        <w:tc>
+          <w:tcPr/>
+          <w:p>
+            <w:pPr>
+              <w:pStyle w:val="Compact"/>
+            </w:pPr>
+            <w:r>
+              <w:t xml:space="preserve">No</w:t>
+            </w:r>
+          </w:p>
+        </w:tc>
+        <w:tc>
+          <w:tcPr/>
+          <w:p>
+            <w:pPr>
+              <w:pStyle w:val="Compact"/>
+            </w:pPr>
+            <w:r>
+              <w:t xml:space="preserve">0.494</w:t>
+            </w:r>
+          </w:p>
+        </w:tc>
+        <w:tc>
+          <w:tcPr/>
+          <w:p>
+            <w:pPr>
+              <w:pStyle w:val="Compact"/>
+            </w:pPr>
+            <w:r>
+              <w:t xml:space="preserve">0.359</w:t>
+            </w:r>
+          </w:p>
+        </w:tc>
+        <w:tc>
+          <w:tcPr/>
+          <w:p>
+            <w:pPr>
+              <w:pStyle w:val="Compact"/>
+            </w:pPr>
+            <w:r>
+              <w:t xml:space="preserve">0.695</w:t>
+            </w:r>
+          </w:p>
+        </w:tc>
+        <w:tc>
+          <w:tcPr/>
+          <w:p>
+            <w:pPr>
+              <w:pStyle w:val="Compact"/>
+            </w:pPr>
+            <w:r>
+              <w:t xml:space="preserve">4</w:t>
+            </w:r>
+          </w:p>
+        </w:tc>
+        <w:tc>
+          <w:tcPr/>
+          <w:p>
+            <w:pPr>
+              <w:pStyle w:val="Compact"/>
+            </w:pPr>
+            <w:r>
+              <w:t xml:space="preserve">No</w:t>
+            </w:r>
+          </w:p>
+        </w:tc>
+        <w:tc>
+          <w:tcPr/>
+          <w:p>
+            <w:pPr>
+              <w:pStyle w:val="Compact"/>
+            </w:pPr>
+            <w:r>
+              <w:t xml:space="preserve">4/6</w:t>
+            </w:r>
+          </w:p>
+        </w:tc>
+      </w:tr>
+      <w:tr>
+        <w:tc>
+          <w:tcPr/>
+          <w:p>
+            <w:pPr>
+              <w:pStyle w:val="Compact"/>
+            </w:pPr>
+            <w:r>
+              <w:t xml:space="preserve">Pentoxifylline</w:t>
+            </w:r>
+          </w:p>
+        </w:tc>
+        <w:tc>
+          <w:tcPr/>
+          <w:p>
+            <w:pPr>
+              <w:pStyle w:val="Compact"/>
+            </w:pPr>
+            <w:r>
+              <w:t xml:space="preserve">Peripheral-differential</w:t>
+            </w:r>
+          </w:p>
+        </w:tc>
+        <w:tc>
+          <w:tcPr/>
+          <w:p>
+            <w:pPr>
+              <w:pStyle w:val="Compact"/>
+            </w:pPr>
+            <w:r>
+              <w:t xml:space="preserve">Small-molecule metabolism</w:t>
+            </w:r>
+          </w:p>
+        </w:tc>
+        <w:tc>
+          <w:tcPr/>
+          <w:p>
+            <w:pPr>
+              <w:pStyle w:val="Compact"/>
+            </w:pPr>
+            <w:r>
+              <w:t xml:space="preserve">PDE6D</w:t>
+            </w:r>
+          </w:p>
+        </w:tc>
+        <w:tc>
+          <w:tcPr/>
+          <w:p>
+            <w:pPr>
+              <w:pStyle w:val="Compact"/>
+            </w:pPr>
+            <w:r>
+              <w:t xml:space="preserve">Approved (Phase IV)</w:t>
+            </w:r>
+          </w:p>
+        </w:tc>
+        <w:tc>
+          <w:tcPr/>
+          <w:p>
+            <w:pPr>
+              <w:pStyle w:val="Compact"/>
+            </w:pPr>
+            <w:r>
+              <w:t xml:space="preserve">No</w:t>
+            </w:r>
+          </w:p>
+        </w:tc>
+        <w:tc>
+          <w:tcPr/>
+          <w:p>
+            <w:pPr>
+              <w:pStyle w:val="Compact"/>
+            </w:pPr>
+            <w:r>
+              <w:t xml:space="preserve">0.454</w:t>
+            </w:r>
+          </w:p>
+        </w:tc>
+        <w:tc>
+          <w:tcPr/>
+          <w:p>
+            <w:pPr>
+              <w:pStyle w:val="Compact"/>
+            </w:pPr>
+            <w:r>
+              <w:t xml:space="preserve">0.316</w:t>
+            </w:r>
+          </w:p>
+        </w:tc>
+        <w:tc>
+          <w:tcPr/>
+          <w:p>
+            <w:pPr>
+              <w:pStyle w:val="Compact"/>
+            </w:pPr>
+            <w:r>
+              <w:t xml:space="preserve">0.661</w:t>
+            </w:r>
+          </w:p>
+        </w:tc>
+        <w:tc>
+          <w:tcPr/>
+          <w:p>
+            <w:pPr>
+              <w:pStyle w:val="Compact"/>
+            </w:pPr>
+            <w:r>
+              <w:t xml:space="preserve">3</w:t>
+            </w:r>
+          </w:p>
+        </w:tc>
+        <w:tc>
+          <w:tcPr/>
+          <w:p>
+            <w:pPr>
+              <w:pStyle w:val="Compact"/>
+            </w:pPr>
+            <w:r>
+              <w:t xml:space="preserve">No</w:t>
+            </w:r>
+          </w:p>
+        </w:tc>
+        <w:tc>
+          <w:tcPr/>
+          <w:p>
+            <w:pPr>
+              <w:pStyle w:val="Compact"/>
+            </w:pPr>
+            <w:r>
+              <w:t xml:space="preserve">3/6</w:t>
+            </w:r>
+          </w:p>
+        </w:tc>
+      </w:tr>
+      <w:tr>
+        <w:tc>
+          <w:tcPr/>
+          <w:p>
+            <w:pPr>
+              <w:pStyle w:val="Compact"/>
+            </w:pPr>
+            <w:r>
+              <w:t xml:space="preserve">Mitapivat</w:t>
+            </w:r>
+          </w:p>
+        </w:tc>
+        <w:tc>
+          <w:tcPr/>
+          <w:p>
+            <w:pPr>
+              <w:pStyle w:val="Compact"/>
+            </w:pPr>
+            <w:r>
+              <w:t xml:space="preserve">Peripheral-differential</w:t>
+            </w:r>
+          </w:p>
+        </w:tc>
+        <w:tc>
+          <w:tcPr/>
+          <w:p>
+            <w:pPr>
+              <w:pStyle w:val="Compact"/>
+            </w:pPr>
+            <w:r>
+              <w:t xml:space="preserve">Carbohydrate catabolism</w:t>
+            </w:r>
+          </w:p>
+        </w:tc>
+        <w:tc>
+          <w:tcPr/>
+          <w:p>
+            <w:pPr>
+              <w:pStyle w:val="Compact"/>
+            </w:pPr>
+            <w:r>
+              <w:t xml:space="preserve">PKLR</w:t>
+            </w:r>
+          </w:p>
+        </w:tc>
+        <w:tc>
+          <w:tcPr/>
+          <w:p>
+            <w:pPr>
+              <w:pStyle w:val="Compact"/>
+            </w:pPr>
+            <w:r>
+              <w:t xml:space="preserve">Approved (Phase IV)</w:t>
+            </w:r>
+          </w:p>
+        </w:tc>
+        <w:tc>
+          <w:tcPr/>
+          <w:p>
+            <w:pPr>
+              <w:pStyle w:val="Compact"/>
+            </w:pPr>
+            <w:r>
+              <w:t xml:space="preserve">No</w:t>
+            </w:r>
+          </w:p>
+        </w:tc>
+        <w:tc>
+          <w:tcPr/>
+          <w:p>
+            <w:pPr>
+              <w:pStyle w:val="Compact"/>
+            </w:pPr>
+            <w:r>
+              <w:t xml:space="preserve">0.445</w:t>
+            </w:r>
+          </w:p>
+        </w:tc>
+        <w:tc>
+          <w:tcPr/>
+          <w:p>
+            <w:pPr>
+              <w:pStyle w:val="Compact"/>
+            </w:pPr>
+            <w:r>
+              <w:t xml:space="preserve">0.353</w:t>
+            </w:r>
+          </w:p>
+        </w:tc>
+        <w:tc>
+          <w:tcPr/>
+          <w:p>
+            <w:pPr>
+              <w:pStyle w:val="Compact"/>
+            </w:pPr>
+            <w:r>
+              <w:t xml:space="preserve">0.583</w:t>
+            </w:r>
+          </w:p>
+        </w:tc>
+        <w:tc>
+          <w:tcPr/>
+          <w:p>
+            <w:pPr>
+              <w:pStyle w:val="Compact"/>
+            </w:pPr>
+            <w:r>
+              <w:t xml:space="preserve">3</w:t>
+            </w:r>
+          </w:p>
+        </w:tc>
+        <w:tc>
+          <w:tcPr/>
+          <w:p>
+            <w:pPr>
+              <w:pStyle w:val="Compact"/>
+            </w:pPr>
+            <w:r>
+              <w:t xml:space="preserve">No</w:t>
+            </w:r>
+          </w:p>
+        </w:tc>
+        <w:tc>
+          <w:tcPr/>
+          <w:p>
+            <w:pPr>
+              <w:pStyle w:val="Compact"/>
+            </w:pPr>
+            <w:r>
+              <w:t xml:space="preserve">0/6</w:t>
+            </w:r>
+          </w:p>
+        </w:tc>
+      </w:tr>
+      <w:tr>
+        <w:tc>
+          <w:tcPr/>
+          <w:p>
+            <w:pPr>
+              <w:pStyle w:val="Compact"/>
+            </w:pPr>
+            <w:r>
+              <w:t xml:space="preserve">Valproic Acid</w:t>
+            </w:r>
+          </w:p>
+        </w:tc>
+        <w:tc>
+          <w:tcPr/>
+          <w:p>
+            <w:pPr>
+              <w:pStyle w:val="Compact"/>
+            </w:pPr>
+            <w:r>
+              <w:t xml:space="preserve">Peripheral-differential</w:t>
+            </w:r>
+          </w:p>
+        </w:tc>
+        <w:tc>
+          <w:tcPr/>
+          <w:p>
+            <w:pPr>
+              <w:pStyle w:val="Compact"/>
+            </w:pPr>
+            <w:r>
+              <w:t xml:space="preserve">Carboxylic-acid metabolism</w:t>
+            </w:r>
+          </w:p>
+        </w:tc>
+        <w:tc>
+          <w:tcPr/>
+          <w:p>
+            <w:pPr>
+              <w:pStyle w:val="Compact"/>
+            </w:pPr>
+            <w:r>
+              <w:t xml:space="preserve">ALDH5A1</w:t>
+            </w:r>
+          </w:p>
+        </w:tc>
+        <w:tc>
+          <w:tcPr/>
+          <w:p>
+            <w:pPr>
+              <w:pStyle w:val="Compact"/>
+            </w:pPr>
+            <w:r>
+              <w:t xml:space="preserve">Approved (Phase IV)</w:t>
+            </w:r>
+          </w:p>
+        </w:tc>
+        <w:tc>
+          <w:tcPr/>
+          <w:p>
+            <w:pPr>
+              <w:pStyle w:val="Compact"/>
+            </w:pPr>
+            <w:r>
+              <w:t xml:space="preserve">No</w:t>
+            </w:r>
+          </w:p>
+        </w:tc>
+        <w:tc>
+          <w:tcPr/>
+          <w:p>
+            <w:pPr>
+              <w:pStyle w:val="Compact"/>
+            </w:pPr>
+            <w:r>
+              <w:t xml:space="preserve">0.438</w:t>
+            </w:r>
+          </w:p>
+        </w:tc>
+        <w:tc>
+          <w:tcPr/>
+          <w:p>
+            <w:pPr>
+              <w:pStyle w:val="Compact"/>
+            </w:pPr>
+            <w:r>
+              <w:t xml:space="preserve">0.244</w:t>
+            </w:r>
+          </w:p>
+        </w:tc>
+        <w:tc>
+          <w:tcPr/>
+          <w:p>
+            <w:pPr>
+              <w:pStyle w:val="Compact"/>
+            </w:pPr>
+            <w:r>
+              <w:t xml:space="preserve">0.73</w:t>
+            </w:r>
+          </w:p>
+        </w:tc>
+        <w:tc>
+          <w:tcPr/>
+          <w:p>
+            <w:pPr>
+              <w:pStyle w:val="Compact"/>
+            </w:pPr>
+            <w:r>
+              <w:t xml:space="preserve">4</w:t>
+            </w:r>
+          </w:p>
+        </w:tc>
+        <w:tc>
+          <w:tcPr/>
+          <w:p>
+            <w:pPr>
+              <w:pStyle w:val="Compact"/>
+            </w:pPr>
+            <w:r>
+              <w:t xml:space="preserve">No</w:t>
+            </w:r>
+          </w:p>
+        </w:tc>
+        <w:tc>
+          <w:tcPr/>
+          <w:p>
+            <w:pPr>
+              <w:pStyle w:val="Compact"/>
+            </w:pPr>
+            <w:r>
+              <w:t xml:space="preserve">2/6</w:t>
+            </w:r>
+          </w:p>
+        </w:tc>
+      </w:tr>
+      <w:tr>
+        <w:tc>
+          <w:tcPr/>
+          <w:p>
+            <w:pPr>
+              <w:pStyle w:val="Compact"/>
+            </w:pPr>
+            <w:r>
+              <w:t xml:space="preserve">Mycophenolate Mofetil</w:t>
+            </w:r>
+          </w:p>
+        </w:tc>
+        <w:tc>
+          <w:tcPr/>
+          <w:p>
+            <w:pPr>
+              <w:pStyle w:val="Compact"/>
+            </w:pPr>
+            <w:r>
+              <w:t xml:space="preserve">Peripheral-differential</w:t>
+            </w:r>
+          </w:p>
+        </w:tc>
+        <w:tc>
+          <w:tcPr/>
+          <w:p>
+            <w:pPr>
+              <w:pStyle w:val="Compact"/>
+            </w:pPr>
+            <w:r>
+              <w:t xml:space="preserve">Small-molecule metabolism</w:t>
+            </w:r>
+          </w:p>
+        </w:tc>
+        <w:tc>
+          <w:tcPr/>
+          <w:p>
+            <w:pPr>
+              <w:pStyle w:val="Compact"/>
+            </w:pPr>
+            <w:r>
+              <w:t xml:space="preserve">IMPDH2</w:t>
+            </w:r>
+          </w:p>
+        </w:tc>
+        <w:tc>
+          <w:tcPr/>
+          <w:p>
+            <w:pPr>
+              <w:pStyle w:val="Compact"/>
+            </w:pPr>
+            <w:r>
+              <w:t xml:space="preserve">Approved (Phase IV)</w:t>
+            </w:r>
+          </w:p>
+        </w:tc>
+        <w:tc>
+          <w:tcPr/>
+          <w:p>
+            <w:pPr>
+              <w:pStyle w:val="Compact"/>
+            </w:pPr>
+            <w:r>
+              <w:t xml:space="preserve">No</w:t>
+            </w:r>
+          </w:p>
+        </w:tc>
+        <w:tc>
+          <w:tcPr/>
+          <w:p>
+            <w:pPr>
+              <w:pStyle w:val="Compact"/>
+            </w:pPr>
+            <w:r>
+              <w:t xml:space="preserve">0.431</w:t>
+            </w:r>
+          </w:p>
+        </w:tc>
+        <w:tc>
+          <w:tcPr/>
+          <w:p>
+            <w:pPr>
+              <w:pStyle w:val="Compact"/>
+            </w:pPr>
+            <w:r>
+              <w:t xml:space="preserve">0.274</w:t>
+            </w:r>
+          </w:p>
+        </w:tc>
+        <w:tc>
+          <w:tcPr/>
+          <w:p>
+            <w:pPr>
+              <w:pStyle w:val="Compact"/>
+            </w:pPr>
+            <w:r>
+              <w:t xml:space="preserve">0.667</w:t>
+            </w:r>
+          </w:p>
+        </w:tc>
+        <w:tc>
+          <w:tcPr/>
+          <w:p>
+            <w:pPr>
+              <w:pStyle w:val="Compact"/>
+            </w:pPr>
+            <w:r>
+              <w:t xml:space="preserve">2</w:t>
+            </w:r>
+          </w:p>
+        </w:tc>
+        <w:tc>
+          <w:tcPr/>
+          <w:p>
+            <w:pPr>
+              <w:pStyle w:val="Compact"/>
+            </w:pPr>
+            <w:r>
+              <w:t xml:space="preserve">No</w:t>
+            </w:r>
+          </w:p>
+        </w:tc>
+        <w:tc>
+          <w:tcPr/>
+          <w:p>
+            <w:pPr>
+              <w:pStyle w:val="Compact"/>
+            </w:pPr>
+            <w:r>
+              <w:t xml:space="preserve">0/6</w:t>
+            </w:r>
+          </w:p>
+        </w:tc>
+      </w:tr>
+      <w:tr>
+        <w:tc>
+          <w:tcPr/>
+          <w:p>
+            <w:pPr>
+              <w:pStyle w:val="Compact"/>
+            </w:pPr>
+            <w:r>
+              <w:t xml:space="preserve">Acetazolamide</w:t>
+            </w:r>
+          </w:p>
+        </w:tc>
+        <w:tc>
+          <w:tcPr/>
+          <w:p>
+            <w:pPr>
+              <w:pStyle w:val="Compact"/>
+            </w:pPr>
+            <w:r>
+              <w:t xml:space="preserve">Peripheral-differential</w:t>
+            </w:r>
+          </w:p>
+        </w:tc>
+        <w:tc>
+          <w:tcPr/>
+          <w:p>
+            <w:pPr>
+              <w:pStyle w:val="Compact"/>
+            </w:pPr>
+            <w:r>
+              <w:t xml:space="preserve">Anatomical-structure regulation</w:t>
+            </w:r>
+          </w:p>
+        </w:tc>
+        <w:tc>
+          <w:tcPr/>
+          <w:p>
+            <w:pPr>
+              <w:pStyle w:val="Compact"/>
+            </w:pPr>
+            <w:r>
+              <w:t xml:space="preserve">CA2</w:t>
+            </w:r>
+          </w:p>
+        </w:tc>
+        <w:tc>
+          <w:tcPr/>
+          <w:p>
+            <w:pPr>
+              <w:pStyle w:val="Compact"/>
+            </w:pPr>
+            <w:r>
+              <w:t xml:space="preserve">Approved (Phase IV)</w:t>
+            </w:r>
+          </w:p>
+        </w:tc>
+        <w:tc>
+          <w:tcPr/>
+          <w:p>
+            <w:pPr>
+              <w:pStyle w:val="Compact"/>
+            </w:pPr>
+            <w:r>
+              <w:t xml:space="preserve">No</w:t>
+            </w:r>
+          </w:p>
+        </w:tc>
+        <w:tc>
+          <w:tcPr/>
+          <w:p>
+            <w:pPr>
+              <w:pStyle w:val="Compact"/>
+            </w:pPr>
+            <w:r>
+              <w:t xml:space="preserve">0.422</w:t>
+            </w:r>
+          </w:p>
+        </w:tc>
+        <w:tc>
+          <w:tcPr/>
+          <w:p>
+            <w:pPr>
+              <w:pStyle w:val="Compact"/>
+            </w:pPr>
+            <w:r>
+              <w:t xml:space="preserve">0.249</w:t>
+            </w:r>
+          </w:p>
+        </w:tc>
+        <w:tc>
+          <w:tcPr/>
+          <w:p>
+            <w:pPr>
+              <w:pStyle w:val="Compact"/>
+            </w:pPr>
+            <w:r>
+              <w:t xml:space="preserve">0.682</w:t>
+            </w:r>
+          </w:p>
+        </w:tc>
+        <w:tc>
+          <w:tcPr/>
+          <w:p>
+            <w:pPr>
+              <w:pStyle w:val="Compact"/>
+            </w:pPr>
+            <w:r>
+              <w:t xml:space="preserve">4</w:t>
+            </w:r>
+          </w:p>
+        </w:tc>
+        <w:tc>
+          <w:tcPr/>
+          <w:p>
+            <w:pPr>
+              <w:pStyle w:val="Compact"/>
+            </w:pPr>
+            <w:r>
+              <w:t xml:space="preserve">No</w:t>
+            </w:r>
+          </w:p>
+        </w:tc>
+        <w:tc>
+          <w:tcPr/>
+          <w:p>
+            <w:pPr>
+              <w:pStyle w:val="Compact"/>
+            </w:pPr>
+            <w:r>
+              <w:t xml:space="preserve">2/6</w:t>
+            </w:r>
+          </w:p>
+        </w:tc>
+      </w:tr>
+      <w:tr>
+        <w:tc>
+          <w:tcPr/>
+          <w:p>
+            <w:pPr>
+              <w:pStyle w:val="Compact"/>
+            </w:pPr>
+            <w:r>
+              <w:t xml:space="preserve">Tranylcypromine</w:t>
+            </w:r>
+          </w:p>
+        </w:tc>
+        <w:tc>
+          <w:tcPr/>
+          <w:p>
+            <w:pPr>
+              <w:pStyle w:val="Compact"/>
+            </w:pPr>
+            <w:r>
+              <w:t xml:space="preserve">Peripheral-differential</w:t>
+            </w:r>
+          </w:p>
+        </w:tc>
+        <w:tc>
+          <w:tcPr/>
+          <w:p>
+            <w:pPr>
+              <w:pStyle w:val="Compact"/>
+            </w:pPr>
+            <w:r>
+              <w:t xml:space="preserve">Small-molecule metabolism</w:t>
+            </w:r>
+          </w:p>
+        </w:tc>
+        <w:tc>
+          <w:tcPr/>
+          <w:p>
+            <w:pPr>
+              <w:pStyle w:val="Compact"/>
+            </w:pPr>
+            <w:r>
+              <w:t xml:space="preserve">MAOA</w:t>
+            </w:r>
+          </w:p>
+        </w:tc>
+        <w:tc>
+          <w:tcPr/>
+          <w:p>
+            <w:pPr>
+              <w:pStyle w:val="Compact"/>
+            </w:pPr>
+            <w:r>
+              <w:t xml:space="preserve">Approved (Phase IV)</w:t>
+            </w:r>
+          </w:p>
+        </w:tc>
+        <w:tc>
+          <w:tcPr/>
+          <w:p>
+            <w:pPr>
+              <w:pStyle w:val="Compact"/>
+            </w:pPr>
+            <w:r>
+              <w:t xml:space="preserve">No</w:t>
+            </w:r>
+          </w:p>
+        </w:tc>
+        <w:tc>
+          <w:tcPr/>
+          <w:p>
+            <w:pPr>
+              <w:pStyle w:val="Compact"/>
+            </w:pPr>
+            <w:r>
+              <w:t xml:space="preserve">0.421</w:t>
+            </w:r>
+          </w:p>
+        </w:tc>
+        <w:tc>
+          <w:tcPr/>
+          <w:p>
+            <w:pPr>
+              <w:pStyle w:val="Compact"/>
+            </w:pPr>
+            <w:r>
+              <w:t xml:space="preserve">0.258</w:t>
+            </w:r>
+          </w:p>
+        </w:tc>
+        <w:tc>
+          <w:tcPr/>
+          <w:p>
+            <w:pPr>
+              <w:pStyle w:val="Compact"/>
+            </w:pPr>
+            <w:r>
+              <w:t xml:space="preserve">0.667</w:t>
+            </w:r>
+          </w:p>
+        </w:tc>
+        <w:tc>
+          <w:tcPr/>
+          <w:p>
+            <w:pPr>
+              <w:pStyle w:val="Compact"/>
+            </w:pPr>
+            <w:r>
+              <w:t xml:space="preserve">3</w:t>
+            </w:r>
+          </w:p>
+        </w:tc>
+        <w:tc>
+          <w:tcPr/>
+          <w:p>
+            <w:pPr>
+              <w:pStyle w:val="Compact"/>
+            </w:pPr>
+            <w:r>
+              <w:t xml:space="preserve">No</w:t>
+            </w:r>
+          </w:p>
+        </w:tc>
+        <w:tc>
+          <w:tcPr/>
+          <w:p>
+            <w:pPr>
+              <w:pStyle w:val="Compact"/>
+            </w:pPr>
+            <w:r>
+              <w:t xml:space="preserve">2/6</w:t>
+            </w:r>
+          </w:p>
+        </w:tc>
+      </w:tr>
+    </w:tbl>
+    <w:p>
+      <w:pPr>
+        <w:pStyle w:val="BodyText"/>
+      </w:pPr>
+      <w:r>
+        <w:t xml:space="preserve">Table 1. Prioritized repurposing candidates for HNSCC.</w:t>
+      </w:r>
+    </w:p>
+    <w:p>
+      <w:pPr>
+        <w:pStyle w:val="BodyText"/>
+      </w:pPr>
+      <w:r>
+        <w:t xml:space="preserve">Network-anchored prioritization of repurposing candidates, ordered by composite score</w:t>
+      </w:r>
+      <w:r>
+        <w:t xml:space="preserve"> </w:t>
+      </w:r>
+      <w:r>
+        <w:t xml:space="preserve">(</w:t>
+      </w:r>
+      <w:r>
+        <w:rPr>
+          <w:rStyle w:val="VerbatimChar"/>
+        </w:rPr>
+        <w:t xml:space="preserve">composite = 0.60·TargetPriority + 0.40·DrugViability</w:t>
+      </w:r>
+      <w:r>
+        <w:t xml:space="preserve">). The table is organized in two blocks.</w:t>
+      </w:r>
+      <w:r>
+        <w:t xml:space="preserve"> </w:t>
+      </w:r>
+      <w:r>
+        <w:t xml:space="preserve">The EGFR control block (top) lists the EGFR-axis agents that the unsupervised prioritization</w:t>
+      </w:r>
+      <w:r>
+        <w:t xml:space="preserve"> </w:t>
+      </w:r>
+      <w:r>
+        <w:t xml:space="preserve">recovers, including drugs already approved in HNSCC (cetuximab, composite 0.73, #1); this block is</w:t>
+      </w:r>
+      <w:r>
+        <w:t xml:space="preserve"> </w:t>
+      </w:r>
+      <w:r>
+        <w:t xml:space="preserve">the method’s internal positive control. The prioritized candidates block lists the</w:t>
+      </w:r>
+      <w:r>
+        <w:t xml:space="preserve"> </w:t>
+      </w:r>
+      <w:r>
+        <w:t xml:space="preserve">leading non-EGFR candidates by tier: hub-central (anchor target is a network hub; e.g.,</w:t>
+      </w:r>
+      <w:r>
+        <w:t xml:space="preserve"> </w:t>
+      </w:r>
+      <w:r>
+        <w:t xml:space="preserve">metformin → NDUFS2, oxidative phosphorylation, composite 0.591; proteasome) and</w:t>
+      </w:r>
+      <w:r>
+        <w:t xml:space="preserve"> </w:t>
+      </w:r>
+      <w:r>
+        <w:t xml:space="preserve">peripheral-differential (target differentially abundant but not a hub; e.g., epigenetic</w:t>
+      </w:r>
+      <w:r>
+        <w:t xml:space="preserve"> </w:t>
+      </w:r>
+      <w:r>
+        <w:t xml:space="preserve">DNMT1/MAOA, antimetabolite IMPDH2). Columns: drug name, block/tier, functional module, anchor</w:t>
+      </w:r>
+      <w:r>
+        <w:t xml:space="preserve"> </w:t>
+      </w:r>
+      <w:r>
+        <w:t xml:space="preserve">hub/target, primary target subclass (where applicable), maximum clinical phase, approved in HNSCC</w:t>
+      </w:r>
+      <w:r>
+        <w:t xml:space="preserve"> </w:t>
+      </w:r>
+      <w:r>
+        <w:t xml:space="preserve">(yes/no), composite score, TargetPriority (TP), DrugViability (DV), number of supporting sources</w:t>
+      </w:r>
+      <w:r>
+        <w:t xml:space="preserve"> </w:t>
+      </w:r>
+      <w:r>
+        <w:t xml:space="preserve">(of 4), LOD-stable (yes/no), and weight-configuration robustness (n/6 configurations retaining the</w:t>
+      </w:r>
+      <w:r>
+        <w:t xml:space="preserve"> </w:t>
+      </w:r>
+      <w:r>
+        <w:t xml:space="preserve">candidate). Metformin’s anchor (Complex I) is under-abundant in tumor; it is presented as a</w:t>
+      </w:r>
+      <w:r>
+        <w:t xml:space="preserve"> </w:t>
+      </w:r>
+      <w:r>
+        <w:t xml:space="preserve">metabolic-vulnerability / combination candidate, not as inhibition of an overexpressed target.</w:t>
+      </w:r>
+      <w:r>
+        <w:t xml:space="preserve"> </w:t>
+      </w:r>
+      <w:r>
+        <w:rPr>
+          <w:i/>
+          <w:iCs/>
+        </w:rPr>
+        <w:t xml:space="preserve">Assembled from</w:t>
+      </w:r>
+      <w:r>
+        <w:rPr>
+          <w:i/>
+          <w:iCs/>
+        </w:rPr>
+        <w:t xml:space="preserve"> </w:t>
+      </w:r>
+      <w:r>
+        <w:rPr>
+          <w:rStyle w:val="VerbatimChar"/>
+          <w:i/>
+          <w:iCs/>
+        </w:rPr>
+        <w:t xml:space="preserve">results/tables/pub/main/Tab4_EGFR_validation.tsv</w:t>
+      </w:r>
+      <w:r>
+        <w:rPr>
+          <w:i/>
+          <w:iCs/>
+        </w:rPr>
+        <w:t xml:space="preserve"> </w:t>
+      </w:r>
+      <w:r>
+        <w:rPr>
+          <w:i/>
+          <w:iCs/>
+        </w:rPr>
+        <w:t xml:space="preserve">and</w:t>
+      </w:r>
+      <w:r>
+        <w:rPr>
+          <w:i/>
+          <w:iCs/>
+        </w:rPr>
+        <w:t xml:space="preserve"> </w:t>
+      </w:r>
+      <w:r>
+        <w:rPr>
+          <w:rStyle w:val="VerbatimChar"/>
+          <w:i/>
+          <w:iCs/>
+        </w:rPr>
+        <w:t xml:space="preserve">Tab5_novel_candidates_by_module.tsv</w:t>
+      </w:r>
+      <w:r>
+        <w:rPr>
+          <w:i/>
+          <w:iCs/>
+        </w:rPr>
+        <w:t xml:space="preserve">.</w:t>
+      </w:r>
+    </w:p>
+    <w:p>
+      <w:r>
+        <w:pict>
+          <v:rect style="width:0;height:1.5pt" o:hralign="center" o:hrstd="t" o:hr="t"/>
+        </w:pict>
+      </w:r>
+    </w:p>
+    <w:bookmarkEnd w:id="46"/>
+    <w:bookmarkStart w:id="84" w:name="references"/>
+    <w:p>
+      <w:pPr>
+        <w:pStyle w:val="Heading1"/>
+      </w:pPr>
+      <w:r>
         <w:t xml:space="preserve">References</w:t>
       </w:r>
     </w:p>
-    <w:bookmarkStart w:id="59" w:name="refs"/>
-    <w:bookmarkStart w:id="28" w:name="ref-ang2010"/>
+    <w:bookmarkStart w:id="83" w:name="refs"/>
+    <w:bookmarkStart w:id="48" w:name="ref-ang2010"/>
     <w:p>
       <w:pPr>
         <w:pStyle w:val="Bibliography"/>
@@ -1826,7 +5653,7 @@
       <w:r>
         <w:t xml:space="preserve"> </w:t>
       </w:r>
-      <w:hyperlink r:id="rId27">
+      <w:hyperlink r:id="rId47">
         <w:r>
           <w:rPr>
             <w:rStyle w:val="Hyperlink"/>
@@ -1838,8 +5665,54 @@
         <w:t xml:space="preserve">.</w:t>
       </w:r>
     </w:p>
-    <w:bookmarkEnd w:id="28"/>
-    <w:bookmarkStart w:id="30" w:name="ref-burtness2019"/>
+    <w:bookmarkEnd w:id="48"/>
+    <w:bookmarkStart w:id="50" w:name="ref-barabasi2011"/>
+    <w:p>
+      <w:pPr>
+        <w:pStyle w:val="Bibliography"/>
+      </w:pPr>
+      <w:r>
+        <w:t xml:space="preserve">Barabási, Albert-László, Natali Gulbahce, and Joseph Loscalzo. 2011.</w:t>
+      </w:r>
+      <w:r>
+        <w:t xml:space="preserve"> </w:t>
+      </w:r>
+      <w:r>
+        <w:t xml:space="preserve">“Network Medicine: A Network-Based Approach to Human Disease.”</w:t>
+      </w:r>
+      <w:r>
+        <w:t xml:space="preserve"> </w:t>
+      </w:r>
+      <w:r>
+        <w:rPr>
+          <w:i/>
+          <w:iCs/>
+        </w:rPr>
+        <w:t xml:space="preserve">Nature Reviews Genetics</w:t>
+      </w:r>
+      <w:r>
+        <w:t xml:space="preserve"> </w:t>
+      </w:r>
+      <w:r>
+        <w:t xml:space="preserve">12 (1): 56–68.</w:t>
+      </w:r>
+      <w:r>
+        <w:t xml:space="preserve"> </w:t>
+      </w:r>
+      <w:hyperlink r:id="rId49">
+        <w:r>
+          <w:rPr>
+            <w:rStyle w:val="Hyperlink"/>
+          </w:rPr>
+          <w:t xml:space="preserve">https://doi.org/10.1038/nrg2918</w:t>
+        </w:r>
+      </w:hyperlink>
+      <w:r>
+        <w:t xml:space="preserve">.</w:t>
+      </w:r>
+    </w:p>
+    <w:bookmarkEnd w:id="50"/>
+    <w:bookmarkStart w:id="52" w:name="ref-burtness2019"/>
     <w:p>
       <w:pPr>
         <w:pStyle w:val="Bibliography"/>
@@ -1875,7 +5748,7 @@
       <w:r>
         <w:t xml:space="preserve"> </w:t>
       </w:r>
-      <w:hyperlink r:id="rId29">
+      <w:hyperlink r:id="rId51">
         <w:r>
           <w:rPr>
             <w:rStyle w:val="Hyperlink"/>
@@ -1887,8 +5760,8 @@
         <w:t xml:space="preserve">.</w:t>
       </w:r>
     </w:p>
-    <w:bookmarkEnd w:id="30"/>
-    <w:bookmarkStart w:id="32" w:name="ref-evangelista2025"/>
+    <w:bookmarkEnd w:id="52"/>
+    <w:bookmarkStart w:id="54" w:name="ref-evangelista2025"/>
     <w:p>
       <w:pPr>
         <w:pStyle w:val="Bibliography"/>
@@ -1921,7 +5794,7 @@
       <w:r>
         <w:t xml:space="preserve"> </w:t>
       </w:r>
-      <w:hyperlink r:id="rId31">
+      <w:hyperlink r:id="rId53">
         <w:r>
           <w:rPr>
             <w:rStyle w:val="Hyperlink"/>
@@ -1933,8 +5806,8 @@
         <w:t xml:space="preserve">.</w:t>
       </w:r>
     </w:p>
-    <w:bookmarkEnd w:id="32"/>
-    <w:bookmarkStart w:id="34" w:name="ref-freshour2021"/>
+    <w:bookmarkEnd w:id="54"/>
+    <w:bookmarkStart w:id="56" w:name="ref-freshour2021"/>
     <w:p>
       <w:pPr>
         <w:pStyle w:val="Bibliography"/>
@@ -1967,7 +5840,7 @@
       <w:r>
         <w:t xml:space="preserve"> </w:t>
       </w:r>
-      <w:hyperlink r:id="rId33">
+      <w:hyperlink r:id="rId55">
         <w:r>
           <w:rPr>
             <w:rStyle w:val="Hyperlink"/>
@@ -1979,8 +5852,8 @@
         <w:t xml:space="preserve">.</w:t>
       </w:r>
     </w:p>
-    <w:bookmarkEnd w:id="34"/>
-    <w:bookmarkStart w:id="36" w:name="ref-huang2021"/>
+    <w:bookmarkEnd w:id="56"/>
+    <w:bookmarkStart w:id="58" w:name="ref-huang2021"/>
     <w:p>
       <w:pPr>
         <w:pStyle w:val="Bibliography"/>
@@ -2016,7 +5889,7 @@
       <w:r>
         <w:t xml:space="preserve"> </w:t>
       </w:r>
-      <w:hyperlink r:id="rId35">
+      <w:hyperlink r:id="rId57">
         <w:r>
           <w:rPr>
             <w:rStyle w:val="Hyperlink"/>
@@ -2028,8 +5901,8 @@
         <w:t xml:space="preserve">.</w:t>
       </w:r>
     </w:p>
-    <w:bookmarkEnd w:id="36"/>
-    <w:bookmarkStart w:id="38" w:name="ref-imamura2025"/>
+    <w:bookmarkEnd w:id="58"/>
+    <w:bookmarkStart w:id="60" w:name="ref-imamura2025"/>
     <w:p>
       <w:pPr>
         <w:pStyle w:val="Bibliography"/>
@@ -2062,7 +5935,7 @@
       <w:r>
         <w:t xml:space="preserve"> </w:t>
       </w:r>
-      <w:hyperlink r:id="rId37">
+      <w:hyperlink r:id="rId59">
         <w:r>
           <w:rPr>
             <w:rStyle w:val="Hyperlink"/>
@@ -2074,8 +5947,8 @@
         <w:t xml:space="preserve">.</w:t>
       </w:r>
     </w:p>
-    <w:bookmarkEnd w:id="38"/>
-    <w:bookmarkStart w:id="40" w:name="ref-johnson2020"/>
+    <w:bookmarkEnd w:id="60"/>
+    <w:bookmarkStart w:id="62" w:name="ref-johnson2020"/>
     <w:p>
       <w:pPr>
         <w:pStyle w:val="Bibliography"/>
@@ -2108,7 +5981,7 @@
       <w:r>
         <w:t xml:space="preserve"> </w:t>
       </w:r>
-      <w:hyperlink r:id="rId39">
+      <w:hyperlink r:id="rId61">
         <w:r>
           <w:rPr>
             <w:rStyle w:val="Hyperlink"/>
@@ -2120,8 +5993,8 @@
         <w:t xml:space="preserve">.</w:t>
       </w:r>
     </w:p>
-    <w:bookmarkEnd w:id="40"/>
-    <w:bookmarkStart w:id="42" w:name="ref-liberzon2015"/>
+    <w:bookmarkEnd w:id="62"/>
+    <w:bookmarkStart w:id="64" w:name="ref-liberzon2015"/>
     <w:p>
       <w:pPr>
         <w:pStyle w:val="Bibliography"/>
@@ -2154,7 +6027,7 @@
       <w:r>
         <w:t xml:space="preserve"> </w:t>
       </w:r>
-      <w:hyperlink r:id="rId41">
+      <w:hyperlink r:id="rId63">
         <w:r>
           <w:rPr>
             <w:rStyle w:val="Hyperlink"/>
@@ -2166,8 +6039,8 @@
         <w:t xml:space="preserve">.</w:t>
       </w:r>
     </w:p>
-    <w:bookmarkEnd w:id="42"/>
-    <w:bookmarkStart w:id="44" w:name="ref-mendez2019"/>
+    <w:bookmarkEnd w:id="64"/>
+    <w:bookmarkStart w:id="66" w:name="ref-mendez2019"/>
     <w:p>
       <w:pPr>
         <w:pStyle w:val="Bibliography"/>
@@ -2203,7 +6076,7 @@
       <w:r>
         <w:t xml:space="preserve"> </w:t>
       </w:r>
-      <w:hyperlink r:id="rId43">
+      <w:hyperlink r:id="rId65">
         <w:r>
           <w:rPr>
             <w:rStyle w:val="Hyperlink"/>
@@ -2215,8 +6088,54 @@
         <w:t xml:space="preserve">.</w:t>
       </w:r>
     </w:p>
-    <w:bookmarkEnd w:id="44"/>
-    <w:bookmarkStart w:id="46" w:name="ref-ochoa2021"/>
+    <w:bookmarkEnd w:id="66"/>
+    <w:bookmarkStart w:id="68" w:name="ref-napolitano2013"/>
+    <w:p>
+      <w:pPr>
+        <w:pStyle w:val="Bibliography"/>
+      </w:pPr>
+      <w:r>
+        <w:t xml:space="preserve">Napolitano, Francesco, Yan Zhao, Vania M Moreira, et al. 2013.</w:t>
+      </w:r>
+      <w:r>
+        <w:t xml:space="preserve"> </w:t>
+      </w:r>
+      <w:r>
+        <w:t xml:space="preserve">“Drug Repositioning: A Machine-Learning Approach Through Data Integration.”</w:t>
+      </w:r>
+      <w:r>
+        <w:t xml:space="preserve"> </w:t>
+      </w:r>
+      <w:r>
+        <w:rPr>
+          <w:i/>
+          <w:iCs/>
+        </w:rPr>
+        <w:t xml:space="preserve">Journal of Cheminformatics</w:t>
+      </w:r>
+      <w:r>
+        <w:t xml:space="preserve"> </w:t>
+      </w:r>
+      <w:r>
+        <w:t xml:space="preserve">5: 30.</w:t>
+      </w:r>
+      <w:r>
+        <w:t xml:space="preserve"> </w:t>
+      </w:r>
+      <w:hyperlink r:id="rId67">
+        <w:r>
+          <w:rPr>
+            <w:rStyle w:val="Hyperlink"/>
+          </w:rPr>
+          <w:t xml:space="preserve">https://doi.org/10.1186/1758-2946-5-30</w:t>
+        </w:r>
+      </w:hyperlink>
+      <w:r>
+        <w:t xml:space="preserve">.</w:t>
+      </w:r>
+    </w:p>
+    <w:bookmarkEnd w:id="68"/>
+    <w:bookmarkStart w:id="70" w:name="ref-ochoa2021"/>
     <w:p>
       <w:pPr>
         <w:pStyle w:val="Bibliography"/>
@@ -2252,7 +6171,7 @@
       <w:r>
         <w:t xml:space="preserve"> </w:t>
       </w:r>
-      <w:hyperlink r:id="rId45">
+      <w:hyperlink r:id="rId69">
         <w:r>
           <w:rPr>
             <w:rStyle w:val="Hyperlink"/>
@@ -2264,8 +6183,8 @@
         <w:t xml:space="preserve">.</w:t>
       </w:r>
     </w:p>
-    <w:bookmarkEnd w:id="46"/>
-    <w:bookmarkStart w:id="48" w:name="ref-pushpakom2019"/>
+    <w:bookmarkEnd w:id="70"/>
+    <w:bookmarkStart w:id="72" w:name="ref-pushpakom2019"/>
     <w:p>
       <w:pPr>
         <w:pStyle w:val="Bibliography"/>
@@ -2301,7 +6220,7 @@
       <w:r>
         <w:t xml:space="preserve"> </w:t>
       </w:r>
-      <w:hyperlink r:id="rId47">
+      <w:hyperlink r:id="rId71">
         <w:r>
           <w:rPr>
             <w:rStyle w:val="Hyperlink"/>
@@ -2313,8 +6232,8 @@
         <w:t xml:space="preserve">.</w:t>
       </w:r>
     </w:p>
-    <w:bookmarkEnd w:id="48"/>
-    <w:bookmarkStart w:id="50" w:name="ref-ritchie2015"/>
+    <w:bookmarkEnd w:id="72"/>
+    <w:bookmarkStart w:id="74" w:name="ref-ritchie2015"/>
     <w:p>
       <w:pPr>
         <w:pStyle w:val="Bibliography"/>
@@ -2347,7 +6266,7 @@
       <w:r>
         <w:t xml:space="preserve"> </w:t>
       </w:r>
-      <w:hyperlink r:id="rId49">
+      <w:hyperlink r:id="rId73">
         <w:r>
           <w:rPr>
             <w:rStyle w:val="Hyperlink"/>
@@ -2359,8 +6278,8 @@
         <w:t xml:space="preserve">.</w:t>
       </w:r>
     </w:p>
-    <w:bookmarkEnd w:id="50"/>
-    <w:bookmarkStart w:id="52" w:name="ref-subramanian2005"/>
+    <w:bookmarkEnd w:id="74"/>
+    <w:bookmarkStart w:id="76" w:name="ref-subramanian2005"/>
     <w:p>
       <w:pPr>
         <w:pStyle w:val="Bibliography"/>
@@ -2396,7 +6315,7 @@
       <w:r>
         <w:t xml:space="preserve"> </w:t>
       </w:r>
-      <w:hyperlink r:id="rId51">
+      <w:hyperlink r:id="rId75">
         <w:r>
           <w:rPr>
             <w:rStyle w:val="Hyperlink"/>
@@ -2408,8 +6327,8 @@
         <w:t xml:space="preserve">.</w:t>
       </w:r>
     </w:p>
-    <w:bookmarkEnd w:id="52"/>
-    <w:bookmarkStart w:id="54" w:name="ref-sung2021"/>
+    <w:bookmarkEnd w:id="76"/>
+    <w:bookmarkStart w:id="78" w:name="ref-sung2021"/>
     <w:p>
       <w:pPr>
         <w:pStyle w:val="Bibliography"/>
@@ -2442,7 +6361,7 @@
       <w:r>
         <w:t xml:space="preserve"> </w:t>
       </w:r>
-      <w:hyperlink r:id="rId53">
+      <w:hyperlink r:id="rId77">
         <w:r>
           <w:rPr>
             <w:rStyle w:val="Hyperlink"/>
@@ -2454,8 +6373,8 @@
         <w:t xml:space="preserve">.</w:t>
       </w:r>
     </w:p>
-    <w:bookmarkEnd w:id="54"/>
-    <w:bookmarkStart w:id="56" w:name="ref-szklarczyk2023"/>
+    <w:bookmarkEnd w:id="78"/>
+    <w:bookmarkStart w:id="80" w:name="ref-szklarczyk2023"/>
     <w:p>
       <w:pPr>
         <w:pStyle w:val="Bibliography"/>
@@ -2491,7 +6410,7 @@
       <w:r>
         <w:t xml:space="preserve"> </w:t>
       </w:r>
-      <w:hyperlink r:id="rId55">
+      <w:hyperlink r:id="rId79">
         <w:r>
           <w:rPr>
             <w:rStyle w:val="Hyperlink"/>
@@ -2503,8 +6422,8 @@
         <w:t xml:space="preserve">.</w:t>
       </w:r>
     </w:p>
-    <w:bookmarkEnd w:id="56"/>
-    <w:bookmarkStart w:id="58" w:name="ref-wu2021"/>
+    <w:bookmarkEnd w:id="80"/>
+    <w:bookmarkStart w:id="82" w:name="ref-wu2021"/>
     <w:p>
       <w:pPr>
         <w:pStyle w:val="Bibliography"/>
@@ -2540,7 +6459,7 @@
       <w:r>
         <w:t xml:space="preserve"> </w:t>
       </w:r>
-      <w:hyperlink r:id="rId57">
+      <w:hyperlink r:id="rId81">
         <w:r>
           <w:rPr>
             <w:rStyle w:val="Hyperlink"/>
@@ -2552,9 +6471,9 @@
         <w:t xml:space="preserve">.</w:t>
       </w:r>
     </w:p>
-    <w:bookmarkEnd w:id="58"/>
-    <w:bookmarkEnd w:id="59"/>
-    <w:bookmarkEnd w:id="60"/>
+    <w:bookmarkEnd w:id="82"/>
+    <w:bookmarkEnd w:id="83"/>
+    <w:bookmarkEnd w:id="84"/>
     <w:sectPr>
       <w:footnotePr>
         <w:numRestart w:val="eachSect"/>
@@ -2665,8 +6584,183 @@
       </w:pPr>
     </w:lvl>
   </w:abstractNum>
+  <w:abstractNum w:abstractNumId="99831">
+    <w:nsid w:val="00A99831"/>
+    <w:multiLevelType w:val="multilevel"/>
+    <w:lvl w:ilvl="0">
+      <w:start w:val="1"/>
+      <w:numFmt w:val="upperLetter"/>
+      <w:lvlText w:val="(%1)"/>
+      <w:lvlJc w:val="left"/>
+      <w:pPr>
+        <w:ind w:left="720" w:hanging="360"/>
+      </w:pPr>
+    </w:lvl>
+    <w:lvl w:ilvl="1">
+      <w:start w:val="1"/>
+      <w:numFmt w:val="upperLetter"/>
+      <w:lvlText w:val="(%2)"/>
+      <w:lvlJc w:val="left"/>
+      <w:pPr>
+        <w:ind w:left="1440" w:hanging="360"/>
+      </w:pPr>
+    </w:lvl>
+    <w:lvl w:ilvl="2">
+      <w:start w:val="1"/>
+      <w:numFmt w:val="upperLetter"/>
+      <w:lvlText w:val="(%3)"/>
+      <w:lvlJc w:val="left"/>
+      <w:pPr>
+        <w:ind w:left="2160" w:hanging="360"/>
+      </w:pPr>
+    </w:lvl>
+    <w:lvl w:ilvl="3">
+      <w:start w:val="1"/>
+      <w:numFmt w:val="upperLetter"/>
+      <w:lvlText w:val="(%4)"/>
+      <w:lvlJc w:val="left"/>
+      <w:pPr>
+        <w:ind w:left="2880" w:hanging="360"/>
+      </w:pPr>
+    </w:lvl>
+    <w:lvl w:ilvl="4">
+      <w:start w:val="1"/>
+      <w:numFmt w:val="upperLetter"/>
+      <w:lvlText w:val="(%5)"/>
+      <w:lvlJc w:val="left"/>
+      <w:pPr>
+        <w:ind w:left="3600" w:hanging="360"/>
+      </w:pPr>
+    </w:lvl>
+    <w:lvl w:ilvl="5">
+      <w:start w:val="1"/>
+      <w:numFmt w:val="upperLetter"/>
+      <w:lvlText w:val="(%6)"/>
+      <w:lvlJc w:val="left"/>
+      <w:pPr>
+        <w:ind w:left="4320" w:hanging="360"/>
+      </w:pPr>
+    </w:lvl>
+    <w:lvl w:ilvl="6">
+      <w:start w:val="1"/>
+      <w:numFmt w:val="upperLetter"/>
+      <w:lvlText w:val="(%7)"/>
+      <w:lvlJc w:val="left"/>
+      <w:pPr>
+        <w:ind w:left="5040" w:hanging="360"/>
+      </w:pPr>
+    </w:lvl>
+    <w:lvl w:ilvl="7">
+      <w:start w:val="1"/>
+      <w:numFmt w:val="upperLetter"/>
+      <w:lvlText w:val="(%8)"/>
+      <w:lvlJc w:val="left"/>
+      <w:pPr>
+        <w:ind w:left="5760" w:hanging="360"/>
+      </w:pPr>
+    </w:lvl>
+    <w:lvl w:ilvl="8">
+      <w:start w:val="1"/>
+      <w:numFmt w:val="upperLetter"/>
+      <w:lvlText w:val="(%9)"/>
+      <w:lvlJc w:val="left"/>
+      <w:pPr>
+        <w:ind w:left="6480" w:hanging="360"/>
+      </w:pPr>
+    </w:lvl>
+  </w:abstractNum>
   <w:num w:numId="1000">
     <w:abstractNumId w:val="990"/>
+  </w:num>
+  <w:num w:numId="1001">
+    <w:abstractNumId w:val="99831"/>
+    <w:lvlOverride w:ilvl="0">
+      <w:startOverride w:val="1"/>
+    </w:lvlOverride>
+    <w:lvlOverride w:ilvl="1">
+      <w:startOverride w:val="1"/>
+    </w:lvlOverride>
+    <w:lvlOverride w:ilvl="2">
+      <w:startOverride w:val="1"/>
+    </w:lvlOverride>
+    <w:lvlOverride w:ilvl="3">
+      <w:startOverride w:val="1"/>
+    </w:lvlOverride>
+    <w:lvlOverride w:ilvl="4">
+      <w:startOverride w:val="1"/>
+    </w:lvlOverride>
+    <w:lvlOverride w:ilvl="5">
+      <w:startOverride w:val="1"/>
+    </w:lvlOverride>
+    <w:lvlOverride w:ilvl="6">
+      <w:startOverride w:val="1"/>
+    </w:lvlOverride>
+    <w:lvlOverride w:ilvl="7">
+      <w:startOverride w:val="1"/>
+    </w:lvlOverride>
+    <w:lvlOverride w:ilvl="8">
+      <w:startOverride w:val="1"/>
+    </w:lvlOverride>
+  </w:num>
+  <w:num w:numId="1002">
+    <w:abstractNumId w:val="99831"/>
+    <w:lvlOverride w:ilvl="0">
+      <w:startOverride w:val="1"/>
+    </w:lvlOverride>
+    <w:lvlOverride w:ilvl="1">
+      <w:startOverride w:val="1"/>
+    </w:lvlOverride>
+    <w:lvlOverride w:ilvl="2">
+      <w:startOverride w:val="1"/>
+    </w:lvlOverride>
+    <w:lvlOverride w:ilvl="3">
+      <w:startOverride w:val="1"/>
+    </w:lvlOverride>
+    <w:lvlOverride w:ilvl="4">
+      <w:startOverride w:val="1"/>
+    </w:lvlOverride>
+    <w:lvlOverride w:ilvl="5">
+      <w:startOverride w:val="1"/>
+    </w:lvlOverride>
+    <w:lvlOverride w:ilvl="6">
+      <w:startOverride w:val="1"/>
+    </w:lvlOverride>
+    <w:lvlOverride w:ilvl="7">
+      <w:startOverride w:val="1"/>
+    </w:lvlOverride>
+    <w:lvlOverride w:ilvl="8">
+      <w:startOverride w:val="1"/>
+    </w:lvlOverride>
+  </w:num>
+  <w:num w:numId="1003">
+    <w:abstractNumId w:val="99831"/>
+    <w:lvlOverride w:ilvl="0">
+      <w:startOverride w:val="1"/>
+    </w:lvlOverride>
+    <w:lvlOverride w:ilvl="1">
+      <w:startOverride w:val="1"/>
+    </w:lvlOverride>
+    <w:lvlOverride w:ilvl="2">
+      <w:startOverride w:val="1"/>
+    </w:lvlOverride>
+    <w:lvlOverride w:ilvl="3">
+      <w:startOverride w:val="1"/>
+    </w:lvlOverride>
+    <w:lvlOverride w:ilvl="4">
+      <w:startOverride w:val="1"/>
+    </w:lvlOverride>
+    <w:lvlOverride w:ilvl="5">
+      <w:startOverride w:val="1"/>
+    </w:lvlOverride>
+    <w:lvlOverride w:ilvl="6">
+      <w:startOverride w:val="1"/>
+    </w:lvlOverride>
+    <w:lvlOverride w:ilvl="7">
+      <w:startOverride w:val="1"/>
+    </w:lvlOverride>
+    <w:lvlOverride w:ilvl="8">
+      <w:startOverride w:val="1"/>
+    </w:lvlOverride>
   </w:num>
 </w:numbering>
 </file>

--- a/docs/manuscript/manuscript_PREVIEW.docx
+++ b/docs/manuscript/manuscript_PREVIEW.docx
@@ -146,7 +146,16 @@
         <w:t xml:space="preserve"> </w:t>
       </w:r>
       <w:r>
-        <w:t xml:space="preserve">(Imamura et al. 2025)</w:t>
+        <w:t xml:space="preserve">(</w:t>
+      </w:r>
+      <w:r>
+        <w:t xml:space="preserve">Uppaluri et al.</w:t>
+      </w:r>
+      <w:r>
+        <w:t xml:space="preserve"> </w:t>
+      </w:r>
+      <w:r>
+        <w:t xml:space="preserve">2025)</w:t>
       </w:r>
       <w:r>
         <w:t xml:space="preserve"> </w:t>
@@ -223,6 +232,24 @@
         <w:t xml:space="preserve"> </w:t>
       </w:r>
       <w:r>
+        <w:t xml:space="preserve">(Aebersold and Mann 2016)</w:t>
+      </w:r>
+      <w:r>
+        <w:t xml:space="preserve"> </w:t>
+      </w:r>
+      <w:r>
+        <w:t xml:space="preserve">Proteomic studies have repeatedly found changes in EGFR signaling,</w:t>
+      </w:r>
+      <w:r>
+        <w:t xml:space="preserve"> </w:t>
+      </w:r>
+      <w:r>
+        <w:t xml:space="preserve">energy metabolism, and the tumor microenvironment in HNSCC.</w:t>
+      </w:r>
+      <w:r>
+        <w:t xml:space="preserve"> </w:t>
+      </w:r>
+      <w:r>
         <w:t xml:space="preserve">(</w:t>
       </w:r>
       <w:r>
@@ -234,17 +261,31 @@
       <w:r>
         <w:t xml:space="preserve">2021)</w:t>
       </w:r>
-      <w:r>
-        <w:t xml:space="preserve"> </w:t>
-      </w:r>
-      <w:r>
-        <w:t xml:space="preserve">Proteomic studies have repeatedly found changes in EGFR signaling,</w:t>
-      </w:r>
-      <w:r>
-        <w:t xml:space="preserve"> </w:t>
-      </w:r>
-      <w:r>
-        <w:t xml:space="preserve">energy metabolism, epigenetic regulation, and the tumor microenvironment in HNSCC.</w:t>
+    </w:p>
+    <w:p>
+      <w:pPr>
+        <w:pStyle w:val="BodyText"/>
+      </w:pPr>
+      <w:r>
+        <w:t xml:space="preserve">Drug repurposing, the reuse of approved drugs whose safety is already known, is an efficient way</w:t>
+      </w:r>
+      <w:r>
+        <w:t xml:space="preserve"> </w:t>
+      </w:r>
+      <w:r>
+        <w:t xml:space="preserve">to speed up the search for new treatment options, and combining a tumor’s molecular signature</w:t>
+      </w:r>
+      <w:r>
+        <w:t xml:space="preserve"> </w:t>
+      </w:r>
+      <w:r>
+        <w:t xml:space="preserve">with pharmacological-connectivity resources can point to drugs predicted to reverse the disease</w:t>
+      </w:r>
+      <w:r>
+        <w:t xml:space="preserve"> </w:t>
+      </w:r>
+      <w:r>
+        <w:t xml:space="preserve">state.</w:t>
       </w:r>
       <w:r>
         <w:t xml:space="preserve"> </w:t>
@@ -253,39 +294,25 @@
         <w:t xml:space="preserve">(</w:t>
       </w:r>
       <w:r>
-        <w:t xml:space="preserve">Huang et al.</w:t>
-      </w:r>
-      <w:r>
-        <w:t xml:space="preserve"> </w:t>
-      </w:r>
-      <w:r>
-        <w:t xml:space="preserve">2021)</w:t>
-      </w:r>
-    </w:p>
-    <w:p>
-      <w:pPr>
-        <w:pStyle w:val="BodyText"/>
-      </w:pPr>
-      <w:r>
-        <w:t xml:space="preserve">Drug repurposing, the reuse of approved drugs whose safety is already known, is an efficient way</w:t>
-      </w:r>
-      <w:r>
-        <w:t xml:space="preserve"> </w:t>
-      </w:r>
-      <w:r>
-        <w:t xml:space="preserve">to speed up the search for new treatment options, and combining a tumor’s molecular signature</w:t>
-      </w:r>
-      <w:r>
-        <w:t xml:space="preserve"> </w:t>
-      </w:r>
-      <w:r>
-        <w:t xml:space="preserve">with pharmacological-connectivity resources can point to drugs predicted to reverse the disease</w:t>
-      </w:r>
-      <w:r>
-        <w:t xml:space="preserve"> </w:t>
-      </w:r>
-      <w:r>
-        <w:t xml:space="preserve">state.</w:t>
+        <w:t xml:space="preserve">Pushpakom et al.</w:t>
+      </w:r>
+      <w:r>
+        <w:t xml:space="preserve"> </w:t>
+      </w:r>
+      <w:r>
+        <w:t xml:space="preserve">2019; Napolitano et al. 2013)</w:t>
+      </w:r>
+      <w:r>
+        <w:t xml:space="preserve"> </w:t>
+      </w:r>
+      <w:r>
+        <w:t xml:space="preserve">Connectivity-based approaches typically prioritize</w:t>
+      </w:r>
+      <w:r>
+        <w:t xml:space="preserve"> </w:t>
+      </w:r>
+      <w:r>
+        <w:t xml:space="preserve">candidates by how strongly a drug reverses the transcriptomic signature</w:t>
       </w:r>
       <w:r>
         <w:t xml:space="preserve"> </w:t>
@@ -294,31 +321,25 @@
         <w:t xml:space="preserve">(</w:t>
       </w:r>
       <w:r>
-        <w:t xml:space="preserve">Pushpakom et al.</w:t>
-      </w:r>
-      <w:r>
-        <w:t xml:space="preserve"> </w:t>
-      </w:r>
-      <w:r>
-        <w:t xml:space="preserve">2019)</w:t>
-      </w:r>
-      <w:r>
-        <w:t xml:space="preserve"> </w:t>
-      </w:r>
-      <w:r>
-        <w:t xml:space="preserve">Connectivity-based approaches typically prioritize</w:t>
-      </w:r>
-      <w:r>
-        <w:t xml:space="preserve"> </w:t>
-      </w:r>
-      <w:r>
-        <w:t xml:space="preserve">candidates by how strongly a drug reverses the transcriptomic signature</w:t>
-      </w:r>
-      <w:r>
-        <w:t xml:space="preserve"> </w:t>
-      </w:r>
-      <w:r>
-        <w:t xml:space="preserve">(Evangelista et al. 2025; Napolitano et al. 2013)</w:t>
+        <w:t xml:space="preserve">Lamb et al.</w:t>
+      </w:r>
+      <w:r>
+        <w:t xml:space="preserve"> </w:t>
+      </w:r>
+      <w:r>
+        <w:t xml:space="preserve">2006;</w:t>
+      </w:r>
+      <w:r>
+        <w:t xml:space="preserve"> </w:t>
+      </w:r>
+      <w:r>
+        <w:t xml:space="preserve">Subramanian et al.</w:t>
+      </w:r>
+      <w:r>
+        <w:t xml:space="preserve"> </w:t>
+      </w:r>
+      <w:r>
+        <w:t xml:space="preserve">2017; Marino et al. 2025)</w:t>
       </w:r>
       <w:r>
         <w:t xml:space="preserve">, while target-centric selection often relies on the size of</w:t>
@@ -743,7 +764,7 @@
         <w:t xml:space="preserve"> </w:t>
       </w:r>
       <w:r>
-        <w:t xml:space="preserve">(Evangelista et al. 2025)</w:t>
+        <w:t xml:space="preserve">(Marino et al. 2025)</w:t>
       </w:r>
       <w:r>
         <w:t xml:space="preserve"> </w:t>
@@ -5607,7 +5628,7 @@
       </w:r>
     </w:p>
     <w:bookmarkEnd w:id="46"/>
-    <w:bookmarkStart w:id="84" w:name="references"/>
+    <w:bookmarkStart w:id="90" w:name="references"/>
     <w:p>
       <w:pPr>
         <w:pStyle w:val="Heading1"/>
@@ -5616,8 +5637,54 @@
         <w:t xml:space="preserve">References</w:t>
       </w:r>
     </w:p>
-    <w:bookmarkStart w:id="83" w:name="refs"/>
-    <w:bookmarkStart w:id="48" w:name="ref-ang2010"/>
+    <w:bookmarkStart w:id="89" w:name="refs"/>
+    <w:bookmarkStart w:id="48" w:name="ref-aebersold2016"/>
+    <w:p>
+      <w:pPr>
+        <w:pStyle w:val="Bibliography"/>
+      </w:pPr>
+      <w:r>
+        <w:t xml:space="preserve">Aebersold, Ruedi, and Matthias Mann. 2016.</w:t>
+      </w:r>
+      <w:r>
+        <w:t xml:space="preserve"> </w:t>
+      </w:r>
+      <w:r>
+        <w:t xml:space="preserve">“Mass-Spectrometric Exploration of Proteome Structure and Function.”</w:t>
+      </w:r>
+      <w:r>
+        <w:t xml:space="preserve"> </w:t>
+      </w:r>
+      <w:r>
+        <w:rPr>
+          <w:i/>
+          <w:iCs/>
+        </w:rPr>
+        <w:t xml:space="preserve">Nature</w:t>
+      </w:r>
+      <w:r>
+        <w:t xml:space="preserve"> </w:t>
+      </w:r>
+      <w:r>
+        <w:t xml:space="preserve">537 (7620): 347–55.</w:t>
+      </w:r>
+      <w:r>
+        <w:t xml:space="preserve"> </w:t>
+      </w:r>
+      <w:hyperlink r:id="rId47">
+        <w:r>
+          <w:rPr>
+            <w:rStyle w:val="Hyperlink"/>
+          </w:rPr>
+          <w:t xml:space="preserve">https://doi.org/10.1038/nature19949</w:t>
+        </w:r>
+      </w:hyperlink>
+      <w:r>
+        <w:t xml:space="preserve">.</w:t>
+      </w:r>
+    </w:p>
+    <w:bookmarkEnd w:id="48"/>
+    <w:bookmarkStart w:id="50" w:name="ref-ang2010"/>
     <w:p>
       <w:pPr>
         <w:pStyle w:val="Bibliography"/>
@@ -5653,7 +5720,7 @@
       <w:r>
         <w:t xml:space="preserve"> </w:t>
       </w:r>
-      <w:hyperlink r:id="rId47">
+      <w:hyperlink r:id="rId49">
         <w:r>
           <w:rPr>
             <w:rStyle w:val="Hyperlink"/>
@@ -5665,8 +5732,8 @@
         <w:t xml:space="preserve">.</w:t>
       </w:r>
     </w:p>
-    <w:bookmarkEnd w:id="48"/>
-    <w:bookmarkStart w:id="50" w:name="ref-barabasi2011"/>
+    <w:bookmarkEnd w:id="50"/>
+    <w:bookmarkStart w:id="52" w:name="ref-barabasi2011"/>
     <w:p>
       <w:pPr>
         <w:pStyle w:val="Bibliography"/>
@@ -5699,7 +5766,7 @@
       <w:r>
         <w:t xml:space="preserve"> </w:t>
       </w:r>
-      <w:hyperlink r:id="rId49">
+      <w:hyperlink r:id="rId51">
         <w:r>
           <w:rPr>
             <w:rStyle w:val="Hyperlink"/>
@@ -5711,8 +5778,8 @@
         <w:t xml:space="preserve">.</w:t>
       </w:r>
     </w:p>
-    <w:bookmarkEnd w:id="50"/>
-    <w:bookmarkStart w:id="52" w:name="ref-burtness2019"/>
+    <w:bookmarkEnd w:id="52"/>
+    <w:bookmarkStart w:id="54" w:name="ref-burtness2019"/>
     <w:p>
       <w:pPr>
         <w:pStyle w:val="Bibliography"/>
@@ -5748,58 +5815,12 @@
       <w:r>
         <w:t xml:space="preserve"> </w:t>
       </w:r>
-      <w:hyperlink r:id="rId51">
+      <w:hyperlink r:id="rId53">
         <w:r>
           <w:rPr>
             <w:rStyle w:val="Hyperlink"/>
           </w:rPr>
           <w:t xml:space="preserve">https://doi.org/10.1016/S0140-6736(19)32591-7</w:t>
-        </w:r>
-      </w:hyperlink>
-      <w:r>
-        <w:t xml:space="preserve">.</w:t>
-      </w:r>
-    </w:p>
-    <w:bookmarkEnd w:id="52"/>
-    <w:bookmarkStart w:id="54" w:name="ref-evangelista2025"/>
-    <w:p>
-      <w:pPr>
-        <w:pStyle w:val="Bibliography"/>
-      </w:pPr>
-      <w:r>
-        <w:t xml:space="preserve">Evangelista, John Erol, Zhuorui Xie, Giacomo B Marino, Nhi Nguyen, Daniel J B Clarke, and Avi Ma’ayan. 2025.</w:t>
-      </w:r>
-      <w:r>
-        <w:t xml:space="preserve"> </w:t>
-      </w:r>
-      <w:r>
-        <w:t xml:space="preserve">“L2S2: Chemical Perturbation and CRISPR KO LINCS L1000 Signature Search Engine.”</w:t>
-      </w:r>
-      <w:r>
-        <w:t xml:space="preserve"> </w:t>
-      </w:r>
-      <w:r>
-        <w:rPr>
-          <w:i/>
-          <w:iCs/>
-        </w:rPr>
-        <w:t xml:space="preserve">Nucleic Acids Research</w:t>
-      </w:r>
-      <w:r>
-        <w:t xml:space="preserve"> </w:t>
-      </w:r>
-      <w:r>
-        <w:t xml:space="preserve">53 (W1): W338–44.</w:t>
-      </w:r>
-      <w:r>
-        <w:t xml:space="preserve"> </w:t>
-      </w:r>
-      <w:hyperlink r:id="rId53">
-        <w:r>
-          <w:rPr>
-            <w:rStyle w:val="Hyperlink"/>
-          </w:rPr>
-          <w:t xml:space="preserve">https://doi.org/10.1093/nar/gkae1059</w:t>
         </w:r>
       </w:hyperlink>
       <w:r>
@@ -5902,19 +5923,19 @@
       </w:r>
     </w:p>
     <w:bookmarkEnd w:id="58"/>
-    <w:bookmarkStart w:id="60" w:name="ref-imamura2025"/>
+    <w:bookmarkStart w:id="60" w:name="ref-johnson2020"/>
     <w:p>
       <w:pPr>
         <w:pStyle w:val="Bibliography"/>
       </w:pPr>
       <w:r>
-        <w:t xml:space="preserve">Imamura, Yoshinori, Masafumi Kanno, and Shigeharu Fujieda. 2025.</w:t>
-      </w:r>
-      <w:r>
-        <w:t xml:space="preserve"> </w:t>
-      </w:r>
-      <w:r>
-        <w:t xml:space="preserve">“Comparative Review of KEYNOTE-689 and NIVOPOSTOP Trials and Their Impact on Perioperative Immunotherapy in Locally Advanced Head and Neck Cancer.”</w:t>
+        <w:t xml:space="preserve">Johnson, Daniel E, Barbara Burtness, C René Leemans, Vivian Wai Yan Lui, Julie E Bauman, and Jennifer R Grandis. 2020.</w:t>
+      </w:r>
+      <w:r>
+        <w:t xml:space="preserve"> </w:t>
+      </w:r>
+      <w:r>
+        <w:t xml:space="preserve">“Head and Neck Squamous Cell Carcinoma.”</w:t>
       </w:r>
       <w:r>
         <w:t xml:space="preserve"> </w:t>
@@ -5924,13 +5945,13 @@
           <w:i/>
           <w:iCs/>
         </w:rPr>
-        <w:t xml:space="preserve">Cancer Treatment Reviews</w:t>
-      </w:r>
-      <w:r>
-        <w:t xml:space="preserve"> </w:t>
-      </w:r>
-      <w:r>
-        <w:t xml:space="preserve">140: 103018.</w:t>
+        <w:t xml:space="preserve">Nature Reviews Disease Primers</w:t>
+      </w:r>
+      <w:r>
+        <w:t xml:space="preserve"> </w:t>
+      </w:r>
+      <w:r>
+        <w:t xml:space="preserve">6: 92.</w:t>
       </w:r>
       <w:r>
         <w:t xml:space="preserve"> </w:t>
@@ -5940,7 +5961,7 @@
           <w:rPr>
             <w:rStyle w:val="Hyperlink"/>
           </w:rPr>
-          <w:t xml:space="preserve">https://doi.org/10.1016/j.ctrv.2025.103018</w:t>
+          <w:t xml:space="preserve">https://doi.org/10.1038/s41572-020-00224-3</w:t>
         </w:r>
       </w:hyperlink>
       <w:r>
@@ -5948,19 +5969,22 @@
       </w:r>
     </w:p>
     <w:bookmarkEnd w:id="60"/>
-    <w:bookmarkStart w:id="62" w:name="ref-johnson2020"/>
+    <w:bookmarkStart w:id="62" w:name="ref-lamb2006"/>
     <w:p>
       <w:pPr>
         <w:pStyle w:val="Bibliography"/>
       </w:pPr>
       <w:r>
-        <w:t xml:space="preserve">Johnson, Daniel E, Barbara Burtness, C René Leemans, Vivian Wai Yan Lui, Julie E Bauman, and Jennifer R Grandis. 2020.</w:t>
-      </w:r>
-      <w:r>
-        <w:t xml:space="preserve"> </w:t>
-      </w:r>
-      <w:r>
-        <w:t xml:space="preserve">“Head and Neck Squamous Cell Carcinoma.”</w:t>
+        <w:t xml:space="preserve">Lamb, Justin, Emily D Crawford, David Peck, et al.</w:t>
+      </w:r>
+      <w:r>
+        <w:t xml:space="preserve"> 2006.</w:t>
+      </w:r>
+      <w:r>
+        <w:t xml:space="preserve"> </w:t>
+      </w:r>
+      <w:r>
+        <w:t xml:space="preserve">“The Connectivity Map: Using Gene-Expression Signatures to Connect Small Molecules, Genes, and Disease.”</w:t>
       </w:r>
       <w:r>
         <w:t xml:space="preserve"> </w:t>
@@ -5970,13 +5994,13 @@
           <w:i/>
           <w:iCs/>
         </w:rPr>
-        <w:t xml:space="preserve">Nature Reviews Disease Primers</w:t>
-      </w:r>
-      <w:r>
-        <w:t xml:space="preserve"> </w:t>
-      </w:r>
-      <w:r>
-        <w:t xml:space="preserve">6: 92.</w:t>
+        <w:t xml:space="preserve">Science</w:t>
+      </w:r>
+      <w:r>
+        <w:t xml:space="preserve"> </w:t>
+      </w:r>
+      <w:r>
+        <w:t xml:space="preserve">313 (5795): 1929–35.</w:t>
       </w:r>
       <w:r>
         <w:t xml:space="preserve"> </w:t>
@@ -5986,7 +6010,7 @@
           <w:rPr>
             <w:rStyle w:val="Hyperlink"/>
           </w:rPr>
-          <w:t xml:space="preserve">https://doi.org/10.1038/s41572-020-00224-3</w:t>
+          <w:t xml:space="preserve">https://doi.org/10.1126/science.1132939</w:t>
         </w:r>
       </w:hyperlink>
       <w:r>
@@ -6040,22 +6064,19 @@
       </w:r>
     </w:p>
     <w:bookmarkEnd w:id="64"/>
-    <w:bookmarkStart w:id="66" w:name="ref-mendez2019"/>
+    <w:bookmarkStart w:id="66" w:name="ref-evangelista2025"/>
     <w:p>
       <w:pPr>
         <w:pStyle w:val="Bibliography"/>
       </w:pPr>
       <w:r>
-        <w:t xml:space="preserve">Mendez, David, Anna Gaulton, A Patrícia Bento, et al.</w:t>
-      </w:r>
-      <w:r>
-        <w:t xml:space="preserve"> 2019.</w:t>
-      </w:r>
-      <w:r>
-        <w:t xml:space="preserve"> </w:t>
-      </w:r>
-      <w:r>
-        <w:t xml:space="preserve">“ChEMBL: Towards Direct Deposition of Bioassay Data.”</w:t>
+        <w:t xml:space="preserve">Marino, Giacomo B, John Erol Evangelista, Daniel J B Clarke, and Avi Ma’ayan. 2025.</w:t>
+      </w:r>
+      <w:r>
+        <w:t xml:space="preserve"> </w:t>
+      </w:r>
+      <w:r>
+        <w:t xml:space="preserve">“L2S2: Chemical Perturbation and CRISPR KO LINCS L1000 Signature Search Engine.”</w:t>
       </w:r>
       <w:r>
         <w:t xml:space="preserve"> </w:t>
@@ -6071,12 +6092,61 @@
         <w:t xml:space="preserve"> </w:t>
       </w:r>
       <w:r>
+        <w:t xml:space="preserve">53 (W1): W338–50.</w:t>
+      </w:r>
+      <w:r>
+        <w:t xml:space="preserve"> </w:t>
+      </w:r>
+      <w:hyperlink r:id="rId65">
+        <w:r>
+          <w:rPr>
+            <w:rStyle w:val="Hyperlink"/>
+          </w:rPr>
+          <w:t xml:space="preserve">https://doi.org/10.1093/nar/gkaf373</w:t>
+        </w:r>
+      </w:hyperlink>
+      <w:r>
+        <w:t xml:space="preserve">.</w:t>
+      </w:r>
+    </w:p>
+    <w:bookmarkEnd w:id="66"/>
+    <w:bookmarkStart w:id="68" w:name="ref-mendez2019"/>
+    <w:p>
+      <w:pPr>
+        <w:pStyle w:val="Bibliography"/>
+      </w:pPr>
+      <w:r>
+        <w:t xml:space="preserve">Mendez, David, Anna Gaulton, A Patrícia Bento, et al.</w:t>
+      </w:r>
+      <w:r>
+        <w:t xml:space="preserve"> 2019.</w:t>
+      </w:r>
+      <w:r>
+        <w:t xml:space="preserve"> </w:t>
+      </w:r>
+      <w:r>
+        <w:t xml:space="preserve">“ChEMBL: Towards Direct Deposition of Bioassay Data.”</w:t>
+      </w:r>
+      <w:r>
+        <w:t xml:space="preserve"> </w:t>
+      </w:r>
+      <w:r>
+        <w:rPr>
+          <w:i/>
+          <w:iCs/>
+        </w:rPr>
+        <w:t xml:space="preserve">Nucleic Acids Research</w:t>
+      </w:r>
+      <w:r>
+        <w:t xml:space="preserve"> </w:t>
+      </w:r>
+      <w:r>
         <w:t xml:space="preserve">47 (D1): D930–40.</w:t>
       </w:r>
       <w:r>
         <w:t xml:space="preserve"> </w:t>
       </w:r>
-      <w:hyperlink r:id="rId65">
+      <w:hyperlink r:id="rId67">
         <w:r>
           <w:rPr>
             <w:rStyle w:val="Hyperlink"/>
@@ -6088,8 +6158,8 @@
         <w:t xml:space="preserve">.</w:t>
       </w:r>
     </w:p>
-    <w:bookmarkEnd w:id="66"/>
-    <w:bookmarkStart w:id="68" w:name="ref-napolitano2013"/>
+    <w:bookmarkEnd w:id="68"/>
+    <w:bookmarkStart w:id="70" w:name="ref-napolitano2013"/>
     <w:p>
       <w:pPr>
         <w:pStyle w:val="Bibliography"/>
@@ -6122,7 +6192,7 @@
       <w:r>
         <w:t xml:space="preserve"> </w:t>
       </w:r>
-      <w:hyperlink r:id="rId67">
+      <w:hyperlink r:id="rId69">
         <w:r>
           <w:rPr>
             <w:rStyle w:val="Hyperlink"/>
@@ -6134,8 +6204,8 @@
         <w:t xml:space="preserve">.</w:t>
       </w:r>
     </w:p>
-    <w:bookmarkEnd w:id="68"/>
-    <w:bookmarkStart w:id="70" w:name="ref-ochoa2021"/>
+    <w:bookmarkEnd w:id="70"/>
+    <w:bookmarkStart w:id="72" w:name="ref-ochoa2021"/>
     <w:p>
       <w:pPr>
         <w:pStyle w:val="Bibliography"/>
@@ -6171,7 +6241,7 @@
       <w:r>
         <w:t xml:space="preserve"> </w:t>
       </w:r>
-      <w:hyperlink r:id="rId69">
+      <w:hyperlink r:id="rId71">
         <w:r>
           <w:rPr>
             <w:rStyle w:val="Hyperlink"/>
@@ -6183,8 +6253,8 @@
         <w:t xml:space="preserve">.</w:t>
       </w:r>
     </w:p>
-    <w:bookmarkEnd w:id="70"/>
-    <w:bookmarkStart w:id="72" w:name="ref-pushpakom2019"/>
+    <w:bookmarkEnd w:id="72"/>
+    <w:bookmarkStart w:id="74" w:name="ref-pushpakom2019"/>
     <w:p>
       <w:pPr>
         <w:pStyle w:val="Bibliography"/>
@@ -6220,7 +6290,7 @@
       <w:r>
         <w:t xml:space="preserve"> </w:t>
       </w:r>
-      <w:hyperlink r:id="rId71">
+      <w:hyperlink r:id="rId73">
         <w:r>
           <w:rPr>
             <w:rStyle w:val="Hyperlink"/>
@@ -6232,8 +6302,8 @@
         <w:t xml:space="preserve">.</w:t>
       </w:r>
     </w:p>
-    <w:bookmarkEnd w:id="72"/>
-    <w:bookmarkStart w:id="74" w:name="ref-ritchie2015"/>
+    <w:bookmarkEnd w:id="74"/>
+    <w:bookmarkStart w:id="76" w:name="ref-ritchie2015"/>
     <w:p>
       <w:pPr>
         <w:pStyle w:val="Bibliography"/>
@@ -6266,7 +6336,7 @@
       <w:r>
         <w:t xml:space="preserve"> </w:t>
       </w:r>
-      <w:hyperlink r:id="rId73">
+      <w:hyperlink r:id="rId75">
         <w:r>
           <w:rPr>
             <w:rStyle w:val="Hyperlink"/>
@@ -6278,8 +6348,57 @@
         <w:t xml:space="preserve">.</w:t>
       </w:r>
     </w:p>
-    <w:bookmarkEnd w:id="74"/>
-    <w:bookmarkStart w:id="76" w:name="ref-subramanian2005"/>
+    <w:bookmarkEnd w:id="76"/>
+    <w:bookmarkStart w:id="78" w:name="ref-subramanian2017"/>
+    <w:p>
+      <w:pPr>
+        <w:pStyle w:val="Bibliography"/>
+      </w:pPr>
+      <w:r>
+        <w:t xml:space="preserve">Subramanian, Aravind, Rajiv Narayan, Steven M Corsello, et al.</w:t>
+      </w:r>
+      <w:r>
+        <w:t xml:space="preserve"> 2017.</w:t>
+      </w:r>
+      <w:r>
+        <w:t xml:space="preserve"> </w:t>
+      </w:r>
+      <w:r>
+        <w:t xml:space="preserve">“A Next Generation Connectivity Map: L1000 Platform and the First 1,000,000 Profiles.”</w:t>
+      </w:r>
+      <w:r>
+        <w:t xml:space="preserve"> </w:t>
+      </w:r>
+      <w:r>
+        <w:rPr>
+          <w:i/>
+          <w:iCs/>
+        </w:rPr>
+        <w:t xml:space="preserve">Cell</w:t>
+      </w:r>
+      <w:r>
+        <w:t xml:space="preserve"> </w:t>
+      </w:r>
+      <w:r>
+        <w:t xml:space="preserve">171 (6): 1437–52.</w:t>
+      </w:r>
+      <w:r>
+        <w:t xml:space="preserve"> </w:t>
+      </w:r>
+      <w:hyperlink r:id="rId77">
+        <w:r>
+          <w:rPr>
+            <w:rStyle w:val="Hyperlink"/>
+          </w:rPr>
+          <w:t xml:space="preserve">https://doi.org/10.1016/j.cell.2017.10.049</w:t>
+        </w:r>
+      </w:hyperlink>
+      <w:r>
+        <w:t xml:space="preserve">.</w:t>
+      </w:r>
+    </w:p>
+    <w:bookmarkEnd w:id="78"/>
+    <w:bookmarkStart w:id="80" w:name="ref-subramanian2005"/>
     <w:p>
       <w:pPr>
         <w:pStyle w:val="Bibliography"/>
@@ -6315,7 +6434,7 @@
       <w:r>
         <w:t xml:space="preserve"> </w:t>
       </w:r>
-      <w:hyperlink r:id="rId75">
+      <w:hyperlink r:id="rId79">
         <w:r>
           <w:rPr>
             <w:rStyle w:val="Hyperlink"/>
@@ -6327,8 +6446,8 @@
         <w:t xml:space="preserve">.</w:t>
       </w:r>
     </w:p>
-    <w:bookmarkEnd w:id="76"/>
-    <w:bookmarkStart w:id="78" w:name="ref-sung2021"/>
+    <w:bookmarkEnd w:id="80"/>
+    <w:bookmarkStart w:id="82" w:name="ref-sung2021"/>
     <w:p>
       <w:pPr>
         <w:pStyle w:val="Bibliography"/>
@@ -6361,7 +6480,7 @@
       <w:r>
         <w:t xml:space="preserve"> </w:t>
       </w:r>
-      <w:hyperlink r:id="rId77">
+      <w:hyperlink r:id="rId81">
         <w:r>
           <w:rPr>
             <w:rStyle w:val="Hyperlink"/>
@@ -6373,8 +6492,8 @@
         <w:t xml:space="preserve">.</w:t>
       </w:r>
     </w:p>
-    <w:bookmarkEnd w:id="78"/>
-    <w:bookmarkStart w:id="80" w:name="ref-szklarczyk2023"/>
+    <w:bookmarkEnd w:id="82"/>
+    <w:bookmarkStart w:id="84" w:name="ref-szklarczyk2023"/>
     <w:p>
       <w:pPr>
         <w:pStyle w:val="Bibliography"/>
@@ -6410,7 +6529,7 @@
       <w:r>
         <w:t xml:space="preserve"> </w:t>
       </w:r>
-      <w:hyperlink r:id="rId79">
+      <w:hyperlink r:id="rId83">
         <w:r>
           <w:rPr>
             <w:rStyle w:val="Hyperlink"/>
@@ -6422,8 +6541,57 @@
         <w:t xml:space="preserve">.</w:t>
       </w:r>
     </w:p>
-    <w:bookmarkEnd w:id="80"/>
-    <w:bookmarkStart w:id="82" w:name="ref-wu2021"/>
+    <w:bookmarkEnd w:id="84"/>
+    <w:bookmarkStart w:id="86" w:name="ref-uppaluri2025"/>
+    <w:p>
+      <w:pPr>
+        <w:pStyle w:val="Bibliography"/>
+      </w:pPr>
+      <w:r>
+        <w:t xml:space="preserve">Uppaluri, Ravindra, Robert I Haddad, Yungan Tao, et al.</w:t>
+      </w:r>
+      <w:r>
+        <w:t xml:space="preserve"> 2025.</w:t>
+      </w:r>
+      <w:r>
+        <w:t xml:space="preserve"> </w:t>
+      </w:r>
+      <w:r>
+        <w:t xml:space="preserve">“Neoadjuvant and Adjuvant Pembrolizumab in Locally Advanced Head and Neck Cancer.”</w:t>
+      </w:r>
+      <w:r>
+        <w:t xml:space="preserve"> </w:t>
+      </w:r>
+      <w:r>
+        <w:rPr>
+          <w:i/>
+          <w:iCs/>
+        </w:rPr>
+        <w:t xml:space="preserve">New England Journal of Medicine</w:t>
+      </w:r>
+      <w:r>
+        <w:t xml:space="preserve"> </w:t>
+      </w:r>
+      <w:r>
+        <w:t xml:space="preserve">393 (1): 37–50.</w:t>
+      </w:r>
+      <w:r>
+        <w:t xml:space="preserve"> </w:t>
+      </w:r>
+      <w:hyperlink r:id="rId85">
+        <w:r>
+          <w:rPr>
+            <w:rStyle w:val="Hyperlink"/>
+          </w:rPr>
+          <w:t xml:space="preserve">https://doi.org/10.1056/NEJMoa2415434</w:t>
+        </w:r>
+      </w:hyperlink>
+      <w:r>
+        <w:t xml:space="preserve">.</w:t>
+      </w:r>
+    </w:p>
+    <w:bookmarkEnd w:id="86"/>
+    <w:bookmarkStart w:id="88" w:name="ref-wu2021"/>
     <w:p>
       <w:pPr>
         <w:pStyle w:val="Bibliography"/>
@@ -6459,7 +6627,7 @@
       <w:r>
         <w:t xml:space="preserve"> </w:t>
       </w:r>
-      <w:hyperlink r:id="rId81">
+      <w:hyperlink r:id="rId87">
         <w:r>
           <w:rPr>
             <w:rStyle w:val="Hyperlink"/>
@@ -6471,9 +6639,9 @@
         <w:t xml:space="preserve">.</w:t>
       </w:r>
     </w:p>
-    <w:bookmarkEnd w:id="82"/>
-    <w:bookmarkEnd w:id="83"/>
-    <w:bookmarkEnd w:id="84"/>
+    <w:bookmarkEnd w:id="88"/>
+    <w:bookmarkEnd w:id="89"/>
+    <w:bookmarkEnd w:id="90"/>
     <w:sectPr>
       <w:footnotePr>
         <w:numRestart w:val="eachSect"/>

--- a/docs/manuscript/manuscript_PREVIEW.docx
+++ b/docs/manuscript/manuscript_PREVIEW.docx
@@ -51,7 +51,7 @@
         <w:t xml:space="preserve"> </w:t>
       </w:r>
       <w:r>
-        <w:t xml:space="preserve">(Johnson et al. 2020; Sung et al. 2021)</w:t>
+        <w:t xml:space="preserve">(Johnson et al. 2020; Bray et al. 2024)</w:t>
       </w:r>
       <w:r>
         <w:t xml:space="preserve"> </w:t>
@@ -300,7 +300,19 @@
         <w:t xml:space="preserve"> </w:t>
       </w:r>
       <w:r>
-        <w:t xml:space="preserve">2019; Napolitano et al. 2013)</w:t>
+        <w:t xml:space="preserve">2019;</w:t>
+      </w:r>
+      <w:r>
+        <w:t xml:space="preserve"> </w:t>
+      </w:r>
+      <w:r>
+        <w:t xml:space="preserve">Tanoli et al.</w:t>
+      </w:r>
+      <w:r>
+        <w:t xml:space="preserve"> </w:t>
+      </w:r>
+      <w:r>
+        <w:t xml:space="preserve">2025)</w:t>
       </w:r>
       <w:r>
         <w:t xml:space="preserve"> </w:t>
@@ -527,7 +539,7 @@
         <w:t xml:space="preserve"> </w:t>
       </w:r>
       <w:r>
-        <w:t xml:space="preserve">abundant at |log₂FC| &gt; 1 and Benjamini–Hochberg-adjusted P &lt; 0.05. UniProt accessions were mapped</w:t>
+        <w:t xml:space="preserve">abundant at |log₂FC| &gt; 1 and Benjamini–Hochberg-adjusted p &lt; 0.05. UniProt accessions were mapped</w:t>
       </w:r>
       <w:r>
         <w:t xml:space="preserve"> </w:t>
@@ -662,7 +674,7 @@
         <w:t xml:space="preserve"> </w:t>
       </w:r>
       <w:r>
-        <w:t xml:space="preserve">by a π-statistic [sign(log₂FC) × |log₂FC| × −log₁₀(adjusted P)] against the MSigDB Hallmark, Gene</w:t>
+        <w:t xml:space="preserve">by a π-statistic [sign(log₂FC) × |log₂FC| × −log₁₀(adjusted p)] against the MSigDB Hallmark, Gene</w:t>
       </w:r>
       <w:r>
         <w:t xml:space="preserve"> </w:t>
@@ -674,7 +686,7 @@
         <w:t xml:space="preserve"> </w:t>
       </w:r>
       <w:r>
-        <w:t xml:space="preserve">adjusted P &lt; 0.05; fixed seed for reproducible permutations).</w:t>
+        <w:t xml:space="preserve">adjusted p &lt; 0.05; fixed seed for reproducible permutations).</w:t>
       </w:r>
     </w:p>
     <w:bookmarkEnd w:id="11"/>
@@ -698,7 +710,7 @@
         <w:t xml:space="preserve"> </w:t>
       </w:r>
       <w:r>
-        <w:t xml:space="preserve">(Freshour et al. 2021)</w:t>
+        <w:t xml:space="preserve">(Cannon et al. 2024)</w:t>
       </w:r>
       <w:r>
         <w:t xml:space="preserve"> </w:t>
@@ -782,7 +794,7 @@
         <w:t xml:space="preserve"> </w:t>
       </w:r>
       <w:r>
-        <w:t xml:space="preserve">P &lt; 0.001; reversal score normalized to [−1, 0]). Sources were unified and each drug assigned an</w:t>
+        <w:t xml:space="preserve">p &lt; 0.001; reversal score normalized to [−1, 0]). Sources were unified and each drug assigned an</w:t>
       </w:r>
       <w:r>
         <w:t xml:space="preserve"> </w:t>
@@ -972,19 +984,7 @@
         <w:t xml:space="preserve"> </w:t>
       </w:r>
       <w:r>
-        <w:t xml:space="preserve">suppressor nodes) are down-weighted by this term, and metabolic targets such as Complex I subunits</w:t>
-      </w:r>
-      <w:r>
-        <w:t xml:space="preserve"> </w:t>
-      </w:r>
-      <w:r>
-        <w:t xml:space="preserve">are prioritized through direction-independent centrality and external evidence rather than</w:t>
-      </w:r>
-      <w:r>
-        <w:t xml:space="preserve"> </w:t>
-      </w:r>
-      <w:r>
-        <w:t xml:space="preserve">through π. DrugViability (drug-level; breaks ties among drugs sharing a target) =</w:t>
+        <w:t xml:space="preserve">suppressor nodes) are down-weighted by this term. DrugViability (drug-level; breaks ties among drugs sharing a target) =</w:t>
       </w:r>
       <w:r>
         <w:t xml:space="preserve"> </w:t>
@@ -1086,7 +1086,7 @@
         <w:t xml:space="preserve"> </w:t>
       </w:r>
       <w:r>
-        <w:t xml:space="preserve">permutation P-value.</w:t>
+        <w:t xml:space="preserve">permutation p-value.</w:t>
       </w:r>
     </w:p>
     <w:bookmarkEnd w:id="15"/>
@@ -1179,25 +1179,13 @@
         <w:t xml:space="preserve"> </w:t>
       </w:r>
       <w:r>
-        <w:t xml:space="preserve">log₂FC and adjusted P were compared against the DIA proteome (directional concordance and FDR &lt; 0.05</w:t>
-      </w:r>
-      <w:r>
-        <w:t xml:space="preserve"> </w:t>
-      </w:r>
-      <w:r>
-        <w:t xml:space="preserve">annotated per target). As a supplementary analysis, overall survival was stratified by median</w:t>
-      </w:r>
-      <w:r>
-        <w:t xml:space="preserve"> </w:t>
-      </w:r>
-      <w:r>
-        <w:t xml:space="preserve">expression of four module-representative genes (EGFR, PSMB10, DNMT1, NDUFS3) in TCGA-HNSC (476</w:t>
-      </w:r>
-      <w:r>
-        <w:t xml:space="preserve"> </w:t>
-      </w:r>
-      <w:r>
-        <w:t xml:space="preserve">patients with survival data) and compared by the log-rank test.</w:t>
+        <w:t xml:space="preserve">log₂FC and adjusted p were compared against the DIA proteome (directional concordance and FDR &lt; 0.05</w:t>
+      </w:r>
+      <w:r>
+        <w:t xml:space="preserve"> </w:t>
+      </w:r>
+      <w:r>
+        <w:t xml:space="preserve">annotated per target).</w:t>
       </w:r>
     </w:p>
     <w:bookmarkEnd w:id="16"/>
@@ -1347,7 +1335,7 @@
         <w:t xml:space="preserve"> </w:t>
       </w:r>
       <w:r>
-        <w:t xml:space="preserve">20 most extreme. In a sensitivity analysis excluding these markers (Methods; Table S2), the hub</w:t>
+        <w:t xml:space="preserve">20 most extreme. In a sensitivity analysis excluding these markers (Table S2), the hub</w:t>
       </w:r>
       <w:r>
         <w:t xml:space="preserve"> </w:t>
@@ -1419,13 +1407,7 @@
         <w:t xml:space="preserve"> </w:t>
       </w:r>
       <w:r>
-        <w:t xml:space="preserve">plot confirmed that the candidates were not an artifact of any single database (Fig 3C). The</w:t>
-      </w:r>
-      <w:r>
-        <w:t xml:space="preserve"> </w:t>
-      </w:r>
-      <w:r>
-        <w:t xml:space="preserve">complete selection funnel is shown in Fig S1.</w:t>
+        <w:t xml:space="preserve">plot confirmed that the candidates were not an artifact of any single database (Fig 3C).</w:t>
       </w:r>
     </w:p>
     <w:bookmarkEnd w:id="20"/>
@@ -1467,7 +1449,7 @@
         <w:t xml:space="preserve"> </w:t>
       </w:r>
       <w:r>
-        <w:t xml:space="preserve">carrying 99 druggable hubs (Methods). Module-level Gene Ontology</w:t>
+        <w:t xml:space="preserve">carrying 99 druggable hubs. Module-level Gene Ontology</w:t>
       </w:r>
       <w:r>
         <w:t xml:space="preserve"> </w:t>
@@ -1491,13 +1473,19 @@
         <w:t xml:space="preserve"> </w:t>
       </w:r>
       <w:r>
-        <w:t xml:space="preserve">only, or below threshold); the most prominent axes corresponded to EGFR signaling, oxidative</w:t>
-      </w:r>
-      <w:r>
-        <w:t xml:space="preserve"> </w:t>
-      </w:r>
-      <w:r>
-        <w:t xml:space="preserve">phosphorylation, the proteasome, and epigenetic regulation.</w:t>
+        <w:t xml:space="preserve">only, or below threshold). The most prominent druggable axes were anchored by their key hubs:</w:t>
+      </w:r>
+      <w:r>
+        <w:t xml:space="preserve"> </w:t>
+      </w:r>
+      <w:r>
+        <w:t xml:space="preserve">EGFR (module M2), proteasome subunits (M4, ubiquitin-dependent catabolism), Complex I of</w:t>
+      </w:r>
+      <w:r>
+        <w:t xml:space="preserve"> </w:t>
+      </w:r>
+      <w:r>
+        <w:t xml:space="preserve">oxidative phosphorylation (M8), and epigenetic regulators (M17, chromatin remodeling).</w:t>
       </w:r>
     </w:p>
     <w:bookmarkEnd w:id="21"/>
@@ -1554,7 +1542,7 @@
         <w:t xml:space="preserve"> </w:t>
       </w:r>
       <w:r>
-        <w:t xml:space="preserve">many sources support the drug (Methods).</w:t>
+        <w:t xml:space="preserve">many sources support the drug.</w:t>
       </w:r>
     </w:p>
     <w:p>
@@ -1762,7 +1750,7 @@
         <w:t xml:space="preserve"> </w:t>
       </w:r>
       <w:r>
-        <w:t xml:space="preserve">limit-of-detection filter (Fig S2). Consistent with the network-anchored design, the composite</w:t>
+        <w:t xml:space="preserve">limit-of-detection filter (Fig S1). Consistent with the network-anchored design, the composite</w:t>
       </w:r>
       <w:r>
         <w:t xml:space="preserve"> </w:t>
@@ -1792,25 +1780,7 @@
         <w:t xml:space="preserve"> </w:t>
       </w:r>
       <w:r>
-        <w:t xml:space="preserve">(Table 1, robustness columns), defining a robust core panel. In line with their role as</w:t>
-      </w:r>
-      <w:r>
-        <w:t xml:space="preserve"> </w:t>
-      </w:r>
-      <w:r>
-        <w:t xml:space="preserve">therapeutic vulnerabilities rather than prognostic markers, none of the four pillar genes (EGFR,</w:t>
-      </w:r>
-      <w:r>
-        <w:t xml:space="preserve"> </w:t>
-      </w:r>
-      <w:r>
-        <w:t xml:space="preserve">PSMB10, DNMT1, NDUFS3) was significantly associated with overall survival in TCGA-HNSC (all</w:t>
-      </w:r>
-      <w:r>
-        <w:t xml:space="preserve"> </w:t>
-      </w:r>
-      <w:r>
-        <w:t xml:space="preserve">p &gt; 0.05; Fig S3).</w:t>
+        <w:t xml:space="preserve">(Table 1, robustness columns), defining a robust core panel.</w:t>
       </w:r>
     </w:p>
     <w:bookmarkEnd w:id="24"/>
@@ -2186,13 +2156,7 @@
         <w:t xml:space="preserve"> </w:t>
       </w:r>
       <w:r>
-        <w:t xml:space="preserve">showing the intersection structure that defines multi-source support. The full selection funnel</w:t>
-      </w:r>
-      <w:r>
-        <w:t xml:space="preserve"> </w:t>
-      </w:r>
-      <w:r>
-        <w:t xml:space="preserve">(3,513 → 458 → top-ranked → LOD-stable) is shown as Figure S1.</w:t>
+        <w:t xml:space="preserve">showing the intersection structure that defines multi-source support.</w:t>
       </w:r>
     </w:p>
     <w:p>
@@ -3743,7 +3707,7 @@
               <w:pStyle w:val="Compact"/>
             </w:pPr>
             <w:r>
-              <w:t xml:space="preserve">EGFR signaling</w:t>
+              <w:t xml:space="preserve">EGFR axis (M2)</w:t>
             </w:r>
           </w:p>
         </w:tc>
@@ -5779,7 +5743,53 @@
       </w:r>
     </w:p>
     <w:bookmarkEnd w:id="52"/>
-    <w:bookmarkStart w:id="54" w:name="ref-burtness2019"/>
+    <w:bookmarkStart w:id="54" w:name="ref-bray2024"/>
+    <w:p>
+      <w:pPr>
+        <w:pStyle w:val="Bibliography"/>
+      </w:pPr>
+      <w:r>
+        <w:t xml:space="preserve">Bray, Freddie, Mathieu Laversanne, Hyuna Sung, et al. 2024.</w:t>
+      </w:r>
+      <w:r>
+        <w:t xml:space="preserve"> </w:t>
+      </w:r>
+      <w:r>
+        <w:t xml:space="preserve">“Global Cancer Statistics 2022: GLOBOCAN Estimates of Incidence and Mortality Worldwide for 36 Cancers in 185 Countries.”</w:t>
+      </w:r>
+      <w:r>
+        <w:t xml:space="preserve"> </w:t>
+      </w:r>
+      <w:r>
+        <w:rPr>
+          <w:i/>
+          <w:iCs/>
+        </w:rPr>
+        <w:t xml:space="preserve">CA: A Cancer Journal for Clinicians</w:t>
+      </w:r>
+      <w:r>
+        <w:t xml:space="preserve"> </w:t>
+      </w:r>
+      <w:r>
+        <w:t xml:space="preserve">74 (3): 229–63.</w:t>
+      </w:r>
+      <w:r>
+        <w:t xml:space="preserve"> </w:t>
+      </w:r>
+      <w:hyperlink r:id="rId53">
+        <w:r>
+          <w:rPr>
+            <w:rStyle w:val="Hyperlink"/>
+          </w:rPr>
+          <w:t xml:space="preserve">https://doi.org/10.3322/caac.21834</w:t>
+        </w:r>
+      </w:hyperlink>
+      <w:r>
+        <w:t xml:space="preserve">.</w:t>
+      </w:r>
+    </w:p>
+    <w:bookmarkEnd w:id="54"/>
+    <w:bookmarkStart w:id="56" w:name="ref-burtness2019"/>
     <w:p>
       <w:pPr>
         <w:pStyle w:val="Bibliography"/>
@@ -5815,7 +5825,7 @@
       <w:r>
         <w:t xml:space="preserve"> </w:t>
       </w:r>
-      <w:hyperlink r:id="rId53">
+      <w:hyperlink r:id="rId55">
         <w:r>
           <w:rPr>
             <w:rStyle w:val="Hyperlink"/>
@@ -5827,20 +5837,20 @@
         <w:t xml:space="preserve">.</w:t>
       </w:r>
     </w:p>
-    <w:bookmarkEnd w:id="54"/>
-    <w:bookmarkStart w:id="56" w:name="ref-freshour2021"/>
+    <w:bookmarkEnd w:id="56"/>
+    <w:bookmarkStart w:id="58" w:name="ref-cannon2024"/>
     <w:p>
       <w:pPr>
         <w:pStyle w:val="Bibliography"/>
       </w:pPr>
       <w:r>
-        <w:t xml:space="preserve">Freshour, Sharon L, Susanna Kiwala, Kelsy C Cotto, et al. 2021.</w:t>
-      </w:r>
-      <w:r>
-        <w:t xml:space="preserve"> </w:t>
-      </w:r>
-      <w:r>
-        <w:t xml:space="preserve">“Integration of the Drug-Gene Interaction Database (DGIdb 4.0) with Open Crowdsource Efforts.”</w:t>
+        <w:t xml:space="preserve">Cannon, Matthew, James Stevenson, Kathryn Stahl, et al. 2024.</w:t>
+      </w:r>
+      <w:r>
+        <w:t xml:space="preserve"> </w:t>
+      </w:r>
+      <w:r>
+        <w:t xml:space="preserve">“DGIdb 5.0: Rebuilding the Drug-Gene Interaction Database for Precision Medicine and Drug Discovery Platforms.”</w:t>
       </w:r>
       <w:r>
         <w:t xml:space="preserve"> </w:t>
@@ -5856,25 +5866,25 @@
         <w:t xml:space="preserve"> </w:t>
       </w:r>
       <w:r>
-        <w:t xml:space="preserve">49 (D1): D1144–51.</w:t>
-      </w:r>
-      <w:r>
-        <w:t xml:space="preserve"> </w:t>
-      </w:r>
-      <w:hyperlink r:id="rId55">
+        <w:t xml:space="preserve">52 (D1): D1227–35.</w:t>
+      </w:r>
+      <w:r>
+        <w:t xml:space="preserve"> </w:t>
+      </w:r>
+      <w:hyperlink r:id="rId57">
         <w:r>
           <w:rPr>
             <w:rStyle w:val="Hyperlink"/>
           </w:rPr>
-          <w:t xml:space="preserve">https://doi.org/10.1093/nar/gkaa1084</w:t>
+          <w:t xml:space="preserve">https://doi.org/10.1093/nar/gkad1040</w:t>
         </w:r>
       </w:hyperlink>
       <w:r>
         <w:t xml:space="preserve">.</w:t>
       </w:r>
     </w:p>
-    <w:bookmarkEnd w:id="56"/>
-    <w:bookmarkStart w:id="58" w:name="ref-huang2021"/>
+    <w:bookmarkEnd w:id="58"/>
+    <w:bookmarkStart w:id="60" w:name="ref-huang2021"/>
     <w:p>
       <w:pPr>
         <w:pStyle w:val="Bibliography"/>
@@ -5910,7 +5920,7 @@
       <w:r>
         <w:t xml:space="preserve"> </w:t>
       </w:r>
-      <w:hyperlink r:id="rId57">
+      <w:hyperlink r:id="rId59">
         <w:r>
           <w:rPr>
             <w:rStyle w:val="Hyperlink"/>
@@ -5922,8 +5932,8 @@
         <w:t xml:space="preserve">.</w:t>
       </w:r>
     </w:p>
-    <w:bookmarkEnd w:id="58"/>
-    <w:bookmarkStart w:id="60" w:name="ref-johnson2020"/>
+    <w:bookmarkEnd w:id="60"/>
+    <w:bookmarkStart w:id="62" w:name="ref-johnson2020"/>
     <w:p>
       <w:pPr>
         <w:pStyle w:val="Bibliography"/>
@@ -5956,7 +5966,7 @@
       <w:r>
         <w:t xml:space="preserve"> </w:t>
       </w:r>
-      <w:hyperlink r:id="rId59">
+      <w:hyperlink r:id="rId61">
         <w:r>
           <w:rPr>
             <w:rStyle w:val="Hyperlink"/>
@@ -5968,8 +5978,8 @@
         <w:t xml:space="preserve">.</w:t>
       </w:r>
     </w:p>
-    <w:bookmarkEnd w:id="60"/>
-    <w:bookmarkStart w:id="62" w:name="ref-lamb2006"/>
+    <w:bookmarkEnd w:id="62"/>
+    <w:bookmarkStart w:id="64" w:name="ref-lamb2006"/>
     <w:p>
       <w:pPr>
         <w:pStyle w:val="Bibliography"/>
@@ -6005,7 +6015,7 @@
       <w:r>
         <w:t xml:space="preserve"> </w:t>
       </w:r>
-      <w:hyperlink r:id="rId61">
+      <w:hyperlink r:id="rId63">
         <w:r>
           <w:rPr>
             <w:rStyle w:val="Hyperlink"/>
@@ -6017,8 +6027,8 @@
         <w:t xml:space="preserve">.</w:t>
       </w:r>
     </w:p>
-    <w:bookmarkEnd w:id="62"/>
-    <w:bookmarkStart w:id="64" w:name="ref-liberzon2015"/>
+    <w:bookmarkEnd w:id="64"/>
+    <w:bookmarkStart w:id="66" w:name="ref-liberzon2015"/>
     <w:p>
       <w:pPr>
         <w:pStyle w:val="Bibliography"/>
@@ -6051,7 +6061,7 @@
       <w:r>
         <w:t xml:space="preserve"> </w:t>
       </w:r>
-      <w:hyperlink r:id="rId63">
+      <w:hyperlink r:id="rId65">
         <w:r>
           <w:rPr>
             <w:rStyle w:val="Hyperlink"/>
@@ -6063,8 +6073,8 @@
         <w:t xml:space="preserve">.</w:t>
       </w:r>
     </w:p>
-    <w:bookmarkEnd w:id="64"/>
-    <w:bookmarkStart w:id="66" w:name="ref-evangelista2025"/>
+    <w:bookmarkEnd w:id="66"/>
+    <w:bookmarkStart w:id="68" w:name="ref-evangelista2025"/>
     <w:p>
       <w:pPr>
         <w:pStyle w:val="Bibliography"/>
@@ -6097,7 +6107,7 @@
       <w:r>
         <w:t xml:space="preserve"> </w:t>
       </w:r>
-      <w:hyperlink r:id="rId65">
+      <w:hyperlink r:id="rId67">
         <w:r>
           <w:rPr>
             <w:rStyle w:val="Hyperlink"/>
@@ -6109,8 +6119,8 @@
         <w:t xml:space="preserve">.</w:t>
       </w:r>
     </w:p>
-    <w:bookmarkEnd w:id="66"/>
-    <w:bookmarkStart w:id="68" w:name="ref-mendez2019"/>
+    <w:bookmarkEnd w:id="68"/>
+    <w:bookmarkStart w:id="70" w:name="ref-mendez2019"/>
     <w:p>
       <w:pPr>
         <w:pStyle w:val="Bibliography"/>
@@ -6146,58 +6156,12 @@
       <w:r>
         <w:t xml:space="preserve"> </w:t>
       </w:r>
-      <w:hyperlink r:id="rId67">
+      <w:hyperlink r:id="rId69">
         <w:r>
           <w:rPr>
             <w:rStyle w:val="Hyperlink"/>
           </w:rPr>
           <w:t xml:space="preserve">https://doi.org/10.1093/nar/gky1075</w:t>
-        </w:r>
-      </w:hyperlink>
-      <w:r>
-        <w:t xml:space="preserve">.</w:t>
-      </w:r>
-    </w:p>
-    <w:bookmarkEnd w:id="68"/>
-    <w:bookmarkStart w:id="70" w:name="ref-napolitano2013"/>
-    <w:p>
-      <w:pPr>
-        <w:pStyle w:val="Bibliography"/>
-      </w:pPr>
-      <w:r>
-        <w:t xml:space="preserve">Napolitano, Francesco, Yan Zhao, Vania M Moreira, et al. 2013.</w:t>
-      </w:r>
-      <w:r>
-        <w:t xml:space="preserve"> </w:t>
-      </w:r>
-      <w:r>
-        <w:t xml:space="preserve">“Drug Repositioning: A Machine-Learning Approach Through Data Integration.”</w:t>
-      </w:r>
-      <w:r>
-        <w:t xml:space="preserve"> </w:t>
-      </w:r>
-      <w:r>
-        <w:rPr>
-          <w:i/>
-          <w:iCs/>
-        </w:rPr>
-        <w:t xml:space="preserve">Journal of Cheminformatics</w:t>
-      </w:r>
-      <w:r>
-        <w:t xml:space="preserve"> </w:t>
-      </w:r>
-      <w:r>
-        <w:t xml:space="preserve">5: 30.</w:t>
-      </w:r>
-      <w:r>
-        <w:t xml:space="preserve"> </w:t>
-      </w:r>
-      <w:hyperlink r:id="rId69">
-        <w:r>
-          <w:rPr>
-            <w:rStyle w:val="Hyperlink"/>
-          </w:rPr>
-          <w:t xml:space="preserve">https://doi.org/10.1186/1758-2946-5-30</w:t>
         </w:r>
       </w:hyperlink>
       <w:r>
@@ -6447,19 +6411,22 @@
       </w:r>
     </w:p>
     <w:bookmarkEnd w:id="80"/>
-    <w:bookmarkStart w:id="82" w:name="ref-sung2021"/>
+    <w:bookmarkStart w:id="82" w:name="ref-szklarczyk2023"/>
     <w:p>
       <w:pPr>
         <w:pStyle w:val="Bibliography"/>
       </w:pPr>
       <w:r>
-        <w:t xml:space="preserve">Sung, Hyuna, Jacques Ferlay, Rebecca L Siegel, et al. 2021.</w:t>
-      </w:r>
-      <w:r>
-        <w:t xml:space="preserve"> </w:t>
-      </w:r>
-      <w:r>
-        <w:t xml:space="preserve">“Global Cancer Statistics 2020: GLOBOCAN Estimates of Incidence and Mortality Worldwide for 36 Cancers in 185 Countries.”</w:t>
+        <w:t xml:space="preserve">Szklarczyk, Damian, Rebecca Kirsch, Mikaela Koutrouli, et al.</w:t>
+      </w:r>
+      <w:r>
+        <w:t xml:space="preserve"> 2023.</w:t>
+      </w:r>
+      <w:r>
+        <w:t xml:space="preserve"> </w:t>
+      </w:r>
+      <w:r>
+        <w:t xml:space="preserve">“The STRING Database in 2023: Protein-Protein Association Networks and Functional Enrichment Analyses for Any of 12,535 Organisms.”</w:t>
       </w:r>
       <w:r>
         <w:t xml:space="preserve"> </w:t>
@@ -6469,13 +6436,13 @@
           <w:i/>
           <w:iCs/>
         </w:rPr>
-        <w:t xml:space="preserve">CA: A Cancer Journal for Clinicians</w:t>
-      </w:r>
-      <w:r>
-        <w:t xml:space="preserve"> </w:t>
-      </w:r>
-      <w:r>
-        <w:t xml:space="preserve">71 (3): 209–49.</w:t>
+        <w:t xml:space="preserve">Nucleic Acids Research</w:t>
+      </w:r>
+      <w:r>
+        <w:t xml:space="preserve"> </w:t>
+      </w:r>
+      <w:r>
+        <w:t xml:space="preserve">51 (D1): D638–46.</w:t>
       </w:r>
       <w:r>
         <w:t xml:space="preserve"> </w:t>
@@ -6485,7 +6452,7 @@
           <w:rPr>
             <w:rStyle w:val="Hyperlink"/>
           </w:rPr>
-          <w:t xml:space="preserve">https://doi.org/10.3322/caac.21660</w:t>
+          <w:t xml:space="preserve">https://doi.org/10.1093/nar/gkac1000</w:t>
         </w:r>
       </w:hyperlink>
       <w:r>
@@ -6493,22 +6460,22 @@
       </w:r>
     </w:p>
     <w:bookmarkEnd w:id="82"/>
-    <w:bookmarkStart w:id="84" w:name="ref-szklarczyk2023"/>
+    <w:bookmarkStart w:id="84" w:name="ref-tanoli2025"/>
     <w:p>
       <w:pPr>
         <w:pStyle w:val="Bibliography"/>
       </w:pPr>
       <w:r>
-        <w:t xml:space="preserve">Szklarczyk, Damian, Rebecca Kirsch, Mikaela Koutrouli, et al.</w:t>
-      </w:r>
-      <w:r>
-        <w:t xml:space="preserve"> 2023.</w:t>
-      </w:r>
-      <w:r>
-        <w:t xml:space="preserve"> </w:t>
-      </w:r>
-      <w:r>
-        <w:t xml:space="preserve">“The STRING Database in 2023: Protein-Protein Association Networks and Functional Enrichment Analyses for Any of 12,535 Organisms.”</w:t>
+        <w:t xml:space="preserve">Tanoli, Ziaurrehman, Adrià Fernández-Torras, Umut Onur Özcan, Aleksandr Kushnir, Kristen Michelle Nader, et al.</w:t>
+      </w:r>
+      <w:r>
+        <w:t xml:space="preserve"> 2025.</w:t>
+      </w:r>
+      <w:r>
+        <w:t xml:space="preserve"> </w:t>
+      </w:r>
+      <w:r>
+        <w:t xml:space="preserve">“Computational Drug Repurposing: Approaches, Evaluation of in Silico Resources and Case Studies.”</w:t>
       </w:r>
       <w:r>
         <w:t xml:space="preserve"> </w:t>
@@ -6518,13 +6485,13 @@
           <w:i/>
           <w:iCs/>
         </w:rPr>
-        <w:t xml:space="preserve">Nucleic Acids Research</w:t>
-      </w:r>
-      <w:r>
-        <w:t xml:space="preserve"> </w:t>
-      </w:r>
-      <w:r>
-        <w:t xml:space="preserve">51 (D1): D638–46.</w:t>
+        <w:t xml:space="preserve">Nature Reviews Drug Discovery</w:t>
+      </w:r>
+      <w:r>
+        <w:t xml:space="preserve"> </w:t>
+      </w:r>
+      <w:r>
+        <w:t xml:space="preserve">24 (7): 521–42.</w:t>
       </w:r>
       <w:r>
         <w:t xml:space="preserve"> </w:t>
@@ -6534,7 +6501,7 @@
           <w:rPr>
             <w:rStyle w:val="Hyperlink"/>
           </w:rPr>
-          <w:t xml:space="preserve">https://doi.org/10.1093/nar/gkac1000</w:t>
+          <w:t xml:space="preserve">https://doi.org/10.1038/s41573-025-01164-x</w:t>
         </w:r>
       </w:hyperlink>
       <w:r>

--- a/docs/manuscript/manuscript_PREVIEW.docx
+++ b/docs/manuscript/manuscript_PREVIEW.docx
@@ -1473,19 +1473,49 @@
         <w:t xml:space="preserve"> </w:t>
       </w:r>
       <w:r>
-        <w:t xml:space="preserve">only, or below threshold). The most prominent druggable axes were anchored by their key hubs:</w:t>
-      </w:r>
-      <w:r>
-        <w:t xml:space="preserve"> </w:t>
-      </w:r>
-      <w:r>
-        <w:t xml:space="preserve">EGFR (module M2), proteasome subunits (M4, ubiquitin-dependent catabolism), Complex I of</w:t>
-      </w:r>
-      <w:r>
-        <w:t xml:space="preserve"> </w:t>
-      </w:r>
-      <w:r>
-        <w:t xml:space="preserve">oxidative phosphorylation (M8), and epigenetic regulators (M17, chromatin remodeling).</w:t>
+        <w:t xml:space="preserve">only, or below threshold). The leading druggable hubs included EGFR, the principal approved HNSCC</w:t>
+      </w:r>
+      <w:r>
+        <w:t xml:space="preserve"> </w:t>
+      </w:r>
+      <w:r>
+        <w:t xml:space="preserve">target, a high-centrality hub in the cell-adhesion/membrane module, together with hubs in the</w:t>
+      </w:r>
+      <w:r>
+        <w:t xml:space="preserve"> </w:t>
+      </w:r>
+      <w:r>
+        <w:t xml:space="preserve">oxidative-phosphorylation (OXPHOS), proteasome, and chromatin-remodeling (epigenetic) modules</w:t>
+      </w:r>
+      <w:r>
+        <w:t xml:space="preserve"> </w:t>
+      </w:r>
+      <w:r>
+        <w:t xml:space="preserve">(Fig 4). For clarity we refer to these four druggable axes as the EGFR, OXPHOS, proteasome, and</w:t>
+      </w:r>
+      <w:r>
+        <w:t xml:space="preserve"> </w:t>
+      </w:r>
+      <w:r>
+        <w:t xml:space="preserve">epigenetic therapeutic pillars throughout. Two pillars are named by their key hub or function</w:t>
+      </w:r>
+      <w:r>
+        <w:t xml:space="preserve"> </w:t>
+      </w:r>
+      <w:r>
+        <w:t xml:space="preserve">rather than by the module’s enrichment label: the EGFR pillar is anchored by the EGFR hub within</w:t>
+      </w:r>
+      <w:r>
+        <w:t xml:space="preserve"> </w:t>
+      </w:r>
+      <w:r>
+        <w:t xml:space="preserve">the cell-adhesion/membrane module, and the epigenetic pillar corresponds to the chromatin-remodeling</w:t>
+      </w:r>
+      <w:r>
+        <w:t xml:space="preserve"> </w:t>
+      </w:r>
+      <w:r>
+        <w:t xml:space="preserve">module; the OXPHOS and proteasome pillars share the names of their modules.</w:t>
       </w:r>
     </w:p>
     <w:bookmarkEnd w:id="21"/>
@@ -1550,25 +1580,19 @@
         <w:pStyle w:val="BodyText"/>
       </w:pPr>
       <w:r>
-        <w:t xml:space="preserve">Without any disease-specific tuning, the prioritization elevated the EGFR axis (module M2) to the</w:t>
-      </w:r>
-      <w:r>
-        <w:t xml:space="preserve"> </w:t>
-      </w:r>
-      <w:r>
-        <w:t xml:space="preserve">top of the ranking: cetuximab ranked first (composite 0.73), accompanied by other approved</w:t>
-      </w:r>
-      <w:r>
-        <w:t xml:space="preserve"> </w:t>
-      </w:r>
-      <w:r>
-        <w:t xml:space="preserve">EGFR-directed agents (nimotuzumab, panitumumab, gefitinib, afatinib) (Table 1, EGFR control</w:t>
-      </w:r>
-      <w:r>
-        <w:t xml:space="preserve"> </w:t>
-      </w:r>
-      <w:r>
-        <w:t xml:space="preserve">block). Recovering these clinically validated EGFR-directed agents without supervision served as</w:t>
+        <w:t xml:space="preserve">Without any disease-specific tuning, the prioritization elevated EGFR and its approved directed</w:t>
+      </w:r>
+      <w:r>
+        <w:t xml:space="preserve"> </w:t>
+      </w:r>
+      <w:r>
+        <w:t xml:space="preserve">agents to the top of the ranking: cetuximab ranked first (composite 0.73), accompanied by</w:t>
+      </w:r>
+      <w:r>
+        <w:t xml:space="preserve"> </w:t>
+      </w:r>
+      <w:r>
+        <w:t xml:space="preserve">nimotuzumab, panitumumab, gefitinib, and afatinib (Table 1, EGFR control block). Recovering these clinically validated EGFR-directed agents without supervision served as</w:t>
       </w:r>
       <w:r>
         <w:t xml:space="preserve"> </w:t>
@@ -2253,7 +2277,7 @@
         <w:t xml:space="preserve"> </w:t>
       </w:r>
       <w:r>
-        <w:t xml:space="preserve">M17); color marks the mechanistic axes, not exclusivity of targets. (B) Representative enriched</w:t>
+        <w:t xml:space="preserve">the chromatin-remodeling module); color marks the mechanistic axes, not exclusivity of targets. (B) Representative enriched</w:t>
       </w:r>
       <w:r>
         <w:t xml:space="preserve"> </w:t>
@@ -2332,7 +2356,7 @@
         </w:numPr>
       </w:pPr>
       <w:r>
-        <w:t xml:space="preserve">Prioritized shortlist by module, faceted by tier, with each candidate’s composite score</w:t>
+        <w:t xml:space="preserve">Prioritized shortlist faceted by tier, with each candidate’s composite score</w:t>
       </w:r>
       <w:r>
         <w:t xml:space="preserve"> </w:t>
@@ -3685,7 +3709,7 @@
                 <w:i/>
                 <w:iCs/>
               </w:rPr>
-              <w:t xml:space="preserve">plus 60 additional EGFR-axis agents</w:t>
+              <w:t xml:space="preserve">plus 60 additional anti-EGFR agents</w:t>
             </w:r>
           </w:p>
         </w:tc>
@@ -3707,7 +3731,7 @@
               <w:pStyle w:val="Compact"/>
             </w:pPr>
             <w:r>
-              <w:t xml:space="preserve">EGFR axis (M2)</w:t>
+              <w:t xml:space="preserve">anti-EGFR (mixed)</w:t>
             </w:r>
           </w:p>
         </w:tc>
@@ -3841,7 +3865,7 @@
               <w:pStyle w:val="Compact"/>
             </w:pPr>
             <w:r>
-              <w:t xml:space="preserve">Oxidative phosphorylation</w:t>
+              <w:t xml:space="preserve">OXPHOS</w:t>
             </w:r>
           </w:p>
         </w:tc>
@@ -3975,7 +3999,7 @@
               <w:pStyle w:val="Compact"/>
             </w:pPr>
             <w:r>
-              <w:t xml:space="preserve">Ubiquitin-dependent proteolysis</w:t>
+              <w:t xml:space="preserve">Proteasome</w:t>
             </w:r>
           </w:p>
         </w:tc>
@@ -4109,7 +4133,7 @@
               <w:pStyle w:val="Compact"/>
             </w:pPr>
             <w:r>
-              <w:t xml:space="preserve">Defense response</w:t>
+              <w:t xml:space="preserve">Immune response</w:t>
             </w:r>
           </w:p>
         </w:tc>
@@ -4377,7 +4401,7 @@
               <w:pStyle w:val="Compact"/>
             </w:pPr>
             <w:r>
-              <w:t xml:space="preserve">Small-molecule metabolism</w:t>
+              <w:t xml:space="preserve">Amino acid metabolism</w:t>
             </w:r>
           </w:p>
         </w:tc>
@@ -4645,7 +4669,7 @@
               <w:pStyle w:val="Compact"/>
             </w:pPr>
             <w:r>
-              <w:t xml:space="preserve">Small-molecule metabolism</w:t>
+              <w:t xml:space="preserve">Amino acid metabolism</w:t>
             </w:r>
           </w:p>
         </w:tc>
@@ -4913,7 +4937,7 @@
               <w:pStyle w:val="Compact"/>
             </w:pPr>
             <w:r>
-              <w:t xml:space="preserve">Carboxylic-acid metabolism</w:t>
+              <w:t xml:space="preserve">Carboxylic acid metabolism</w:t>
             </w:r>
           </w:p>
         </w:tc>
@@ -5047,7 +5071,7 @@
               <w:pStyle w:val="Compact"/>
             </w:pPr>
             <w:r>
-              <w:t xml:space="preserve">Small-molecule metabolism</w:t>
+              <w:t xml:space="preserve">Amino acid metabolism</w:t>
             </w:r>
           </w:p>
         </w:tc>
@@ -5181,7 +5205,7 @@
               <w:pStyle w:val="Compact"/>
             </w:pPr>
             <w:r>
-              <w:t xml:space="preserve">Anatomical-structure regulation</w:t>
+              <w:t xml:space="preserve">Cell adhesion / membrane</w:t>
             </w:r>
           </w:p>
         </w:tc>
@@ -5315,7 +5339,7 @@
               <w:pStyle w:val="Compact"/>
             </w:pPr>
             <w:r>
-              <w:t xml:space="preserve">Small-molecule metabolism</w:t>
+              <w:t xml:space="preserve">Amino acid metabolism</w:t>
             </w:r>
           </w:p>
         </w:tc>
@@ -5382,6 +5406,140 @@
             </w:pPr>
             <w:r>
               <w:t xml:space="preserve">0.667</w:t>
+            </w:r>
+          </w:p>
+        </w:tc>
+        <w:tc>
+          <w:tcPr/>
+          <w:p>
+            <w:pPr>
+              <w:pStyle w:val="Compact"/>
+            </w:pPr>
+            <w:r>
+              <w:t xml:space="preserve">3</w:t>
+            </w:r>
+          </w:p>
+        </w:tc>
+        <w:tc>
+          <w:tcPr/>
+          <w:p>
+            <w:pPr>
+              <w:pStyle w:val="Compact"/>
+            </w:pPr>
+            <w:r>
+              <w:t xml:space="preserve">No</w:t>
+            </w:r>
+          </w:p>
+        </w:tc>
+        <w:tc>
+          <w:tcPr/>
+          <w:p>
+            <w:pPr>
+              <w:pStyle w:val="Compact"/>
+            </w:pPr>
+            <w:r>
+              <w:t xml:space="preserve">2/6</w:t>
+            </w:r>
+          </w:p>
+        </w:tc>
+      </w:tr>
+      <w:tr>
+        <w:tc>
+          <w:tcPr/>
+          <w:p>
+            <w:pPr>
+              <w:pStyle w:val="Compact"/>
+            </w:pPr>
+            <w:r>
+              <w:t xml:space="preserve">Doxycycline</w:t>
+            </w:r>
+          </w:p>
+        </w:tc>
+        <w:tc>
+          <w:tcPr/>
+          <w:p>
+            <w:pPr>
+              <w:pStyle w:val="Compact"/>
+            </w:pPr>
+            <w:r>
+              <w:t xml:space="preserve">Peripheral-differential</w:t>
+            </w:r>
+          </w:p>
+        </w:tc>
+        <w:tc>
+          <w:tcPr/>
+          <w:p>
+            <w:pPr>
+              <w:pStyle w:val="Compact"/>
+            </w:pPr>
+            <w:r>
+              <w:t xml:space="preserve">Immune response</w:t>
+            </w:r>
+          </w:p>
+        </w:tc>
+        <w:tc>
+          <w:tcPr/>
+          <w:p>
+            <w:pPr>
+              <w:pStyle w:val="Compact"/>
+            </w:pPr>
+            <w:r>
+              <w:t xml:space="preserve">MMP8</w:t>
+            </w:r>
+          </w:p>
+        </w:tc>
+        <w:tc>
+          <w:tcPr/>
+          <w:p>
+            <w:pPr>
+              <w:pStyle w:val="Compact"/>
+            </w:pPr>
+            <w:r>
+              <w:t xml:space="preserve">Approved (Phase IV)</w:t>
+            </w:r>
+          </w:p>
+        </w:tc>
+        <w:tc>
+          <w:tcPr/>
+          <w:p>
+            <w:pPr>
+              <w:pStyle w:val="Compact"/>
+            </w:pPr>
+            <w:r>
+              <w:t xml:space="preserve">No</w:t>
+            </w:r>
+          </w:p>
+        </w:tc>
+        <w:tc>
+          <w:tcPr/>
+          <w:p>
+            <w:pPr>
+              <w:pStyle w:val="Compact"/>
+            </w:pPr>
+            <w:r>
+              <w:t xml:space="preserve">0.418</w:t>
+            </w:r>
+          </w:p>
+        </w:tc>
+        <w:tc>
+          <w:tcPr/>
+          <w:p>
+            <w:pPr>
+              <w:pStyle w:val="Compact"/>
+            </w:pPr>
+            <w:r>
+              <w:t xml:space="preserve">0.338</w:t>
+            </w:r>
+          </w:p>
+        </w:tc>
+        <w:tc>
+          <w:tcPr/>
+          <w:p>
+            <w:pPr>
+              <w:pStyle w:val="Compact"/>
+            </w:pPr>
+            <w:r>
+              <w:t xml:space="preserve">0.537</w:t>
             </w:r>
           </w:p>
         </w:tc>
@@ -5478,7 +5636,7 @@
         <w:t xml:space="preserve"> </w:t>
       </w:r>
       <w:r>
-        <w:t xml:space="preserve">metformin → NDUFS2, oxidative phosphorylation, composite 0.591; proteasome) and</w:t>
+        <w:t xml:space="preserve">metformin → NDUFS2, OXPHOS module, composite 0.591; proteasome) and</w:t>
       </w:r>
       <w:r>
         <w:t xml:space="preserve"> </w:t>

--- a/docs/manuscript/manuscript_PREVIEW.docx
+++ b/docs/manuscript/manuscript_PREVIEW.docx
@@ -1826,7 +1826,7 @@
       <w:r>
         <w:drawing>
           <wp:inline>
-            <wp:extent cx="5334000" cy="5867400"/>
+            <wp:extent cx="5334000" cy="2581427"/>
             <wp:effectExtent b="0" l="0" r="0" t="0"/>
             <wp:docPr descr="" title="" id="28" name="Picture"/>
             <a:graphic>
@@ -1847,7 +1847,7 @@
                   <pic:spPr bwMode="auto">
                     <a:xfrm>
                       <a:off x="0" y="0"/>
-                      <a:ext cx="5334000" cy="5867400"/>
+                      <a:ext cx="5334000" cy="2581427"/>
                     </a:xfrm>
                     <a:prstGeom prst="rect">
                       <a:avLst/>
@@ -1879,58 +1879,55 @@
         <w:pStyle w:val="BodyText"/>
       </w:pPr>
       <w:r>
-        <w:t xml:space="preserve">Overview of the drug-repurposing pipeline for head and neck squamous cell carcinoma (HNSCC).</w:t>
-      </w:r>
-      <w:r>
-        <w:t xml:space="preserve"> </w:t>
-      </w:r>
-      <w:r>
-        <w:t xml:space="preserve">Ten paired tumor / adjacent-normal specimens were profiled by data-independent acquisition</w:t>
-      </w:r>
-      <w:r>
-        <w:t xml:space="preserve"> </w:t>
-      </w:r>
-      <w:r>
-        <w:t xml:space="preserve">(DIA) mass spectrometry (MaxQuant), yielding 3,352 quantified proteins. Differential abundance</w:t>
-      </w:r>
-      <w:r>
-        <w:t xml:space="preserve"> </w:t>
-      </w:r>
-      <w:r>
-        <w:t xml:space="preserve">(limma, paired contrast; |log₂FC| &gt; 1, FDR &lt; 0.05) defined the tumor proteomic signature, which</w:t>
-      </w:r>
-      <w:r>
-        <w:t xml:space="preserve"> </w:t>
-      </w:r>
-      <w:r>
-        <w:t xml:space="preserve">was mapped to candidate drugs across four resources (DGIdb, ChEMBL, Open Targets, L2S2). Targets</w:t>
-      </w:r>
-      <w:r>
-        <w:t xml:space="preserve"> </w:t>
-      </w:r>
-      <w:r>
-        <w:t xml:space="preserve">were placed in a tumor protein–protein interaction (PPI) network (STRING), partitioned into</w:t>
-      </w:r>
-      <w:r>
-        <w:t xml:space="preserve"> </w:t>
-      </w:r>
-      <w:r>
-        <w:t xml:space="preserve">Louvain modules, and each candidate was scored by a two-factor composite</w:t>
-      </w:r>
-      <w:r>
-        <w:t xml:space="preserve"> </w:t>
-      </w:r>
-      <w:r>
-        <w:t xml:space="preserve">(</w:t>
-      </w:r>
-      <w:r>
-        <w:rPr>
-          <w:rStyle w:val="VerbatimChar"/>
-        </w:rPr>
-        <w:t xml:space="preserve">0.60·TargetPriority + 0.40·DrugViability</w:t>
-      </w:r>
-      <w:r>
-        <w:t xml:space="preserve">) anchoring every drug to its most credible central</w:t>
+        <w:t xml:space="preserve">Overview of the drug-repurposing pipeline for head and neck squamous cell carcinoma (HNSCC),</w:t>
+      </w:r>
+      <w:r>
+        <w:t xml:space="preserve"> </w:t>
+      </w:r>
+      <w:r>
+        <w:t xml:space="preserve">color-coded by stage. Ten paired tumor / adjacent-normal specimens were profiled by</w:t>
+      </w:r>
+      <w:r>
+        <w:t xml:space="preserve"> </w:t>
+      </w:r>
+      <w:r>
+        <w:t xml:space="preserve">data-independent acquisition (DIA) mass spectrometry (MaxQuant), yielding 3,352 quantified</w:t>
+      </w:r>
+      <w:r>
+        <w:t xml:space="preserve"> </w:t>
+      </w:r>
+      <w:r>
+        <w:t xml:space="preserve">proteins. Differential abundance (limma, paired contrast; |log₂FC| &gt; 1, FDR &lt; 0.05) defined the</w:t>
+      </w:r>
+      <w:r>
+        <w:t xml:space="preserve"> </w:t>
+      </w:r>
+      <w:r>
+        <w:t xml:space="preserve">tumor proteomic signature (666 differentially abundant proteins; 329 increased, 337 decreased in</w:t>
+      </w:r>
+      <w:r>
+        <w:t xml:space="preserve"> </w:t>
+      </w:r>
+      <w:r>
+        <w:t xml:space="preserve">tumor), which was mapped to 458 multi-source candidate drugs across four resources (DGIdb, ChEMBL,</w:t>
+      </w:r>
+      <w:r>
+        <w:t xml:space="preserve"> </w:t>
+      </w:r>
+      <w:r>
+        <w:t xml:space="preserve">Open Targets, L2S2). Targets were placed in a tumor protein–protein interaction (PPI) network</w:t>
+      </w:r>
+      <w:r>
+        <w:t xml:space="preserve"> </w:t>
+      </w:r>
+      <w:r>
+        <w:t xml:space="preserve">(STRING), partitioned into Louvain modules, and each candidate was scored by a two-factor composite</w:t>
+      </w:r>
+      <w:r>
+        <w:t xml:space="preserve"> </w:t>
+      </w:r>
+      <w:r>
+        <w:t xml:space="preserve">(0.60·TargetPriority + 0.40·DrugViability) that anchors every drug to its most credible central</w:t>
       </w:r>
       <w:r>
         <w:t xml:space="preserve"> </w:t>
@@ -1942,13 +1939,13 @@
         <w:t xml:space="preserve"> </w:t>
       </w:r>
       <w:r>
-        <w:t xml:space="preserve">filter, and the directionality of prioritized targets was corroborated in two independent</w:t>
-      </w:r>
-      <w:r>
-        <w:t xml:space="preserve"> </w:t>
-      </w:r>
-      <w:r>
-        <w:t xml:space="preserve">cohorts (CPTAC-HNSCC proteome; TCGA-HNSC transcriptome).</w:t>
+        <w:t xml:space="preserve">filter, and the directionality of prioritized targets was corroborated in two independent cohorts</w:t>
+      </w:r>
+      <w:r>
+        <w:t xml:space="preserve"> </w:t>
+      </w:r>
+      <w:r>
+        <w:t xml:space="preserve">(CPTAC-HNSCC proteome; TCGA-HNSC transcriptome).</w:t>
       </w:r>
     </w:p>
     <w:p>

--- a/docs/manuscript/manuscript_PREVIEW.docx
+++ b/docs/manuscript/manuscript_PREVIEW.docx
@@ -2,7 +2,7 @@
 <file path=word/document.xml><?xml version="1.0" encoding="utf-8"?>
 <w:document xmlns:w="http://schemas.openxmlformats.org/wordprocessingml/2006/main" xmlns:m="http://schemas.openxmlformats.org/officeDocument/2006/math" xmlns:r="http://schemas.openxmlformats.org/officeDocument/2006/relationships" xmlns:o="urn:schemas-microsoft-com:office:office" xmlns:v="urn:schemas-microsoft-com:vml" xmlns:w10="urn:schemas-microsoft-com:office:word" xmlns:a="http://schemas.openxmlformats.org/drawingml/2006/main" xmlns:pic="http://schemas.openxmlformats.org/drawingml/2006/picture" xmlns:wp="http://schemas.openxmlformats.org/drawingml/2006/wordprocessingDrawing">
   <w:body>
-    <w:bookmarkStart w:id="26" w:name="X7df104631777e44d6eb0fc0c46edb5233ca053f"/>
+    <w:bookmarkStart w:id="38" w:name="X7df104631777e44d6eb0fc0c46edb5233ca053f"/>
     <w:p>
       <w:pPr>
         <w:pStyle w:val="Heading1"/>
@@ -16,10 +16,10 @@
         <w:pStyle w:val="FirstParagraph"/>
       </w:pPr>
       <w:r>
-        <w:t xml:space="preserve">Partial preview for pipeline testing: Introduction, Methods, Results, main-body figures (Fig 1-6) and the prioritized-candidate main table (Table 1). Discussion, Abstract, Title and complete Methods/Results citations are pending (WRITING_PLAN.md steps 5-8). Citations shown are PubMed-verified; the bibliography is generated by pandoc / scanned in Zotero.</w:t>
-      </w:r>
-    </w:p>
-    <w:bookmarkStart w:id="9" w:name="introduction"/>
+        <w:t xml:space="preserve">Partial preview for pipeline testing: Introduction, Methods, Results, Discussion, main-body figures (Fig 1-6) and the prioritized-candidate main table (Table 1). Abstract, Title and complete Methods/Results citations are pending (WRITING_PLAN.md steps 6-8). Citations shown are PubMed-verified; the bibliography is generated by pandoc / scanned in Zotero.</w:t>
+      </w:r>
+    </w:p>
+    <w:bookmarkStart w:id="20" w:name="introduction"/>
     <w:p>
       <w:pPr>
         <w:pStyle w:val="Heading2"/>
@@ -113,16 +113,7 @@
         <w:t xml:space="preserve"> </w:t>
       </w:r>
       <w:r>
-        <w:t xml:space="preserve">(</w:t>
-      </w:r>
-      <w:r>
-        <w:t xml:space="preserve">Burtness et al.</w:t>
-      </w:r>
-      <w:r>
-        <w:t xml:space="preserve"> </w:t>
-      </w:r>
-      <w:r>
-        <w:t xml:space="preserve">2019)</w:t>
+        <w:t xml:space="preserve">(Burtness et al. 2019)</w:t>
       </w:r>
       <w:r>
         <w:t xml:space="preserve"> </w:t>
@@ -146,16 +137,7 @@
         <w:t xml:space="preserve"> </w:t>
       </w:r>
       <w:r>
-        <w:t xml:space="preserve">(</w:t>
-      </w:r>
-      <w:r>
-        <w:t xml:space="preserve">Uppaluri et al.</w:t>
-      </w:r>
-      <w:r>
-        <w:t xml:space="preserve"> </w:t>
-      </w:r>
-      <w:r>
-        <w:t xml:space="preserve">2025)</w:t>
+        <w:t xml:space="preserve">(Uppaluri et al. 2025)</w:t>
       </w:r>
       <w:r>
         <w:t xml:space="preserve"> </w:t>
@@ -199,16 +181,7 @@
         <w:t xml:space="preserve"> </w:t>
       </w:r>
       <w:r>
-        <w:t xml:space="preserve">(</w:t>
-      </w:r>
-      <w:r>
-        <w:t xml:space="preserve">Ang et al.</w:t>
-      </w:r>
-      <w:r>
-        <w:t xml:space="preserve"> </w:t>
-      </w:r>
-      <w:r>
-        <w:t xml:space="preserve">2010)</w:t>
+        <w:t xml:space="preserve">(Ang et al. 2010)</w:t>
       </w:r>
       <w:r>
         <w:t xml:space="preserve"> </w:t>
@@ -250,16 +223,7 @@
         <w:t xml:space="preserve"> </w:t>
       </w:r>
       <w:r>
-        <w:t xml:space="preserve">(</w:t>
-      </w:r>
-      <w:r>
-        <w:t xml:space="preserve">Huang et al.</w:t>
-      </w:r>
-      <w:r>
-        <w:t xml:space="preserve"> </w:t>
-      </w:r>
-      <w:r>
-        <w:t xml:space="preserve">2021)</w:t>
+        <w:t xml:space="preserve">(Huang et al. 2021)</w:t>
       </w:r>
     </w:p>
     <w:p>
@@ -291,28 +255,7 @@
         <w:t xml:space="preserve"> </w:t>
       </w:r>
       <w:r>
-        <w:t xml:space="preserve">(</w:t>
-      </w:r>
-      <w:r>
-        <w:t xml:space="preserve">Pushpakom et al.</w:t>
-      </w:r>
-      <w:r>
-        <w:t xml:space="preserve"> </w:t>
-      </w:r>
-      <w:r>
-        <w:t xml:space="preserve">2019;</w:t>
-      </w:r>
-      <w:r>
-        <w:t xml:space="preserve"> </w:t>
-      </w:r>
-      <w:r>
-        <w:t xml:space="preserve">Tanoli et al.</w:t>
-      </w:r>
-      <w:r>
-        <w:t xml:space="preserve"> </w:t>
-      </w:r>
-      <w:r>
-        <w:t xml:space="preserve">2025)</w:t>
+        <w:t xml:space="preserve">(Pushpakom et al. 2019; Tanoli et al. 2025)</w:t>
       </w:r>
       <w:r>
         <w:t xml:space="preserve"> </w:t>
@@ -330,28 +273,7 @@
         <w:t xml:space="preserve"> </w:t>
       </w:r>
       <w:r>
-        <w:t xml:space="preserve">(</w:t>
-      </w:r>
-      <w:r>
-        <w:t xml:space="preserve">Lamb et al.</w:t>
-      </w:r>
-      <w:r>
-        <w:t xml:space="preserve"> </w:t>
-      </w:r>
-      <w:r>
-        <w:t xml:space="preserve">2006;</w:t>
-      </w:r>
-      <w:r>
-        <w:t xml:space="preserve"> </w:t>
-      </w:r>
-      <w:r>
-        <w:t xml:space="preserve">Subramanian et al.</w:t>
-      </w:r>
-      <w:r>
-        <w:t xml:space="preserve"> </w:t>
-      </w:r>
-      <w:r>
-        <w:t xml:space="preserve">2017; Marino et al. 2025)</w:t>
+        <w:t xml:space="preserve">(Lamb et al. 2006; Subramanian et al. 2017; Marino et al. 2025)</w:t>
       </w:r>
       <w:r>
         <w:t xml:space="preserve">, while target-centric selection often relies on the size of</w:t>
@@ -378,7 +300,7 @@
         <w:t xml:space="preserve"> </w:t>
       </w:r>
       <w:r>
-        <w:t xml:space="preserve">(Barabási et al. 2011)</w:t>
+        <w:t xml:space="preserve">(Barabási, Gulbahce, and Loscalzo 2011)</w:t>
       </w:r>
       <w:r>
         <w:t xml:space="preserve">, and it leaves aside</w:t>
@@ -476,8 +398,8 @@
         <w:t xml:space="preserve">new, biologically interpretable vulnerabilities with translational potential.</w:t>
       </w:r>
     </w:p>
-    <w:bookmarkEnd w:id="9"/>
-    <w:bookmarkStart w:id="18" w:name="methods"/>
+    <w:bookmarkEnd w:id="20"/>
+    <w:bookmarkStart w:id="29" w:name="methods"/>
     <w:p>
       <w:pPr>
         <w:pStyle w:val="Heading2"/>
@@ -486,7 +408,7 @@
         <w:t xml:space="preserve">Methods</w:t>
       </w:r>
     </w:p>
-    <w:bookmarkStart w:id="10" w:name="X507864d58becb81b3eabdd876d38b9b6f4db955"/>
+    <w:bookmarkStart w:id="21" w:name="X507864d58becb81b3eabdd876d38b9b6f4db955"/>
     <w:p>
       <w:pPr>
         <w:pStyle w:val="Heading3"/>
@@ -566,16 +488,7 @@
         <w:t xml:space="preserve"> </w:t>
       </w:r>
       <w:r>
-        <w:t xml:space="preserve">(</w:t>
-      </w:r>
-      <w:r>
-        <w:t xml:space="preserve">Wu et al.</w:t>
-      </w:r>
-      <w:r>
-        <w:t xml:space="preserve"> </w:t>
-      </w:r>
-      <w:r>
-        <w:t xml:space="preserve">2021)</w:t>
+        <w:t xml:space="preserve">(Wu et al. 2021)</w:t>
       </w:r>
       <w:r>
         <w:t xml:space="preserve"> </w:t>
@@ -632,8 +545,8 @@
         <w:t xml:space="preserve">unchanged (Table S2).</w:t>
       </w:r>
     </w:p>
-    <w:bookmarkEnd w:id="10"/>
-    <w:bookmarkStart w:id="11" w:name="functional-enrichment"/>
+    <w:bookmarkEnd w:id="21"/>
+    <w:bookmarkStart w:id="22" w:name="functional-enrichment"/>
     <w:p>
       <w:pPr>
         <w:pStyle w:val="Heading3"/>
@@ -653,16 +566,7 @@
         <w:t xml:space="preserve"> </w:t>
       </w:r>
       <w:r>
-        <w:t xml:space="preserve">(</w:t>
-      </w:r>
-      <w:r>
-        <w:t xml:space="preserve">Subramanian et al.</w:t>
-      </w:r>
-      <w:r>
-        <w:t xml:space="preserve"> </w:t>
-      </w:r>
-      <w:r>
-        <w:t xml:space="preserve">2005)</w:t>
+        <w:t xml:space="preserve">(Subramanian et al. 2005)</w:t>
       </w:r>
       <w:r>
         <w:t xml:space="preserve"> </w:t>
@@ -689,8 +593,8 @@
         <w:t xml:space="preserve">adjusted p &lt; 0.05; fixed seed for reproducible permutations).</w:t>
       </w:r>
     </w:p>
-    <w:bookmarkEnd w:id="11"/>
-    <w:bookmarkStart w:id="12" w:name="drugtarget-mapping-and-integration"/>
+    <w:bookmarkEnd w:id="22"/>
+    <w:bookmarkStart w:id="23" w:name="drugtarget-mapping-and-integration"/>
     <w:p>
       <w:pPr>
         <w:pStyle w:val="Heading3"/>
@@ -728,16 +632,7 @@
         <w:t xml:space="preserve"> </w:t>
       </w:r>
       <w:r>
-        <w:t xml:space="preserve">(</w:t>
-      </w:r>
-      <w:r>
-        <w:t xml:space="preserve">Mendez et al.</w:t>
-      </w:r>
-      <w:r>
-        <w:t xml:space="preserve"> </w:t>
-      </w:r>
-      <w:r>
-        <w:t xml:space="preserve">2019)</w:t>
+        <w:t xml:space="preserve">(Mendez et al. 2019)</w:t>
       </w:r>
       <w:r>
         <w:t xml:space="preserve"> </w:t>
@@ -749,16 +644,7 @@
         <w:t xml:space="preserve"> </w:t>
       </w:r>
       <w:r>
-        <w:t xml:space="preserve">(</w:t>
-      </w:r>
-      <w:r>
-        <w:t xml:space="preserve">Ochoa et al.</w:t>
-      </w:r>
-      <w:r>
-        <w:t xml:space="preserve"> </w:t>
-      </w:r>
-      <w:r>
-        <w:t xml:space="preserve">2021)</w:t>
+        <w:t xml:space="preserve">(Ochoa et al. 2021)</w:t>
       </w:r>
       <w:r>
         <w:t xml:space="preserve"> </w:t>
@@ -845,8 +731,8 @@
         <w:t xml:space="preserve">removal of a curated exclusion list.</w:t>
       </w:r>
     </w:p>
-    <w:bookmarkEnd w:id="12"/>
-    <w:bookmarkStart w:id="13" w:name="proteinprotein-interaction-network"/>
+    <w:bookmarkEnd w:id="23"/>
+    <w:bookmarkStart w:id="24" w:name="proteinprotein-interaction-network"/>
     <w:p>
       <w:pPr>
         <w:pStyle w:val="Heading3"/>
@@ -872,16 +758,7 @@
         <w:t xml:space="preserve"> </w:t>
       </w:r>
       <w:r>
-        <w:t xml:space="preserve">(</w:t>
-      </w:r>
-      <w:r>
-        <w:t xml:space="preserve">Szklarczyk et al.</w:t>
-      </w:r>
-      <w:r>
-        <w:t xml:space="preserve"> </w:t>
-      </w:r>
-      <w:r>
-        <w:t xml:space="preserve">2023)</w:t>
+        <w:t xml:space="preserve">(Szklarczyk et al. 2023)</w:t>
       </w:r>
       <w:r>
         <w:t xml:space="preserve"> </w:t>
@@ -920,8 +797,8 @@
         <w:t xml:space="preserve">druggable hubs only; or below threshold).</w:t>
       </w:r>
     </w:p>
-    <w:bookmarkEnd w:id="13"/>
-    <w:bookmarkStart w:id="14" w:name="X7ce957a7690d2b853bda9e15015edb572eafc2c"/>
+    <w:bookmarkEnd w:id="24"/>
+    <w:bookmarkStart w:id="25" w:name="X7ce957a7690d2b853bda9e15015edb572eafc2c"/>
     <w:p>
       <w:pPr>
         <w:pStyle w:val="Heading3"/>
@@ -1041,8 +918,8 @@
         <w:t xml:space="preserve">tie-breaker among agents sharing a target.</w:t>
       </w:r>
     </w:p>
-    <w:bookmarkEnd w:id="14"/>
-    <w:bookmarkStart w:id="15" w:name="robustness"/>
+    <w:bookmarkEnd w:id="25"/>
+    <w:bookmarkStart w:id="26" w:name="robustness"/>
     <w:p>
       <w:pPr>
         <w:pStyle w:val="Heading3"/>
@@ -1089,8 +966,8 @@
         <w:t xml:space="preserve">permutation p-value.</w:t>
       </w:r>
     </w:p>
-    <w:bookmarkEnd w:id="15"/>
-    <w:bookmarkStart w:id="16" w:name="X64b44461957c12521484b842e13a272e3266eb7"/>
+    <w:bookmarkEnd w:id="26"/>
+    <w:bookmarkStart w:id="27" w:name="X64b44461957c12521484b842e13a272e3266eb7"/>
     <w:p>
       <w:pPr>
         <w:pStyle w:val="Heading3"/>
@@ -1116,16 +993,7 @@
         <w:t xml:space="preserve"> </w:t>
       </w:r>
       <w:r>
-        <w:t xml:space="preserve">(</w:t>
-      </w:r>
-      <w:r>
-        <w:t xml:space="preserve">Huang et al.</w:t>
-      </w:r>
-      <w:r>
-        <w:t xml:space="preserve"> </w:t>
-      </w:r>
-      <w:r>
-        <w:t xml:space="preserve">2021)</w:t>
+        <w:t xml:space="preserve">(Huang et al. 2021)</w:t>
       </w:r>
       <w:r>
         <w:t xml:space="preserve">) was retrieved with the</w:t>
@@ -1188,8 +1056,8 @@
         <w:t xml:space="preserve">annotated per target).</w:t>
       </w:r>
     </w:p>
-    <w:bookmarkEnd w:id="16"/>
-    <w:bookmarkStart w:id="17" w:name="software-and-reproducibility"/>
+    <w:bookmarkEnd w:id="27"/>
+    <w:bookmarkStart w:id="28" w:name="software-and-reproducibility"/>
     <w:p>
       <w:pPr>
         <w:pStyle w:val="Heading3"/>
@@ -1242,9 +1110,9 @@
         <w:t xml:space="preserve">statement will be provided at submission.</w:t>
       </w:r>
     </w:p>
-    <w:bookmarkEnd w:id="17"/>
-    <w:bookmarkEnd w:id="18"/>
-    <w:bookmarkStart w:id="25" w:name="results"/>
+    <w:bookmarkEnd w:id="28"/>
+    <w:bookmarkEnd w:id="29"/>
+    <w:bookmarkStart w:id="36" w:name="results"/>
     <w:p>
       <w:pPr>
         <w:pStyle w:val="Heading2"/>
@@ -1253,7 +1121,7 @@
         <w:t xml:space="preserve">Results</w:t>
       </w:r>
     </w:p>
-    <w:bookmarkStart w:id="19" w:name="Xa5daa2bb187e1e8dfecc2ef96fa7f2aebb26deb"/>
+    <w:bookmarkStart w:id="30" w:name="Xa5daa2bb187e1e8dfecc2ef96fa7f2aebb26deb"/>
     <w:p>
       <w:pPr>
         <w:pStyle w:val="Heading3"/>
@@ -1362,8 +1230,8 @@
         <w:t xml:space="preserve">conclusions about the prioritized targets and the OXPHOS axis hold up regardless of tissue composition.</w:t>
       </w:r>
     </w:p>
-    <w:bookmarkEnd w:id="19"/>
-    <w:bookmarkStart w:id="20" w:name="multi-source-druggable-candidate-space"/>
+    <w:bookmarkEnd w:id="30"/>
+    <w:bookmarkStart w:id="31" w:name="multi-source-druggable-candidate-space"/>
     <w:p>
       <w:pPr>
         <w:pStyle w:val="Heading3"/>
@@ -1410,8 +1278,8 @@
         <w:t xml:space="preserve">plot confirmed that the candidates were not an artifact of any single database (Fig 3C).</w:t>
       </w:r>
     </w:p>
-    <w:bookmarkEnd w:id="20"/>
-    <w:bookmarkStart w:id="21" w:name="X667b2ef2f3d1c648f40f67b8885bf345af9cef5"/>
+    <w:bookmarkEnd w:id="31"/>
+    <w:bookmarkStart w:id="32" w:name="X667b2ef2f3d1c648f40f67b8885bf345af9cef5"/>
     <w:p>
       <w:pPr>
         <w:pStyle w:val="Heading3"/>
@@ -1518,8 +1386,8 @@
         <w:t xml:space="preserve">module; the OXPHOS and proteasome pillars share the names of their modules.</w:t>
       </w:r>
     </w:p>
-    <w:bookmarkEnd w:id="21"/>
-    <w:bookmarkStart w:id="22" w:name="X70074d69435daa689fddf7b24d5faf48dd08b02"/>
+    <w:bookmarkEnd w:id="32"/>
+    <w:bookmarkStart w:id="33" w:name="X70074d69435daa689fddf7b24d5faf48dd08b02"/>
     <w:p>
       <w:pPr>
         <w:pStyle w:val="Heading3"/>
@@ -1675,8 +1543,8 @@
         <w:t xml:space="preserve">modules is provided in Table S5, and candidate provenance in Table S3.</w:t>
       </w:r>
     </w:p>
-    <w:bookmarkEnd w:id="22"/>
-    <w:bookmarkStart w:id="23" w:name="X284fdd6315c372fde6cdcbc15acfe1a88046859"/>
+    <w:bookmarkEnd w:id="33"/>
+    <w:bookmarkStart w:id="34" w:name="X284fdd6315c372fde6cdcbc15acfe1a88046859"/>
     <w:p>
       <w:pPr>
         <w:pStyle w:val="Heading3"/>
@@ -1753,8 +1621,8 @@
         <w:t xml:space="preserve">efficacy or of the candidate rank order.</w:t>
       </w:r>
     </w:p>
-    <w:bookmarkEnd w:id="23"/>
-    <w:bookmarkStart w:id="24" w:name="robustness-of-the-ranking"/>
+    <w:bookmarkEnd w:id="34"/>
+    <w:bookmarkStart w:id="35" w:name="robustness-of-the-ranking"/>
     <w:p>
       <w:pPr>
         <w:pStyle w:val="Heading3"/>
@@ -1807,10 +1675,719 @@
         <w:t xml:space="preserve">(Table 1, robustness columns), defining a robust core panel.</w:t>
       </w:r>
     </w:p>
-    <w:bookmarkEnd w:id="24"/>
-    <w:bookmarkEnd w:id="25"/>
-    <w:bookmarkEnd w:id="26"/>
-    <w:bookmarkStart w:id="45" w:name="figures"/>
+    <w:bookmarkEnd w:id="35"/>
+    <w:bookmarkEnd w:id="36"/>
+    <w:bookmarkStart w:id="37" w:name="discussion"/>
+    <w:p>
+      <w:pPr>
+        <w:pStyle w:val="Heading2"/>
+      </w:pPr>
+      <w:r>
+        <w:t xml:space="preserve">Discussion</w:t>
+      </w:r>
+    </w:p>
+    <w:p>
+      <w:pPr>
+        <w:pStyle w:val="FirstParagraph"/>
+      </w:pPr>
+      <w:r>
+        <w:t xml:space="preserve">Effective systemic options for HNSCC remain limited, and developing new agents de novo is slow and</w:t>
+      </w:r>
+      <w:r>
+        <w:t xml:space="preserve"> </w:t>
+      </w:r>
+      <w:r>
+        <w:t xml:space="preserve">costly; drug repurposing offers a faster, lower-risk route to deployable therapy</w:t>
+      </w:r>
+      <w:r>
+        <w:t xml:space="preserve"> </w:t>
+      </w:r>
+      <w:r>
+        <w:t xml:space="preserve">(Pushpakom et al. 2019; Tanoli et al. 2025)</w:t>
+      </w:r>
+      <w:r>
+        <w:t xml:space="preserve">. Starting from the proteomes of paired HNSCC tumors, this study</w:t>
+      </w:r>
+      <w:r>
+        <w:t xml:space="preserve"> </w:t>
+      </w:r>
+      <w:r>
+        <w:t xml:space="preserve">proposes a credible, mechanistically organized shortlist of repurposing candidates that resolves</w:t>
+      </w:r>
+      <w:r>
+        <w:t xml:space="preserve"> </w:t>
+      </w:r>
+      <w:r>
+        <w:t xml:space="preserve">into interpretable therapeutic axes (EGFR, epigenetic, proteasome, and metabolic), each with a</w:t>
+      </w:r>
+      <w:r>
+        <w:t xml:space="preserve"> </w:t>
+      </w:r>
+      <w:r>
+        <w:t xml:space="preserve">biological rationale a translational reader can evaluate. Two observations argue for taking the</w:t>
+      </w:r>
+      <w:r>
+        <w:t xml:space="preserve"> </w:t>
+      </w:r>
+      <w:r>
+        <w:t xml:space="preserve">shortlist seriously. First, without disease-specific tuning, the analysis re-discovered the EGFR</w:t>
+      </w:r>
+      <w:r>
+        <w:t xml:space="preserve"> </w:t>
+      </w:r>
+      <w:r>
+        <w:t xml:space="preserve">axis, the molecular target with established approved therapy in HNSCC</w:t>
+      </w:r>
+      <w:r>
+        <w:t xml:space="preserve"> </w:t>
+      </w:r>
+      <w:r>
+        <w:t xml:space="preserve">(Burtness et al. 2019; Carosi et al. 2026)</w:t>
+      </w:r>
+      <w:r>
+        <w:t xml:space="preserve">.</w:t>
+      </w:r>
+      <w:r>
+        <w:t xml:space="preserve"> </w:t>
+      </w:r>
+      <w:r>
+        <w:t xml:space="preserve">Second, the direction of change in the prioritized targets was reproduced across two independent</w:t>
+      </w:r>
+      <w:r>
+        <w:t xml:space="preserve"> </w:t>
+      </w:r>
+      <w:r>
+        <w:t xml:space="preserve">cohorts. The prioritization procedure itself, which weighs where a target sits in the tumor protein</w:t>
+      </w:r>
+      <w:r>
+        <w:t xml:space="preserve"> </w:t>
+      </w:r>
+      <w:r>
+        <w:t xml:space="preserve">network alongside how deployable its drug is rather than fold-change magnitude alone, is the means</w:t>
+      </w:r>
+      <w:r>
+        <w:t xml:space="preserve"> </w:t>
+      </w:r>
+      <w:r>
+        <w:t xml:space="preserve">to this end rather than the focus of the work.</w:t>
+      </w:r>
+    </w:p>
+    <w:p>
+      <w:pPr>
+        <w:pStyle w:val="BodyText"/>
+      </w:pPr>
+      <w:r>
+        <w:t xml:space="preserve">The unsupervised recovery of cetuximab at the top of the ranking (composite 0.73), accompanied by</w:t>
+      </w:r>
+      <w:r>
+        <w:t xml:space="preserve"> </w:t>
+      </w:r>
+      <w:r>
+        <w:t xml:space="preserve">other approved EGFR-directed agents, served as an internal positive control: a method that</w:t>
+      </w:r>
+      <w:r>
+        <w:t xml:space="preserve"> </w:t>
+      </w:r>
+      <w:r>
+        <w:t xml:space="preserve">independently elevates the established standard target is more credible when it also nominates less</w:t>
+      </w:r>
+      <w:r>
+        <w:t xml:space="preserve"> </w:t>
+      </w:r>
+      <w:r>
+        <w:t xml:space="preserve">obvious ones. Beyond this control, the result invites viewing EGFR not as an isolated receptor but</w:t>
+      </w:r>
+      <w:r>
+        <w:t xml:space="preserve"> </w:t>
+      </w:r>
+      <w:r>
+        <w:t xml:space="preserve">as a central hub within a broader signaling network. EGFR is frequently overexpressed in HNSCC, yet</w:t>
+      </w:r>
+      <w:r>
+        <w:t xml:space="preserve"> </w:t>
+      </w:r>
+      <w:r>
+        <w:t xml:space="preserve">single-agent anti-EGFR benefit is limited, a limitation that has been attributed to intrinsic and</w:t>
+      </w:r>
+      <w:r>
+        <w:t xml:space="preserve"> </w:t>
+      </w:r>
+      <w:r>
+        <w:t xml:space="preserve">acquired resistance, including compensatory receptor tyrosine kinase activation, downstream pathway</w:t>
+      </w:r>
+      <w:r>
+        <w:t xml:space="preserve"> </w:t>
+      </w:r>
+      <w:r>
+        <w:t xml:space="preserve">alterations, and epithelial-mesenchymal transition</w:t>
+      </w:r>
+      <w:r>
+        <w:t xml:space="preserve"> </w:t>
+      </w:r>
+      <w:r>
+        <w:t xml:space="preserve">(Carosi et al. 2026)</w:t>
+      </w:r>
+      <w:r>
+        <w:t xml:space="preserve">. Viewing EGFR as a network node</w:t>
+      </w:r>
+      <w:r>
+        <w:t xml:space="preserve"> </w:t>
+      </w:r>
+      <w:r>
+        <w:t xml:space="preserve">rather than a solitary target is consistent with the rationale for the combination strategies (dual</w:t>
+      </w:r>
+      <w:r>
+        <w:t xml:space="preserve"> </w:t>
+      </w:r>
+      <w:r>
+        <w:t xml:space="preserve">EGFR blockade, pan-HER inhibitors, or EGFR inhibition plus immunomodulation) currently being</w:t>
+      </w:r>
+      <w:r>
+        <w:t xml:space="preserve"> </w:t>
+      </w:r>
+      <w:r>
+        <w:t xml:space="preserve">explored to overcome resistance</w:t>
+      </w:r>
+      <w:r>
+        <w:t xml:space="preserve"> </w:t>
+      </w:r>
+      <w:r>
+        <w:t xml:space="preserve">(Carosi et al. 2026; Bhatia and Burtness 2023)</w:t>
+      </w:r>
+      <w:r>
+        <w:t xml:space="preserve">. The same network logic that recovers</w:t>
+      </w:r>
+      <w:r>
+        <w:t xml:space="preserve"> </w:t>
+      </w:r>
+      <w:r>
+        <w:t xml:space="preserve">EGFR also organizes the remaining candidates into interpretable mechanistic axes.</w:t>
+      </w:r>
+    </w:p>
+    <w:p>
+      <w:pPr>
+        <w:pStyle w:val="BodyText"/>
+      </w:pPr>
+      <w:r>
+        <w:t xml:space="preserve">Two non-canonical axes are, in our reading, the most novel. The epigenetic axis, anchored by DNMT1</w:t>
+      </w:r>
+      <w:r>
+        <w:t xml:space="preserve"> </w:t>
+      </w:r>
+      <w:r>
+        <w:t xml:space="preserve">(decitabine, azacitidine) and MAOA (tranylcypromine), suggests that chromatin and DNA-methylation</w:t>
+      </w:r>
+      <w:r>
+        <w:t xml:space="preserve"> </w:t>
+      </w:r>
+      <w:r>
+        <w:t xml:space="preserve">regulators may be an integral part of the HNSCC tumor state rather than only a secondary</w:t>
+      </w:r>
+      <w:r>
+        <w:t xml:space="preserve"> </w:t>
+      </w:r>
+      <w:r>
+        <w:t xml:space="preserve">epiphenomenon. This axis carries a plausible translational rationale: DNA methyltransferase</w:t>
+      </w:r>
+      <w:r>
+        <w:t xml:space="preserve"> </w:t>
+      </w:r>
+      <w:r>
+        <w:t xml:space="preserve">inhibition can increase tumor immunogenicity and remodel the immune microenvironment, which</w:t>
+      </w:r>
+      <w:r>
+        <w:t xml:space="preserve"> </w:t>
+      </w:r>
+      <w:r>
+        <w:t xml:space="preserve">provides a mechanistic basis for combining hypomethylating agents with immune-checkpoint inhibitors</w:t>
+      </w:r>
+      <w:r>
+        <w:t xml:space="preserve"> </w:t>
+      </w:r>
+      <w:r>
+        <w:t xml:space="preserve">(Bear et al. 2025)</w:t>
+      </w:r>
+      <w:r>
+        <w:t xml:space="preserve">. A recent phase 2 window trial reported that decitabine followed by pembrolizumab</w:t>
+      </w:r>
+      <w:r>
+        <w:t xml:space="preserve"> </w:t>
+      </w:r>
+      <w:r>
+        <w:t xml:space="preserve">increased tumor-infiltrating lymphocytes and PD-L1 expression and reduced myeloid-derived</w:t>
+      </w:r>
+      <w:r>
+        <w:t xml:space="preserve"> </w:t>
+      </w:r>
+      <w:r>
+        <w:t xml:space="preserve">suppressor cells before standard therapy</w:t>
+      </w:r>
+      <w:r>
+        <w:t xml:space="preserve"> </w:t>
+      </w:r>
+      <w:r>
+        <w:t xml:space="preserve">(Bear et al. 2025)</w:t>
+      </w:r>
+      <w:r>
+        <w:t xml:space="preserve">, illustrating the prime-then-checkpoint</w:t>
+      </w:r>
+      <w:r>
+        <w:t xml:space="preserve"> </w:t>
+      </w:r>
+      <w:r>
+        <w:t xml:space="preserve">strategy that our epigenetic nominations would support, an approach now being explored clinically.</w:t>
+      </w:r>
+      <w:r>
+        <w:t xml:space="preserve"> </w:t>
+      </w:r>
+      <w:r>
+        <w:t xml:space="preserve">The proteasome axis, anchored by the 20S subunits PSMA2 and PSMB3 (carfilzomib), points to a</w:t>
+      </w:r>
+      <w:r>
+        <w:t xml:space="preserve"> </w:t>
+      </w:r>
+      <w:r>
+        <w:t xml:space="preserve">possible dependence on protein homeostasis: a high biosynthetic burden and accumulation of</w:t>
+      </w:r>
+      <w:r>
+        <w:t xml:space="preserve"> </w:t>
+      </w:r>
+      <w:r>
+        <w:t xml:space="preserve">misfolded proteins could render HNSCC cells reliant on proteasomal clearance, a vulnerability that</w:t>
+      </w:r>
+      <w:r>
+        <w:t xml:space="preserve"> </w:t>
+      </w:r>
+      <w:r>
+        <w:t xml:space="preserve">next-generation proteasome inhibitors such as carfilzomib and oprozomib have been reported to</w:t>
+      </w:r>
+      <w:r>
+        <w:t xml:space="preserve"> </w:t>
+      </w:r>
+      <w:r>
+        <w:t xml:space="preserve">exploit in HNSCC preclinical models, in part through induction of the unfolded protein response</w:t>
+      </w:r>
+      <w:r>
+        <w:t xml:space="preserve"> </w:t>
+      </w:r>
+      <w:r>
+        <w:t xml:space="preserve">(Zang et al. 2012)</w:t>
+      </w:r>
+      <w:r>
+        <w:t xml:space="preserve">. Proteostasis targeting is clinically established in hematologic malignancies but</w:t>
+      </w:r>
+      <w:r>
+        <w:t xml:space="preserve"> </w:t>
+      </w:r>
+      <w:r>
+        <w:t xml:space="preserve">comparatively under-explored in solid tumors such as HNSCC</w:t>
+      </w:r>
+      <w:r>
+        <w:t xml:space="preserve"> </w:t>
+      </w:r>
+      <w:r>
+        <w:t xml:space="preserve">(Zang et al. 2012)</w:t>
+      </w:r>
+      <w:r>
+        <w:t xml:space="preserve">, which positions this axis</w:t>
+      </w:r>
+      <w:r>
+        <w:t xml:space="preserve"> </w:t>
+      </w:r>
+      <w:r>
+        <w:t xml:space="preserve">as a hypothesis worth dedicated preclinical testing rather than an established therapy. A feature</w:t>
+      </w:r>
+      <w:r>
+        <w:t xml:space="preserve"> </w:t>
+      </w:r>
+      <w:r>
+        <w:t xml:space="preserve">that distinguishes both axes from EGFR is that their anchors are differentially abundant nodes whose</w:t>
+      </w:r>
+      <w:r>
+        <w:t xml:space="preserve"> </w:t>
+      </w:r>
+      <w:r>
+        <w:t xml:space="preserve">proposed therapeutic logic would be reprogramming or stress-exploitation rather than the simple</w:t>
+      </w:r>
+      <w:r>
+        <w:t xml:space="preserve"> </w:t>
+      </w:r>
+      <w:r>
+        <w:t xml:space="preserve">inhibition of an overexpressed driver.</w:t>
+      </w:r>
+    </w:p>
+    <w:p>
+      <w:pPr>
+        <w:pStyle w:val="BodyText"/>
+      </w:pPr>
+      <w:r>
+        <w:t xml:space="preserve">The metabolic axis requires the most careful framing. Unlike EGFR, which is over-abundant and</w:t>
+      </w:r>
+      <w:r>
+        <w:t xml:space="preserve"> </w:t>
+      </w:r>
+      <w:r>
+        <w:t xml:space="preserve">addressed by direct inhibition, Complex I subunits were robustly under-abundant in tumors</w:t>
+      </w:r>
+      <w:r>
+        <w:t xml:space="preserve"> </w:t>
+      </w:r>
+      <w:r>
+        <w:t xml:space="preserve">(NDUFS2 log2FC = -3.05), a direction reproduced in both the CPTAC proteome and the TCGA</w:t>
+      </w:r>
+      <w:r>
+        <w:t xml:space="preserve"> </w:t>
+      </w:r>
+      <w:r>
+        <w:t xml:space="preserve">transcriptome and consistent with a glycolytic, Warburg-like shift. Metformin rose to the top of</w:t>
+      </w:r>
+      <w:r>
+        <w:t xml:space="preserve"> </w:t>
+      </w:r>
+      <w:r>
+        <w:t xml:space="preserve">the metabolic module (composite 0.591) through the high network centrality of its anchor, NDUFS2,</w:t>
+      </w:r>
+      <w:r>
+        <w:t xml:space="preserve"> </w:t>
+      </w:r>
+      <w:r>
+        <w:t xml:space="preserve">independent of fold-change direction. Its nomination therefore rests on a metabolic-vulnerability</w:t>
+      </w:r>
+      <w:r>
+        <w:t xml:space="preserve"> </w:t>
+      </w:r>
+      <w:r>
+        <w:t xml:space="preserve">rationale rather than on target overexpression: residual oxidative-phosphorylation dependence may</w:t>
+      </w:r>
+      <w:r>
+        <w:t xml:space="preserve"> </w:t>
+      </w:r>
+      <w:r>
+        <w:t xml:space="preserve">remain a targetable feature of cancer cells, and Complex I inhibition has been reported to exert</w:t>
+      </w:r>
+      <w:r>
+        <w:t xml:space="preserve"> </w:t>
+      </w:r>
+      <w:r>
+        <w:t xml:space="preserve">immunometabolic effects on the tumor microenvironment</w:t>
+      </w:r>
+      <w:r>
+        <w:t xml:space="preserve"> </w:t>
+      </w:r>
+      <w:r>
+        <w:t xml:space="preserve">(Pujalte-Martin et al. 2024)</w:t>
+      </w:r>
+      <w:r>
+        <w:t xml:space="preserve">. In HNSCC specifically,</w:t>
+      </w:r>
+      <w:r>
+        <w:t xml:space="preserve"> </w:t>
+      </w:r>
+      <w:r>
+        <w:t xml:space="preserve">metformin use has been associated with improved outcomes and may act in part through immune</w:t>
+      </w:r>
+      <w:r>
+        <w:t xml:space="preserve"> </w:t>
+      </w:r>
+      <w:r>
+        <w:t xml:space="preserve">mechanisms, including increased CD8+ infiltration and enhanced natural-killer-cell cytotoxicity</w:t>
+      </w:r>
+      <w:r>
+        <w:t xml:space="preserve"> </w:t>
+      </w:r>
+      <w:r>
+        <w:t xml:space="preserve">(Curry et al. 2018; Crist et al. 2022)</w:t>
+      </w:r>
+      <w:r>
+        <w:t xml:space="preserve">. Because single-agent metformin trials have been less effective than</w:t>
+      </w:r>
+      <w:r>
+        <w:t xml:space="preserve"> </w:t>
+      </w:r>
+      <w:r>
+        <w:t xml:space="preserve">observational data suggested</w:t>
+      </w:r>
+      <w:r>
+        <w:t xml:space="preserve"> </w:t>
+      </w:r>
+      <w:r>
+        <w:t xml:space="preserve">(Pujalte-Martin et al. 2024)</w:t>
+      </w:r>
+      <w:r>
+        <w:t xml:space="preserve">, and early-phase HNSCC studies indicate</w:t>
+      </w:r>
+      <w:r>
+        <w:t xml:space="preserve"> </w:t>
+      </w:r>
+      <w:r>
+        <w:t xml:space="preserve">tolerability in combination with chemoradiation</w:t>
+      </w:r>
+      <w:r>
+        <w:t xml:space="preserve"> </w:t>
+      </w:r>
+      <w:r>
+        <w:t xml:space="preserve">(Kemnade et al. 2023)</w:t>
+      </w:r>
+      <w:r>
+        <w:t xml:space="preserve">, we position metformin as a</w:t>
+      </w:r>
+      <w:r>
+        <w:t xml:space="preserve"> </w:t>
+      </w:r>
+      <w:r>
+        <w:t xml:space="preserve">combination candidate (with chemoradiation or immunotherapy) rather than as a single-agent</w:t>
+      </w:r>
+      <w:r>
+        <w:t xml:space="preserve"> </w:t>
+      </w:r>
+      <w:r>
+        <w:t xml:space="preserve">inhibitor of an over-expressed target.</w:t>
+      </w:r>
+    </w:p>
+    <w:p>
+      <w:pPr>
+        <w:pStyle w:val="BodyText"/>
+      </w:pPr>
+      <w:r>
+        <w:t xml:space="preserve">More broadly, weighting network position together with drug deployability and cross-cohort support</w:t>
+      </w:r>
+      <w:r>
+        <w:t xml:space="preserve"> </w:t>
+      </w:r>
+      <w:r>
+        <w:t xml:space="preserve">is intended to yield a list that is actionable, not merely ranked. By design the composite is</w:t>
+      </w:r>
+      <w:r>
+        <w:t xml:space="preserve"> </w:t>
+      </w:r>
+      <w:r>
+        <w:t xml:space="preserve">dominated by network centrality (Spearman rho approximately 0.78 with centrality alone), with the</w:t>
+      </w:r>
+      <w:r>
+        <w:t xml:space="preserve"> </w:t>
+      </w:r>
+      <w:r>
+        <w:t xml:space="preserve">drug-level DrugViability term acting mainly as a clinical and pharmacological tie-breaker among</w:t>
+      </w:r>
+      <w:r>
+        <w:t xml:space="preserve"> </w:t>
+      </w:r>
+      <w:r>
+        <w:t xml:space="preserve">agents that share a target; we therefore present the score as a transparent aggregation of evidence</w:t>
+      </w:r>
+      <w:r>
+        <w:t xml:space="preserve"> </w:t>
+      </w:r>
+      <w:r>
+        <w:t xml:space="preserve">rather than as a method whose superiority over fold-change or database-count ranking is</w:t>
+      </w:r>
+      <w:r>
+        <w:t xml:space="preserve"> </w:t>
+      </w:r>
+      <w:r>
+        <w:t xml:space="preserve">established, a comparison that would require dedicated benchmarking</w:t>
+      </w:r>
+      <w:r>
+        <w:t xml:space="preserve"> </w:t>
+      </w:r>
+      <w:r>
+        <w:t xml:space="preserve">(Pushpakom et al. 2019; Tanoli et al. 2025)</w:t>
+      </w:r>
+      <w:r>
+        <w:t xml:space="preserve">.</w:t>
+      </w:r>
+      <w:r>
+        <w:t xml:space="preserve"> </w:t>
+      </w:r>
+      <w:r>
+        <w:t xml:space="preserve">This network-centric view, in which therapeutic effect may depend on modulating functional modules</w:t>
+      </w:r>
+      <w:r>
+        <w:t xml:space="preserve"> </w:t>
+      </w:r>
+      <w:r>
+        <w:t xml:space="preserve">rather than single proteins, is consistent with network-medicine principles</w:t>
+      </w:r>
+      <w:r>
+        <w:t xml:space="preserve"> </w:t>
+      </w:r>
+      <w:r>
+        <w:t xml:space="preserve">(Barabási, Gulbahce, and Loscalzo 2011)</w:t>
+      </w:r>
+      <w:r>
+        <w:t xml:space="preserve">.</w:t>
+      </w:r>
+      <w:r>
+        <w:t xml:space="preserve"> </w:t>
+      </w:r>
+      <w:r>
+        <w:t xml:space="preserve">Several prioritized agents are approved for non-oncologic indications (valproate, acetazolamide,</w:t>
+      </w:r>
+      <w:r>
+        <w:t xml:space="preserve"> </w:t>
+      </w:r>
+      <w:r>
+        <w:t xml:space="preserve">disulfiram) and could in principle offer short-horizon, accessible repurposing options. The</w:t>
+      </w:r>
+      <w:r>
+        <w:t xml:space="preserve"> </w:t>
+      </w:r>
+      <w:r>
+        <w:t xml:space="preserve">relevance of such combination candidates may be heightened by the field’s shift toward</w:t>
+      </w:r>
+      <w:r>
+        <w:t xml:space="preserve"> </w:t>
+      </w:r>
+      <w:r>
+        <w:t xml:space="preserve">perioperative, immunotherapy-based regimens in resectable HNSCC</w:t>
+      </w:r>
+      <w:r>
+        <w:t xml:space="preserve"> </w:t>
+      </w:r>
+      <w:r>
+        <w:t xml:space="preserve">(Uppaluri et al. 2025)</w:t>
+      </w:r>
+      <w:r>
+        <w:t xml:space="preserve">, a setting in which</w:t>
+      </w:r>
+      <w:r>
+        <w:t xml:space="preserve"> </w:t>
+      </w:r>
+      <w:r>
+        <w:t xml:space="preserve">agents that prime or sensitize the tumor microenvironment could complement checkpoint blockade,</w:t>
+      </w:r>
+      <w:r>
+        <w:t xml:space="preserve"> </w:t>
+      </w:r>
+      <w:r>
+        <w:t xml:space="preserve">although our data speak to target biology rather than to patient selection.</w:t>
+      </w:r>
+    </w:p>
+    <w:p>
+      <w:pPr>
+        <w:pStyle w:val="BodyText"/>
+      </w:pPr>
+      <w:r>
+        <w:t xml:space="preserve">Several limitations bound these conclusions. The discovery cohort is small (10 paired specimens);</w:t>
+      </w:r>
+      <w:r>
+        <w:t xml:space="preserve"> </w:t>
+      </w:r>
+      <w:r>
+        <w:t xml:space="preserve">cross-cohort corroboration mitigates but does not replace adequately powered confirmation. Tumor</w:t>
+      </w:r>
+      <w:r>
+        <w:t xml:space="preserve"> </w:t>
+      </w:r>
+      <w:r>
+        <w:t xml:space="preserve">and adjacent-normal specimens differ in cellular composition, and muscle and respiratory-mucosa</w:t>
+      </w:r>
+      <w:r>
+        <w:t xml:space="preserve"> </w:t>
+      </w:r>
+      <w:r>
+        <w:t xml:space="preserve">signals in the down-regulated proteome likely reflect tissue context rather than tumor-intrinsic</w:t>
+      </w:r>
+      <w:r>
+        <w:t xml:space="preserve"> </w:t>
+      </w:r>
+      <w:r>
+        <w:t xml:space="preserve">biology; hallmark terms such as Myogenesis and Adipogenesis should be read accordingly, although</w:t>
+      </w:r>
+      <w:r>
+        <w:t xml:space="preserve"> </w:t>
+      </w:r>
+      <w:r>
+        <w:t xml:space="preserve">sensitivity analyses excluding tissue-composition markers left the prioritized targets and the</w:t>
+      </w:r>
+      <w:r>
+        <w:t xml:space="preserve"> </w:t>
+      </w:r>
+      <w:r>
+        <w:t xml:space="preserve">oxidative-phosphorylation axis essentially unchanged. Data-independent acquisition with MinProb</w:t>
+      </w:r>
+      <w:r>
+        <w:t xml:space="preserve"> </w:t>
+      </w:r>
+      <w:r>
+        <w:t xml:space="preserve">imputation can mildly bias proteins absent from tumor tissue toward apparent under-abundance, an</w:t>
+      </w:r>
+      <w:r>
+        <w:t xml:space="preserve"> </w:t>
+      </w:r>
+      <w:r>
+        <w:t xml:space="preserve">effect that appears to be largely genuine biology and affected only a small minority of</w:t>
+      </w:r>
+      <w:r>
+        <w:t xml:space="preserve"> </w:t>
+      </w:r>
+      <w:r>
+        <w:t xml:space="preserve">under-abundant proteins. The differential-abundance component of the score is directional,</w:t>
+      </w:r>
+      <w:r>
+        <w:t xml:space="preserve"> </w:t>
+      </w:r>
+      <w:r>
+        <w:t xml:space="preserve">rewarding inhibition of over-abundant targets, so under-abundant or potential tumor-suppressor</w:t>
+      </w:r>
+      <w:r>
+        <w:t xml:space="preserve"> </w:t>
+      </w:r>
+      <w:r>
+        <w:t xml:space="preserve">nodes are structurally down-weighted and reach prioritization mainly through centrality, as for the</w:t>
+      </w:r>
+      <w:r>
+        <w:t xml:space="preserve"> </w:t>
+      </w:r>
+      <w:r>
+        <w:t xml:space="preserve">metabolic axis. Crucially, the external cohorts corroborate the direction of change in the</w:t>
+      </w:r>
+      <w:r>
+        <w:t xml:space="preserve"> </w:t>
+      </w:r>
+      <w:r>
+        <w:t xml:space="preserve">prioritized targets; they do not test drug efficacy or the candidate rank order, and four anchors</w:t>
+      </w:r>
+      <w:r>
+        <w:t xml:space="preserve"> </w:t>
+      </w:r>
+      <w:r>
+        <w:t xml:space="preserve">(PDE6D, CA2, CDA, RPS11) were weakly concordant or discordant and should be treated as</w:t>
+      </w:r>
+      <w:r>
+        <w:t xml:space="preserve"> </w:t>
+      </w:r>
+      <w:r>
+        <w:t xml:space="preserve">lower-confidence nominations. Finally, this is an in silico prioritization: the candidates are</w:t>
+      </w:r>
+      <w:r>
+        <w:t xml:space="preserve"> </w:t>
+      </w:r>
+      <w:r>
+        <w:t xml:space="preserve">hypotheses, and functional preclinical validation will be required, particularly for the</w:t>
+      </w:r>
+      <w:r>
+        <w:t xml:space="preserve"> </w:t>
+      </w:r>
+      <w:r>
+        <w:t xml:space="preserve">under-explored epigenetic and proteasome axes. Within these bounds, the study offers a credible,</w:t>
+      </w:r>
+      <w:r>
+        <w:t xml:space="preserve"> </w:t>
+      </w:r>
+      <w:r>
+        <w:t xml:space="preserve">mechanism-organized set of repurposing candidates and a prioritized agenda for preclinical and</w:t>
+      </w:r>
+      <w:r>
+        <w:t xml:space="preserve"> </w:t>
+      </w:r>
+      <w:r>
+        <w:t xml:space="preserve">combination-trial follow-up in HNSCC.</w:t>
+      </w:r>
+    </w:p>
+    <w:bookmarkEnd w:id="37"/>
+    <w:bookmarkEnd w:id="38"/>
+    <w:bookmarkStart w:id="57" w:name="figures"/>
     <w:p>
       <w:pPr>
         <w:pStyle w:val="Heading1"/>
@@ -1828,18 +2405,18 @@
           <wp:inline>
             <wp:extent cx="5334000" cy="2581427"/>
             <wp:effectExtent b="0" l="0" r="0" t="0"/>
-            <wp:docPr descr="" title="" id="28" name="Picture"/>
+            <wp:docPr descr="" title="" id="40" name="Picture"/>
             <a:graphic>
               <a:graphicData uri="http://schemas.openxmlformats.org/drawingml/2006/picture">
                 <pic:pic>
                   <pic:nvPicPr>
-                    <pic:cNvPr descr="../../results/figures/pub/main/Fig1_workflow.png" id="29" name="Picture"/>
+                    <pic:cNvPr descr="../../results/figures/pub/main/Fig1_workflow.png" id="41" name="Picture"/>
                     <pic:cNvPicPr>
                       <a:picLocks noChangeArrowheads="1" noChangeAspect="1"/>
                     </pic:cNvPicPr>
                   </pic:nvPicPr>
                   <pic:blipFill>
-                    <a:blip r:embed="rId27"/>
+                    <a:blip r:embed="rId39"/>
                     <a:stretch>
                       <a:fillRect/>
                     </a:stretch>
@@ -1957,18 +2534,18 @@
           <wp:inline>
             <wp:extent cx="5334000" cy="6325590"/>
             <wp:effectExtent b="0" l="0" r="0" t="0"/>
-            <wp:docPr descr="" title="" id="31" name="Picture"/>
+            <wp:docPr descr="" title="" id="43" name="Picture"/>
             <a:graphic>
               <a:graphicData uri="http://schemas.openxmlformats.org/drawingml/2006/picture">
                 <pic:pic>
                   <pic:nvPicPr>
-                    <pic:cNvPr descr="../../results/figures/pub/main/Fig2_multipanel.png" id="32" name="Picture"/>
+                    <pic:cNvPr descr="../../results/figures/pub/main/Fig2_multipanel.png" id="44" name="Picture"/>
                     <pic:cNvPicPr>
                       <a:picLocks noChangeArrowheads="1" noChangeAspect="1"/>
                     </pic:cNvPicPr>
                   </pic:nvPicPr>
                   <pic:blipFill>
-                    <a:blip r:embed="rId30"/>
+                    <a:blip r:embed="rId42"/>
                     <a:stretch>
                       <a:fillRect/>
                     </a:stretch>
@@ -2005,11 +2582,11 @@
     </w:p>
     <w:p>
       <w:pPr>
-        <w:pStyle w:val="Compact"/>
         <w:numPr>
           <w:ilvl w:val="0"/>
           <w:numId w:val="1001"/>
         </w:numPr>
+        <w:pStyle w:val="Compact"/>
       </w:pPr>
       <w:r>
         <w:t xml:space="preserve">Volcano plot of differential protein abundance in tumor versus adjacent-normal tissue</w:t>
@@ -2090,18 +2667,18 @@
           <wp:inline>
             <wp:extent cx="5334000" cy="4161315"/>
             <wp:effectExtent b="0" l="0" r="0" t="0"/>
-            <wp:docPr descr="" title="" id="34" name="Picture"/>
+            <wp:docPr descr="" title="" id="46" name="Picture"/>
             <a:graphic>
               <a:graphicData uri="http://schemas.openxmlformats.org/drawingml/2006/picture">
                 <pic:pic>
                   <pic:nvPicPr>
-                    <pic:cNvPr descr="../../results/figures/pub/main/Fig3_multipanel.png" id="35" name="Picture"/>
+                    <pic:cNvPr descr="../../results/figures/pub/main/Fig3_multipanel.png" id="47" name="Picture"/>
                     <pic:cNvPicPr>
                       <a:picLocks noChangeArrowheads="1" noChangeAspect="1"/>
                     </pic:cNvPicPr>
                   </pic:nvPicPr>
                   <pic:blipFill>
-                    <a:blip r:embed="rId33"/>
+                    <a:blip r:embed="rId45"/>
                     <a:stretch>
                       <a:fillRect/>
                     </a:stretch>
@@ -2189,18 +2766,18 @@
           <wp:inline>
             <wp:extent cx="5334000" cy="4315026"/>
             <wp:effectExtent b="0" l="0" r="0" t="0"/>
-            <wp:docPr descr="" title="" id="37" name="Picture"/>
+            <wp:docPr descr="" title="" id="49" name="Picture"/>
             <a:graphic>
               <a:graphicData uri="http://schemas.openxmlformats.org/drawingml/2006/picture">
                 <pic:pic>
                   <pic:nvPicPr>
-                    <pic:cNvPr descr="../../results/figures/pub/main/Fig4_multipanel.png" id="38" name="Picture"/>
+                    <pic:cNvPr descr="../../results/figures/pub/main/Fig4_multipanel.png" id="50" name="Picture"/>
                     <pic:cNvPicPr>
                       <a:picLocks noChangeArrowheads="1" noChangeAspect="1"/>
                     </pic:cNvPicPr>
                   </pic:nvPicPr>
                   <pic:blipFill>
-                    <a:blip r:embed="rId36"/>
+                    <a:blip r:embed="rId48"/>
                     <a:stretch>
                       <a:fillRect/>
                     </a:stretch>
@@ -2237,11 +2814,11 @@
     </w:p>
     <w:p>
       <w:pPr>
-        <w:pStyle w:val="Compact"/>
         <w:numPr>
           <w:ilvl w:val="0"/>
           <w:numId w:val="1002"/>
         </w:numPr>
+        <w:pStyle w:val="Compact"/>
       </w:pPr>
       <w:r>
         <w:t xml:space="preserve">Tumor PPI network (STRING) arranged with a stress layout that emphasizes intra-module</w:t>
@@ -2298,18 +2875,18 @@
           <wp:inline>
             <wp:extent cx="5334000" cy="2587953"/>
             <wp:effectExtent b="0" l="0" r="0" t="0"/>
-            <wp:docPr descr="" title="" id="40" name="Picture"/>
+            <wp:docPr descr="" title="" id="52" name="Picture"/>
             <a:graphic>
               <a:graphicData uri="http://schemas.openxmlformats.org/drawingml/2006/picture">
                 <pic:pic>
                   <pic:nvPicPr>
-                    <pic:cNvPr descr="../../results/figures/pub/main/Fig5_multipanel.png" id="41" name="Picture"/>
+                    <pic:cNvPr descr="../../results/figures/pub/main/Fig5_multipanel.png" id="53" name="Picture"/>
                     <pic:cNvPicPr>
                       <a:picLocks noChangeArrowheads="1" noChangeAspect="1"/>
                     </pic:cNvPicPr>
                   </pic:nvPicPr>
                   <pic:blipFill>
-                    <a:blip r:embed="rId39"/>
+                    <a:blip r:embed="rId51"/>
                     <a:stretch>
                       <a:fillRect/>
                     </a:stretch>
@@ -2346,11 +2923,11 @@
     </w:p>
     <w:p>
       <w:pPr>
-        <w:pStyle w:val="Compact"/>
         <w:numPr>
           <w:ilvl w:val="0"/>
           <w:numId w:val="1003"/>
         </w:numPr>
+        <w:pStyle w:val="Compact"/>
       </w:pPr>
       <w:r>
         <w:t xml:space="preserve">Prioritized shortlist faceted by tier, with each candidate’s composite score</w:t>
@@ -2431,18 +3008,18 @@
           <wp:inline>
             <wp:extent cx="5334000" cy="4393409"/>
             <wp:effectExtent b="0" l="0" r="0" t="0"/>
-            <wp:docPr descr="" title="" id="43" name="Picture"/>
+            <wp:docPr descr="" title="" id="55" name="Picture"/>
             <a:graphic>
               <a:graphicData uri="http://schemas.openxmlformats.org/drawingml/2006/picture">
                 <pic:pic>
                   <pic:nvPicPr>
-                    <pic:cNvPr descr="../../results/figures/pub/main/Fig6_multipanel.png" id="44" name="Picture"/>
+                    <pic:cNvPr descr="../../results/figures/pub/main/Fig6_multipanel.png" id="56" name="Picture"/>
                     <pic:cNvPicPr>
                       <a:picLocks noChangeArrowheads="1" noChangeAspect="1"/>
                     </pic:cNvPicPr>
                   </pic:nvPicPr>
                   <pic:blipFill>
-                    <a:blip r:embed="rId42"/>
+                    <a:blip r:embed="rId54"/>
                     <a:stretch>
                       <a:fillRect/>
                     </a:stretch>
@@ -2500,16 +3077,7 @@
         <w:t xml:space="preserve"> </w:t>
       </w:r>
       <w:r>
-        <w:t xml:space="preserve">(</w:t>
-      </w:r>
-      <w:r>
-        <w:t xml:space="preserve">Huang et al.</w:t>
-      </w:r>
-      <w:r>
-        <w:t xml:space="preserve"> </w:t>
-      </w:r>
-      <w:r>
-        <w:t xml:space="preserve">2021)</w:t>
+        <w:t xml:space="preserve">(Huang et al. 2021)</w:t>
       </w:r>
       <w:r>
         <w:t xml:space="preserve">; paired limma, 116 tumor / 66 normal, 66 pairs);</w:t>
@@ -2588,8 +3156,8 @@
         </w:pict>
       </w:r>
     </w:p>
-    <w:bookmarkEnd w:id="45"/>
-    <w:bookmarkStart w:id="46" w:name="tables"/>
+    <w:bookmarkEnd w:id="57"/>
+    <w:bookmarkStart w:id="58" w:name="tables"/>
     <w:p>
       <w:pPr>
         <w:pStyle w:val="Heading1"/>
@@ -2602,8 +3170,8 @@
       <w:tblPr>
         <w:tblStyle w:val="Table"/>
         <w:tblW w:type="pct" w:w="5000"/>
-        <w:tblLayout w:type="fixed"/>
         <w:tblLook w:firstRow="1" w:lastRow="0" w:firstColumn="0" w:lastColumn="0" w:noHBand="0" w:noVBand="0" w:val="0020"/>
+        <w:jc w:val="start"/>
       </w:tblPr>
       <w:tblGrid>
         <w:gridCol w:w="660"/>
@@ -2621,13 +3189,14 @@
       </w:tblGrid>
       <w:tr>
         <w:trPr>
-          <w:tblHeader w:val="on"/>
+          <w:tblHeader w:val="true"/>
         </w:trPr>
         <w:tc>
           <w:tcPr/>
           <w:p>
             <w:pPr>
               <w:pStyle w:val="Compact"/>
+              <w:jc w:val="left"/>
             </w:pPr>
             <w:r>
               <w:t xml:space="preserve">Drug</w:t>
@@ -2639,6 +3208,7 @@
           <w:p>
             <w:pPr>
               <w:pStyle w:val="Compact"/>
+              <w:jc w:val="left"/>
             </w:pPr>
             <w:r>
               <w:t xml:space="preserve">Block / tier</w:t>
@@ -2650,6 +3220,7 @@
           <w:p>
             <w:pPr>
               <w:pStyle w:val="Compact"/>
+              <w:jc w:val="left"/>
             </w:pPr>
             <w:r>
               <w:t xml:space="preserve">Module / subclass</w:t>
@@ -2661,6 +3232,7 @@
           <w:p>
             <w:pPr>
               <w:pStyle w:val="Compact"/>
+              <w:jc w:val="left"/>
             </w:pPr>
             <w:r>
               <w:t xml:space="preserve">Anchor target</w:t>
@@ -2672,6 +3244,7 @@
           <w:p>
             <w:pPr>
               <w:pStyle w:val="Compact"/>
+              <w:jc w:val="left"/>
             </w:pPr>
             <w:r>
               <w:t xml:space="preserve">Max clinical phase</w:t>
@@ -2683,6 +3256,7 @@
           <w:p>
             <w:pPr>
               <w:pStyle w:val="Compact"/>
+              <w:jc w:val="left"/>
             </w:pPr>
             <w:r>
               <w:t xml:space="preserve">HNSCC-approved</w:t>
@@ -2694,6 +3268,7 @@
           <w:p>
             <w:pPr>
               <w:pStyle w:val="Compact"/>
+              <w:jc w:val="left"/>
             </w:pPr>
             <w:r>
               <w:t xml:space="preserve">Composite</w:t>
@@ -2705,6 +3280,7 @@
           <w:p>
             <w:pPr>
               <w:pStyle w:val="Compact"/>
+              <w:jc w:val="left"/>
             </w:pPr>
             <w:r>
               <w:t xml:space="preserve">TP</w:t>
@@ -2716,6 +3292,7 @@
           <w:p>
             <w:pPr>
               <w:pStyle w:val="Compact"/>
+              <w:jc w:val="left"/>
             </w:pPr>
             <w:r>
               <w:t xml:space="preserve">DV</w:t>
@@ -2727,6 +3304,7 @@
           <w:p>
             <w:pPr>
               <w:pStyle w:val="Compact"/>
+              <w:jc w:val="left"/>
             </w:pPr>
             <w:r>
               <w:t xml:space="preserve">Sources (/4)</w:t>
@@ -2738,6 +3316,7 @@
           <w:p>
             <w:pPr>
               <w:pStyle w:val="Compact"/>
+              <w:jc w:val="left"/>
             </w:pPr>
             <w:r>
               <w:t xml:space="preserve">LOD-stable</w:t>
@@ -2749,6 +3328,7 @@
           <w:p>
             <w:pPr>
               <w:pStyle w:val="Compact"/>
+              <w:jc w:val="left"/>
             </w:pPr>
             <w:r>
               <w:t xml:space="preserve">Robustness (n/6)</w:t>
@@ -2762,6 +3342,7 @@
           <w:p>
             <w:pPr>
               <w:pStyle w:val="Compact"/>
+              <w:jc w:val="left"/>
             </w:pPr>
             <w:r>
               <w:t xml:space="preserve">Cetuximab</w:t>
@@ -2773,6 +3354,7 @@
           <w:p>
             <w:pPr>
               <w:pStyle w:val="Compact"/>
+              <w:jc w:val="left"/>
             </w:pPr>
             <w:r>
               <w:t xml:space="preserve">EGFR control</w:t>
@@ -2784,6 +3366,7 @@
           <w:p>
             <w:pPr>
               <w:pStyle w:val="Compact"/>
+              <w:jc w:val="left"/>
             </w:pPr>
             <w:r>
               <w:t xml:space="preserve">Anti-EGFR antibody/ADC</w:t>
@@ -2795,6 +3378,7 @@
           <w:p>
             <w:pPr>
               <w:pStyle w:val="Compact"/>
+              <w:jc w:val="left"/>
             </w:pPr>
             <w:r>
               <w:t xml:space="preserve">EGFR</w:t>
@@ -2806,6 +3390,7 @@
           <w:p>
             <w:pPr>
               <w:pStyle w:val="Compact"/>
+              <w:jc w:val="left"/>
             </w:pPr>
             <w:r>
               <w:t xml:space="preserve">Approved (Phase IV)</w:t>
@@ -2817,6 +3402,7 @@
           <w:p>
             <w:pPr>
               <w:pStyle w:val="Compact"/>
+              <w:jc w:val="left"/>
             </w:pPr>
             <w:r>
               <w:t xml:space="preserve">Yes</w:t>
@@ -2828,6 +3414,7 @@
           <w:p>
             <w:pPr>
               <w:pStyle w:val="Compact"/>
+              <w:jc w:val="left"/>
             </w:pPr>
             <w:r>
               <w:t xml:space="preserve">0.73</w:t>
@@ -2839,6 +3426,7 @@
           <w:p>
             <w:pPr>
               <w:pStyle w:val="Compact"/>
+              <w:jc w:val="left"/>
             </w:pPr>
             <w:r>
               <w:t xml:space="preserve">0.605</w:t>
@@ -2850,6 +3438,7 @@
           <w:p>
             <w:pPr>
               <w:pStyle w:val="Compact"/>
+              <w:jc w:val="left"/>
             </w:pPr>
             <w:r>
               <w:t xml:space="preserve">0.917</w:t>
@@ -2861,6 +3450,7 @@
           <w:p>
             <w:pPr>
               <w:pStyle w:val="Compact"/>
+              <w:jc w:val="left"/>
             </w:pPr>
             <w:r>
               <w:t xml:space="preserve">3</w:t>
@@ -2872,6 +3462,7 @@
           <w:p>
             <w:pPr>
               <w:pStyle w:val="Compact"/>
+              <w:jc w:val="left"/>
             </w:pPr>
             <w:r>
               <w:t xml:space="preserve">Yes</w:t>
@@ -2883,6 +3474,7 @@
           <w:p>
             <w:pPr>
               <w:pStyle w:val="Compact"/>
+              <w:jc w:val="left"/>
             </w:pPr>
             <w:r>
               <w:t xml:space="preserve">6/6</w:t>
@@ -2896,6 +3488,7 @@
           <w:p>
             <w:pPr>
               <w:pStyle w:val="Compact"/>
+              <w:jc w:val="left"/>
             </w:pPr>
             <w:r>
               <w:t xml:space="preserve">Nimotuzumab</w:t>
@@ -2907,6 +3500,7 @@
           <w:p>
             <w:pPr>
               <w:pStyle w:val="Compact"/>
+              <w:jc w:val="left"/>
             </w:pPr>
             <w:r>
               <w:t xml:space="preserve">EGFR control</w:t>
@@ -2918,6 +3512,7 @@
           <w:p>
             <w:pPr>
               <w:pStyle w:val="Compact"/>
+              <w:jc w:val="left"/>
             </w:pPr>
             <w:r>
               <w:t xml:space="preserve">Anti-EGFR antibody/ADC</w:t>
@@ -2929,6 +3524,7 @@
           <w:p>
             <w:pPr>
               <w:pStyle w:val="Compact"/>
+              <w:jc w:val="left"/>
             </w:pPr>
             <w:r>
               <w:t xml:space="preserve">EGFR</w:t>
@@ -2940,6 +3536,7 @@
           <w:p>
             <w:pPr>
               <w:pStyle w:val="Compact"/>
+              <w:jc w:val="left"/>
             </w:pPr>
             <w:r>
               <w:t xml:space="preserve">Approved (Phase IV)</w:t>
@@ -2951,6 +3548,7 @@
           <w:p>
             <w:pPr>
               <w:pStyle w:val="Compact"/>
+              <w:jc w:val="left"/>
             </w:pPr>
             <w:r>
               <w:t xml:space="preserve">No</w:t>
@@ -2962,6 +3560,7 @@
           <w:p>
             <w:pPr>
               <w:pStyle w:val="Compact"/>
+              <w:jc w:val="left"/>
             </w:pPr>
             <w:r>
               <w:t xml:space="preserve">0.73</w:t>
@@ -2973,6 +3572,7 @@
           <w:p>
             <w:pPr>
               <w:pStyle w:val="Compact"/>
+              <w:jc w:val="left"/>
             </w:pPr>
             <w:r>
               <w:t xml:space="preserve">0.605</w:t>
@@ -2984,6 +3584,7 @@
           <w:p>
             <w:pPr>
               <w:pStyle w:val="Compact"/>
+              <w:jc w:val="left"/>
             </w:pPr>
             <w:r>
               <w:t xml:space="preserve">0.917</w:t>
@@ -2995,6 +3596,7 @@
           <w:p>
             <w:pPr>
               <w:pStyle w:val="Compact"/>
+              <w:jc w:val="left"/>
             </w:pPr>
             <w:r>
               <w:t xml:space="preserve">3</w:t>
@@ -3006,6 +3608,7 @@
           <w:p>
             <w:pPr>
               <w:pStyle w:val="Compact"/>
+              <w:jc w:val="left"/>
             </w:pPr>
             <w:r>
               <w:t xml:space="preserve">Yes</w:t>
@@ -3017,6 +3620,7 @@
           <w:p>
             <w:pPr>
               <w:pStyle w:val="Compact"/>
+              <w:jc w:val="left"/>
             </w:pPr>
             <w:r>
               <w:t xml:space="preserve">6/6</w:t>
@@ -3030,6 +3634,7 @@
           <w:p>
             <w:pPr>
               <w:pStyle w:val="Compact"/>
+              <w:jc w:val="left"/>
             </w:pPr>
             <w:r>
               <w:t xml:space="preserve">Panitumumab</w:t>
@@ -3041,6 +3646,7 @@
           <w:p>
             <w:pPr>
               <w:pStyle w:val="Compact"/>
+              <w:jc w:val="left"/>
             </w:pPr>
             <w:r>
               <w:t xml:space="preserve">EGFR control</w:t>
@@ -3052,6 +3658,7 @@
           <w:p>
             <w:pPr>
               <w:pStyle w:val="Compact"/>
+              <w:jc w:val="left"/>
             </w:pPr>
             <w:r>
               <w:t xml:space="preserve">Anti-EGFR antibody/ADC</w:t>
@@ -3063,6 +3670,7 @@
           <w:p>
             <w:pPr>
               <w:pStyle w:val="Compact"/>
+              <w:jc w:val="left"/>
             </w:pPr>
             <w:r>
               <w:t xml:space="preserve">EGFR</w:t>
@@ -3074,6 +3682,7 @@
           <w:p>
             <w:pPr>
               <w:pStyle w:val="Compact"/>
+              <w:jc w:val="left"/>
             </w:pPr>
             <w:r>
               <w:t xml:space="preserve">Approved (Phase IV)</w:t>
@@ -3085,6 +3694,7 @@
           <w:p>
             <w:pPr>
               <w:pStyle w:val="Compact"/>
+              <w:jc w:val="left"/>
             </w:pPr>
             <w:r>
               <w:t xml:space="preserve">No</w:t>
@@ -3096,6 +3706,7 @@
           <w:p>
             <w:pPr>
               <w:pStyle w:val="Compact"/>
+              <w:jc w:val="left"/>
             </w:pPr>
             <w:r>
               <w:t xml:space="preserve">0.73</w:t>
@@ -3107,6 +3718,7 @@
           <w:p>
             <w:pPr>
               <w:pStyle w:val="Compact"/>
+              <w:jc w:val="left"/>
             </w:pPr>
             <w:r>
               <w:t xml:space="preserve">0.605</w:t>
@@ -3118,6 +3730,7 @@
           <w:p>
             <w:pPr>
               <w:pStyle w:val="Compact"/>
+              <w:jc w:val="left"/>
             </w:pPr>
             <w:r>
               <w:t xml:space="preserve">0.917</w:t>
@@ -3129,6 +3742,7 @@
           <w:p>
             <w:pPr>
               <w:pStyle w:val="Compact"/>
+              <w:jc w:val="left"/>
             </w:pPr>
             <w:r>
               <w:t xml:space="preserve">3</w:t>
@@ -3140,6 +3754,7 @@
           <w:p>
             <w:pPr>
               <w:pStyle w:val="Compact"/>
+              <w:jc w:val="left"/>
             </w:pPr>
             <w:r>
               <w:t xml:space="preserve">Yes</w:t>
@@ -3151,6 +3766,7 @@
           <w:p>
             <w:pPr>
               <w:pStyle w:val="Compact"/>
+              <w:jc w:val="left"/>
             </w:pPr>
             <w:r>
               <w:t xml:space="preserve">6/6</w:t>
@@ -3164,6 +3780,7 @@
           <w:p>
             <w:pPr>
               <w:pStyle w:val="Compact"/>
+              <w:jc w:val="left"/>
             </w:pPr>
             <w:r>
               <w:t xml:space="preserve">Gefitinib</w:t>
@@ -3175,6 +3792,7 @@
           <w:p>
             <w:pPr>
               <w:pStyle w:val="Compact"/>
+              <w:jc w:val="left"/>
             </w:pPr>
             <w:r>
               <w:t xml:space="preserve">EGFR control</w:t>
@@ -3186,6 +3804,7 @@
           <w:p>
             <w:pPr>
               <w:pStyle w:val="Compact"/>
+              <w:jc w:val="left"/>
             </w:pPr>
             <w:r>
               <w:t xml:space="preserve">EGFR TKI (1st-2nd gen)</w:t>
@@ -3197,6 +3816,7 @@
           <w:p>
             <w:pPr>
               <w:pStyle w:val="Compact"/>
+              <w:jc w:val="left"/>
             </w:pPr>
             <w:r>
               <w:t xml:space="preserve">EGFR</w:t>
@@ -3208,6 +3828,7 @@
           <w:p>
             <w:pPr>
               <w:pStyle w:val="Compact"/>
+              <w:jc w:val="left"/>
             </w:pPr>
             <w:r>
               <w:t xml:space="preserve">Approved (Phase IV)</w:t>
@@ -3219,6 +3840,7 @@
           <w:p>
             <w:pPr>
               <w:pStyle w:val="Compact"/>
+              <w:jc w:val="left"/>
             </w:pPr>
             <w:r>
               <w:t xml:space="preserve">No</w:t>
@@ -3230,6 +3852,7 @@
           <w:p>
             <w:pPr>
               <w:pStyle w:val="Compact"/>
+              <w:jc w:val="left"/>
             </w:pPr>
             <w:r>
               <w:t xml:space="preserve">0.717</w:t>
@@ -3241,6 +3864,7 @@
           <w:p>
             <w:pPr>
               <w:pStyle w:val="Compact"/>
+              <w:jc w:val="left"/>
             </w:pPr>
             <w:r>
               <w:t xml:space="preserve">0.605</w:t>
@@ -3252,6 +3876,7 @@
           <w:p>
             <w:pPr>
               <w:pStyle w:val="Compact"/>
+              <w:jc w:val="left"/>
             </w:pPr>
             <w:r>
               <w:t xml:space="preserve">0.884</w:t>
@@ -3263,6 +3888,7 @@
           <w:p>
             <w:pPr>
               <w:pStyle w:val="Compact"/>
+              <w:jc w:val="left"/>
             </w:pPr>
             <w:r>
               <w:t xml:space="preserve">4</w:t>
@@ -3274,6 +3900,7 @@
           <w:p>
             <w:pPr>
               <w:pStyle w:val="Compact"/>
+              <w:jc w:val="left"/>
             </w:pPr>
             <w:r>
               <w:t xml:space="preserve">Yes</w:t>
@@ -3285,6 +3912,7 @@
           <w:p>
             <w:pPr>
               <w:pStyle w:val="Compact"/>
+              <w:jc w:val="left"/>
             </w:pPr>
             <w:r>
               <w:t xml:space="preserve">6/6</w:t>
@@ -3298,6 +3926,7 @@
           <w:p>
             <w:pPr>
               <w:pStyle w:val="Compact"/>
+              <w:jc w:val="left"/>
             </w:pPr>
             <w:r>
               <w:t xml:space="preserve">Lapatinib</w:t>
@@ -3309,6 +3938,7 @@
           <w:p>
             <w:pPr>
               <w:pStyle w:val="Compact"/>
+              <w:jc w:val="left"/>
             </w:pPr>
             <w:r>
               <w:t xml:space="preserve">EGFR control</w:t>
@@ -3320,6 +3950,7 @@
           <w:p>
             <w:pPr>
               <w:pStyle w:val="Compact"/>
+              <w:jc w:val="left"/>
             </w:pPr>
             <w:r>
               <w:t xml:space="preserve">EGFR TKI (1st-2nd gen)</w:t>
@@ -3331,6 +3962,7 @@
           <w:p>
             <w:pPr>
               <w:pStyle w:val="Compact"/>
+              <w:jc w:val="left"/>
             </w:pPr>
             <w:r>
               <w:t xml:space="preserve">EGFR</w:t>
@@ -3342,6 +3974,7 @@
           <w:p>
             <w:pPr>
               <w:pStyle w:val="Compact"/>
+              <w:jc w:val="left"/>
             </w:pPr>
             <w:r>
               <w:t xml:space="preserve">Approved (Phase IV)</w:t>
@@ -3353,6 +3986,7 @@
           <w:p>
             <w:pPr>
               <w:pStyle w:val="Compact"/>
+              <w:jc w:val="left"/>
             </w:pPr>
             <w:r>
               <w:t xml:space="preserve">No</w:t>
@@ -3364,6 +3998,7 @@
           <w:p>
             <w:pPr>
               <w:pStyle w:val="Compact"/>
+              <w:jc w:val="left"/>
             </w:pPr>
             <w:r>
               <w:t xml:space="preserve">0.698</w:t>
@@ -3375,6 +4010,7 @@
           <w:p>
             <w:pPr>
               <w:pStyle w:val="Compact"/>
+              <w:jc w:val="left"/>
             </w:pPr>
             <w:r>
               <w:t xml:space="preserve">0.605</w:t>
@@ -3386,6 +4022,7 @@
           <w:p>
             <w:pPr>
               <w:pStyle w:val="Compact"/>
+              <w:jc w:val="left"/>
             </w:pPr>
             <w:r>
               <w:t xml:space="preserve">0.836</w:t>
@@ -3397,6 +4034,7 @@
           <w:p>
             <w:pPr>
               <w:pStyle w:val="Compact"/>
+              <w:jc w:val="left"/>
             </w:pPr>
             <w:r>
               <w:t xml:space="preserve">4</w:t>
@@ -3408,6 +4046,7 @@
           <w:p>
             <w:pPr>
               <w:pStyle w:val="Compact"/>
+              <w:jc w:val="left"/>
             </w:pPr>
             <w:r>
               <w:t xml:space="preserve">Yes</w:t>
@@ -3419,6 +4058,7 @@
           <w:p>
             <w:pPr>
               <w:pStyle w:val="Compact"/>
+              <w:jc w:val="left"/>
             </w:pPr>
             <w:r>
               <w:t xml:space="preserve">6/6</w:t>
@@ -3432,6 +4072,7 @@
           <w:p>
             <w:pPr>
               <w:pStyle w:val="Compact"/>
+              <w:jc w:val="left"/>
             </w:pPr>
             <w:r>
               <w:t xml:space="preserve">Afatinib</w:t>
@@ -3443,6 +4084,7 @@
           <w:p>
             <w:pPr>
               <w:pStyle w:val="Compact"/>
+              <w:jc w:val="left"/>
             </w:pPr>
             <w:r>
               <w:t xml:space="preserve">EGFR control</w:t>
@@ -3454,6 +4096,7 @@
           <w:p>
             <w:pPr>
               <w:pStyle w:val="Compact"/>
+              <w:jc w:val="left"/>
             </w:pPr>
             <w:r>
               <w:t xml:space="preserve">EGFR TKI (1st-2nd gen)</w:t>
@@ -3465,6 +4108,7 @@
           <w:p>
             <w:pPr>
               <w:pStyle w:val="Compact"/>
+              <w:jc w:val="left"/>
             </w:pPr>
             <w:r>
               <w:t xml:space="preserve">EGFR</w:t>
@@ -3476,6 +4120,7 @@
           <w:p>
             <w:pPr>
               <w:pStyle w:val="Compact"/>
+              <w:jc w:val="left"/>
             </w:pPr>
             <w:r>
               <w:t xml:space="preserve">Approved (Phase IV)</w:t>
@@ -3487,6 +4132,7 @@
           <w:p>
             <w:pPr>
               <w:pStyle w:val="Compact"/>
+              <w:jc w:val="left"/>
             </w:pPr>
             <w:r>
               <w:t xml:space="preserve">Yes</w:t>
@@ -3498,6 +4144,7 @@
           <w:p>
             <w:pPr>
               <w:pStyle w:val="Compact"/>
+              <w:jc w:val="left"/>
             </w:pPr>
             <w:r>
               <w:t xml:space="preserve">0.695</w:t>
@@ -3509,6 +4156,7 @@
           <w:p>
             <w:pPr>
               <w:pStyle w:val="Compact"/>
+              <w:jc w:val="left"/>
             </w:pPr>
             <w:r>
               <w:t xml:space="preserve">0.605</w:t>
@@ -3520,6 +4168,7 @@
           <w:p>
             <w:pPr>
               <w:pStyle w:val="Compact"/>
+              <w:jc w:val="left"/>
             </w:pPr>
             <w:r>
               <w:t xml:space="preserve">0.829</w:t>
@@ -3531,6 +4180,7 @@
           <w:p>
             <w:pPr>
               <w:pStyle w:val="Compact"/>
+              <w:jc w:val="left"/>
             </w:pPr>
             <w:r>
               <w:t xml:space="preserve">4</w:t>
@@ -3542,6 +4192,7 @@
           <w:p>
             <w:pPr>
               <w:pStyle w:val="Compact"/>
+              <w:jc w:val="left"/>
             </w:pPr>
             <w:r>
               <w:t xml:space="preserve">Yes</w:t>
@@ -3553,6 +4204,7 @@
           <w:p>
             <w:pPr>
               <w:pStyle w:val="Compact"/>
+              <w:jc w:val="left"/>
             </w:pPr>
             <w:r>
               <w:t xml:space="preserve">6/6</w:t>
@@ -3566,6 +4218,7 @@
           <w:p>
             <w:pPr>
               <w:pStyle w:val="Compact"/>
+              <w:jc w:val="left"/>
             </w:pPr>
             <w:r>
               <w:t xml:space="preserve">Erlotinib</w:t>
@@ -3577,6 +4230,7 @@
           <w:p>
             <w:pPr>
               <w:pStyle w:val="Compact"/>
+              <w:jc w:val="left"/>
             </w:pPr>
             <w:r>
               <w:t xml:space="preserve">EGFR control</w:t>
@@ -3588,6 +4242,7 @@
           <w:p>
             <w:pPr>
               <w:pStyle w:val="Compact"/>
+              <w:jc w:val="left"/>
             </w:pPr>
             <w:r>
               <w:t xml:space="preserve">EGFR TKI (1st-2nd gen)</w:t>
@@ -3599,6 +4254,7 @@
           <w:p>
             <w:pPr>
               <w:pStyle w:val="Compact"/>
+              <w:jc w:val="left"/>
             </w:pPr>
             <w:r>
               <w:t xml:space="preserve">EGFR</w:t>
@@ -3610,6 +4266,7 @@
           <w:p>
             <w:pPr>
               <w:pStyle w:val="Compact"/>
+              <w:jc w:val="left"/>
             </w:pPr>
             <w:r>
               <w:t xml:space="preserve">Approved (Phase IV)</w:t>
@@ -3621,6 +4278,7 @@
           <w:p>
             <w:pPr>
               <w:pStyle w:val="Compact"/>
+              <w:jc w:val="left"/>
             </w:pPr>
             <w:r>
               <w:t xml:space="preserve">No</w:t>
@@ -3632,6 +4290,7 @@
           <w:p>
             <w:pPr>
               <w:pStyle w:val="Compact"/>
+              <w:jc w:val="left"/>
             </w:pPr>
             <w:r>
               <w:t xml:space="preserve">0.689</w:t>
@@ -3643,6 +4302,7 @@
           <w:p>
             <w:pPr>
               <w:pStyle w:val="Compact"/>
+              <w:jc w:val="left"/>
             </w:pPr>
             <w:r>
               <w:t xml:space="preserve">0.605</w:t>
@@ -3654,6 +4314,7 @@
           <w:p>
             <w:pPr>
               <w:pStyle w:val="Compact"/>
+              <w:jc w:val="left"/>
             </w:pPr>
             <w:r>
               <w:t xml:space="preserve">0.813</w:t>
@@ -3665,6 +4326,7 @@
           <w:p>
             <w:pPr>
               <w:pStyle w:val="Compact"/>
+              <w:jc w:val="left"/>
             </w:pPr>
             <w:r>
               <w:t xml:space="preserve">3</w:t>
@@ -3676,6 +4338,7 @@
           <w:p>
             <w:pPr>
               <w:pStyle w:val="Compact"/>
+              <w:jc w:val="left"/>
             </w:pPr>
             <w:r>
               <w:t xml:space="preserve">Yes</w:t>
@@ -3687,6 +4350,7 @@
           <w:p>
             <w:pPr>
               <w:pStyle w:val="Compact"/>
+              <w:jc w:val="left"/>
             </w:pPr>
             <w:r>
               <w:t xml:space="preserve">6/6</w:t>
@@ -3700,11 +4364,12 @@
           <w:p>
             <w:pPr>
               <w:pStyle w:val="Compact"/>
+              <w:jc w:val="left"/>
             </w:pPr>
             <w:r>
               <w:rPr>
+                <w:iCs/>
                 <w:i/>
-                <w:iCs/>
               </w:rPr>
               <w:t xml:space="preserve">plus 60 additional anti-EGFR agents</w:t>
             </w:r>
@@ -3715,6 +4380,7 @@
           <w:p>
             <w:pPr>
               <w:pStyle w:val="Compact"/>
+              <w:jc w:val="left"/>
             </w:pPr>
             <w:r>
               <w:t xml:space="preserve">EGFR control</w:t>
@@ -3726,6 +4392,7 @@
           <w:p>
             <w:pPr>
               <w:pStyle w:val="Compact"/>
+              <w:jc w:val="left"/>
             </w:pPr>
             <w:r>
               <w:t xml:space="preserve">anti-EGFR (mixed)</w:t>
@@ -3737,6 +4404,7 @@
           <w:p>
             <w:pPr>
               <w:pStyle w:val="Compact"/>
+              <w:jc w:val="left"/>
             </w:pPr>
             <w:r>
               <w:t xml:space="preserve">EGFR</w:t>
@@ -3748,6 +4416,7 @@
           <w:p>
             <w:pPr>
               <w:pStyle w:val="Compact"/>
+              <w:jc w:val="left"/>
             </w:pPr>
             <w:r>
               <w:t xml:space="preserve">Approved-to-Phase I</w:t>
@@ -3759,6 +4428,7 @@
           <w:p>
             <w:pPr>
               <w:pStyle w:val="Compact"/>
+              <w:jc w:val="left"/>
             </w:pPr>
             <w:r>
               <w:t xml:space="preserve">mixed</w:t>
@@ -3770,6 +4440,7 @@
           <w:p>
             <w:pPr>
               <w:pStyle w:val="Compact"/>
+              <w:jc w:val="left"/>
             </w:pPr>
             <w:r>
               <w:t xml:space="preserve">0.50-0.66</w:t>
@@ -3781,6 +4452,7 @@
           <w:p>
             <w:pPr>
               <w:pStyle w:val="Compact"/>
+              <w:jc w:val="left"/>
             </w:pPr>
             <w:r>
               <w:t xml:space="preserve">0.605</w:t>
@@ -3792,6 +4464,7 @@
           <w:p>
             <w:pPr>
               <w:pStyle w:val="Compact"/>
+              <w:jc w:val="left"/>
             </w:pPr>
             <w:r>
               <w:t xml:space="preserve">varies</w:t>
@@ -3803,6 +4476,7 @@
           <w:p>
             <w:pPr>
               <w:pStyle w:val="Compact"/>
+              <w:jc w:val="left"/>
             </w:pPr>
             <w:r>
               <w:t xml:space="preserve">2-3</w:t>
@@ -3814,6 +4488,7 @@
           <w:p>
             <w:pPr>
               <w:pStyle w:val="Compact"/>
+              <w:jc w:val="left"/>
             </w:pPr>
             <w:r>
               <w:t xml:space="preserve">mixed</w:t>
@@ -3825,6 +4500,7 @@
           <w:p>
             <w:pPr>
               <w:pStyle w:val="Compact"/>
+              <w:jc w:val="left"/>
             </w:pPr>
             <w:r>
               <w:t xml:space="preserve">mixed</w:t>
@@ -3838,6 +4514,7 @@
           <w:p>
             <w:pPr>
               <w:pStyle w:val="Compact"/>
+              <w:jc w:val="left"/>
             </w:pPr>
             <w:r>
               <w:t xml:space="preserve">Metformin</w:t>
@@ -3849,6 +4526,7 @@
           <w:p>
             <w:pPr>
               <w:pStyle w:val="Compact"/>
+              <w:jc w:val="left"/>
             </w:pPr>
             <w:r>
               <w:t xml:space="preserve">Hub-central</w:t>
@@ -3860,6 +4538,7 @@
           <w:p>
             <w:pPr>
               <w:pStyle w:val="Compact"/>
+              <w:jc w:val="left"/>
             </w:pPr>
             <w:r>
               <w:t xml:space="preserve">OXPHOS</w:t>
@@ -3871,6 +4550,7 @@
           <w:p>
             <w:pPr>
               <w:pStyle w:val="Compact"/>
+              <w:jc w:val="left"/>
             </w:pPr>
             <w:r>
               <w:t xml:space="preserve">NDUFS2</w:t>
@@ -3882,6 +4562,7 @@
           <w:p>
             <w:pPr>
               <w:pStyle w:val="Compact"/>
+              <w:jc w:val="left"/>
             </w:pPr>
             <w:r>
               <w:t xml:space="preserve">Approved (Phase IV)</w:t>
@@ -3893,6 +4574,7 @@
           <w:p>
             <w:pPr>
               <w:pStyle w:val="Compact"/>
+              <w:jc w:val="left"/>
             </w:pPr>
             <w:r>
               <w:t xml:space="preserve">No</w:t>
@@ -3904,6 +4586,7 @@
           <w:p>
             <w:pPr>
               <w:pStyle w:val="Compact"/>
+              <w:jc w:val="left"/>
             </w:pPr>
             <w:r>
               <w:t xml:space="preserve">0.591</w:t>
@@ -3915,6 +4598,7 @@
           <w:p>
             <w:pPr>
               <w:pStyle w:val="Compact"/>
+              <w:jc w:val="left"/>
             </w:pPr>
             <w:r>
               <w:t xml:space="preserve">0.502</w:t>
@@ -3926,6 +4610,7 @@
           <w:p>
             <w:pPr>
               <w:pStyle w:val="Compact"/>
+              <w:jc w:val="left"/>
             </w:pPr>
             <w:r>
               <w:t xml:space="preserve">0.725</w:t>
@@ -3937,6 +4622,7 @@
           <w:p>
             <w:pPr>
               <w:pStyle w:val="Compact"/>
+              <w:jc w:val="left"/>
             </w:pPr>
             <w:r>
               <w:t xml:space="preserve">3</w:t>
@@ -3948,6 +4634,7 @@
           <w:p>
             <w:pPr>
               <w:pStyle w:val="Compact"/>
+              <w:jc w:val="left"/>
             </w:pPr>
             <w:r>
               <w:t xml:space="preserve">Yes</w:t>
@@ -3959,6 +4646,7 @@
           <w:p>
             <w:pPr>
               <w:pStyle w:val="Compact"/>
+              <w:jc w:val="left"/>
             </w:pPr>
             <w:r>
               <w:t xml:space="preserve">6/6</w:t>
@@ -3972,6 +4660,7 @@
           <w:p>
             <w:pPr>
               <w:pStyle w:val="Compact"/>
+              <w:jc w:val="left"/>
             </w:pPr>
             <w:r>
               <w:t xml:space="preserve">Bortezomib D-Mannitol</w:t>
@@ -3983,6 +4672,7 @@
           <w:p>
             <w:pPr>
               <w:pStyle w:val="Compact"/>
+              <w:jc w:val="left"/>
             </w:pPr>
             <w:r>
               <w:t xml:space="preserve">Hub-central</w:t>
@@ -3994,6 +4684,7 @@
           <w:p>
             <w:pPr>
               <w:pStyle w:val="Compact"/>
+              <w:jc w:val="left"/>
             </w:pPr>
             <w:r>
               <w:t xml:space="preserve">Proteasome</w:t>
@@ -4005,6 +4696,7 @@
           <w:p>
             <w:pPr>
               <w:pStyle w:val="Compact"/>
+              <w:jc w:val="left"/>
             </w:pPr>
             <w:r>
               <w:t xml:space="preserve">PSMA2</w:t>
@@ -4016,6 +4708,7 @@
           <w:p>
             <w:pPr>
               <w:pStyle w:val="Compact"/>
+              <w:jc w:val="left"/>
             </w:pPr>
             <w:r>
               <w:t xml:space="preserve">Approved (Phase IV)</w:t>
@@ -4027,6 +4720,7 @@
           <w:p>
             <w:pPr>
               <w:pStyle w:val="Compact"/>
+              <w:jc w:val="left"/>
             </w:pPr>
             <w:r>
               <w:t xml:space="preserve">No</w:t>
@@ -4038,6 +4732,7 @@
           <w:p>
             <w:pPr>
               <w:pStyle w:val="Compact"/>
+              <w:jc w:val="left"/>
             </w:pPr>
             <w:r>
               <w:t xml:space="preserve">0.5</w:t>
@@ -4049,6 +4744,7 @@
           <w:p>
             <w:pPr>
               <w:pStyle w:val="Compact"/>
+              <w:jc w:val="left"/>
             </w:pPr>
             <w:r>
               <w:t xml:space="preserve">0.389</w:t>
@@ -4060,6 +4756,7 @@
           <w:p>
             <w:pPr>
               <w:pStyle w:val="Compact"/>
+              <w:jc w:val="left"/>
             </w:pPr>
             <w:r>
               <w:t xml:space="preserve">0.667</w:t>
@@ -4071,6 +4768,7 @@
           <w:p>
             <w:pPr>
               <w:pStyle w:val="Compact"/>
+              <w:jc w:val="left"/>
             </w:pPr>
             <w:r>
               <w:t xml:space="preserve">2</w:t>
@@ -4082,6 +4780,7 @@
           <w:p>
             <w:pPr>
               <w:pStyle w:val="Compact"/>
+              <w:jc w:val="left"/>
             </w:pPr>
             <w:r>
               <w:t xml:space="preserve">No</w:t>
@@ -4093,6 +4792,7 @@
           <w:p>
             <w:pPr>
               <w:pStyle w:val="Compact"/>
+              <w:jc w:val="left"/>
             </w:pPr>
             <w:r>
               <w:t xml:space="preserve">0/6</w:t>
@@ -4106,6 +4806,7 @@
           <w:p>
             <w:pPr>
               <w:pStyle w:val="Compact"/>
+              <w:jc w:val="left"/>
             </w:pPr>
             <w:r>
               <w:t xml:space="preserve">Andecaliximab</w:t>
@@ -4117,6 +4818,7 @@
           <w:p>
             <w:pPr>
               <w:pStyle w:val="Compact"/>
+              <w:jc w:val="left"/>
             </w:pPr>
             <w:r>
               <w:t xml:space="preserve">Hub-central</w:t>
@@ -4128,6 +4830,7 @@
           <w:p>
             <w:pPr>
               <w:pStyle w:val="Compact"/>
+              <w:jc w:val="left"/>
             </w:pPr>
             <w:r>
               <w:t xml:space="preserve">Immune response</w:t>
@@ -4139,6 +4842,7 @@
           <w:p>
             <w:pPr>
               <w:pStyle w:val="Compact"/>
+              <w:jc w:val="left"/>
             </w:pPr>
             <w:r>
               <w:t xml:space="preserve">MMP9</w:t>
@@ -4150,6 +4854,7 @@
           <w:p>
             <w:pPr>
               <w:pStyle w:val="Compact"/>
+              <w:jc w:val="left"/>
             </w:pPr>
             <w:r>
               <w:t xml:space="preserve">Phase III</w:t>
@@ -4161,6 +4866,7 @@
           <w:p>
             <w:pPr>
               <w:pStyle w:val="Compact"/>
+              <w:jc w:val="left"/>
             </w:pPr>
             <w:r>
               <w:t xml:space="preserve">No</w:t>
@@ -4172,6 +4878,7 @@
           <w:p>
             <w:pPr>
               <w:pStyle w:val="Compact"/>
+              <w:jc w:val="left"/>
             </w:pPr>
             <w:r>
               <w:t xml:space="preserve">0.425</w:t>
@@ -4183,6 +4890,7 @@
           <w:p>
             <w:pPr>
               <w:pStyle w:val="Compact"/>
+              <w:jc w:val="left"/>
             </w:pPr>
             <w:r>
               <w:t xml:space="preserve">0.431</w:t>
@@ -4194,6 +4902,7 @@
           <w:p>
             <w:pPr>
               <w:pStyle w:val="Compact"/>
+              <w:jc w:val="left"/>
             </w:pPr>
             <w:r>
               <w:t xml:space="preserve">0.417</w:t>
@@ -4205,6 +4914,7 @@
           <w:p>
             <w:pPr>
               <w:pStyle w:val="Compact"/>
+              <w:jc w:val="left"/>
             </w:pPr>
             <w:r>
               <w:t xml:space="preserve">3</w:t>
@@ -4216,6 +4926,7 @@
           <w:p>
             <w:pPr>
               <w:pStyle w:val="Compact"/>
+              <w:jc w:val="left"/>
             </w:pPr>
             <w:r>
               <w:t xml:space="preserve">No</w:t>
@@ -4227,6 +4938,7 @@
           <w:p>
             <w:pPr>
               <w:pStyle w:val="Compact"/>
+              <w:jc w:val="left"/>
             </w:pPr>
             <w:r>
               <w:t xml:space="preserve">0/6</w:t>
@@ -4240,6 +4952,7 @@
           <w:p>
             <w:pPr>
               <w:pStyle w:val="Compact"/>
+              <w:jc w:val="left"/>
             </w:pPr>
             <w:r>
               <w:t xml:space="preserve">Mt-3724</w:t>
@@ -4251,6 +4964,7 @@
           <w:p>
             <w:pPr>
               <w:pStyle w:val="Compact"/>
+              <w:jc w:val="left"/>
             </w:pPr>
             <w:r>
               <w:t xml:space="preserve">Hub-central</w:t>
@@ -4262,6 +4976,7 @@
           <w:p>
             <w:pPr>
               <w:pStyle w:val="Compact"/>
+              <w:jc w:val="left"/>
             </w:pPr>
             <w:r>
               <w:t xml:space="preserve">Translation</w:t>
@@ -4273,6 +4988,7 @@
           <w:p>
             <w:pPr>
               <w:pStyle w:val="Compact"/>
+              <w:jc w:val="left"/>
             </w:pPr>
             <w:r>
               <w:t xml:space="preserve">RPS11</w:t>
@@ -4284,6 +5000,7 @@
           <w:p>
             <w:pPr>
               <w:pStyle w:val="Compact"/>
+              <w:jc w:val="left"/>
             </w:pPr>
             <w:r>
               <w:t xml:space="preserve">Phase II</w:t>
@@ -4295,6 +5012,7 @@
           <w:p>
             <w:pPr>
               <w:pStyle w:val="Compact"/>
+              <w:jc w:val="left"/>
             </w:pPr>
             <w:r>
               <w:t xml:space="preserve">No</w:t>
@@ -4306,6 +5024,7 @@
           <w:p>
             <w:pPr>
               <w:pStyle w:val="Compact"/>
+              <w:jc w:val="left"/>
             </w:pPr>
             <w:r>
               <w:t xml:space="preserve">0.421</w:t>
@@ -4317,6 +5036,7 @@
           <w:p>
             <w:pPr>
               <w:pStyle w:val="Compact"/>
+              <w:jc w:val="left"/>
             </w:pPr>
             <w:r>
               <w:t xml:space="preserve">0.48</w:t>
@@ -4328,6 +5048,7 @@
           <w:p>
             <w:pPr>
               <w:pStyle w:val="Compact"/>
+              <w:jc w:val="left"/>
             </w:pPr>
             <w:r>
               <w:t xml:space="preserve">0.333</w:t>
@@ -4339,6 +5060,7 @@
           <w:p>
             <w:pPr>
               <w:pStyle w:val="Compact"/>
+              <w:jc w:val="left"/>
             </w:pPr>
             <w:r>
               <w:t xml:space="preserve">2</w:t>
@@ -4350,6 +5072,7 @@
           <w:p>
             <w:pPr>
               <w:pStyle w:val="Compact"/>
+              <w:jc w:val="left"/>
             </w:pPr>
             <w:r>
               <w:t xml:space="preserve">No</w:t>
@@ -4361,6 +5084,7 @@
           <w:p>
             <w:pPr>
               <w:pStyle w:val="Compact"/>
+              <w:jc w:val="left"/>
             </w:pPr>
             <w:r>
               <w:t xml:space="preserve">0/6</w:t>
@@ -4374,6 +5098,7 @@
           <w:p>
             <w:pPr>
               <w:pStyle w:val="Compact"/>
+              <w:jc w:val="left"/>
             </w:pPr>
             <w:r>
               <w:t xml:space="preserve">Cedazuridine</w:t>
@@ -4385,6 +5110,7 @@
           <w:p>
             <w:pPr>
               <w:pStyle w:val="Compact"/>
+              <w:jc w:val="left"/>
             </w:pPr>
             <w:r>
               <w:t xml:space="preserve">Peripheral-differential</w:t>
@@ -4396,6 +5122,7 @@
           <w:p>
             <w:pPr>
               <w:pStyle w:val="Compact"/>
+              <w:jc w:val="left"/>
             </w:pPr>
             <w:r>
               <w:t xml:space="preserve">Amino acid metabolism</w:t>
@@ -4407,6 +5134,7 @@
           <w:p>
             <w:pPr>
               <w:pStyle w:val="Compact"/>
+              <w:jc w:val="left"/>
             </w:pPr>
             <w:r>
               <w:t xml:space="preserve">CDA</w:t>
@@ -4418,6 +5146,7 @@
           <w:p>
             <w:pPr>
               <w:pStyle w:val="Compact"/>
+              <w:jc w:val="left"/>
             </w:pPr>
             <w:r>
               <w:t xml:space="preserve">Approved (Phase IV)</w:t>
@@ -4429,6 +5158,7 @@
           <w:p>
             <w:pPr>
               <w:pStyle w:val="Compact"/>
+              <w:jc w:val="left"/>
             </w:pPr>
             <w:r>
               <w:t xml:space="preserve">No</w:t>
@@ -4440,6 +5170,7 @@
           <w:p>
             <w:pPr>
               <w:pStyle w:val="Compact"/>
+              <w:jc w:val="left"/>
             </w:pPr>
             <w:r>
               <w:t xml:space="preserve">0.5</w:t>
@@ -4451,6 +5182,7 @@
           <w:p>
             <w:pPr>
               <w:pStyle w:val="Compact"/>
+              <w:jc w:val="left"/>
             </w:pPr>
             <w:r>
               <w:t xml:space="preserve">0.333</w:t>
@@ -4462,6 +5194,7 @@
           <w:p>
             <w:pPr>
               <w:pStyle w:val="Compact"/>
+              <w:jc w:val="left"/>
             </w:pPr>
             <w:r>
               <w:t xml:space="preserve">0.75</w:t>
@@ -4473,6 +5206,7 @@
           <w:p>
             <w:pPr>
               <w:pStyle w:val="Compact"/>
+              <w:jc w:val="left"/>
             </w:pPr>
             <w:r>
               <w:t xml:space="preserve">3</w:t>
@@ -4484,6 +5218,7 @@
           <w:p>
             <w:pPr>
               <w:pStyle w:val="Compact"/>
+              <w:jc w:val="left"/>
             </w:pPr>
             <w:r>
               <w:t xml:space="preserve">No</w:t>
@@ -4495,6 +5230,7 @@
           <w:p>
             <w:pPr>
               <w:pStyle w:val="Compact"/>
+              <w:jc w:val="left"/>
             </w:pPr>
             <w:r>
               <w:t xml:space="preserve">0/6</w:t>
@@ -4508,6 +5244,7 @@
           <w:p>
             <w:pPr>
               <w:pStyle w:val="Compact"/>
+              <w:jc w:val="left"/>
             </w:pPr>
             <w:r>
               <w:t xml:space="preserve">Azacitidine</w:t>
@@ -4519,6 +5256,7 @@
           <w:p>
             <w:pPr>
               <w:pStyle w:val="Compact"/>
+              <w:jc w:val="left"/>
             </w:pPr>
             <w:r>
               <w:t xml:space="preserve">Peripheral-differential</w:t>
@@ -4530,6 +5268,7 @@
           <w:p>
             <w:pPr>
               <w:pStyle w:val="Compact"/>
+              <w:jc w:val="left"/>
             </w:pPr>
             <w:r>
               <w:t xml:space="preserve">Chromatin remodeling</w:t>
@@ -4541,6 +5280,7 @@
           <w:p>
             <w:pPr>
               <w:pStyle w:val="Compact"/>
+              <w:jc w:val="left"/>
             </w:pPr>
             <w:r>
               <w:t xml:space="preserve">DNMT1</w:t>
@@ -4552,6 +5292,7 @@
           <w:p>
             <w:pPr>
               <w:pStyle w:val="Compact"/>
+              <w:jc w:val="left"/>
             </w:pPr>
             <w:r>
               <w:t xml:space="preserve">Approved (Phase IV)</w:t>
@@ -4563,6 +5304,7 @@
           <w:p>
             <w:pPr>
               <w:pStyle w:val="Compact"/>
+              <w:jc w:val="left"/>
             </w:pPr>
             <w:r>
               <w:t xml:space="preserve">No</w:t>
@@ -4574,6 +5316,7 @@
           <w:p>
             <w:pPr>
               <w:pStyle w:val="Compact"/>
+              <w:jc w:val="left"/>
             </w:pPr>
             <w:r>
               <w:t xml:space="preserve">0.494</w:t>
@@ -4585,6 +5328,7 @@
           <w:p>
             <w:pPr>
               <w:pStyle w:val="Compact"/>
+              <w:jc w:val="left"/>
             </w:pPr>
             <w:r>
               <w:t xml:space="preserve">0.359</w:t>
@@ -4596,6 +5340,7 @@
           <w:p>
             <w:pPr>
               <w:pStyle w:val="Compact"/>
+              <w:jc w:val="left"/>
             </w:pPr>
             <w:r>
               <w:t xml:space="preserve">0.695</w:t>
@@ -4607,6 +5352,7 @@
           <w:p>
             <w:pPr>
               <w:pStyle w:val="Compact"/>
+              <w:jc w:val="left"/>
             </w:pPr>
             <w:r>
               <w:t xml:space="preserve">4</w:t>
@@ -4618,6 +5364,7 @@
           <w:p>
             <w:pPr>
               <w:pStyle w:val="Compact"/>
+              <w:jc w:val="left"/>
             </w:pPr>
             <w:r>
               <w:t xml:space="preserve">No</w:t>
@@ -4629,6 +5376,7 @@
           <w:p>
             <w:pPr>
               <w:pStyle w:val="Compact"/>
+              <w:jc w:val="left"/>
             </w:pPr>
             <w:r>
               <w:t xml:space="preserve">4/6</w:t>
@@ -4642,6 +5390,7 @@
           <w:p>
             <w:pPr>
               <w:pStyle w:val="Compact"/>
+              <w:jc w:val="left"/>
             </w:pPr>
             <w:r>
               <w:t xml:space="preserve">Pentoxifylline</w:t>
@@ -4653,6 +5402,7 @@
           <w:p>
             <w:pPr>
               <w:pStyle w:val="Compact"/>
+              <w:jc w:val="left"/>
             </w:pPr>
             <w:r>
               <w:t xml:space="preserve">Peripheral-differential</w:t>
@@ -4664,6 +5414,7 @@
           <w:p>
             <w:pPr>
               <w:pStyle w:val="Compact"/>
+              <w:jc w:val="left"/>
             </w:pPr>
             <w:r>
               <w:t xml:space="preserve">Amino acid metabolism</w:t>
@@ -4675,6 +5426,7 @@
           <w:p>
             <w:pPr>
               <w:pStyle w:val="Compact"/>
+              <w:jc w:val="left"/>
             </w:pPr>
             <w:r>
               <w:t xml:space="preserve">PDE6D</w:t>
@@ -4686,6 +5438,7 @@
           <w:p>
             <w:pPr>
               <w:pStyle w:val="Compact"/>
+              <w:jc w:val="left"/>
             </w:pPr>
             <w:r>
               <w:t xml:space="preserve">Approved (Phase IV)</w:t>
@@ -4697,6 +5450,7 @@
           <w:p>
             <w:pPr>
               <w:pStyle w:val="Compact"/>
+              <w:jc w:val="left"/>
             </w:pPr>
             <w:r>
               <w:t xml:space="preserve">No</w:t>
@@ -4708,6 +5462,7 @@
           <w:p>
             <w:pPr>
               <w:pStyle w:val="Compact"/>
+              <w:jc w:val="left"/>
             </w:pPr>
             <w:r>
               <w:t xml:space="preserve">0.454</w:t>
@@ -4719,6 +5474,7 @@
           <w:p>
             <w:pPr>
               <w:pStyle w:val="Compact"/>
+              <w:jc w:val="left"/>
             </w:pPr>
             <w:r>
               <w:t xml:space="preserve">0.316</w:t>
@@ -4730,6 +5486,7 @@
           <w:p>
             <w:pPr>
               <w:pStyle w:val="Compact"/>
+              <w:jc w:val="left"/>
             </w:pPr>
             <w:r>
               <w:t xml:space="preserve">0.661</w:t>
@@ -4741,6 +5498,7 @@
           <w:p>
             <w:pPr>
               <w:pStyle w:val="Compact"/>
+              <w:jc w:val="left"/>
             </w:pPr>
             <w:r>
               <w:t xml:space="preserve">3</w:t>
@@ -4752,6 +5510,7 @@
           <w:p>
             <w:pPr>
               <w:pStyle w:val="Compact"/>
+              <w:jc w:val="left"/>
             </w:pPr>
             <w:r>
               <w:t xml:space="preserve">No</w:t>
@@ -4763,6 +5522,7 @@
           <w:p>
             <w:pPr>
               <w:pStyle w:val="Compact"/>
+              <w:jc w:val="left"/>
             </w:pPr>
             <w:r>
               <w:t xml:space="preserve">3/6</w:t>
@@ -4776,6 +5536,7 @@
           <w:p>
             <w:pPr>
               <w:pStyle w:val="Compact"/>
+              <w:jc w:val="left"/>
             </w:pPr>
             <w:r>
               <w:t xml:space="preserve">Mitapivat</w:t>
@@ -4787,6 +5548,7 @@
           <w:p>
             <w:pPr>
               <w:pStyle w:val="Compact"/>
+              <w:jc w:val="left"/>
             </w:pPr>
             <w:r>
               <w:t xml:space="preserve">Peripheral-differential</w:t>
@@ -4798,6 +5560,7 @@
           <w:p>
             <w:pPr>
               <w:pStyle w:val="Compact"/>
+              <w:jc w:val="left"/>
             </w:pPr>
             <w:r>
               <w:t xml:space="preserve">Carbohydrate catabolism</w:t>
@@ -4809,6 +5572,7 @@
           <w:p>
             <w:pPr>
               <w:pStyle w:val="Compact"/>
+              <w:jc w:val="left"/>
             </w:pPr>
             <w:r>
               <w:t xml:space="preserve">PKLR</w:t>
@@ -4820,6 +5584,7 @@
           <w:p>
             <w:pPr>
               <w:pStyle w:val="Compact"/>
+              <w:jc w:val="left"/>
             </w:pPr>
             <w:r>
               <w:t xml:space="preserve">Approved (Phase IV)</w:t>
@@ -4831,6 +5596,7 @@
           <w:p>
             <w:pPr>
               <w:pStyle w:val="Compact"/>
+              <w:jc w:val="left"/>
             </w:pPr>
             <w:r>
               <w:t xml:space="preserve">No</w:t>
@@ -4842,6 +5608,7 @@
           <w:p>
             <w:pPr>
               <w:pStyle w:val="Compact"/>
+              <w:jc w:val="left"/>
             </w:pPr>
             <w:r>
               <w:t xml:space="preserve">0.445</w:t>
@@ -4853,6 +5620,7 @@
           <w:p>
             <w:pPr>
               <w:pStyle w:val="Compact"/>
+              <w:jc w:val="left"/>
             </w:pPr>
             <w:r>
               <w:t xml:space="preserve">0.353</w:t>
@@ -4864,6 +5632,7 @@
           <w:p>
             <w:pPr>
               <w:pStyle w:val="Compact"/>
+              <w:jc w:val="left"/>
             </w:pPr>
             <w:r>
               <w:t xml:space="preserve">0.583</w:t>
@@ -4875,6 +5644,7 @@
           <w:p>
             <w:pPr>
               <w:pStyle w:val="Compact"/>
+              <w:jc w:val="left"/>
             </w:pPr>
             <w:r>
               <w:t xml:space="preserve">3</w:t>
@@ -4886,6 +5656,7 @@
           <w:p>
             <w:pPr>
               <w:pStyle w:val="Compact"/>
+              <w:jc w:val="left"/>
             </w:pPr>
             <w:r>
               <w:t xml:space="preserve">No</w:t>
@@ -4897,6 +5668,7 @@
           <w:p>
             <w:pPr>
               <w:pStyle w:val="Compact"/>
+              <w:jc w:val="left"/>
             </w:pPr>
             <w:r>
               <w:t xml:space="preserve">0/6</w:t>
@@ -4910,6 +5682,7 @@
           <w:p>
             <w:pPr>
               <w:pStyle w:val="Compact"/>
+              <w:jc w:val="left"/>
             </w:pPr>
             <w:r>
               <w:t xml:space="preserve">Valproic Acid</w:t>
@@ -4921,6 +5694,7 @@
           <w:p>
             <w:pPr>
               <w:pStyle w:val="Compact"/>
+              <w:jc w:val="left"/>
             </w:pPr>
             <w:r>
               <w:t xml:space="preserve">Peripheral-differential</w:t>
@@ -4932,6 +5706,7 @@
           <w:p>
             <w:pPr>
               <w:pStyle w:val="Compact"/>
+              <w:jc w:val="left"/>
             </w:pPr>
             <w:r>
               <w:t xml:space="preserve">Carboxylic acid metabolism</w:t>
@@ -4943,6 +5718,7 @@
           <w:p>
             <w:pPr>
               <w:pStyle w:val="Compact"/>
+              <w:jc w:val="left"/>
             </w:pPr>
             <w:r>
               <w:t xml:space="preserve">ALDH5A1</w:t>
@@ -4954,6 +5730,7 @@
           <w:p>
             <w:pPr>
               <w:pStyle w:val="Compact"/>
+              <w:jc w:val="left"/>
             </w:pPr>
             <w:r>
               <w:t xml:space="preserve">Approved (Phase IV)</w:t>
@@ -4965,6 +5742,7 @@
           <w:p>
             <w:pPr>
               <w:pStyle w:val="Compact"/>
+              <w:jc w:val="left"/>
             </w:pPr>
             <w:r>
               <w:t xml:space="preserve">No</w:t>
@@ -4976,6 +5754,7 @@
           <w:p>
             <w:pPr>
               <w:pStyle w:val="Compact"/>
+              <w:jc w:val="left"/>
             </w:pPr>
             <w:r>
               <w:t xml:space="preserve">0.438</w:t>
@@ -4987,6 +5766,7 @@
           <w:p>
             <w:pPr>
               <w:pStyle w:val="Compact"/>
+              <w:jc w:val="left"/>
             </w:pPr>
             <w:r>
               <w:t xml:space="preserve">0.244</w:t>
@@ -4998,6 +5778,7 @@
           <w:p>
             <w:pPr>
               <w:pStyle w:val="Compact"/>
+              <w:jc w:val="left"/>
             </w:pPr>
             <w:r>
               <w:t xml:space="preserve">0.73</w:t>
@@ -5009,6 +5790,7 @@
           <w:p>
             <w:pPr>
               <w:pStyle w:val="Compact"/>
+              <w:jc w:val="left"/>
             </w:pPr>
             <w:r>
               <w:t xml:space="preserve">4</w:t>
@@ -5020,6 +5802,7 @@
           <w:p>
             <w:pPr>
               <w:pStyle w:val="Compact"/>
+              <w:jc w:val="left"/>
             </w:pPr>
             <w:r>
               <w:t xml:space="preserve">No</w:t>
@@ -5031,6 +5814,7 @@
           <w:p>
             <w:pPr>
               <w:pStyle w:val="Compact"/>
+              <w:jc w:val="left"/>
             </w:pPr>
             <w:r>
               <w:t xml:space="preserve">2/6</w:t>
@@ -5044,6 +5828,7 @@
           <w:p>
             <w:pPr>
               <w:pStyle w:val="Compact"/>
+              <w:jc w:val="left"/>
             </w:pPr>
             <w:r>
               <w:t xml:space="preserve">Mycophenolate Mofetil</w:t>
@@ -5055,6 +5840,7 @@
           <w:p>
             <w:pPr>
               <w:pStyle w:val="Compact"/>
+              <w:jc w:val="left"/>
             </w:pPr>
             <w:r>
               <w:t xml:space="preserve">Peripheral-differential</w:t>
@@ -5066,6 +5852,7 @@
           <w:p>
             <w:pPr>
               <w:pStyle w:val="Compact"/>
+              <w:jc w:val="left"/>
             </w:pPr>
             <w:r>
               <w:t xml:space="preserve">Amino acid metabolism</w:t>
@@ -5077,6 +5864,7 @@
           <w:p>
             <w:pPr>
               <w:pStyle w:val="Compact"/>
+              <w:jc w:val="left"/>
             </w:pPr>
             <w:r>
               <w:t xml:space="preserve">IMPDH2</w:t>
@@ -5088,6 +5876,7 @@
           <w:p>
             <w:pPr>
               <w:pStyle w:val="Compact"/>
+              <w:jc w:val="left"/>
             </w:pPr>
             <w:r>
               <w:t xml:space="preserve">Approved (Phase IV)</w:t>
@@ -5099,6 +5888,7 @@
           <w:p>
             <w:pPr>
               <w:pStyle w:val="Compact"/>
+              <w:jc w:val="left"/>
             </w:pPr>
             <w:r>
               <w:t xml:space="preserve">No</w:t>
@@ -5110,6 +5900,7 @@
           <w:p>
             <w:pPr>
               <w:pStyle w:val="Compact"/>
+              <w:jc w:val="left"/>
             </w:pPr>
             <w:r>
               <w:t xml:space="preserve">0.431</w:t>
@@ -5121,6 +5912,7 @@
           <w:p>
             <w:pPr>
               <w:pStyle w:val="Compact"/>
+              <w:jc w:val="left"/>
             </w:pPr>
             <w:r>
               <w:t xml:space="preserve">0.274</w:t>
@@ -5132,6 +5924,7 @@
           <w:p>
             <w:pPr>
               <w:pStyle w:val="Compact"/>
+              <w:jc w:val="left"/>
             </w:pPr>
             <w:r>
               <w:t xml:space="preserve">0.667</w:t>
@@ -5143,6 +5936,7 @@
           <w:p>
             <w:pPr>
               <w:pStyle w:val="Compact"/>
+              <w:jc w:val="left"/>
             </w:pPr>
             <w:r>
               <w:t xml:space="preserve">2</w:t>
@@ -5154,6 +5948,7 @@
           <w:p>
             <w:pPr>
               <w:pStyle w:val="Compact"/>
+              <w:jc w:val="left"/>
             </w:pPr>
             <w:r>
               <w:t xml:space="preserve">No</w:t>
@@ -5165,6 +5960,7 @@
           <w:p>
             <w:pPr>
               <w:pStyle w:val="Compact"/>
+              <w:jc w:val="left"/>
             </w:pPr>
             <w:r>
               <w:t xml:space="preserve">0/6</w:t>
@@ -5178,6 +5974,7 @@
           <w:p>
             <w:pPr>
               <w:pStyle w:val="Compact"/>
+              <w:jc w:val="left"/>
             </w:pPr>
             <w:r>
               <w:t xml:space="preserve">Acetazolamide</w:t>
@@ -5189,6 +5986,7 @@
           <w:p>
             <w:pPr>
               <w:pStyle w:val="Compact"/>
+              <w:jc w:val="left"/>
             </w:pPr>
             <w:r>
               <w:t xml:space="preserve">Peripheral-differential</w:t>
@@ -5200,6 +5998,7 @@
           <w:p>
             <w:pPr>
               <w:pStyle w:val="Compact"/>
+              <w:jc w:val="left"/>
             </w:pPr>
             <w:r>
               <w:t xml:space="preserve">Cell adhesion / membrane</w:t>
@@ -5211,6 +6010,7 @@
           <w:p>
             <w:pPr>
               <w:pStyle w:val="Compact"/>
+              <w:jc w:val="left"/>
             </w:pPr>
             <w:r>
               <w:t xml:space="preserve">CA2</w:t>
@@ -5222,6 +6022,7 @@
           <w:p>
             <w:pPr>
               <w:pStyle w:val="Compact"/>
+              <w:jc w:val="left"/>
             </w:pPr>
             <w:r>
               <w:t xml:space="preserve">Approved (Phase IV)</w:t>
@@ -5233,6 +6034,7 @@
           <w:p>
             <w:pPr>
               <w:pStyle w:val="Compact"/>
+              <w:jc w:val="left"/>
             </w:pPr>
             <w:r>
               <w:t xml:space="preserve">No</w:t>
@@ -5244,6 +6046,7 @@
           <w:p>
             <w:pPr>
               <w:pStyle w:val="Compact"/>
+              <w:jc w:val="left"/>
             </w:pPr>
             <w:r>
               <w:t xml:space="preserve">0.422</w:t>
@@ -5255,6 +6058,7 @@
           <w:p>
             <w:pPr>
               <w:pStyle w:val="Compact"/>
+              <w:jc w:val="left"/>
             </w:pPr>
             <w:r>
               <w:t xml:space="preserve">0.249</w:t>
@@ -5266,6 +6070,7 @@
           <w:p>
             <w:pPr>
               <w:pStyle w:val="Compact"/>
+              <w:jc w:val="left"/>
             </w:pPr>
             <w:r>
               <w:t xml:space="preserve">0.682</w:t>
@@ -5277,6 +6082,7 @@
           <w:p>
             <w:pPr>
               <w:pStyle w:val="Compact"/>
+              <w:jc w:val="left"/>
             </w:pPr>
             <w:r>
               <w:t xml:space="preserve">4</w:t>
@@ -5288,6 +6094,7 @@
           <w:p>
             <w:pPr>
               <w:pStyle w:val="Compact"/>
+              <w:jc w:val="left"/>
             </w:pPr>
             <w:r>
               <w:t xml:space="preserve">No</w:t>
@@ -5299,6 +6106,7 @@
           <w:p>
             <w:pPr>
               <w:pStyle w:val="Compact"/>
+              <w:jc w:val="left"/>
             </w:pPr>
             <w:r>
               <w:t xml:space="preserve">2/6</w:t>
@@ -5312,6 +6120,7 @@
           <w:p>
             <w:pPr>
               <w:pStyle w:val="Compact"/>
+              <w:jc w:val="left"/>
             </w:pPr>
             <w:r>
               <w:t xml:space="preserve">Tranylcypromine</w:t>
@@ -5323,6 +6132,7 @@
           <w:p>
             <w:pPr>
               <w:pStyle w:val="Compact"/>
+              <w:jc w:val="left"/>
             </w:pPr>
             <w:r>
               <w:t xml:space="preserve">Peripheral-differential</w:t>
@@ -5334,6 +6144,7 @@
           <w:p>
             <w:pPr>
               <w:pStyle w:val="Compact"/>
+              <w:jc w:val="left"/>
             </w:pPr>
             <w:r>
               <w:t xml:space="preserve">Amino acid metabolism</w:t>
@@ -5345,6 +6156,7 @@
           <w:p>
             <w:pPr>
               <w:pStyle w:val="Compact"/>
+              <w:jc w:val="left"/>
             </w:pPr>
             <w:r>
               <w:t xml:space="preserve">MAOA</w:t>
@@ -5356,6 +6168,7 @@
           <w:p>
             <w:pPr>
               <w:pStyle w:val="Compact"/>
+              <w:jc w:val="left"/>
             </w:pPr>
             <w:r>
               <w:t xml:space="preserve">Approved (Phase IV)</w:t>
@@ -5367,6 +6180,7 @@
           <w:p>
             <w:pPr>
               <w:pStyle w:val="Compact"/>
+              <w:jc w:val="left"/>
             </w:pPr>
             <w:r>
               <w:t xml:space="preserve">No</w:t>
@@ -5378,6 +6192,7 @@
           <w:p>
             <w:pPr>
               <w:pStyle w:val="Compact"/>
+              <w:jc w:val="left"/>
             </w:pPr>
             <w:r>
               <w:t xml:space="preserve">0.421</w:t>
@@ -5389,6 +6204,7 @@
           <w:p>
             <w:pPr>
               <w:pStyle w:val="Compact"/>
+              <w:jc w:val="left"/>
             </w:pPr>
             <w:r>
               <w:t xml:space="preserve">0.258</w:t>
@@ -5400,6 +6216,7 @@
           <w:p>
             <w:pPr>
               <w:pStyle w:val="Compact"/>
+              <w:jc w:val="left"/>
             </w:pPr>
             <w:r>
               <w:t xml:space="preserve">0.667</w:t>
@@ -5411,6 +6228,7 @@
           <w:p>
             <w:pPr>
               <w:pStyle w:val="Compact"/>
+              <w:jc w:val="left"/>
             </w:pPr>
             <w:r>
               <w:t xml:space="preserve">3</w:t>
@@ -5422,6 +6240,7 @@
           <w:p>
             <w:pPr>
               <w:pStyle w:val="Compact"/>
+              <w:jc w:val="left"/>
             </w:pPr>
             <w:r>
               <w:t xml:space="preserve">No</w:t>
@@ -5433,6 +6252,7 @@
           <w:p>
             <w:pPr>
               <w:pStyle w:val="Compact"/>
+              <w:jc w:val="left"/>
             </w:pPr>
             <w:r>
               <w:t xml:space="preserve">2/6</w:t>
@@ -5446,6 +6266,7 @@
           <w:p>
             <w:pPr>
               <w:pStyle w:val="Compact"/>
+              <w:jc w:val="left"/>
             </w:pPr>
             <w:r>
               <w:t xml:space="preserve">Doxycycline</w:t>
@@ -5457,6 +6278,7 @@
           <w:p>
             <w:pPr>
               <w:pStyle w:val="Compact"/>
+              <w:jc w:val="left"/>
             </w:pPr>
             <w:r>
               <w:t xml:space="preserve">Peripheral-differential</w:t>
@@ -5468,6 +6290,7 @@
           <w:p>
             <w:pPr>
               <w:pStyle w:val="Compact"/>
+              <w:jc w:val="left"/>
             </w:pPr>
             <w:r>
               <w:t xml:space="preserve">Immune response</w:t>
@@ -5479,6 +6302,7 @@
           <w:p>
             <w:pPr>
               <w:pStyle w:val="Compact"/>
+              <w:jc w:val="left"/>
             </w:pPr>
             <w:r>
               <w:t xml:space="preserve">MMP8</w:t>
@@ -5490,6 +6314,7 @@
           <w:p>
             <w:pPr>
               <w:pStyle w:val="Compact"/>
+              <w:jc w:val="left"/>
             </w:pPr>
             <w:r>
               <w:t xml:space="preserve">Approved (Phase IV)</w:t>
@@ -5501,6 +6326,7 @@
           <w:p>
             <w:pPr>
               <w:pStyle w:val="Compact"/>
+              <w:jc w:val="left"/>
             </w:pPr>
             <w:r>
               <w:t xml:space="preserve">No</w:t>
@@ -5512,6 +6338,7 @@
           <w:p>
             <w:pPr>
               <w:pStyle w:val="Compact"/>
+              <w:jc w:val="left"/>
             </w:pPr>
             <w:r>
               <w:t xml:space="preserve">0.418</w:t>
@@ -5523,6 +6350,7 @@
           <w:p>
             <w:pPr>
               <w:pStyle w:val="Compact"/>
+              <w:jc w:val="left"/>
             </w:pPr>
             <w:r>
               <w:t xml:space="preserve">0.338</w:t>
@@ -5534,6 +6362,7 @@
           <w:p>
             <w:pPr>
               <w:pStyle w:val="Compact"/>
+              <w:jc w:val="left"/>
             </w:pPr>
             <w:r>
               <w:t xml:space="preserve">0.537</w:t>
@@ -5545,6 +6374,7 @@
           <w:p>
             <w:pPr>
               <w:pStyle w:val="Compact"/>
+              <w:jc w:val="left"/>
             </w:pPr>
             <w:r>
               <w:t xml:space="preserve">3</w:t>
@@ -5556,6 +6386,7 @@
           <w:p>
             <w:pPr>
               <w:pStyle w:val="Compact"/>
+              <w:jc w:val="left"/>
             </w:pPr>
             <w:r>
               <w:t xml:space="preserve">No</w:t>
@@ -5567,6 +6398,7 @@
           <w:p>
             <w:pPr>
               <w:pStyle w:val="Compact"/>
+              <w:jc w:val="left"/>
             </w:pPr>
             <w:r>
               <w:t xml:space="preserve">2/6</w:t>
@@ -5682,59 +6514,59 @@
       </w:r>
       <w:r>
         <w:rPr>
+          <w:iCs/>
           <w:i/>
-          <w:iCs/>
         </w:rPr>
         <w:t xml:space="preserve">Assembled from</w:t>
       </w:r>
       <w:r>
         <w:rPr>
+          <w:iCs/>
           <w:i/>
-          <w:iCs/>
         </w:rPr>
         <w:t xml:space="preserve"> </w:t>
       </w:r>
       <w:r>
         <w:rPr>
           <w:rStyle w:val="VerbatimChar"/>
+          <w:iCs/>
           <w:i/>
-          <w:iCs/>
         </w:rPr>
         <w:t xml:space="preserve">results/tables/pub/main/Tab4_EGFR_validation.tsv</w:t>
       </w:r>
       <w:r>
         <w:rPr>
+          <w:iCs/>
           <w:i/>
+        </w:rPr>
+        <w:t xml:space="preserve"> </w:t>
+      </w:r>
+      <w:r>
+        <w:rPr>
           <w:iCs/>
-        </w:rPr>
-        <w:t xml:space="preserve"> </w:t>
-      </w:r>
-      <w:r>
-        <w:rPr>
           <w:i/>
-          <w:iCs/>
         </w:rPr>
         <w:t xml:space="preserve">and</w:t>
       </w:r>
       <w:r>
         <w:rPr>
+          <w:iCs/>
           <w:i/>
-          <w:iCs/>
         </w:rPr>
         <w:t xml:space="preserve"> </w:t>
       </w:r>
       <w:r>
         <w:rPr>
           <w:rStyle w:val="VerbatimChar"/>
+          <w:iCs/>
           <w:i/>
-          <w:iCs/>
         </w:rPr>
         <w:t xml:space="preserve">Tab5_novel_candidates_by_module.tsv</w:t>
       </w:r>
       <w:r>
         <w:rPr>
+          <w:iCs/>
           <w:i/>
-          <w:iCs/>
         </w:rPr>
         <w:t xml:space="preserve">.</w:t>
       </w:r>
@@ -5746,8 +6578,8 @@
         </w:pict>
       </w:r>
     </w:p>
-    <w:bookmarkEnd w:id="46"/>
-    <w:bookmarkStart w:id="90" w:name="references"/>
+    <w:bookmarkEnd w:id="58"/>
+    <w:bookmarkStart w:id="118" w:name="references"/>
     <w:p>
       <w:pPr>
         <w:pStyle w:val="Heading1"/>
@@ -5756,8 +6588,8 @@
         <w:t xml:space="preserve">References</w:t>
       </w:r>
     </w:p>
-    <w:bookmarkStart w:id="89" w:name="refs"/>
-    <w:bookmarkStart w:id="48" w:name="ref-aebersold2016"/>
+    <w:bookmarkStart w:id="117" w:name="refs"/>
+    <w:bookmarkStart w:id="60" w:name="ref-aebersold2016"/>
     <w:p>
       <w:pPr>
         <w:pStyle w:val="Bibliography"/>
@@ -5776,8 +6608,8 @@
       </w:r>
       <w:r>
         <w:rPr>
+          <w:iCs/>
           <w:i/>
-          <w:iCs/>
         </w:rPr>
         <w:t xml:space="preserve">Nature</w:t>
       </w:r>
@@ -5790,7 +6622,7 @@
       <w:r>
         <w:t xml:space="preserve"> </w:t>
       </w:r>
-      <w:hyperlink r:id="rId47">
+      <w:hyperlink r:id="rId59">
         <w:r>
           <w:rPr>
             <w:rStyle w:val="Hyperlink"/>
@@ -5802,17 +6634,14 @@
         <w:t xml:space="preserve">.</w:t>
       </w:r>
     </w:p>
-    <w:bookmarkEnd w:id="48"/>
-    <w:bookmarkStart w:id="50" w:name="ref-ang2010"/>
+    <w:bookmarkEnd w:id="60"/>
+    <w:bookmarkStart w:id="62" w:name="ref-ang2010"/>
     <w:p>
       <w:pPr>
         <w:pStyle w:val="Bibliography"/>
       </w:pPr>
       <w:r>
-        <w:t xml:space="preserve">Ang, K Kian, Jonathan Harris, Richard Wheeler, et al.</w:t>
-      </w:r>
-      <w:r>
-        <w:t xml:space="preserve"> 2010.</w:t>
+        <w:t xml:space="preserve">Ang, K Kian, Jonathan Harris, Richard Wheeler, Randal Weber, David I Rosenthal, Phuc Felix Nguyen-Tân, William H Westra, Christine H Chung, et al. 2010.</w:t>
       </w:r>
       <w:r>
         <w:t xml:space="preserve"> </w:t>
@@ -5825,8 +6654,8 @@
       </w:r>
       <w:r>
         <w:rPr>
+          <w:iCs/>
           <w:i/>
-          <w:iCs/>
         </w:rPr>
         <w:t xml:space="preserve">New England Journal of Medicine</w:t>
       </w:r>
@@ -5839,7 +6668,7 @@
       <w:r>
         <w:t xml:space="preserve"> </w:t>
       </w:r>
-      <w:hyperlink r:id="rId49">
+      <w:hyperlink r:id="rId61">
         <w:r>
           <w:rPr>
             <w:rStyle w:val="Hyperlink"/>
@@ -5851,8 +6680,8 @@
         <w:t xml:space="preserve">.</w:t>
       </w:r>
     </w:p>
-    <w:bookmarkEnd w:id="50"/>
-    <w:bookmarkStart w:id="52" w:name="ref-barabasi2011"/>
+    <w:bookmarkEnd w:id="62"/>
+    <w:bookmarkStart w:id="64" w:name="ref-barabasi2011"/>
     <w:p>
       <w:pPr>
         <w:pStyle w:val="Bibliography"/>
@@ -5871,8 +6700,8 @@
       </w:r>
       <w:r>
         <w:rPr>
+          <w:iCs/>
           <w:i/>
-          <w:iCs/>
         </w:rPr>
         <w:t xml:space="preserve">Nature Reviews Genetics</w:t>
       </w:r>
@@ -5885,7 +6714,7 @@
       <w:r>
         <w:t xml:space="preserve"> </w:t>
       </w:r>
-      <w:hyperlink r:id="rId51">
+      <w:hyperlink r:id="rId63">
         <w:r>
           <w:rPr>
             <w:rStyle w:val="Hyperlink"/>
@@ -5897,14 +6726,106 @@
         <w:t xml:space="preserve">.</w:t>
       </w:r>
     </w:p>
-    <w:bookmarkEnd w:id="52"/>
-    <w:bookmarkStart w:id="54" w:name="ref-bray2024"/>
+    <w:bookmarkEnd w:id="64"/>
+    <w:bookmarkStart w:id="66" w:name="ref-bear2025"/>
     <w:p>
       <w:pPr>
         <w:pStyle w:val="Bibliography"/>
       </w:pPr>
       <w:r>
-        <w:t xml:space="preserve">Bray, Freddie, Mathieu Laversanne, Hyuna Sung, et al. 2024.</w:t>
+        <w:t xml:space="preserve">Bear, Harry D, Xiaoyan Deng, Dipankar Bandyopadhyay, Michael Idowu, Taylor M Jenkins, Maciej Kmieciak, Monique Williams, et al. 2025.</w:t>
+      </w:r>
+      <w:r>
+        <w:t xml:space="preserve"> </w:t>
+      </w:r>
+      <w:r>
+        <w:t xml:space="preserve">“T-Cell Immune Checkpoint Inhibition Plus Hypomethylation for Locally Advanced HER2-Negative Breast Cancer: A Phase 2 Neoadjuvant Window Trial of Decitabine and Pembrolizumab Followed by Standard Neoadjuvant Chemotherapy.”</w:t>
+      </w:r>
+      <w:r>
+        <w:t xml:space="preserve"> </w:t>
+      </w:r>
+      <w:r>
+        <w:rPr>
+          <w:iCs/>
+          <w:i/>
+        </w:rPr>
+        <w:t xml:space="preserve">Journal for ImmunoTherapy of Cancer</w:t>
+      </w:r>
+      <w:r>
+        <w:t xml:space="preserve"> </w:t>
+      </w:r>
+      <w:r>
+        <w:t xml:space="preserve">13 (2): e010294.</w:t>
+      </w:r>
+      <w:r>
+        <w:t xml:space="preserve"> </w:t>
+      </w:r>
+      <w:hyperlink r:id="rId65">
+        <w:r>
+          <w:rPr>
+            <w:rStyle w:val="Hyperlink"/>
+          </w:rPr>
+          <w:t xml:space="preserve">https://doi.org/10.1136/jitc-2024-010294</w:t>
+        </w:r>
+      </w:hyperlink>
+      <w:r>
+        <w:t xml:space="preserve">.</w:t>
+      </w:r>
+    </w:p>
+    <w:bookmarkEnd w:id="66"/>
+    <w:bookmarkStart w:id="68" w:name="ref-bhatia2023"/>
+    <w:p>
+      <w:pPr>
+        <w:pStyle w:val="Bibliography"/>
+      </w:pPr>
+      <w:r>
+        <w:t xml:space="preserve">Bhatia, Aarti, and Barbara Burtness. 2023.</w:t>
+      </w:r>
+      <w:r>
+        <w:t xml:space="preserve"> </w:t>
+      </w:r>
+      <w:r>
+        <w:t xml:space="preserve">“Treating Head and Neck Cancer in the Age of Immunotherapy: A 2023 Update.”</w:t>
+      </w:r>
+      <w:r>
+        <w:t xml:space="preserve"> </w:t>
+      </w:r>
+      <w:r>
+        <w:rPr>
+          <w:iCs/>
+          <w:i/>
+        </w:rPr>
+        <w:t xml:space="preserve">Drugs</w:t>
+      </w:r>
+      <w:r>
+        <w:t xml:space="preserve"> </w:t>
+      </w:r>
+      <w:r>
+        <w:t xml:space="preserve">83 (3): 217–48.</w:t>
+      </w:r>
+      <w:r>
+        <w:t xml:space="preserve"> </w:t>
+      </w:r>
+      <w:hyperlink r:id="rId67">
+        <w:r>
+          <w:rPr>
+            <w:rStyle w:val="Hyperlink"/>
+          </w:rPr>
+          <w:t xml:space="preserve">https://doi.org/10.1007/s40265-023-01835-2</w:t>
+        </w:r>
+      </w:hyperlink>
+      <w:r>
+        <w:t xml:space="preserve">.</w:t>
+      </w:r>
+    </w:p>
+    <w:bookmarkEnd w:id="68"/>
+    <w:bookmarkStart w:id="70" w:name="ref-bray2024"/>
+    <w:p>
+      <w:pPr>
+        <w:pStyle w:val="Bibliography"/>
+      </w:pPr>
+      <w:r>
+        <w:t xml:space="preserve">Bray, Freddie, Mathieu Laversanne, Hyuna Sung, Jacques Ferlay, Rebecca L Siegel, Isabelle Soerjomataram, and Ahmedin Jemal. 2024.</w:t>
       </w:r>
       <w:r>
         <w:t xml:space="preserve"> </w:t>
@@ -5917,8 +6838,8 @@
       </w:r>
       <w:r>
         <w:rPr>
+          <w:iCs/>
           <w:i/>
-          <w:iCs/>
         </w:rPr>
         <w:t xml:space="preserve">CA: A Cancer Journal for Clinicians</w:t>
       </w:r>
@@ -5931,7 +6852,7 @@
       <w:r>
         <w:t xml:space="preserve"> </w:t>
       </w:r>
-      <w:hyperlink r:id="rId53">
+      <w:hyperlink r:id="rId69">
         <w:r>
           <w:rPr>
             <w:rStyle w:val="Hyperlink"/>
@@ -5943,17 +6864,14 @@
         <w:t xml:space="preserve">.</w:t>
       </w:r>
     </w:p>
-    <w:bookmarkEnd w:id="54"/>
-    <w:bookmarkStart w:id="56" w:name="ref-burtness2019"/>
+    <w:bookmarkEnd w:id="70"/>
+    <w:bookmarkStart w:id="72" w:name="ref-burtness2019"/>
     <w:p>
       <w:pPr>
         <w:pStyle w:val="Bibliography"/>
       </w:pPr>
       <w:r>
-        <w:t xml:space="preserve">Burtness, Barbara, Kevin J Harrington, Richard Greil, et al.</w:t>
-      </w:r>
-      <w:r>
-        <w:t xml:space="preserve"> 2019.</w:t>
+        <w:t xml:space="preserve">Burtness, Barbara, Kevin J Harrington, Richard Greil, Denis Soulières, Makoto Tahara, Gilberto de Castro, Amanda Psyrri, Neus Basté, et al. 2019.</w:t>
       </w:r>
       <w:r>
         <w:t xml:space="preserve"> </w:t>
@@ -5966,8 +6884,8 @@
       </w:r>
       <w:r>
         <w:rPr>
+          <w:iCs/>
           <w:i/>
-          <w:iCs/>
         </w:rPr>
         <w:t xml:space="preserve">Lancet</w:t>
       </w:r>
@@ -5980,7 +6898,7 @@
       <w:r>
         <w:t xml:space="preserve"> </w:t>
       </w:r>
-      <w:hyperlink r:id="rId55">
+      <w:hyperlink r:id="rId71">
         <w:r>
           <w:rPr>
             <w:rStyle w:val="Hyperlink"/>
@@ -5992,14 +6910,14 @@
         <w:t xml:space="preserve">.</w:t>
       </w:r>
     </w:p>
-    <w:bookmarkEnd w:id="56"/>
-    <w:bookmarkStart w:id="58" w:name="ref-cannon2024"/>
+    <w:bookmarkEnd w:id="72"/>
+    <w:bookmarkStart w:id="74" w:name="ref-cannon2024"/>
     <w:p>
       <w:pPr>
         <w:pStyle w:val="Bibliography"/>
       </w:pPr>
       <w:r>
-        <w:t xml:space="preserve">Cannon, Matthew, James Stevenson, Kathryn Stahl, et al. 2024.</w:t>
+        <w:t xml:space="preserve">Cannon, Matthew, James Stevenson, Kathryn Stahl, Rohit Basu, Adam Coffman, Susanna Kiwala, Joshua F McMichael, et al. 2024.</w:t>
       </w:r>
       <w:r>
         <w:t xml:space="preserve"> </w:t>
@@ -6012,8 +6930,8 @@
       </w:r>
       <w:r>
         <w:rPr>
+          <w:iCs/>
           <w:i/>
-          <w:iCs/>
         </w:rPr>
         <w:t xml:space="preserve">Nucleic Acids Research</w:t>
       </w:r>
@@ -6026,7 +6944,7 @@
       <w:r>
         <w:t xml:space="preserve"> </w:t>
       </w:r>
-      <w:hyperlink r:id="rId57">
+      <w:hyperlink r:id="rId73">
         <w:r>
           <w:rPr>
             <w:rStyle w:val="Hyperlink"/>
@@ -6038,17 +6956,152 @@
         <w:t xml:space="preserve">.</w:t>
       </w:r>
     </w:p>
-    <w:bookmarkEnd w:id="58"/>
-    <w:bookmarkStart w:id="60" w:name="ref-huang2021"/>
+    <w:bookmarkEnd w:id="74"/>
+    <w:bookmarkStart w:id="76" w:name="ref-carosi2026"/>
     <w:p>
       <w:pPr>
         <w:pStyle w:val="Bibliography"/>
       </w:pPr>
       <w:r>
-        <w:t xml:space="preserve">Huang, Chen, Lijun Chen, Sara R Savage, et al.</w:t>
-      </w:r>
-      <w:r>
-        <w:t xml:space="preserve"> 2021.</w:t>
+        <w:t xml:space="preserve">Carosi, Francesca, Daria Maria Filippini, Laura Fabbri, Andrea Carlini, Andrea Monte, Michela Sgarzi, Matteo Fermi, et al. 2026.</w:t>
+      </w:r>
+      <w:r>
+        <w:t xml:space="preserve"> </w:t>
+      </w:r>
+      <w:r>
+        <w:t xml:space="preserve">“Beyond EGFR Inhibition in Head and Neck Squamous Cell Carcinoma: Overcoming Resistance Mechanisms and Novel Therapeutic Frontiers.”</w:t>
+      </w:r>
+      <w:r>
+        <w:t xml:space="preserve"> </w:t>
+      </w:r>
+      <w:r>
+        <w:rPr>
+          <w:iCs/>
+          <w:i/>
+        </w:rPr>
+        <w:t xml:space="preserve">Critical Reviews in Oncology/Hematology</w:t>
+      </w:r>
+      <w:r>
+        <w:t xml:space="preserve"> </w:t>
+      </w:r>
+      <w:r>
+        <w:t xml:space="preserve">221: 105207.</w:t>
+      </w:r>
+      <w:r>
+        <w:t xml:space="preserve"> </w:t>
+      </w:r>
+      <w:hyperlink r:id="rId75">
+        <w:r>
+          <w:rPr>
+            <w:rStyle w:val="Hyperlink"/>
+          </w:rPr>
+          <w:t xml:space="preserve">https://doi.org/10.1016/j.critrevonc.2026.105207</w:t>
+        </w:r>
+      </w:hyperlink>
+      <w:r>
+        <w:t xml:space="preserve">.</w:t>
+      </w:r>
+    </w:p>
+    <w:bookmarkEnd w:id="76"/>
+    <w:bookmarkStart w:id="78" w:name="ref-crist2022"/>
+    <w:p>
+      <w:pPr>
+        <w:pStyle w:val="Bibliography"/>
+      </w:pPr>
+      <w:r>
+        <w:t xml:space="preserve">Crist, McKenzie, Benyamin Yaniv, Sarah Palackdharry, Maria A Lehn, Mario Medvedovic, Timothy Stone, Shuchi Gulati, et al. 2022.</w:t>
+      </w:r>
+      <w:r>
+        <w:t xml:space="preserve"> </w:t>
+      </w:r>
+      <w:r>
+        <w:t xml:space="preserve">“Metformin Increases Natural Killer Cell Functions in Head and Neck Squamous Cell Carcinoma Through CXCL1 Inhibition.”</w:t>
+      </w:r>
+      <w:r>
+        <w:t xml:space="preserve"> </w:t>
+      </w:r>
+      <w:r>
+        <w:rPr>
+          <w:iCs/>
+          <w:i/>
+        </w:rPr>
+        <w:t xml:space="preserve">Journal for ImmunoTherapy of Cancer</w:t>
+      </w:r>
+      <w:r>
+        <w:t xml:space="preserve"> </w:t>
+      </w:r>
+      <w:r>
+        <w:t xml:space="preserve">10 (11): e005632.</w:t>
+      </w:r>
+      <w:r>
+        <w:t xml:space="preserve"> </w:t>
+      </w:r>
+      <w:hyperlink r:id="rId77">
+        <w:r>
+          <w:rPr>
+            <w:rStyle w:val="Hyperlink"/>
+          </w:rPr>
+          <w:t xml:space="preserve">https://doi.org/10.1136/jitc-2022-005632</w:t>
+        </w:r>
+      </w:hyperlink>
+      <w:r>
+        <w:t xml:space="preserve">.</w:t>
+      </w:r>
+    </w:p>
+    <w:bookmarkEnd w:id="78"/>
+    <w:bookmarkStart w:id="80" w:name="ref-curry2018"/>
+    <w:p>
+      <w:pPr>
+        <w:pStyle w:val="Bibliography"/>
+      </w:pPr>
+      <w:r>
+        <w:t xml:space="preserve">Curry, Joseph M, Jennifer Johnson, Mehri Mollaee, Patrick Tassone, Dev Amin, Alexander Knops, Diana Whitaker-Menezes, et al. 2018.</w:t>
+      </w:r>
+      <w:r>
+        <w:t xml:space="preserve"> </w:t>
+      </w:r>
+      <w:r>
+        <w:t xml:space="preserve">“Metformin Clinical Trial in HPV+ and HPV- Head and Neck Squamous Cell Carcinoma: Impact on Cancer Cell Apoptosis and Immune Infiltrate.”</w:t>
+      </w:r>
+      <w:r>
+        <w:t xml:space="preserve"> </w:t>
+      </w:r>
+      <w:r>
+        <w:rPr>
+          <w:iCs/>
+          <w:i/>
+        </w:rPr>
+        <w:t xml:space="preserve">Frontiers in Oncology</w:t>
+      </w:r>
+      <w:r>
+        <w:t xml:space="preserve"> </w:t>
+      </w:r>
+      <w:r>
+        <w:t xml:space="preserve">8: 436.</w:t>
+      </w:r>
+      <w:r>
+        <w:t xml:space="preserve"> </w:t>
+      </w:r>
+      <w:hyperlink r:id="rId79">
+        <w:r>
+          <w:rPr>
+            <w:rStyle w:val="Hyperlink"/>
+          </w:rPr>
+          <w:t xml:space="preserve">https://doi.org/10.3389/fonc.2018.00436</w:t>
+        </w:r>
+      </w:hyperlink>
+      <w:r>
+        <w:t xml:space="preserve">.</w:t>
+      </w:r>
+    </w:p>
+    <w:bookmarkEnd w:id="80"/>
+    <w:bookmarkStart w:id="82" w:name="ref-huang2021"/>
+    <w:p>
+      <w:pPr>
+        <w:pStyle w:val="Bibliography"/>
+      </w:pPr>
+      <w:r>
+        <w:t xml:space="preserve">Huang, Chen, Lijun Chen, Sara R Savage, Rodrigo Vargas Eguez, Yongchao Dou, Yize Li, et al. 2021.</w:t>
       </w:r>
       <w:r>
         <w:t xml:space="preserve"> </w:t>
@@ -6061,8 +7114,8 @@
       </w:r>
       <w:r>
         <w:rPr>
+          <w:iCs/>
           <w:i/>
-          <w:iCs/>
         </w:rPr>
         <w:t xml:space="preserve">Cancer Cell</w:t>
       </w:r>
@@ -6075,7 +7128,7 @@
       <w:r>
         <w:t xml:space="preserve"> </w:t>
       </w:r>
-      <w:hyperlink r:id="rId59">
+      <w:hyperlink r:id="rId81">
         <w:r>
           <w:rPr>
             <w:rStyle w:val="Hyperlink"/>
@@ -6087,8 +7140,8 @@
         <w:t xml:space="preserve">.</w:t>
       </w:r>
     </w:p>
-    <w:bookmarkEnd w:id="60"/>
-    <w:bookmarkStart w:id="62" w:name="ref-johnson2020"/>
+    <w:bookmarkEnd w:id="82"/>
+    <w:bookmarkStart w:id="84" w:name="ref-johnson2020"/>
     <w:p>
       <w:pPr>
         <w:pStyle w:val="Bibliography"/>
@@ -6107,8 +7160,8 @@
       </w:r>
       <w:r>
         <w:rPr>
+          <w:iCs/>
           <w:i/>
-          <w:iCs/>
         </w:rPr>
         <w:t xml:space="preserve">Nature Reviews Disease Primers</w:t>
       </w:r>
@@ -6121,7 +7174,7 @@
       <w:r>
         <w:t xml:space="preserve"> </w:t>
       </w:r>
-      <w:hyperlink r:id="rId61">
+      <w:hyperlink r:id="rId83">
         <w:r>
           <w:rPr>
             <w:rStyle w:val="Hyperlink"/>
@@ -6133,17 +7186,60 @@
         <w:t xml:space="preserve">.</w:t>
       </w:r>
     </w:p>
-    <w:bookmarkEnd w:id="62"/>
-    <w:bookmarkStart w:id="64" w:name="ref-lamb2006"/>
+    <w:bookmarkEnd w:id="84"/>
+    <w:bookmarkStart w:id="86" w:name="ref-kemnade2023"/>
     <w:p>
       <w:pPr>
         <w:pStyle w:val="Bibliography"/>
       </w:pPr>
       <w:r>
-        <w:t xml:space="preserve">Lamb, Justin, Emily D Crawford, David Peck, et al.</w:t>
-      </w:r>
-      <w:r>
-        <w:t xml:space="preserve"> 2006.</w:t>
+        <w:t xml:space="preserve">Kemnade, Jan O, Marcus Florez, Anita Sabichi, Jun Zhang, Pavan Jhaveri, George Chen, Albert Chen, et al. 2023.</w:t>
+      </w:r>
+      <w:r>
+        <w:t xml:space="preserve"> </w:t>
+      </w:r>
+      <w:r>
+        <w:t xml:space="preserve">“Phase i / II Trial of Metformin as a Chemo-Radiosensitizer in a Head and Neck Cancer Patient Population.”</w:t>
+      </w:r>
+      <w:r>
+        <w:t xml:space="preserve"> </w:t>
+      </w:r>
+      <w:r>
+        <w:rPr>
+          <w:iCs/>
+          <w:i/>
+        </w:rPr>
+        <w:t xml:space="preserve">Oral Oncology</w:t>
+      </w:r>
+      <w:r>
+        <w:t xml:space="preserve"> </w:t>
+      </w:r>
+      <w:r>
+        <w:t xml:space="preserve">145: 106536.</w:t>
+      </w:r>
+      <w:r>
+        <w:t xml:space="preserve"> </w:t>
+      </w:r>
+      <w:hyperlink r:id="rId85">
+        <w:r>
+          <w:rPr>
+            <w:rStyle w:val="Hyperlink"/>
+          </w:rPr>
+          <w:t xml:space="preserve">https://doi.org/10.1016/j.oraloncology.2023.106536</w:t>
+        </w:r>
+      </w:hyperlink>
+      <w:r>
+        <w:t xml:space="preserve">.</w:t>
+      </w:r>
+    </w:p>
+    <w:bookmarkEnd w:id="86"/>
+    <w:bookmarkStart w:id="88" w:name="ref-lamb2006"/>
+    <w:p>
+      <w:pPr>
+        <w:pStyle w:val="Bibliography"/>
+      </w:pPr>
+      <w:r>
+        <w:t xml:space="preserve">Lamb, Justin, Emily D Crawford, David Peck, Joshua W Modell, Irene C Blat, Matthew J Wrobel, Jim Lerner, et al. 2006.</w:t>
       </w:r>
       <w:r>
         <w:t xml:space="preserve"> </w:t>
@@ -6156,8 +7252,8 @@
       </w:r>
       <w:r>
         <w:rPr>
+          <w:iCs/>
           <w:i/>
-          <w:iCs/>
         </w:rPr>
         <w:t xml:space="preserve">Science</w:t>
       </w:r>
@@ -6170,7 +7266,7 @@
       <w:r>
         <w:t xml:space="preserve"> </w:t>
       </w:r>
-      <w:hyperlink r:id="rId63">
+      <w:hyperlink r:id="rId87">
         <w:r>
           <w:rPr>
             <w:rStyle w:val="Hyperlink"/>
@@ -6182,8 +7278,8 @@
         <w:t xml:space="preserve">.</w:t>
       </w:r>
     </w:p>
-    <w:bookmarkEnd w:id="64"/>
-    <w:bookmarkStart w:id="66" w:name="ref-liberzon2015"/>
+    <w:bookmarkEnd w:id="88"/>
+    <w:bookmarkStart w:id="90" w:name="ref-liberzon2015"/>
     <w:p>
       <w:pPr>
         <w:pStyle w:val="Bibliography"/>
@@ -6202,8 +7298,8 @@
       </w:r>
       <w:r>
         <w:rPr>
+          <w:iCs/>
           <w:i/>
-          <w:iCs/>
         </w:rPr>
         <w:t xml:space="preserve">Cell Systems</w:t>
       </w:r>
@@ -6216,7 +7312,7 @@
       <w:r>
         <w:t xml:space="preserve"> </w:t>
       </w:r>
-      <w:hyperlink r:id="rId65">
+      <w:hyperlink r:id="rId89">
         <w:r>
           <w:rPr>
             <w:rStyle w:val="Hyperlink"/>
@@ -6228,8 +7324,8 @@
         <w:t xml:space="preserve">.</w:t>
       </w:r>
     </w:p>
-    <w:bookmarkEnd w:id="66"/>
-    <w:bookmarkStart w:id="68" w:name="ref-evangelista2025"/>
+    <w:bookmarkEnd w:id="90"/>
+    <w:bookmarkStart w:id="92" w:name="ref-evangelista2025"/>
     <w:p>
       <w:pPr>
         <w:pStyle w:val="Bibliography"/>
@@ -6248,8 +7344,8 @@
       </w:r>
       <w:r>
         <w:rPr>
+          <w:iCs/>
           <w:i/>
-          <w:iCs/>
         </w:rPr>
         <w:t xml:space="preserve">Nucleic Acids Research</w:t>
       </w:r>
@@ -6262,7 +7358,7 @@
       <w:r>
         <w:t xml:space="preserve"> </w:t>
       </w:r>
-      <w:hyperlink r:id="rId67">
+      <w:hyperlink r:id="rId91">
         <w:r>
           <w:rPr>
             <w:rStyle w:val="Hyperlink"/>
@@ -6274,17 +7370,14 @@
         <w:t xml:space="preserve">.</w:t>
       </w:r>
     </w:p>
-    <w:bookmarkEnd w:id="68"/>
-    <w:bookmarkStart w:id="70" w:name="ref-mendez2019"/>
+    <w:bookmarkEnd w:id="92"/>
+    <w:bookmarkStart w:id="94" w:name="ref-mendez2019"/>
     <w:p>
       <w:pPr>
         <w:pStyle w:val="Bibliography"/>
       </w:pPr>
       <w:r>
-        <w:t xml:space="preserve">Mendez, David, Anna Gaulton, A Patrícia Bento, et al.</w:t>
-      </w:r>
-      <w:r>
-        <w:t xml:space="preserve"> 2019.</w:t>
+        <w:t xml:space="preserve">Mendez, David, Anna Gaulton, A Patrícia Bento, Jon Chambers, Marleen De Veij, Eloy Félix, María Paula Magariños, et al. 2019.</w:t>
       </w:r>
       <w:r>
         <w:t xml:space="preserve"> </w:t>
@@ -6297,8 +7390,8 @@
       </w:r>
       <w:r>
         <w:rPr>
+          <w:iCs/>
           <w:i/>
-          <w:iCs/>
         </w:rPr>
         <w:t xml:space="preserve">Nucleic Acids Research</w:t>
       </w:r>
@@ -6311,7 +7404,7 @@
       <w:r>
         <w:t xml:space="preserve"> </w:t>
       </w:r>
-      <w:hyperlink r:id="rId69">
+      <w:hyperlink r:id="rId93">
         <w:r>
           <w:rPr>
             <w:rStyle w:val="Hyperlink"/>
@@ -6323,17 +7416,14 @@
         <w:t xml:space="preserve">.</w:t>
       </w:r>
     </w:p>
-    <w:bookmarkEnd w:id="70"/>
-    <w:bookmarkStart w:id="72" w:name="ref-ochoa2021"/>
+    <w:bookmarkEnd w:id="94"/>
+    <w:bookmarkStart w:id="96" w:name="ref-ochoa2021"/>
     <w:p>
       <w:pPr>
         <w:pStyle w:val="Bibliography"/>
       </w:pPr>
       <w:r>
-        <w:t xml:space="preserve">Ochoa, David, Andrew Hercules, Miguel Carmona, et al.</w:t>
-      </w:r>
-      <w:r>
-        <w:t xml:space="preserve"> 2021.</w:t>
+        <w:t xml:space="preserve">Ochoa, David, Andrew Hercules, Miguel Carmona, Daniel Suveges, Asier Gonzalez-Uriarte, Cinzia Malangone, Alfredo Miranda, et al. 2021.</w:t>
       </w:r>
       <w:r>
         <w:t xml:space="preserve"> </w:t>
@@ -6346,8 +7436,8 @@
       </w:r>
       <w:r>
         <w:rPr>
+          <w:iCs/>
           <w:i/>
-          <w:iCs/>
         </w:rPr>
         <w:t xml:space="preserve">Nucleic Acids Research</w:t>
       </w:r>
@@ -6360,7 +7450,7 @@
       <w:r>
         <w:t xml:space="preserve"> </w:t>
       </w:r>
-      <w:hyperlink r:id="rId71">
+      <w:hyperlink r:id="rId95">
         <w:r>
           <w:rPr>
             <w:rStyle w:val="Hyperlink"/>
@@ -6372,17 +7462,60 @@
         <w:t xml:space="preserve">.</w:t>
       </w:r>
     </w:p>
-    <w:bookmarkEnd w:id="72"/>
-    <w:bookmarkStart w:id="74" w:name="ref-pushpakom2019"/>
+    <w:bookmarkEnd w:id="96"/>
+    <w:bookmarkStart w:id="98" w:name="ref-pujaltemartin2024"/>
     <w:p>
       <w:pPr>
         <w:pStyle w:val="Bibliography"/>
       </w:pPr>
       <w:r>
-        <w:t xml:space="preserve">Pushpakom, Sudeep, Francesco Iorio, Patrick A Eyers, et al.</w:t>
-      </w:r>
-      <w:r>
-        <w:t xml:space="preserve"> 2019.</w:t>
+        <w:t xml:space="preserve">Pujalte-Martin, Marc, Amine Belaïd, Simon Bost, Michel Kahi, Pascal Peraldi, Matthieu Rouleau, Nathalie M Mazure, and Frédéric Bost. 2024.</w:t>
+      </w:r>
+      <w:r>
+        <w:t xml:space="preserve"> </w:t>
+      </w:r>
+      <w:r>
+        <w:t xml:space="preserve">“Targeting Cancer and Immune Cell Metabolism with the Complex i Inhibitors Metformin and IACS-010759.”</w:t>
+      </w:r>
+      <w:r>
+        <w:t xml:space="preserve"> </w:t>
+      </w:r>
+      <w:r>
+        <w:rPr>
+          <w:iCs/>
+          <w:i/>
+        </w:rPr>
+        <w:t xml:space="preserve">Molecular Oncology</w:t>
+      </w:r>
+      <w:r>
+        <w:t xml:space="preserve"> </w:t>
+      </w:r>
+      <w:r>
+        <w:t xml:space="preserve">18 (7): 1719–38.</w:t>
+      </w:r>
+      <w:r>
+        <w:t xml:space="preserve"> </w:t>
+      </w:r>
+      <w:hyperlink r:id="rId97">
+        <w:r>
+          <w:rPr>
+            <w:rStyle w:val="Hyperlink"/>
+          </w:rPr>
+          <w:t xml:space="preserve">https://doi.org/10.1002/1878-0261.13583</w:t>
+        </w:r>
+      </w:hyperlink>
+      <w:r>
+        <w:t xml:space="preserve">.</w:t>
+      </w:r>
+    </w:p>
+    <w:bookmarkEnd w:id="98"/>
+    <w:bookmarkStart w:id="100" w:name="ref-pushpakom2019"/>
+    <w:p>
+      <w:pPr>
+        <w:pStyle w:val="Bibliography"/>
+      </w:pPr>
+      <w:r>
+        <w:t xml:space="preserve">Pushpakom, Sudeep, Francesco Iorio, Patrick A Eyers, K Jane Escott, Shirley Hopper, Andrew Wells, Andrew Doig, Tim Guilliams, et al. 2019.</w:t>
       </w:r>
       <w:r>
         <w:t xml:space="preserve"> </w:t>
@@ -6395,8 +7528,8 @@
       </w:r>
       <w:r>
         <w:rPr>
+          <w:iCs/>
           <w:i/>
-          <w:iCs/>
         </w:rPr>
         <w:t xml:space="preserve">Nature Reviews Drug Discovery</w:t>
       </w:r>
@@ -6409,7 +7542,7 @@
       <w:r>
         <w:t xml:space="preserve"> </w:t>
       </w:r>
-      <w:hyperlink r:id="rId73">
+      <w:hyperlink r:id="rId99">
         <w:r>
           <w:rPr>
             <w:rStyle w:val="Hyperlink"/>
@@ -6421,14 +7554,14 @@
         <w:t xml:space="preserve">.</w:t>
       </w:r>
     </w:p>
-    <w:bookmarkEnd w:id="74"/>
-    <w:bookmarkStart w:id="76" w:name="ref-ritchie2015"/>
+    <w:bookmarkEnd w:id="100"/>
+    <w:bookmarkStart w:id="102" w:name="ref-ritchie2015"/>
     <w:p>
       <w:pPr>
         <w:pStyle w:val="Bibliography"/>
       </w:pPr>
       <w:r>
-        <w:t xml:space="preserve">Ritchie, Matthew E, Belinda Phipson, Di Wu, et al. 2015.</w:t>
+        <w:t xml:space="preserve">Ritchie, Matthew E, Belinda Phipson, Di Wu, Yifang Hu, Charity W Law, Wei Shi, and Gordon K Smyth. 2015.</w:t>
       </w:r>
       <w:r>
         <w:t xml:space="preserve"> </w:t>
@@ -6441,8 +7574,8 @@
       </w:r>
       <w:r>
         <w:rPr>
+          <w:iCs/>
           <w:i/>
-          <w:iCs/>
         </w:rPr>
         <w:t xml:space="preserve">Nucleic Acids Research</w:t>
       </w:r>
@@ -6455,7 +7588,7 @@
       <w:r>
         <w:t xml:space="preserve"> </w:t>
       </w:r>
-      <w:hyperlink r:id="rId75">
+      <w:hyperlink r:id="rId101">
         <w:r>
           <w:rPr>
             <w:rStyle w:val="Hyperlink"/>
@@ -6467,17 +7600,14 @@
         <w:t xml:space="preserve">.</w:t>
       </w:r>
     </w:p>
-    <w:bookmarkEnd w:id="76"/>
-    <w:bookmarkStart w:id="78" w:name="ref-subramanian2017"/>
+    <w:bookmarkEnd w:id="102"/>
+    <w:bookmarkStart w:id="104" w:name="ref-subramanian2017"/>
     <w:p>
       <w:pPr>
         <w:pStyle w:val="Bibliography"/>
       </w:pPr>
       <w:r>
-        <w:t xml:space="preserve">Subramanian, Aravind, Rajiv Narayan, Steven M Corsello, et al.</w:t>
-      </w:r>
-      <w:r>
-        <w:t xml:space="preserve"> 2017.</w:t>
+        <w:t xml:space="preserve">Subramanian, Aravind, Rajiv Narayan, Steven M Corsello, David D Peck, Ted E Natoli, Xiaodong Lu, Joshua Gould, John F Davis, et al. 2017.</w:t>
       </w:r>
       <w:r>
         <w:t xml:space="preserve"> </w:t>
@@ -6490,8 +7620,8 @@
       </w:r>
       <w:r>
         <w:rPr>
+          <w:iCs/>
           <w:i/>
-          <w:iCs/>
         </w:rPr>
         <w:t xml:space="preserve">Cell</w:t>
       </w:r>
@@ -6504,7 +7634,7 @@
       <w:r>
         <w:t xml:space="preserve"> </w:t>
       </w:r>
-      <w:hyperlink r:id="rId77">
+      <w:hyperlink r:id="rId103">
         <w:r>
           <w:rPr>
             <w:rStyle w:val="Hyperlink"/>
@@ -6516,17 +7646,14 @@
         <w:t xml:space="preserve">.</w:t>
       </w:r>
     </w:p>
-    <w:bookmarkEnd w:id="78"/>
-    <w:bookmarkStart w:id="80" w:name="ref-subramanian2005"/>
+    <w:bookmarkEnd w:id="104"/>
+    <w:bookmarkStart w:id="106" w:name="ref-subramanian2005"/>
     <w:p>
       <w:pPr>
         <w:pStyle w:val="Bibliography"/>
       </w:pPr>
       <w:r>
-        <w:t xml:space="preserve">Subramanian, Aravind, Pablo Tamayo, Vamsi K Mootha, et al.</w:t>
-      </w:r>
-      <w:r>
-        <w:t xml:space="preserve"> 2005.</w:t>
+        <w:t xml:space="preserve">Subramanian, Aravind, Pablo Tamayo, Vamsi K Mootha, Sayan Mukherjee, Benjamin L Ebert, Michael A Gillette, Amanda Paulovich, et al. 2005.</w:t>
       </w:r>
       <w:r>
         <w:t xml:space="preserve"> </w:t>
@@ -6539,8 +7666,8 @@
       </w:r>
       <w:r>
         <w:rPr>
+          <w:iCs/>
           <w:i/>
-          <w:iCs/>
         </w:rPr>
         <w:t xml:space="preserve">Proceedings of the National Academy of Sciences</w:t>
       </w:r>
@@ -6553,7 +7680,7 @@
       <w:r>
         <w:t xml:space="preserve"> </w:t>
       </w:r>
-      <w:hyperlink r:id="rId79">
+      <w:hyperlink r:id="rId105">
         <w:r>
           <w:rPr>
             <w:rStyle w:val="Hyperlink"/>
@@ -6565,17 +7692,14 @@
         <w:t xml:space="preserve">.</w:t>
       </w:r>
     </w:p>
-    <w:bookmarkEnd w:id="80"/>
-    <w:bookmarkStart w:id="82" w:name="ref-szklarczyk2023"/>
+    <w:bookmarkEnd w:id="106"/>
+    <w:bookmarkStart w:id="108" w:name="ref-szklarczyk2023"/>
     <w:p>
       <w:pPr>
         <w:pStyle w:val="Bibliography"/>
       </w:pPr>
       <w:r>
-        <w:t xml:space="preserve">Szklarczyk, Damian, Rebecca Kirsch, Mikaela Koutrouli, et al.</w:t>
-      </w:r>
-      <w:r>
-        <w:t xml:space="preserve"> 2023.</w:t>
+        <w:t xml:space="preserve">Szklarczyk, Damian, Rebecca Kirsch, Mikaela Koutrouli, Katerina Nastou, Farrokh Mehryary, Radja Hachilif, Annika L Gable, et al. 2023.</w:t>
       </w:r>
       <w:r>
         <w:t xml:space="preserve"> </w:t>
@@ -6588,8 +7712,8 @@
       </w:r>
       <w:r>
         <w:rPr>
+          <w:iCs/>
           <w:i/>
-          <w:iCs/>
         </w:rPr>
         <w:t xml:space="preserve">Nucleic Acids Research</w:t>
       </w:r>
@@ -6602,7 +7726,7 @@
       <w:r>
         <w:t xml:space="preserve"> </w:t>
       </w:r>
-      <w:hyperlink r:id="rId81">
+      <w:hyperlink r:id="rId107">
         <w:r>
           <w:rPr>
             <w:rStyle w:val="Hyperlink"/>
@@ -6614,17 +7738,14 @@
         <w:t xml:space="preserve">.</w:t>
       </w:r>
     </w:p>
-    <w:bookmarkEnd w:id="82"/>
-    <w:bookmarkStart w:id="84" w:name="ref-tanoli2025"/>
+    <w:bookmarkEnd w:id="108"/>
+    <w:bookmarkStart w:id="110" w:name="ref-tanoli2025"/>
     <w:p>
       <w:pPr>
         <w:pStyle w:val="Bibliography"/>
       </w:pPr>
       <w:r>
-        <w:t xml:space="preserve">Tanoli, Ziaurrehman, Adrià Fernández-Torras, Umut Onur Özcan, Aleksandr Kushnir, Kristen Michelle Nader, et al.</w:t>
-      </w:r>
-      <w:r>
-        <w:t xml:space="preserve"> 2025.</w:t>
+        <w:t xml:space="preserve">Tanoli, Ziaurrehman, Adrià Fernández-Torras, Umut Onur Özcan, Aleksandr Kushnir, Kristen Michelle Nader, et al. 2025.</w:t>
       </w:r>
       <w:r>
         <w:t xml:space="preserve"> </w:t>
@@ -6637,8 +7758,8 @@
       </w:r>
       <w:r>
         <w:rPr>
+          <w:iCs/>
           <w:i/>
-          <w:iCs/>
         </w:rPr>
         <w:t xml:space="preserve">Nature Reviews Drug Discovery</w:t>
       </w:r>
@@ -6651,7 +7772,7 @@
       <w:r>
         <w:t xml:space="preserve"> </w:t>
       </w:r>
-      <w:hyperlink r:id="rId83">
+      <w:hyperlink r:id="rId109">
         <w:r>
           <w:rPr>
             <w:rStyle w:val="Hyperlink"/>
@@ -6663,17 +7784,14 @@
         <w:t xml:space="preserve">.</w:t>
       </w:r>
     </w:p>
-    <w:bookmarkEnd w:id="84"/>
-    <w:bookmarkStart w:id="86" w:name="ref-uppaluri2025"/>
+    <w:bookmarkEnd w:id="110"/>
+    <w:bookmarkStart w:id="112" w:name="ref-uppaluri2025"/>
     <w:p>
       <w:pPr>
         <w:pStyle w:val="Bibliography"/>
       </w:pPr>
       <w:r>
-        <w:t xml:space="preserve">Uppaluri, Ravindra, Robert I Haddad, Yungan Tao, et al.</w:t>
-      </w:r>
-      <w:r>
-        <w:t xml:space="preserve"> 2025.</w:t>
+        <w:t xml:space="preserve">Uppaluri, Ravindra, Robert I Haddad, Yungan Tao, et al. 2025.</w:t>
       </w:r>
       <w:r>
         <w:t xml:space="preserve"> </w:t>
@@ -6686,8 +7804,8 @@
       </w:r>
       <w:r>
         <w:rPr>
+          <w:iCs/>
           <w:i/>
-          <w:iCs/>
         </w:rPr>
         <w:t xml:space="preserve">New England Journal of Medicine</w:t>
       </w:r>
@@ -6700,7 +7818,7 @@
       <w:r>
         <w:t xml:space="preserve"> </w:t>
       </w:r>
-      <w:hyperlink r:id="rId85">
+      <w:hyperlink r:id="rId111">
         <w:r>
           <w:rPr>
             <w:rStyle w:val="Hyperlink"/>
@@ -6712,17 +7830,14 @@
         <w:t xml:space="preserve">.</w:t>
       </w:r>
     </w:p>
-    <w:bookmarkEnd w:id="86"/>
-    <w:bookmarkStart w:id="88" w:name="ref-wu2021"/>
+    <w:bookmarkEnd w:id="112"/>
+    <w:bookmarkStart w:id="114" w:name="ref-wu2021"/>
     <w:p>
       <w:pPr>
         <w:pStyle w:val="Bibliography"/>
       </w:pPr>
       <w:r>
-        <w:t xml:space="preserve">Wu, Tianzhi, Erqiang Hu, Shuangbin Xu, et al.</w:t>
-      </w:r>
-      <w:r>
-        <w:t xml:space="preserve"> 2021.</w:t>
+        <w:t xml:space="preserve">Wu, Tianzhi, Erqiang Hu, Shuangbin Xu, Meijun Chen, Pingfan Guo, Zehan Dai, Tingze Feng, et al. 2021.</w:t>
       </w:r>
       <w:r>
         <w:t xml:space="preserve"> </w:t>
@@ -6735,8 +7850,8 @@
       </w:r>
       <w:r>
         <w:rPr>
+          <w:iCs/>
           <w:i/>
-          <w:iCs/>
         </w:rPr>
         <w:t xml:space="preserve">The Innovation</w:t>
       </w:r>
@@ -6749,7 +7864,7 @@
       <w:r>
         <w:t xml:space="preserve"> </w:t>
       </w:r>
-      <w:hyperlink r:id="rId87">
+      <w:hyperlink r:id="rId113">
         <w:r>
           <w:rPr>
             <w:rStyle w:val="Hyperlink"/>
@@ -6761,9 +7876,55 @@
         <w:t xml:space="preserve">.</w:t>
       </w:r>
     </w:p>
-    <w:bookmarkEnd w:id="88"/>
-    <w:bookmarkEnd w:id="89"/>
-    <w:bookmarkEnd w:id="90"/>
+    <w:bookmarkEnd w:id="114"/>
+    <w:bookmarkStart w:id="116" w:name="ref-zang2012"/>
+    <w:p>
+      <w:pPr>
+        <w:pStyle w:val="Bibliography"/>
+      </w:pPr>
+      <w:r>
+        <w:t xml:space="preserve">Zang, Yan, Sufi M Thomas, Elena T Chan, Christopher J Kirk, Maria L Freilino, Hannah M DeLancey, Jennifer R Grandis, Changyou Li, and Daniel E Johnson. 2012.</w:t>
+      </w:r>
+      <w:r>
+        <w:t xml:space="preserve"> </w:t>
+      </w:r>
+      <w:r>
+        <w:t xml:space="preserve">“The Next Generation Proteasome Inhibitors Carfilzomib and Oprozomib Activate Prosurvival Autophagy via Induction of the Unfolded Protein Response and ATF4.”</w:t>
+      </w:r>
+      <w:r>
+        <w:t xml:space="preserve"> </w:t>
+      </w:r>
+      <w:r>
+        <w:rPr>
+          <w:iCs/>
+          <w:i/>
+        </w:rPr>
+        <w:t xml:space="preserve">Autophagy</w:t>
+      </w:r>
+      <w:r>
+        <w:t xml:space="preserve"> </w:t>
+      </w:r>
+      <w:r>
+        <w:t xml:space="preserve">8 (12): 1873–74.</w:t>
+      </w:r>
+      <w:r>
+        <w:t xml:space="preserve"> </w:t>
+      </w:r>
+      <w:hyperlink r:id="rId115">
+        <w:r>
+          <w:rPr>
+            <w:rStyle w:val="Hyperlink"/>
+          </w:rPr>
+          <w:t xml:space="preserve">https://doi.org/10.4161/auto.22185</w:t>
+        </w:r>
+      </w:hyperlink>
+      <w:r>
+        <w:t xml:space="preserve">.</w:t>
+      </w:r>
+    </w:p>
+    <w:bookmarkEnd w:id="116"/>
+    <w:bookmarkEnd w:id="117"/>
+    <w:bookmarkEnd w:id="118"/>
     <w:sectPr>
       <w:footnotePr>
         <w:numRestart w:val="eachSect"/>
@@ -6799,14 +7960,14 @@
 <file path=word/numbering.xml><?xml version="1.0" encoding="utf-8"?>
 <w:numbering xmlns:w="http://schemas.openxmlformats.org/wordprocessingml/2006/main">
   <w:abstractNum w:abstractNumId="990">
-    <w:nsid w:val="0000A990"/>
+    <w:nsid w:val="A990"/>
     <w:multiLevelType w:val="multilevel"/>
     <w:lvl w:ilvl="0">
       <w:numFmt w:val="bullet"/>
       <w:lvlText w:val=" "/>
       <w:lvlJc w:val="left"/>
       <w:pPr>
-        <w:ind w:left="720" w:hanging="360"/>
+        <w:ind w:left="720" w:hanging="480"/>
       </w:pPr>
     </w:lvl>
     <w:lvl w:ilvl="1">
@@ -6814,7 +7975,7 @@
       <w:lvlText w:val=" "/>
       <w:lvlJc w:val="left"/>
       <w:pPr>
-        <w:ind w:left="1440" w:hanging="360"/>
+        <w:ind w:left="1440" w:hanging="480"/>
       </w:pPr>
     </w:lvl>
     <w:lvl w:ilvl="2">
@@ -6822,7 +7983,7 @@
       <w:lvlText w:val=" "/>
       <w:lvlJc w:val="left"/>
       <w:pPr>
-        <w:ind w:left="2160" w:hanging="360"/>
+        <w:ind w:left="2160" w:hanging="480"/>
       </w:pPr>
     </w:lvl>
     <w:lvl w:ilvl="3">
@@ -6830,7 +7991,7 @@
       <w:lvlText w:val=" "/>
       <w:lvlJc w:val="left"/>
       <w:pPr>
-        <w:ind w:left="2880" w:hanging="360"/>
+        <w:ind w:left="2880" w:hanging="480"/>
       </w:pPr>
     </w:lvl>
     <w:lvl w:ilvl="4">
@@ -6838,7 +7999,7 @@
       <w:lvlText w:val=" "/>
       <w:lvlJc w:val="left"/>
       <w:pPr>
-        <w:ind w:left="3600" w:hanging="360"/>
+        <w:ind w:left="3600" w:hanging="480"/>
       </w:pPr>
     </w:lvl>
     <w:lvl w:ilvl="5">
@@ -6846,7 +8007,7 @@
       <w:lvlText w:val=" "/>
       <w:lvlJc w:val="left"/>
       <w:pPr>
-        <w:ind w:left="4320" w:hanging="360"/>
+        <w:ind w:left="4320" w:hanging="480"/>
       </w:pPr>
     </w:lvl>
     <w:lvl w:ilvl="6">
@@ -6854,7 +8015,7 @@
       <w:lvlText w:val=" "/>
       <w:lvlJc w:val="left"/>
       <w:pPr>
-        <w:ind w:left="5040" w:hanging="360"/>
+        <w:ind w:left="5040" w:hanging="480"/>
       </w:pPr>
     </w:lvl>
     <w:lvl w:ilvl="7">
@@ -6862,7 +8023,7 @@
       <w:lvlText w:val=" "/>
       <w:lvlJc w:val="left"/>
       <w:pPr>
-        <w:ind w:left="5760" w:hanging="360"/>
+        <w:ind w:left="5760" w:hanging="480"/>
       </w:pPr>
     </w:lvl>
     <w:lvl w:ilvl="8">
@@ -6870,12 +8031,12 @@
       <w:lvlText w:val=" "/>
       <w:lvlJc w:val="left"/>
       <w:pPr>
-        <w:ind w:left="6480" w:hanging="360"/>
+        <w:ind w:left="6480" w:hanging="480"/>
       </w:pPr>
     </w:lvl>
   </w:abstractNum>
   <w:abstractNum w:abstractNumId="99831">
-    <w:nsid w:val="00A99831"/>
+    <w:nsid w:val="A99831"/>
     <w:multiLevelType w:val="multilevel"/>
     <w:lvl w:ilvl="0">
       <w:start w:val="1"/>
@@ -6883,7 +8044,7 @@
       <w:lvlText w:val="(%1)"/>
       <w:lvlJc w:val="left"/>
       <w:pPr>
-        <w:ind w:left="720" w:hanging="360"/>
+        <w:ind w:left="720" w:hanging="480"/>
       </w:pPr>
     </w:lvl>
     <w:lvl w:ilvl="1">
@@ -6892,7 +8053,7 @@
       <w:lvlText w:val="(%2)"/>
       <w:lvlJc w:val="left"/>
       <w:pPr>
-        <w:ind w:left="1440" w:hanging="360"/>
+        <w:ind w:left="1440" w:hanging="480"/>
       </w:pPr>
     </w:lvl>
     <w:lvl w:ilvl="2">
@@ -6901,7 +8062,7 @@
       <w:lvlText w:val="(%3)"/>
       <w:lvlJc w:val="left"/>
       <w:pPr>
-        <w:ind w:left="2160" w:hanging="360"/>
+        <w:ind w:left="2160" w:hanging="480"/>
       </w:pPr>
     </w:lvl>
     <w:lvl w:ilvl="3">
@@ -6910,7 +8071,7 @@
       <w:lvlText w:val="(%4)"/>
       <w:lvlJc w:val="left"/>
       <w:pPr>
-        <w:ind w:left="2880" w:hanging="360"/>
+        <w:ind w:left="2880" w:hanging="480"/>
       </w:pPr>
     </w:lvl>
     <w:lvl w:ilvl="4">
@@ -6919,7 +8080,7 @@
       <w:lvlText w:val="(%5)"/>
       <w:lvlJc w:val="left"/>
       <w:pPr>
-        <w:ind w:left="3600" w:hanging="360"/>
+        <w:ind w:left="3600" w:hanging="480"/>
       </w:pPr>
     </w:lvl>
     <w:lvl w:ilvl="5">
@@ -6928,7 +8089,7 @@
       <w:lvlText w:val="(%6)"/>
       <w:lvlJc w:val="left"/>
       <w:pPr>
-        <w:ind w:left="4320" w:hanging="360"/>
+        <w:ind w:left="4320" w:hanging="480"/>
       </w:pPr>
     </w:lvl>
     <w:lvl w:ilvl="6">
@@ -6937,7 +8098,7 @@
       <w:lvlText w:val="(%7)"/>
       <w:lvlJc w:val="left"/>
       <w:pPr>
-        <w:ind w:left="5040" w:hanging="360"/>
+        <w:ind w:left="5040" w:hanging="480"/>
       </w:pPr>
     </w:lvl>
     <w:lvl w:ilvl="7">
@@ -6946,7 +8107,7 @@
       <w:lvlText w:val="(%8)"/>
       <w:lvlJc w:val="left"/>
       <w:pPr>
-        <w:ind w:left="5760" w:hanging="360"/>
+        <w:ind w:left="5760" w:hanging="480"/>
       </w:pPr>
     </w:lvl>
     <w:lvl w:ilvl="8">
@@ -6955,7 +8116,7 @@
       <w:lvlText w:val="(%9)"/>
       <w:lvlJc w:val="left"/>
       <w:pPr>
-        <w:ind w:left="6480" w:hanging="360"/>
+        <w:ind w:left="6480" w:hanging="480"/>
       </w:pPr>
     </w:lvl>
   </w:abstractNum>
@@ -7730,8 +8891,8 @@
     <w:name w:val="KeywordTok"/>
     <w:basedOn w:val="VerbatimChar"/>
     <w:rPr>
+      <w:color w:val="007020"/>
       <w:b/>
-      <w:color w:val="007020"/>
     </w:rPr>
   </w:style>
   <w:style w:type="character" w:customStyle="1" w:styleId="DataTypeTok">
@@ -7808,42 +8969,42 @@
     <w:name w:val="ImportTok"/>
     <w:basedOn w:val="VerbatimChar"/>
     <w:rPr>
+      <w:color w:val="008000"/>
       <w:b/>
-      <w:color w:val="008000"/>
     </w:rPr>
   </w:style>
   <w:style w:type="character" w:customStyle="1" w:styleId="CommentTok">
     <w:name w:val="CommentTok"/>
     <w:basedOn w:val="VerbatimChar"/>
     <w:rPr>
+      <w:color w:val="60a0b0"/>
       <w:i/>
-      <w:color w:val="60a0b0"/>
     </w:rPr>
   </w:style>
   <w:style w:type="character" w:customStyle="1" w:styleId="DocumentationTok">
     <w:name w:val="DocumentationTok"/>
     <w:basedOn w:val="VerbatimChar"/>
     <w:rPr>
+      <w:color w:val="ba2121"/>
       <w:i/>
-      <w:color w:val="ba2121"/>
     </w:rPr>
   </w:style>
   <w:style w:type="character" w:customStyle="1" w:styleId="AnnotationTok">
     <w:name w:val="AnnotationTok"/>
     <w:basedOn w:val="VerbatimChar"/>
     <w:rPr>
+      <w:color w:val="60a0b0"/>
       <w:b/>
       <w:i/>
-      <w:color w:val="60a0b0"/>
     </w:rPr>
   </w:style>
   <w:style w:type="character" w:customStyle="1" w:styleId="CommentVarTok">
     <w:name w:val="CommentVarTok"/>
     <w:basedOn w:val="VerbatimChar"/>
     <w:rPr>
+      <w:color w:val="60a0b0"/>
       <w:b/>
       <w:i/>
-      <w:color w:val="60a0b0"/>
     </w:rPr>
   </w:style>
   <w:style w:type="character" w:customStyle="1" w:styleId="OtherTok">
@@ -7871,8 +9032,8 @@
     <w:name w:val="ControlFlowTok"/>
     <w:basedOn w:val="VerbatimChar"/>
     <w:rPr>
+      <w:color w:val="007020"/>
       <w:b/>
-      <w:color w:val="007020"/>
     </w:rPr>
   </w:style>
   <w:style w:type="character" w:customStyle="1" w:styleId="OperatorTok">
@@ -7917,34 +9078,34 @@
     <w:name w:val="InformationTok"/>
     <w:basedOn w:val="VerbatimChar"/>
     <w:rPr>
+      <w:color w:val="60a0b0"/>
       <w:b/>
       <w:i/>
-      <w:color w:val="60a0b0"/>
     </w:rPr>
   </w:style>
   <w:style w:type="character" w:customStyle="1" w:styleId="WarningTok">
     <w:name w:val="WarningTok"/>
     <w:basedOn w:val="VerbatimChar"/>
     <w:rPr>
+      <w:color w:val="60a0b0"/>
       <w:b/>
       <w:i/>
-      <w:color w:val="60a0b0"/>
     </w:rPr>
   </w:style>
   <w:style w:type="character" w:customStyle="1" w:styleId="AlertTok">
     <w:name w:val="AlertTok"/>
     <w:basedOn w:val="VerbatimChar"/>
     <w:rPr>
+      <w:color w:val="ff0000"/>
       <w:b/>
-      <w:color w:val="ff0000"/>
     </w:rPr>
   </w:style>
   <w:style w:type="character" w:customStyle="1" w:styleId="ErrorTok">
     <w:name w:val="ErrorTok"/>
     <w:basedOn w:val="VerbatimChar"/>
     <w:rPr>
+      <w:color w:val="ff0000"/>
       <w:b/>
-      <w:color w:val="ff0000"/>
     </w:rPr>
   </w:style>
   <w:style w:type="character" w:customStyle="1" w:styleId="NormalTok">

--- a/docs/manuscript/manuscript_PREVIEW.docx
+++ b/docs/manuscript/manuscript_PREVIEW.docx
@@ -2,7 +2,7 @@
 <file path=word/document.xml><?xml version="1.0" encoding="utf-8"?>
 <w:document xmlns:w="http://schemas.openxmlformats.org/wordprocessingml/2006/main" xmlns:m="http://schemas.openxmlformats.org/officeDocument/2006/math" xmlns:r="http://schemas.openxmlformats.org/officeDocument/2006/relationships" xmlns:o="urn:schemas-microsoft-com:office:office" xmlns:v="urn:schemas-microsoft-com:vml" xmlns:w10="urn:schemas-microsoft-com:office:word" xmlns:a="http://schemas.openxmlformats.org/drawingml/2006/main" xmlns:pic="http://schemas.openxmlformats.org/drawingml/2006/picture" xmlns:wp="http://schemas.openxmlformats.org/drawingml/2006/wordprocessingDrawing">
   <w:body>
-    <w:bookmarkStart w:id="38" w:name="X7df104631777e44d6eb0fc0c46edb5233ca053f"/>
+    <w:bookmarkStart w:id="27" w:name="X7df104631777e44d6eb0fc0c46edb5233ca053f"/>
     <w:p>
       <w:pPr>
         <w:pStyle w:val="Heading1"/>
@@ -19,7 +19,7 @@
         <w:t xml:space="preserve">Partial preview for pipeline testing: Introduction, Methods, Results, Discussion, main-body figures (Fig 1-6) and the prioritized-candidate main table (Table 1). Abstract, Title and complete Methods/Results citations are pending (WRITING_PLAN.md steps 6-8). Citations shown are PubMed-verified; the bibliography is generated by pandoc / scanned in Zotero.</w:t>
       </w:r>
     </w:p>
-    <w:bookmarkStart w:id="20" w:name="introduction"/>
+    <w:bookmarkStart w:id="9" w:name="introduction"/>
     <w:p>
       <w:pPr>
         <w:pStyle w:val="Heading2"/>
@@ -113,7 +113,16 @@
         <w:t xml:space="preserve"> </w:t>
       </w:r>
       <w:r>
-        <w:t xml:space="preserve">(Burtness et al. 2019)</w:t>
+        <w:t xml:space="preserve">(</w:t>
+      </w:r>
+      <w:r>
+        <w:t xml:space="preserve">Burtness et al.</w:t>
+      </w:r>
+      <w:r>
+        <w:t xml:space="preserve"> </w:t>
+      </w:r>
+      <w:r>
+        <w:t xml:space="preserve">2019)</w:t>
       </w:r>
       <w:r>
         <w:t xml:space="preserve"> </w:t>
@@ -137,7 +146,16 @@
         <w:t xml:space="preserve"> </w:t>
       </w:r>
       <w:r>
-        <w:t xml:space="preserve">(Uppaluri et al. 2025)</w:t>
+        <w:t xml:space="preserve">(</w:t>
+      </w:r>
+      <w:r>
+        <w:t xml:space="preserve">Uppaluri et al.</w:t>
+      </w:r>
+      <w:r>
+        <w:t xml:space="preserve"> </w:t>
+      </w:r>
+      <w:r>
+        <w:t xml:space="preserve">2025)</w:t>
       </w:r>
       <w:r>
         <w:t xml:space="preserve"> </w:t>
@@ -181,7 +199,16 @@
         <w:t xml:space="preserve"> </w:t>
       </w:r>
       <w:r>
-        <w:t xml:space="preserve">(Ang et al. 2010)</w:t>
+        <w:t xml:space="preserve">(</w:t>
+      </w:r>
+      <w:r>
+        <w:t xml:space="preserve">Ang et al.</w:t>
+      </w:r>
+      <w:r>
+        <w:t xml:space="preserve"> </w:t>
+      </w:r>
+      <w:r>
+        <w:t xml:space="preserve">2010)</w:t>
       </w:r>
       <w:r>
         <w:t xml:space="preserve"> </w:t>
@@ -223,7 +250,16 @@
         <w:t xml:space="preserve"> </w:t>
       </w:r>
       <w:r>
-        <w:t xml:space="preserve">(Huang et al. 2021)</w:t>
+        <w:t xml:space="preserve">(</w:t>
+      </w:r>
+      <w:r>
+        <w:t xml:space="preserve">Huang et al.</w:t>
+      </w:r>
+      <w:r>
+        <w:t xml:space="preserve"> </w:t>
+      </w:r>
+      <w:r>
+        <w:t xml:space="preserve">2021)</w:t>
       </w:r>
     </w:p>
     <w:p>
@@ -255,7 +291,28 @@
         <w:t xml:space="preserve"> </w:t>
       </w:r>
       <w:r>
-        <w:t xml:space="preserve">(Pushpakom et al. 2019; Tanoli et al. 2025)</w:t>
+        <w:t xml:space="preserve">(</w:t>
+      </w:r>
+      <w:r>
+        <w:t xml:space="preserve">Pushpakom et al.</w:t>
+      </w:r>
+      <w:r>
+        <w:t xml:space="preserve"> </w:t>
+      </w:r>
+      <w:r>
+        <w:t xml:space="preserve">2019;</w:t>
+      </w:r>
+      <w:r>
+        <w:t xml:space="preserve"> </w:t>
+      </w:r>
+      <w:r>
+        <w:t xml:space="preserve">Tanoli et al.</w:t>
+      </w:r>
+      <w:r>
+        <w:t xml:space="preserve"> </w:t>
+      </w:r>
+      <w:r>
+        <w:t xml:space="preserve">2025)</w:t>
       </w:r>
       <w:r>
         <w:t xml:space="preserve"> </w:t>
@@ -273,7 +330,28 @@
         <w:t xml:space="preserve"> </w:t>
       </w:r>
       <w:r>
-        <w:t xml:space="preserve">(Lamb et al. 2006; Subramanian et al. 2017; Marino et al. 2025)</w:t>
+        <w:t xml:space="preserve">(</w:t>
+      </w:r>
+      <w:r>
+        <w:t xml:space="preserve">Lamb et al.</w:t>
+      </w:r>
+      <w:r>
+        <w:t xml:space="preserve"> </w:t>
+      </w:r>
+      <w:r>
+        <w:t xml:space="preserve">2006;</w:t>
+      </w:r>
+      <w:r>
+        <w:t xml:space="preserve"> </w:t>
+      </w:r>
+      <w:r>
+        <w:t xml:space="preserve">Subramanian et al.</w:t>
+      </w:r>
+      <w:r>
+        <w:t xml:space="preserve"> </w:t>
+      </w:r>
+      <w:r>
+        <w:t xml:space="preserve">2017; Marino et al. 2025)</w:t>
       </w:r>
       <w:r>
         <w:t xml:space="preserve">, while target-centric selection often relies on the size of</w:t>
@@ -300,7 +378,7 @@
         <w:t xml:space="preserve"> </w:t>
       </w:r>
       <w:r>
-        <w:t xml:space="preserve">(Barabási, Gulbahce, and Loscalzo 2011)</w:t>
+        <w:t xml:space="preserve">(Barabási et al. 2011)</w:t>
       </w:r>
       <w:r>
         <w:t xml:space="preserve">, and it leaves aside</w:t>
@@ -398,8 +476,8 @@
         <w:t xml:space="preserve">new, biologically interpretable vulnerabilities with translational potential.</w:t>
       </w:r>
     </w:p>
-    <w:bookmarkEnd w:id="20"/>
-    <w:bookmarkStart w:id="29" w:name="methods"/>
+    <w:bookmarkEnd w:id="9"/>
+    <w:bookmarkStart w:id="18" w:name="methods"/>
     <w:p>
       <w:pPr>
         <w:pStyle w:val="Heading2"/>
@@ -408,7 +486,7 @@
         <w:t xml:space="preserve">Methods</w:t>
       </w:r>
     </w:p>
-    <w:bookmarkStart w:id="21" w:name="X507864d58becb81b3eabdd876d38b9b6f4db955"/>
+    <w:bookmarkStart w:id="10" w:name="X507864d58becb81b3eabdd876d38b9b6f4db955"/>
     <w:p>
       <w:pPr>
         <w:pStyle w:val="Heading3"/>
@@ -488,7 +566,16 @@
         <w:t xml:space="preserve"> </w:t>
       </w:r>
       <w:r>
-        <w:t xml:space="preserve">(Wu et al. 2021)</w:t>
+        <w:t xml:space="preserve">(</w:t>
+      </w:r>
+      <w:r>
+        <w:t xml:space="preserve">Wu et al.</w:t>
+      </w:r>
+      <w:r>
+        <w:t xml:space="preserve"> </w:t>
+      </w:r>
+      <w:r>
+        <w:t xml:space="preserve">2021)</w:t>
       </w:r>
       <w:r>
         <w:t xml:space="preserve"> </w:t>
@@ -545,8 +632,8 @@
         <w:t xml:space="preserve">unchanged (Table S2).</w:t>
       </w:r>
     </w:p>
-    <w:bookmarkEnd w:id="21"/>
-    <w:bookmarkStart w:id="22" w:name="functional-enrichment"/>
+    <w:bookmarkEnd w:id="10"/>
+    <w:bookmarkStart w:id="11" w:name="functional-enrichment"/>
     <w:p>
       <w:pPr>
         <w:pStyle w:val="Heading3"/>
@@ -566,7 +653,16 @@
         <w:t xml:space="preserve"> </w:t>
       </w:r>
       <w:r>
-        <w:t xml:space="preserve">(Subramanian et al. 2005)</w:t>
+        <w:t xml:space="preserve">(</w:t>
+      </w:r>
+      <w:r>
+        <w:t xml:space="preserve">Subramanian et al.</w:t>
+      </w:r>
+      <w:r>
+        <w:t xml:space="preserve"> </w:t>
+      </w:r>
+      <w:r>
+        <w:t xml:space="preserve">2005)</w:t>
       </w:r>
       <w:r>
         <w:t xml:space="preserve"> </w:t>
@@ -593,8 +689,8 @@
         <w:t xml:space="preserve">adjusted p &lt; 0.05; fixed seed for reproducible permutations).</w:t>
       </w:r>
     </w:p>
-    <w:bookmarkEnd w:id="22"/>
-    <w:bookmarkStart w:id="23" w:name="drugtarget-mapping-and-integration"/>
+    <w:bookmarkEnd w:id="11"/>
+    <w:bookmarkStart w:id="12" w:name="drugtarget-mapping-and-integration"/>
     <w:p>
       <w:pPr>
         <w:pStyle w:val="Heading3"/>
@@ -632,7 +728,16 @@
         <w:t xml:space="preserve"> </w:t>
       </w:r>
       <w:r>
-        <w:t xml:space="preserve">(Mendez et al. 2019)</w:t>
+        <w:t xml:space="preserve">(</w:t>
+      </w:r>
+      <w:r>
+        <w:t xml:space="preserve">Mendez et al.</w:t>
+      </w:r>
+      <w:r>
+        <w:t xml:space="preserve"> </w:t>
+      </w:r>
+      <w:r>
+        <w:t xml:space="preserve">2019)</w:t>
       </w:r>
       <w:r>
         <w:t xml:space="preserve"> </w:t>
@@ -644,7 +749,16 @@
         <w:t xml:space="preserve"> </w:t>
       </w:r>
       <w:r>
-        <w:t xml:space="preserve">(Ochoa et al. 2021)</w:t>
+        <w:t xml:space="preserve">(</w:t>
+      </w:r>
+      <w:r>
+        <w:t xml:space="preserve">Ochoa et al.</w:t>
+      </w:r>
+      <w:r>
+        <w:t xml:space="preserve"> </w:t>
+      </w:r>
+      <w:r>
+        <w:t xml:space="preserve">2021)</w:t>
       </w:r>
       <w:r>
         <w:t xml:space="preserve"> </w:t>
@@ -731,8 +845,8 @@
         <w:t xml:space="preserve">removal of a curated exclusion list.</w:t>
       </w:r>
     </w:p>
-    <w:bookmarkEnd w:id="23"/>
-    <w:bookmarkStart w:id="24" w:name="proteinprotein-interaction-network"/>
+    <w:bookmarkEnd w:id="12"/>
+    <w:bookmarkStart w:id="13" w:name="proteinprotein-interaction-network"/>
     <w:p>
       <w:pPr>
         <w:pStyle w:val="Heading3"/>
@@ -758,7 +872,16 @@
         <w:t xml:space="preserve"> </w:t>
       </w:r>
       <w:r>
-        <w:t xml:space="preserve">(Szklarczyk et al. 2023)</w:t>
+        <w:t xml:space="preserve">(</w:t>
+      </w:r>
+      <w:r>
+        <w:t xml:space="preserve">Szklarczyk et al.</w:t>
+      </w:r>
+      <w:r>
+        <w:t xml:space="preserve"> </w:t>
+      </w:r>
+      <w:r>
+        <w:t xml:space="preserve">2023)</w:t>
       </w:r>
       <w:r>
         <w:t xml:space="preserve"> </w:t>
@@ -797,8 +920,8 @@
         <w:t xml:space="preserve">druggable hubs only; or below threshold).</w:t>
       </w:r>
     </w:p>
-    <w:bookmarkEnd w:id="24"/>
-    <w:bookmarkStart w:id="25" w:name="X7ce957a7690d2b853bda9e15015edb572eafc2c"/>
+    <w:bookmarkEnd w:id="13"/>
+    <w:bookmarkStart w:id="14" w:name="X7ce957a7690d2b853bda9e15015edb572eafc2c"/>
     <w:p>
       <w:pPr>
         <w:pStyle w:val="Heading3"/>
@@ -918,8 +1041,8 @@
         <w:t xml:space="preserve">tie-breaker among agents sharing a target.</w:t>
       </w:r>
     </w:p>
-    <w:bookmarkEnd w:id="25"/>
-    <w:bookmarkStart w:id="26" w:name="robustness"/>
+    <w:bookmarkEnd w:id="14"/>
+    <w:bookmarkStart w:id="15" w:name="robustness"/>
     <w:p>
       <w:pPr>
         <w:pStyle w:val="Heading3"/>
@@ -966,8 +1089,8 @@
         <w:t xml:space="preserve">permutation p-value.</w:t>
       </w:r>
     </w:p>
-    <w:bookmarkEnd w:id="26"/>
-    <w:bookmarkStart w:id="27" w:name="X64b44461957c12521484b842e13a272e3266eb7"/>
+    <w:bookmarkEnd w:id="15"/>
+    <w:bookmarkStart w:id="16" w:name="X64b44461957c12521484b842e13a272e3266eb7"/>
     <w:p>
       <w:pPr>
         <w:pStyle w:val="Heading3"/>
@@ -993,7 +1116,16 @@
         <w:t xml:space="preserve"> </w:t>
       </w:r>
       <w:r>
-        <w:t xml:space="preserve">(Huang et al. 2021)</w:t>
+        <w:t xml:space="preserve">(</w:t>
+      </w:r>
+      <w:r>
+        <w:t xml:space="preserve">Huang et al.</w:t>
+      </w:r>
+      <w:r>
+        <w:t xml:space="preserve"> </w:t>
+      </w:r>
+      <w:r>
+        <w:t xml:space="preserve">2021)</w:t>
       </w:r>
       <w:r>
         <w:t xml:space="preserve">) was retrieved with the</w:t>
@@ -1056,8 +1188,8 @@
         <w:t xml:space="preserve">annotated per target).</w:t>
       </w:r>
     </w:p>
-    <w:bookmarkEnd w:id="27"/>
-    <w:bookmarkStart w:id="28" w:name="software-and-reproducibility"/>
+    <w:bookmarkEnd w:id="16"/>
+    <w:bookmarkStart w:id="17" w:name="software-and-reproducibility"/>
     <w:p>
       <w:pPr>
         <w:pStyle w:val="Heading3"/>
@@ -1110,9 +1242,9 @@
         <w:t xml:space="preserve">statement will be provided at submission.</w:t>
       </w:r>
     </w:p>
-    <w:bookmarkEnd w:id="28"/>
-    <w:bookmarkEnd w:id="29"/>
-    <w:bookmarkStart w:id="36" w:name="results"/>
+    <w:bookmarkEnd w:id="17"/>
+    <w:bookmarkEnd w:id="18"/>
+    <w:bookmarkStart w:id="25" w:name="results"/>
     <w:p>
       <w:pPr>
         <w:pStyle w:val="Heading2"/>
@@ -1121,7 +1253,7 @@
         <w:t xml:space="preserve">Results</w:t>
       </w:r>
     </w:p>
-    <w:bookmarkStart w:id="30" w:name="Xa5daa2bb187e1e8dfecc2ef96fa7f2aebb26deb"/>
+    <w:bookmarkStart w:id="19" w:name="Xa5daa2bb187e1e8dfecc2ef96fa7f2aebb26deb"/>
     <w:p>
       <w:pPr>
         <w:pStyle w:val="Heading3"/>
@@ -1230,8 +1362,8 @@
         <w:t xml:space="preserve">conclusions about the prioritized targets and the OXPHOS axis hold up regardless of tissue composition.</w:t>
       </w:r>
     </w:p>
-    <w:bookmarkEnd w:id="30"/>
-    <w:bookmarkStart w:id="31" w:name="multi-source-druggable-candidate-space"/>
+    <w:bookmarkEnd w:id="19"/>
+    <w:bookmarkStart w:id="20" w:name="multi-source-druggable-candidate-space"/>
     <w:p>
       <w:pPr>
         <w:pStyle w:val="Heading3"/>
@@ -1278,8 +1410,8 @@
         <w:t xml:space="preserve">plot confirmed that the candidates were not an artifact of any single database (Fig 3C).</w:t>
       </w:r>
     </w:p>
-    <w:bookmarkEnd w:id="31"/>
-    <w:bookmarkStart w:id="32" w:name="X667b2ef2f3d1c648f40f67b8885bf345af9cef5"/>
+    <w:bookmarkEnd w:id="20"/>
+    <w:bookmarkStart w:id="21" w:name="X667b2ef2f3d1c648f40f67b8885bf345af9cef5"/>
     <w:p>
       <w:pPr>
         <w:pStyle w:val="Heading3"/>
@@ -1386,8 +1518,8 @@
         <w:t xml:space="preserve">module; the OXPHOS and proteasome pillars share the names of their modules.</w:t>
       </w:r>
     </w:p>
-    <w:bookmarkEnd w:id="32"/>
-    <w:bookmarkStart w:id="33" w:name="X70074d69435daa689fddf7b24d5faf48dd08b02"/>
+    <w:bookmarkEnd w:id="21"/>
+    <w:bookmarkStart w:id="22" w:name="X70074d69435daa689fddf7b24d5faf48dd08b02"/>
     <w:p>
       <w:pPr>
         <w:pStyle w:val="Heading3"/>
@@ -1543,8 +1675,8 @@
         <w:t xml:space="preserve">modules is provided in Table S5, and candidate provenance in Table S3.</w:t>
       </w:r>
     </w:p>
-    <w:bookmarkEnd w:id="33"/>
-    <w:bookmarkStart w:id="34" w:name="X284fdd6315c372fde6cdcbc15acfe1a88046859"/>
+    <w:bookmarkEnd w:id="22"/>
+    <w:bookmarkStart w:id="23" w:name="X284fdd6315c372fde6cdcbc15acfe1a88046859"/>
     <w:p>
       <w:pPr>
         <w:pStyle w:val="Heading3"/>
@@ -1621,8 +1753,8 @@
         <w:t xml:space="preserve">efficacy or of the candidate rank order.</w:t>
       </w:r>
     </w:p>
-    <w:bookmarkEnd w:id="34"/>
-    <w:bookmarkStart w:id="35" w:name="robustness-of-the-ranking"/>
+    <w:bookmarkEnd w:id="23"/>
+    <w:bookmarkStart w:id="24" w:name="robustness-of-the-ranking"/>
     <w:p>
       <w:pPr>
         <w:pStyle w:val="Heading3"/>
@@ -1675,9 +1807,9 @@
         <w:t xml:space="preserve">(Table 1, robustness columns), defining a robust core panel.</w:t>
       </w:r>
     </w:p>
-    <w:bookmarkEnd w:id="35"/>
-    <w:bookmarkEnd w:id="36"/>
-    <w:bookmarkStart w:id="37" w:name="discussion"/>
+    <w:bookmarkEnd w:id="24"/>
+    <w:bookmarkEnd w:id="25"/>
+    <w:bookmarkStart w:id="26" w:name="discussion"/>
     <w:p>
       <w:pPr>
         <w:pStyle w:val="Heading2"/>
@@ -1703,7 +1835,28 @@
         <w:t xml:space="preserve"> </w:t>
       </w:r>
       <w:r>
-        <w:t xml:space="preserve">(Pushpakom et al. 2019; Tanoli et al. 2025)</w:t>
+        <w:t xml:space="preserve">(</w:t>
+      </w:r>
+      <w:r>
+        <w:t xml:space="preserve">Pushpakom et al.</w:t>
+      </w:r>
+      <w:r>
+        <w:t xml:space="preserve"> </w:t>
+      </w:r>
+      <w:r>
+        <w:t xml:space="preserve">2019;</w:t>
+      </w:r>
+      <w:r>
+        <w:t xml:space="preserve"> </w:t>
+      </w:r>
+      <w:r>
+        <w:t xml:space="preserve">Tanoli et al.</w:t>
+      </w:r>
+      <w:r>
+        <w:t xml:space="preserve"> </w:t>
+      </w:r>
+      <w:r>
+        <w:t xml:space="preserve">2025)</w:t>
       </w:r>
       <w:r>
         <w:t xml:space="preserve">. Starting from the proteomes of paired HNSCC tumors, this study</w:t>
@@ -1712,37 +1865,546 @@
         <w:t xml:space="preserve"> </w:t>
       </w:r>
       <w:r>
-        <w:t xml:space="preserve">proposes a credible, mechanistically organized shortlist of repurposing candidates that resolves</w:t>
-      </w:r>
-      <w:r>
-        <w:t xml:space="preserve"> </w:t>
-      </w:r>
-      <w:r>
-        <w:t xml:space="preserve">into interpretable therapeutic axes (EGFR, epigenetic, proteasome, and metabolic), each with a</w:t>
-      </w:r>
-      <w:r>
-        <w:t xml:space="preserve"> </w:t>
-      </w:r>
-      <w:r>
-        <w:t xml:space="preserve">biological rationale a translational reader can evaluate. Two observations argue for taking the</w:t>
-      </w:r>
-      <w:r>
-        <w:t xml:space="preserve"> </w:t>
-      </w:r>
-      <w:r>
-        <w:t xml:space="preserve">shortlist seriously. First, without disease-specific tuning, the analysis re-discovered the EGFR</w:t>
-      </w:r>
-      <w:r>
-        <w:t xml:space="preserve"> </w:t>
-      </w:r>
-      <w:r>
-        <w:t xml:space="preserve">axis, the molecular target with established approved therapy in HNSCC</w:t>
-      </w:r>
-      <w:r>
-        <w:t xml:space="preserve"> </w:t>
-      </w:r>
-      <w:r>
-        <w:t xml:space="preserve">(Burtness et al. 2019; Carosi et al. 2026)</w:t>
+        <w:t xml:space="preserve">delivers a mechanistically organized shortlist of repurposing candidates that resolves into four</w:t>
+      </w:r>
+      <w:r>
+        <w:t xml:space="preserve"> </w:t>
+      </w:r>
+      <w:r>
+        <w:t xml:space="preserve">interpretable therapeutic axes: EGFR (cetuximab and other anti-EGFR agents), epigenetic</w:t>
+      </w:r>
+      <w:r>
+        <w:t xml:space="preserve"> </w:t>
+      </w:r>
+      <w:r>
+        <w:t xml:space="preserve">(decitabine, azacitidine, tranylcypromine), proteasome (carfilzomib), and metabolic (metformin).</w:t>
+      </w:r>
+      <w:r>
+        <w:t xml:space="preserve"> </w:t>
+      </w:r>
+      <w:r>
+        <w:t xml:space="preserve">Two observations argue for taking the shortlist seriously. First, without disease-specific tuning,</w:t>
+      </w:r>
+      <w:r>
+        <w:t xml:space="preserve"> </w:t>
+      </w:r>
+      <w:r>
+        <w:t xml:space="preserve">the analysis re-discovered the EGFR axis, the only molecular target with established approved</w:t>
+      </w:r>
+      <w:r>
+        <w:t xml:space="preserve"> </w:t>
+      </w:r>
+      <w:r>
+        <w:t xml:space="preserve">therapy in HNSCC</w:t>
+      </w:r>
+      <w:r>
+        <w:t xml:space="preserve"> </w:t>
+      </w:r>
+      <w:r>
+        <w:t xml:space="preserve">(</w:t>
+      </w:r>
+      <w:r>
+        <w:t xml:space="preserve">Burtness et al.</w:t>
+      </w:r>
+      <w:r>
+        <w:t xml:space="preserve"> </w:t>
+      </w:r>
+      <w:r>
+        <w:t xml:space="preserve">2019; Carosi et al. 2026)</w:t>
+      </w:r>
+      <w:r>
+        <w:t xml:space="preserve">. Second, the direction of change in the prioritized</w:t>
+      </w:r>
+      <w:r>
+        <w:t xml:space="preserve"> </w:t>
+      </w:r>
+      <w:r>
+        <w:t xml:space="preserve">targets was reproduced across two independent cohorts. The prioritization that produced this</w:t>
+      </w:r>
+      <w:r>
+        <w:t xml:space="preserve"> </w:t>
+      </w:r>
+      <w:r>
+        <w:t xml:space="preserve">shortlist weighs where a target sits in the tumor protein network together with how deployable its</w:t>
+      </w:r>
+      <w:r>
+        <w:t xml:space="preserve"> </w:t>
+      </w:r>
+      <w:r>
+        <w:t xml:space="preserve">drug is, rather than fold-change magnitude alone; it is the means by which the candidates are</w:t>
+      </w:r>
+      <w:r>
+        <w:t xml:space="preserve"> </w:t>
+      </w:r>
+      <w:r>
+        <w:t xml:space="preserve">ranked, not the claim of the work.</w:t>
+      </w:r>
+    </w:p>
+    <w:p>
+      <w:pPr>
+        <w:pStyle w:val="BodyText"/>
+      </w:pPr>
+      <w:r>
+        <w:t xml:space="preserve">The unsupervised recovery of cetuximab at the top of the ranking (composite 0.73), accompanied by</w:t>
+      </w:r>
+      <w:r>
+        <w:t xml:space="preserve"> </w:t>
+      </w:r>
+      <w:r>
+        <w:t xml:space="preserve">other approved EGFR-directed agents, served as an internal positive control: a method that</w:t>
+      </w:r>
+      <w:r>
+        <w:t xml:space="preserve"> </w:t>
+      </w:r>
+      <w:r>
+        <w:t xml:space="preserve">independently elevates the established standard target is more credible when it also nominates less</w:t>
+      </w:r>
+      <w:r>
+        <w:t xml:space="preserve"> </w:t>
+      </w:r>
+      <w:r>
+        <w:t xml:space="preserve">obvious ones. The recovery is consistent with independent HNSCC analyses that converge on EGFR by</w:t>
+      </w:r>
+      <w:r>
+        <w:t xml:space="preserve"> </w:t>
+      </w:r>
+      <w:r>
+        <w:t xml:space="preserve">different routes, including single-cell nominations of anti-EGFR agents</w:t>
+      </w:r>
+      <w:r>
+        <w:t xml:space="preserve"> </w:t>
+      </w:r>
+      <w:r>
+        <w:t xml:space="preserve">(Li et al. 2024)</w:t>
+      </w:r>
+      <w:r>
+        <w:t xml:space="preserve"> </w:t>
+      </w:r>
+      <w:r>
+        <w:t xml:space="preserve">and proteogenomic</w:t>
+      </w:r>
+      <w:r>
+        <w:t xml:space="preserve"> </w:t>
+      </w:r>
+      <w:r>
+        <w:t xml:space="preserve">stratification in which EGFR-high tumors respond to cetuximab in patient-derived xenografts</w:t>
+      </w:r>
+      <w:r>
+        <w:t xml:space="preserve"> </w:t>
+      </w:r>
+      <w:r>
+        <w:t xml:space="preserve">(Wu et al. 2025)</w:t>
+      </w:r>
+      <w:r>
+        <w:t xml:space="preserve">. Beyond this control, the result invites viewing EGFR not as an isolated receptor but</w:t>
+      </w:r>
+      <w:r>
+        <w:t xml:space="preserve"> </w:t>
+      </w:r>
+      <w:r>
+        <w:t xml:space="preserve">as a central hub within a broader signaling network. EGFR is frequently overexpressed in HNSCC, yet</w:t>
+      </w:r>
+      <w:r>
+        <w:t xml:space="preserve"> </w:t>
+      </w:r>
+      <w:r>
+        <w:t xml:space="preserve">single-agent anti-EGFR benefit is limited, a limitation that has been attributed to intrinsic and</w:t>
+      </w:r>
+      <w:r>
+        <w:t xml:space="preserve"> </w:t>
+      </w:r>
+      <w:r>
+        <w:t xml:space="preserve">acquired resistance, including compensatory receptor tyrosine kinase activation, downstream pathway</w:t>
+      </w:r>
+      <w:r>
+        <w:t xml:space="preserve"> </w:t>
+      </w:r>
+      <w:r>
+        <w:t xml:space="preserve">alterations, and epithelial-mesenchymal transition</w:t>
+      </w:r>
+      <w:r>
+        <w:t xml:space="preserve"> </w:t>
+      </w:r>
+      <w:r>
+        <w:t xml:space="preserve">(Carosi et al. 2026)</w:t>
+      </w:r>
+      <w:r>
+        <w:t xml:space="preserve">. Viewing EGFR as a network node</w:t>
+      </w:r>
+      <w:r>
+        <w:t xml:space="preserve"> </w:t>
+      </w:r>
+      <w:r>
+        <w:t xml:space="preserve">rather than a solitary target is consistent with the rationale for the combination strategies (dual</w:t>
+      </w:r>
+      <w:r>
+        <w:t xml:space="preserve"> </w:t>
+      </w:r>
+      <w:r>
+        <w:t xml:space="preserve">EGFR blockade, pan-HER inhibitors, or EGFR inhibition plus immunomodulation) currently being</w:t>
+      </w:r>
+      <w:r>
+        <w:t xml:space="preserve"> </w:t>
+      </w:r>
+      <w:r>
+        <w:t xml:space="preserve">explored to overcome resistance</w:t>
+      </w:r>
+      <w:r>
+        <w:t xml:space="preserve"> </w:t>
+      </w:r>
+      <w:r>
+        <w:t xml:space="preserve">(Carosi et al. 2026; Bhatia and Burtness 2023)</w:t>
+      </w:r>
+      <w:r>
+        <w:t xml:space="preserve">. The same network logic that recovers</w:t>
+      </w:r>
+      <w:r>
+        <w:t xml:space="preserve"> </w:t>
+      </w:r>
+      <w:r>
+        <w:t xml:space="preserve">EGFR also organizes the remaining candidates into interpretable mechanistic axes.</w:t>
+      </w:r>
+    </w:p>
+    <w:p>
+      <w:pPr>
+        <w:pStyle w:val="BodyText"/>
+      </w:pPr>
+      <w:r>
+        <w:t xml:space="preserve">Two non-canonical axes are the most novel nominations. The epigenetic axis, anchored by DNMT1</w:t>
+      </w:r>
+      <w:r>
+        <w:t xml:space="preserve"> </w:t>
+      </w:r>
+      <w:r>
+        <w:t xml:space="preserve">(decitabine, azacitidine) and MAOA (tranylcypromine), implicates chromatin and DNA-methylation</w:t>
+      </w:r>
+      <w:r>
+        <w:t xml:space="preserve"> </w:t>
+      </w:r>
+      <w:r>
+        <w:t xml:space="preserve">regulators as an integral part of the HNSCC tumor state rather than only a secondary</w:t>
+      </w:r>
+      <w:r>
+        <w:t xml:space="preserve"> </w:t>
+      </w:r>
+      <w:r>
+        <w:t xml:space="preserve">epiphenomenon. This axis carries a plausible translational rationale: DNA methyltransferase</w:t>
+      </w:r>
+      <w:r>
+        <w:t xml:space="preserve"> </w:t>
+      </w:r>
+      <w:r>
+        <w:t xml:space="preserve">inhibition can increase tumor immunogenicity and remodel the immune microenvironment, which</w:t>
+      </w:r>
+      <w:r>
+        <w:t xml:space="preserve"> </w:t>
+      </w:r>
+      <w:r>
+        <w:t xml:space="preserve">provides a mechanistic basis for combining hypomethylating agents with immune-checkpoint inhibitors</w:t>
+      </w:r>
+      <w:r>
+        <w:t xml:space="preserve"> </w:t>
+      </w:r>
+      <w:r>
+        <w:t xml:space="preserve">(Bear et al. 2025)</w:t>
+      </w:r>
+      <w:r>
+        <w:t xml:space="preserve">. A recent phase 2 window trial reported that decitabine followed by pembrolizumab</w:t>
+      </w:r>
+      <w:r>
+        <w:t xml:space="preserve"> </w:t>
+      </w:r>
+      <w:r>
+        <w:t xml:space="preserve">increased tumor-infiltrating lymphocytes and PD-L1 expression and reduced myeloid-derived</w:t>
+      </w:r>
+      <w:r>
+        <w:t xml:space="preserve"> </w:t>
+      </w:r>
+      <w:r>
+        <w:t xml:space="preserve">suppressor cells before standard therapy</w:t>
+      </w:r>
+      <w:r>
+        <w:t xml:space="preserve"> </w:t>
+      </w:r>
+      <w:r>
+        <w:t xml:space="preserve">(Bear et al. 2025)</w:t>
+      </w:r>
+      <w:r>
+        <w:t xml:space="preserve">, illustrating the prime-then-checkpoint</w:t>
+      </w:r>
+      <w:r>
+        <w:t xml:space="preserve"> </w:t>
+      </w:r>
+      <w:r>
+        <w:t xml:space="preserve">strategy that our epigenetic nominations would support, an approach now being explored clinically.</w:t>
+      </w:r>
+      <w:r>
+        <w:t xml:space="preserve"> </w:t>
+      </w:r>
+      <w:r>
+        <w:t xml:space="preserve">The proteasome axis, anchored by the 20S subunits PSMA2 and PSMB3 (carfilzomib), points to a</w:t>
+      </w:r>
+      <w:r>
+        <w:t xml:space="preserve"> </w:t>
+      </w:r>
+      <w:r>
+        <w:t xml:space="preserve">possible dependence on protein homeostasis: a high biosynthetic burden and accumulation of</w:t>
+      </w:r>
+      <w:r>
+        <w:t xml:space="preserve"> </w:t>
+      </w:r>
+      <w:r>
+        <w:t xml:space="preserve">misfolded proteins could render HNSCC cells reliant on proteasomal clearance, a vulnerability that</w:t>
+      </w:r>
+      <w:r>
+        <w:t xml:space="preserve"> </w:t>
+      </w:r>
+      <w:r>
+        <w:t xml:space="preserve">next-generation proteasome inhibitors such as carfilzomib and oprozomib have been reported to</w:t>
+      </w:r>
+      <w:r>
+        <w:t xml:space="preserve"> </w:t>
+      </w:r>
+      <w:r>
+        <w:t xml:space="preserve">exploit in HNSCC preclinical models, in part through induction of the unfolded protein response</w:t>
+      </w:r>
+      <w:r>
+        <w:t xml:space="preserve"> </w:t>
+      </w:r>
+      <w:r>
+        <w:t xml:space="preserve">(Zang et al. 2012)</w:t>
+      </w:r>
+      <w:r>
+        <w:t xml:space="preserve">. Proteostasis targeting is clinically established in hematologic malignancies but</w:t>
+      </w:r>
+      <w:r>
+        <w:t xml:space="preserve"> </w:t>
+      </w:r>
+      <w:r>
+        <w:t xml:space="preserve">comparatively under-explored in solid tumors such as HNSCC</w:t>
+      </w:r>
+      <w:r>
+        <w:t xml:space="preserve"> </w:t>
+      </w:r>
+      <w:r>
+        <w:t xml:space="preserve">(Zang et al. 2012)</w:t>
+      </w:r>
+      <w:r>
+        <w:t xml:space="preserve">, which positions this axis</w:t>
+      </w:r>
+      <w:r>
+        <w:t xml:space="preserve"> </w:t>
+      </w:r>
+      <w:r>
+        <w:t xml:space="preserve">as a hypothesis worth dedicated preclinical testing rather than an established therapy. A feature</w:t>
+      </w:r>
+      <w:r>
+        <w:t xml:space="preserve"> </w:t>
+      </w:r>
+      <w:r>
+        <w:t xml:space="preserve">that distinguishes both axes from EGFR is that their anchors are differentially abundant nodes whose</w:t>
+      </w:r>
+      <w:r>
+        <w:t xml:space="preserve"> </w:t>
+      </w:r>
+      <w:r>
+        <w:t xml:space="preserve">proposed therapeutic logic would be reprogramming or stress-exploitation rather than the simple</w:t>
+      </w:r>
+      <w:r>
+        <w:t xml:space="preserve"> </w:t>
+      </w:r>
+      <w:r>
+        <w:t xml:space="preserve">inhibition of an overexpressed driver.</w:t>
+      </w:r>
+    </w:p>
+    <w:p>
+      <w:pPr>
+        <w:pStyle w:val="BodyText"/>
+      </w:pPr>
+      <w:r>
+        <w:t xml:space="preserve">The metabolic axis requires the most careful framing. Unlike EGFR, which is over-abundant and</w:t>
+      </w:r>
+      <w:r>
+        <w:t xml:space="preserve"> </w:t>
+      </w:r>
+      <w:r>
+        <w:t xml:space="preserve">addressed by direct inhibition, Complex I subunits were robustly under-abundant in tumors</w:t>
+      </w:r>
+      <w:r>
+        <w:t xml:space="preserve"> </w:t>
+      </w:r>
+      <w:r>
+        <w:t xml:space="preserve">(NDUFS2 log2FC = -3.05), a direction reproduced in both the CPTAC proteome and the TCGA</w:t>
+      </w:r>
+      <w:r>
+        <w:t xml:space="preserve"> </w:t>
+      </w:r>
+      <w:r>
+        <w:t xml:space="preserve">transcriptome and consistent with a glycolytic, Warburg-like shift. Metformin rose to the top of</w:t>
+      </w:r>
+      <w:r>
+        <w:t xml:space="preserve"> </w:t>
+      </w:r>
+      <w:r>
+        <w:t xml:space="preserve">the metabolic module (composite 0.59) through the high network centrality of its anchor, NDUFS2,</w:t>
+      </w:r>
+      <w:r>
+        <w:t xml:space="preserve"> </w:t>
+      </w:r>
+      <w:r>
+        <w:t xml:space="preserve">independent of fold-change direction. Its nomination therefore rests on a metabolic-vulnerability</w:t>
+      </w:r>
+      <w:r>
+        <w:t xml:space="preserve"> </w:t>
+      </w:r>
+      <w:r>
+        <w:t xml:space="preserve">rationale rather than on target overexpression: residual oxidative-phosphorylation dependence may</w:t>
+      </w:r>
+      <w:r>
+        <w:t xml:space="preserve"> </w:t>
+      </w:r>
+      <w:r>
+        <w:t xml:space="preserve">remain a targetable feature of cancer cells, and Complex I inhibition has been reported to exert</w:t>
+      </w:r>
+      <w:r>
+        <w:t xml:space="preserve"> </w:t>
+      </w:r>
+      <w:r>
+        <w:t xml:space="preserve">immunometabolic effects on the tumor microenvironment</w:t>
+      </w:r>
+      <w:r>
+        <w:t xml:space="preserve"> </w:t>
+      </w:r>
+      <w:r>
+        <w:t xml:space="preserve">(Pujalte-Martin et al. 2024)</w:t>
+      </w:r>
+      <w:r>
+        <w:t xml:space="preserve">. In HNSCC specifically,</w:t>
+      </w:r>
+      <w:r>
+        <w:t xml:space="preserve"> </w:t>
+      </w:r>
+      <w:r>
+        <w:t xml:space="preserve">metformin use has been associated with improved outcomes and may act in part through immune</w:t>
+      </w:r>
+      <w:r>
+        <w:t xml:space="preserve"> </w:t>
+      </w:r>
+      <w:r>
+        <w:t xml:space="preserve">mechanisms, including increased CD8+ infiltration and enhanced natural-killer-cell cytotoxicity</w:t>
+      </w:r>
+      <w:r>
+        <w:t xml:space="preserve"> </w:t>
+      </w:r>
+      <w:r>
+        <w:t xml:space="preserve">(Curry et al. 2018; Crist et al. 2022)</w:t>
+      </w:r>
+      <w:r>
+        <w:t xml:space="preserve">. Because single-agent metformin trials have been less effective than</w:t>
+      </w:r>
+      <w:r>
+        <w:t xml:space="preserve"> </w:t>
+      </w:r>
+      <w:r>
+        <w:t xml:space="preserve">observational data suggested</w:t>
+      </w:r>
+      <w:r>
+        <w:t xml:space="preserve"> </w:t>
+      </w:r>
+      <w:r>
+        <w:t xml:space="preserve">(Pujalte-Martin et al. 2024)</w:t>
+      </w:r>
+      <w:r>
+        <w:t xml:space="preserve">, and early-phase HNSCC studies indicate</w:t>
+      </w:r>
+      <w:r>
+        <w:t xml:space="preserve"> </w:t>
+      </w:r>
+      <w:r>
+        <w:t xml:space="preserve">tolerability in combination with chemoradiation</w:t>
+      </w:r>
+      <w:r>
+        <w:t xml:space="preserve"> </w:t>
+      </w:r>
+      <w:r>
+        <w:t xml:space="preserve">(Kemnade et al. 2023)</w:t>
+      </w:r>
+      <w:r>
+        <w:t xml:space="preserve">, we position metformin as a</w:t>
+      </w:r>
+      <w:r>
+        <w:t xml:space="preserve"> </w:t>
+      </w:r>
+      <w:r>
+        <w:t xml:space="preserve">combination candidate (with chemoradiation or immunotherapy) rather than as a single-agent</w:t>
+      </w:r>
+      <w:r>
+        <w:t xml:space="preserve"> </w:t>
+      </w:r>
+      <w:r>
+        <w:t xml:space="preserve">inhibitor of an over-expressed target.</w:t>
+      </w:r>
+    </w:p>
+    <w:p>
+      <w:pPr>
+        <w:pStyle w:val="BodyText"/>
+      </w:pPr>
+      <w:r>
+        <w:t xml:space="preserve">More broadly, this study sits within, but is distinct from, prior repurposing efforts in HNSCC.</w:t>
+      </w:r>
+      <w:r>
+        <w:t xml:space="preserve"> </w:t>
+      </w:r>
+      <w:r>
+        <w:t xml:space="preserve">Experimental high-throughput screens nominate candidates directly from drug response but depend on</w:t>
+      </w:r>
+      <w:r>
+        <w:t xml:space="preserve"> </w:t>
+      </w:r>
+      <w:r>
+        <w:t xml:space="preserve">dedicated cell or patient-derived-cell resources</w:t>
+      </w:r>
+      <w:r>
+        <w:t xml:space="preserve"> </w:t>
+      </w:r>
+      <w:r>
+        <w:t xml:space="preserve">(Gu et al. 2022)</w:t>
+      </w:r>
+      <w:r>
+        <w:t xml:space="preserve">, whereas existing in silico efforts have</w:t>
+      </w:r>
+      <w:r>
+        <w:t xml:space="preserve"> </w:t>
+      </w:r>
+      <w:r>
+        <w:t xml:space="preserve">typically operated on transcriptomic or genomic data from public repositories and converged on a</w:t>
+      </w:r>
+      <w:r>
+        <w:t xml:space="preserve"> </w:t>
+      </w:r>
+      <w:r>
+        <w:t xml:space="preserve">single hub target and a single drug</w:t>
+      </w:r>
+      <w:r>
+        <w:t xml:space="preserve"> </w:t>
+      </w:r>
+      <w:r>
+        <w:t xml:space="preserve">(Kumar et al. 2025)</w:t>
+      </w:r>
+      <w:r>
+        <w:t xml:space="preserve">, or have applied network-medicine frameworks to</w:t>
+      </w:r>
+      <w:r>
+        <w:t xml:space="preserve"> </w:t>
+      </w:r>
+      <w:r>
+        <w:t xml:space="preserve">pan-cancer interactome modules rather than to a disease-specific proteome</w:t>
+      </w:r>
+      <w:r>
+        <w:t xml:space="preserve"> </w:t>
+      </w:r>
+      <w:r>
+        <w:t xml:space="preserve">(Cheng et al. 2019; Barabási et al. 2011)</w:t>
       </w:r>
       <w:r>
         <w:t xml:space="preserve">.</w:t>
@@ -1751,25 +2413,169 @@
         <w:t xml:space="preserve"> </w:t>
       </w:r>
       <w:r>
-        <w:t xml:space="preserve">Second, the direction of change in the prioritized targets was reproduced across two independent</w:t>
-      </w:r>
-      <w:r>
-        <w:t xml:space="preserve"> </w:t>
-      </w:r>
-      <w:r>
-        <w:t xml:space="preserve">cohorts. The prioritization procedure itself, which weighs where a target sits in the tumor protein</w:t>
-      </w:r>
-      <w:r>
-        <w:t xml:space="preserve"> </w:t>
-      </w:r>
-      <w:r>
-        <w:t xml:space="preserve">network alongside how deployable its drug is rather than fold-change magnitude alone, is the means</w:t>
-      </w:r>
-      <w:r>
-        <w:t xml:space="preserve"> </w:t>
-      </w:r>
-      <w:r>
-        <w:t xml:space="preserve">to this end rather than the focus of the work.</w:t>
+        <w:t xml:space="preserve">Our contribution is the combination of three features: a paired tumor/normal DIA proteome as the</w:t>
+      </w:r>
+      <w:r>
+        <w:t xml:space="preserve"> </w:t>
+      </w:r>
+      <w:r>
+        <w:t xml:space="preserve">substrate, closer to the functional effector layer than mRNA; a network-centrality and</w:t>
+      </w:r>
+      <w:r>
+        <w:t xml:space="preserve"> </w:t>
+      </w:r>
+      <w:r>
+        <w:t xml:space="preserve">drug-deployability composite that resolves into several mechanistic axes rather than one target; and</w:t>
+      </w:r>
+      <w:r>
+        <w:t xml:space="preserve"> </w:t>
+      </w:r>
+      <w:r>
+        <w:t xml:space="preserve">directional corroboration across two external cohorts. By design the composite is dominated by</w:t>
+      </w:r>
+      <w:r>
+        <w:t xml:space="preserve"> </w:t>
+      </w:r>
+      <w:r>
+        <w:t xml:space="preserve">network centrality (Spearman rho approximately 0.78 with centrality alone): centrality carries the</w:t>
+      </w:r>
+      <w:r>
+        <w:t xml:space="preserve"> </w:t>
+      </w:r>
+      <w:r>
+        <w:t xml:space="preserve">biological signal, while the drug-level DrugViability term determines which agent to advance among</w:t>
+      </w:r>
+      <w:r>
+        <w:t xml:space="preserve"> </w:t>
+      </w:r>
+      <w:r>
+        <w:t xml:space="preserve">compounds that share a prioritized target. We therefore present the score as a transparent</w:t>
+      </w:r>
+      <w:r>
+        <w:t xml:space="preserve"> </w:t>
+      </w:r>
+      <w:r>
+        <w:t xml:space="preserve">aggregation of evidence rather than as a method whose superiority over fold-change or database-count</w:t>
+      </w:r>
+      <w:r>
+        <w:t xml:space="preserve"> </w:t>
+      </w:r>
+      <w:r>
+        <w:t xml:space="preserve">ranking is established, a comparison that would require dedicated benchmarking</w:t>
+      </w:r>
+      <w:r>
+        <w:t xml:space="preserve"> </w:t>
+      </w:r>
+      <w:r>
+        <w:t xml:space="preserve">(</w:t>
+      </w:r>
+      <w:r>
+        <w:t xml:space="preserve">Pushpakom et al.</w:t>
+      </w:r>
+      <w:r>
+        <w:t xml:space="preserve"> </w:t>
+      </w:r>
+      <w:r>
+        <w:t xml:space="preserve">2019;</w:t>
+      </w:r>
+      <w:r>
+        <w:t xml:space="preserve"> </w:t>
+      </w:r>
+      <w:r>
+        <w:t xml:space="preserve">Tanoli et al.</w:t>
+      </w:r>
+      <w:r>
+        <w:t xml:space="preserve"> </w:t>
+      </w:r>
+      <w:r>
+        <w:t xml:space="preserve">2025; Flanary et al. 2023)</w:t>
+      </w:r>
+      <w:r>
+        <w:t xml:space="preserve">. Several prioritized agents are approved for</w:t>
+      </w:r>
+      <w:r>
+        <w:t xml:space="preserve"> </w:t>
+      </w:r>
+      <w:r>
+        <w:t xml:space="preserve">non-oncologic indications (valproate, acetazolamide, disulfiram) and could in principle offer</w:t>
+      </w:r>
+      <w:r>
+        <w:t xml:space="preserve"> </w:t>
+      </w:r>
+      <w:r>
+        <w:t xml:space="preserve">short-horizon, accessible repurposing options. Because single-agent repurposing has frequently</w:t>
+      </w:r>
+      <w:r>
+        <w:t xml:space="preserve"> </w:t>
+      </w:r>
+      <w:r>
+        <w:t xml:space="preserve">failed in HNSCC, as in a randomized trial of pantoprazole added to systemic therapy</w:t>
+      </w:r>
+      <w:r>
+        <w:t xml:space="preserve"> </w:t>
+      </w:r>
+      <w:r>
+        <w:t xml:space="preserve">(Noronha et al. 2023)</w:t>
+      </w:r>
+      <w:r>
+        <w:t xml:space="preserve">,</w:t>
+      </w:r>
+      <w:r>
+        <w:t xml:space="preserve"> </w:t>
+      </w:r>
+      <w:r>
+        <w:t xml:space="preserve">and because the field is shifting toward perioperative, immunotherapy-based regimens in resectable</w:t>
+      </w:r>
+      <w:r>
+        <w:t xml:space="preserve"> </w:t>
+      </w:r>
+      <w:r>
+        <w:t xml:space="preserve">disease</w:t>
+      </w:r>
+      <w:r>
+        <w:t xml:space="preserve"> </w:t>
+      </w:r>
+      <w:r>
+        <w:t xml:space="preserve">(</w:t>
+      </w:r>
+      <w:r>
+        <w:t xml:space="preserve">Uppaluri et al.</w:t>
+      </w:r>
+      <w:r>
+        <w:t xml:space="preserve"> </w:t>
+      </w:r>
+      <w:r>
+        <w:t xml:space="preserve">2025)</w:t>
+      </w:r>
+      <w:r>
+        <w:t xml:space="preserve">, the prioritized agents are best positioned as combination candidates:</w:t>
+      </w:r>
+      <w:r>
+        <w:t xml:space="preserve"> </w:t>
+      </w:r>
+      <w:r>
+        <w:t xml:space="preserve">those that prime or sensitize the tumor microenvironment could complement checkpoint blockade, as</w:t>
+      </w:r>
+      <w:r>
+        <w:t xml:space="preserve"> </w:t>
+      </w:r>
+      <w:r>
+        <w:t xml:space="preserve">illustrated by repurposed fenofibrate in HPV+ models</w:t>
+      </w:r>
+      <w:r>
+        <w:t xml:space="preserve"> </w:t>
+      </w:r>
+      <w:r>
+        <w:t xml:space="preserve">(O’Neill et al. 2022)</w:t>
+      </w:r>
+      <w:r>
+        <w:t xml:space="preserve">, although our data speak to</w:t>
+      </w:r>
+      <w:r>
+        <w:t xml:space="preserve"> </w:t>
+      </w:r>
+      <w:r>
+        <w:t xml:space="preserve">target biology rather than to patient selection.</w:t>
       </w:r>
     </w:p>
     <w:p>
@@ -1777,91 +2583,97 @@
         <w:pStyle w:val="BodyText"/>
       </w:pPr>
       <w:r>
-        <w:t xml:space="preserve">The unsupervised recovery of cetuximab at the top of the ranking (composite 0.73), accompanied by</w:t>
-      </w:r>
-      <w:r>
-        <w:t xml:space="preserve"> </w:t>
-      </w:r>
-      <w:r>
-        <w:t xml:space="preserve">other approved EGFR-directed agents, served as an internal positive control: a method that</w:t>
-      </w:r>
-      <w:r>
-        <w:t xml:space="preserve"> </w:t>
-      </w:r>
-      <w:r>
-        <w:t xml:space="preserve">independently elevates the established standard target is more credible when it also nominates less</w:t>
-      </w:r>
-      <w:r>
-        <w:t xml:space="preserve"> </w:t>
-      </w:r>
-      <w:r>
-        <w:t xml:space="preserve">obvious ones. Beyond this control, the result invites viewing EGFR not as an isolated receptor but</w:t>
-      </w:r>
-      <w:r>
-        <w:t xml:space="preserve"> </w:t>
-      </w:r>
-      <w:r>
-        <w:t xml:space="preserve">as a central hub within a broader signaling network. EGFR is frequently overexpressed in HNSCC, yet</w:t>
-      </w:r>
-      <w:r>
-        <w:t xml:space="preserve"> </w:t>
-      </w:r>
-      <w:r>
-        <w:t xml:space="preserve">single-agent anti-EGFR benefit is limited, a limitation that has been attributed to intrinsic and</w:t>
-      </w:r>
-      <w:r>
-        <w:t xml:space="preserve"> </w:t>
-      </w:r>
-      <w:r>
-        <w:t xml:space="preserve">acquired resistance, including compensatory receptor tyrosine kinase activation, downstream pathway</w:t>
-      </w:r>
-      <w:r>
-        <w:t xml:space="preserve"> </w:t>
-      </w:r>
-      <w:r>
-        <w:t xml:space="preserve">alterations, and epithelial-mesenchymal transition</w:t>
-      </w:r>
-      <w:r>
-        <w:t xml:space="preserve"> </w:t>
-      </w:r>
-      <w:r>
-        <w:t xml:space="preserve">(Carosi et al. 2026)</w:t>
-      </w:r>
-      <w:r>
-        <w:t xml:space="preserve">. Viewing EGFR as a network node</w:t>
-      </w:r>
-      <w:r>
-        <w:t xml:space="preserve"> </w:t>
-      </w:r>
-      <w:r>
-        <w:t xml:space="preserve">rather than a solitary target is consistent with the rationale for the combination strategies (dual</w:t>
-      </w:r>
-      <w:r>
-        <w:t xml:space="preserve"> </w:t>
-      </w:r>
-      <w:r>
-        <w:t xml:space="preserve">EGFR blockade, pan-HER inhibitors, or EGFR inhibition plus immunomodulation) currently being</w:t>
-      </w:r>
-      <w:r>
-        <w:t xml:space="preserve"> </w:t>
-      </w:r>
-      <w:r>
-        <w:t xml:space="preserve">explored to overcome resistance</w:t>
-      </w:r>
-      <w:r>
-        <w:t xml:space="preserve"> </w:t>
-      </w:r>
-      <w:r>
-        <w:t xml:space="preserve">(Carosi et al. 2026; Bhatia and Burtness 2023)</w:t>
-      </w:r>
-      <w:r>
-        <w:t xml:space="preserve">. The same network logic that recovers</w:t>
-      </w:r>
-      <w:r>
-        <w:t xml:space="preserve"> </w:t>
-      </w:r>
-      <w:r>
-        <w:t xml:space="preserve">EGFR also organizes the remaining candidates into interpretable mechanistic axes.</w:t>
+        <w:t xml:space="preserve">Several limitations bound these conclusions. The discovery cohort is small (10 paired specimens);</w:t>
+      </w:r>
+      <w:r>
+        <w:t xml:space="preserve"> </w:t>
+      </w:r>
+      <w:r>
+        <w:t xml:space="preserve">cross-cohort corroboration mitigates but does not replace adequately powered confirmation. Tumor</w:t>
+      </w:r>
+      <w:r>
+        <w:t xml:space="preserve"> </w:t>
+      </w:r>
+      <w:r>
+        <w:t xml:space="preserve">and adjacent-normal specimens differ in cellular composition, and muscle and respiratory-mucosa</w:t>
+      </w:r>
+      <w:r>
+        <w:t xml:space="preserve"> </w:t>
+      </w:r>
+      <w:r>
+        <w:t xml:space="preserve">signals in the down-regulated proteome likely reflect tissue context rather than tumor-intrinsic</w:t>
+      </w:r>
+      <w:r>
+        <w:t xml:space="preserve"> </w:t>
+      </w:r>
+      <w:r>
+        <w:t xml:space="preserve">biology; hallmark terms such as Myogenesis and Adipogenesis should be read accordingly, although</w:t>
+      </w:r>
+      <w:r>
+        <w:t xml:space="preserve"> </w:t>
+      </w:r>
+      <w:r>
+        <w:t xml:space="preserve">sensitivity analyses excluding tissue-composition markers left the prioritized targets and the</w:t>
+      </w:r>
+      <w:r>
+        <w:t xml:space="preserve"> </w:t>
+      </w:r>
+      <w:r>
+        <w:t xml:space="preserve">oxidative-phosphorylation axis essentially unchanged. Data-independent acquisition with MinProb</w:t>
+      </w:r>
+      <w:r>
+        <w:t xml:space="preserve"> </w:t>
+      </w:r>
+      <w:r>
+        <w:t xml:space="preserve">imputation can mildly bias proteins absent from tumor tissue toward apparent under-abundance, an</w:t>
+      </w:r>
+      <w:r>
+        <w:t xml:space="preserve"> </w:t>
+      </w:r>
+      <w:r>
+        <w:t xml:space="preserve">effect that appears to be largely genuine biology and affected only a small minority of</w:t>
+      </w:r>
+      <w:r>
+        <w:t xml:space="preserve"> </w:t>
+      </w:r>
+      <w:r>
+        <w:t xml:space="preserve">under-abundant proteins. The differential-abundance component of the score is directional,</w:t>
+      </w:r>
+      <w:r>
+        <w:t xml:space="preserve"> </w:t>
+      </w:r>
+      <w:r>
+        <w:t xml:space="preserve">rewarding inhibition of over-abundant targets, so under-abundant or potential tumor-suppressor</w:t>
+      </w:r>
+      <w:r>
+        <w:t xml:space="preserve"> </w:t>
+      </w:r>
+      <w:r>
+        <w:t xml:space="preserve">nodes are structurally down-weighted and reach prioritization mainly through centrality, as for the</w:t>
+      </w:r>
+      <w:r>
+        <w:t xml:space="preserve"> </w:t>
+      </w:r>
+      <w:r>
+        <w:t xml:space="preserve">metabolic axis. Crucially, the external cohorts corroborate the direction of change in the</w:t>
+      </w:r>
+      <w:r>
+        <w:t xml:space="preserve"> </w:t>
+      </w:r>
+      <w:r>
+        <w:t xml:space="preserve">prioritized targets; they do not test drug efficacy or the candidate rank order, and four anchors</w:t>
+      </w:r>
+      <w:r>
+        <w:t xml:space="preserve"> </w:t>
+      </w:r>
+      <w:r>
+        <w:t xml:space="preserve">(PDE6D, CA2, CDA, RPS11) were weakly concordant or discordant and should be treated as</w:t>
+      </w:r>
+      <w:r>
+        <w:t xml:space="preserve"> </w:t>
+      </w:r>
+      <w:r>
+        <w:t xml:space="preserve">lower-confidence nominations.</w:t>
       </w:r>
     </w:p>
     <w:p>
@@ -1869,37 +2681,25 @@
         <w:pStyle w:val="BodyText"/>
       </w:pPr>
       <w:r>
-        <w:t xml:space="preserve">Two non-canonical axes are, in our reading, the most novel. The epigenetic axis, anchored by DNMT1</w:t>
-      </w:r>
-      <w:r>
-        <w:t xml:space="preserve"> </w:t>
-      </w:r>
-      <w:r>
-        <w:t xml:space="preserve">(decitabine, azacitidine) and MAOA (tranylcypromine), suggests that chromatin and DNA-methylation</w:t>
-      </w:r>
-      <w:r>
-        <w:t xml:space="preserve"> </w:t>
-      </w:r>
-      <w:r>
-        <w:t xml:space="preserve">regulators may be an integral part of the HNSCC tumor state rather than only a secondary</w:t>
-      </w:r>
-      <w:r>
-        <w:t xml:space="preserve"> </w:t>
-      </w:r>
-      <w:r>
-        <w:t xml:space="preserve">epiphenomenon. This axis carries a plausible translational rationale: DNA methyltransferase</w:t>
-      </w:r>
-      <w:r>
-        <w:t xml:space="preserve"> </w:t>
-      </w:r>
-      <w:r>
-        <w:t xml:space="preserve">inhibition can increase tumor immunogenicity and remodel the immune microenvironment, which</w:t>
-      </w:r>
-      <w:r>
-        <w:t xml:space="preserve"> </w:t>
-      </w:r>
-      <w:r>
-        <w:t xml:space="preserve">provides a mechanistic basis for combining hypomethylating agents with immune-checkpoint inhibitors</w:t>
+        <w:t xml:space="preserve">This is an in silico prioritization, so the candidates are hypotheses that require functional</w:t>
+      </w:r>
+      <w:r>
+        <w:t xml:space="preserve"> </w:t>
+      </w:r>
+      <w:r>
+        <w:t xml:space="preserve">validation, and the axes suggest concrete next experiments. The epigenetic axis is most directly</w:t>
+      </w:r>
+      <w:r>
+        <w:t xml:space="preserve"> </w:t>
+      </w:r>
+      <w:r>
+        <w:t xml:space="preserve">testable through a prime-then-checkpoint sequence, decitabine or azacitidine followed by PD-1</w:t>
+      </w:r>
+      <w:r>
+        <w:t xml:space="preserve"> </w:t>
+      </w:r>
+      <w:r>
+        <w:t xml:space="preserve">blockade, in immunocompetent HNSCC models with readouts of tumor-infiltrating lymphocytes and PD-L1</w:t>
       </w:r>
       <w:r>
         <w:t xml:space="preserve"> </w:t>
@@ -1908,64 +2708,19 @@
         <w:t xml:space="preserve">(Bear et al. 2025)</w:t>
       </w:r>
       <w:r>
-        <w:t xml:space="preserve">. A recent phase 2 window trial reported that decitabine followed by pembrolizumab</w:t>
-      </w:r>
-      <w:r>
-        <w:t xml:space="preserve"> </w:t>
-      </w:r>
-      <w:r>
-        <w:t xml:space="preserve">increased tumor-infiltrating lymphocytes and PD-L1 expression and reduced myeloid-derived</w:t>
-      </w:r>
-      <w:r>
-        <w:t xml:space="preserve"> </w:t>
-      </w:r>
-      <w:r>
-        <w:t xml:space="preserve">suppressor cells before standard therapy</w:t>
-      </w:r>
-      <w:r>
-        <w:t xml:space="preserve"> </w:t>
-      </w:r>
-      <w:r>
-        <w:t xml:space="preserve">(Bear et al. 2025)</w:t>
-      </w:r>
-      <w:r>
-        <w:t xml:space="preserve">, illustrating the prime-then-checkpoint</w:t>
-      </w:r>
-      <w:r>
-        <w:t xml:space="preserve"> </w:t>
-      </w:r>
-      <w:r>
-        <w:t xml:space="preserve">strategy that our epigenetic nominations would support, an approach now being explored clinically.</w:t>
-      </w:r>
-      <w:r>
-        <w:t xml:space="preserve"> </w:t>
-      </w:r>
-      <w:r>
-        <w:t xml:space="preserve">The proteasome axis, anchored by the 20S subunits PSMA2 and PSMB3 (carfilzomib), points to a</w:t>
-      </w:r>
-      <w:r>
-        <w:t xml:space="preserve"> </w:t>
-      </w:r>
-      <w:r>
-        <w:t xml:space="preserve">possible dependence on protein homeostasis: a high biosynthetic burden and accumulation of</w:t>
-      </w:r>
-      <w:r>
-        <w:t xml:space="preserve"> </w:t>
-      </w:r>
-      <w:r>
-        <w:t xml:space="preserve">misfolded proteins could render HNSCC cells reliant on proteasomal clearance, a vulnerability that</w:t>
-      </w:r>
-      <w:r>
-        <w:t xml:space="preserve"> </w:t>
-      </w:r>
-      <w:r>
-        <w:t xml:space="preserve">next-generation proteasome inhibitors such as carfilzomib and oprozomib have been reported to</w:t>
-      </w:r>
-      <w:r>
-        <w:t xml:space="preserve"> </w:t>
-      </w:r>
-      <w:r>
-        <w:t xml:space="preserve">exploit in HNSCC preclinical models, in part through induction of the unfolded protein response</w:t>
+        <w:t xml:space="preserve">. The proteasome axis warrants dose-response testing of carfilzomib in HNSCC cell lines</w:t>
+      </w:r>
+      <w:r>
+        <w:t xml:space="preserve"> </w:t>
+      </w:r>
+      <w:r>
+        <w:t xml:space="preserve">and patient-derived xenografts with an unfolded-protein-response readout, the under-explored axis</w:t>
+      </w:r>
+      <w:r>
+        <w:t xml:space="preserve"> </w:t>
+      </w:r>
+      <w:r>
+        <w:t xml:space="preserve">with the least precedent in solid tumors</w:t>
       </w:r>
       <w:r>
         <w:t xml:space="preserve"> </w:t>
@@ -1974,153 +2729,19 @@
         <w:t xml:space="preserve">(Zang et al. 2012)</w:t>
       </w:r>
       <w:r>
-        <w:t xml:space="preserve">. Proteostasis targeting is clinically established in hematologic malignancies but</w:t>
-      </w:r>
-      <w:r>
-        <w:t xml:space="preserve"> </w:t>
-      </w:r>
-      <w:r>
-        <w:t xml:space="preserve">comparatively under-explored in solid tumors such as HNSCC</w:t>
-      </w:r>
-      <w:r>
-        <w:t xml:space="preserve"> </w:t>
-      </w:r>
-      <w:r>
-        <w:t xml:space="preserve">(Zang et al. 2012)</w:t>
-      </w:r>
-      <w:r>
-        <w:t xml:space="preserve">, which positions this axis</w:t>
-      </w:r>
-      <w:r>
-        <w:t xml:space="preserve"> </w:t>
-      </w:r>
-      <w:r>
-        <w:t xml:space="preserve">as a hypothesis worth dedicated preclinical testing rather than an established therapy. A feature</w:t>
-      </w:r>
-      <w:r>
-        <w:t xml:space="preserve"> </w:t>
-      </w:r>
-      <w:r>
-        <w:t xml:space="preserve">that distinguishes both axes from EGFR is that their anchors are differentially abundant nodes whose</w:t>
-      </w:r>
-      <w:r>
-        <w:t xml:space="preserve"> </w:t>
-      </w:r>
-      <w:r>
-        <w:t xml:space="preserve">proposed therapeutic logic would be reprogramming or stress-exploitation rather than the simple</w:t>
-      </w:r>
-      <w:r>
-        <w:t xml:space="preserve"> </w:t>
-      </w:r>
-      <w:r>
-        <w:t xml:space="preserve">inhibition of an overexpressed driver.</w:t>
-      </w:r>
-    </w:p>
-    <w:p>
-      <w:pPr>
-        <w:pStyle w:val="BodyText"/>
-      </w:pPr>
-      <w:r>
-        <w:t xml:space="preserve">The metabolic axis requires the most careful framing. Unlike EGFR, which is over-abundant and</w:t>
-      </w:r>
-      <w:r>
-        <w:t xml:space="preserve"> </w:t>
-      </w:r>
-      <w:r>
-        <w:t xml:space="preserve">addressed by direct inhibition, Complex I subunits were robustly under-abundant in tumors</w:t>
-      </w:r>
-      <w:r>
-        <w:t xml:space="preserve"> </w:t>
-      </w:r>
-      <w:r>
-        <w:t xml:space="preserve">(NDUFS2 log2FC = -3.05), a direction reproduced in both the CPTAC proteome and the TCGA</w:t>
-      </w:r>
-      <w:r>
-        <w:t xml:space="preserve"> </w:t>
-      </w:r>
-      <w:r>
-        <w:t xml:space="preserve">transcriptome and consistent with a glycolytic, Warburg-like shift. Metformin rose to the top of</w:t>
-      </w:r>
-      <w:r>
-        <w:t xml:space="preserve"> </w:t>
-      </w:r>
-      <w:r>
-        <w:t xml:space="preserve">the metabolic module (composite 0.591) through the high network centrality of its anchor, NDUFS2,</w:t>
-      </w:r>
-      <w:r>
-        <w:t xml:space="preserve"> </w:t>
-      </w:r>
-      <w:r>
-        <w:t xml:space="preserve">independent of fold-change direction. Its nomination therefore rests on a metabolic-vulnerability</w:t>
-      </w:r>
-      <w:r>
-        <w:t xml:space="preserve"> </w:t>
-      </w:r>
-      <w:r>
-        <w:t xml:space="preserve">rationale rather than on target overexpression: residual oxidative-phosphorylation dependence may</w:t>
-      </w:r>
-      <w:r>
-        <w:t xml:space="preserve"> </w:t>
-      </w:r>
-      <w:r>
-        <w:t xml:space="preserve">remain a targetable feature of cancer cells, and Complex I inhibition has been reported to exert</w:t>
-      </w:r>
-      <w:r>
-        <w:t xml:space="preserve"> </w:t>
-      </w:r>
-      <w:r>
-        <w:t xml:space="preserve">immunometabolic effects on the tumor microenvironment</w:t>
-      </w:r>
-      <w:r>
-        <w:t xml:space="preserve"> </w:t>
-      </w:r>
-      <w:r>
-        <w:t xml:space="preserve">(Pujalte-Martin et al. 2024)</w:t>
-      </w:r>
-      <w:r>
-        <w:t xml:space="preserve">. In HNSCC specifically,</w:t>
-      </w:r>
-      <w:r>
-        <w:t xml:space="preserve"> </w:t>
-      </w:r>
-      <w:r>
-        <w:t xml:space="preserve">metformin use has been associated with improved outcomes and may act in part through immune</w:t>
-      </w:r>
-      <w:r>
-        <w:t xml:space="preserve"> </w:t>
-      </w:r>
-      <w:r>
-        <w:t xml:space="preserve">mechanisms, including increased CD8+ infiltration and enhanced natural-killer-cell cytotoxicity</w:t>
-      </w:r>
-      <w:r>
-        <w:t xml:space="preserve"> </w:t>
-      </w:r>
-      <w:r>
-        <w:t xml:space="preserve">(Curry et al. 2018; Crist et al. 2022)</w:t>
-      </w:r>
-      <w:r>
-        <w:t xml:space="preserve">. Because single-agent metformin trials have been less effective than</w:t>
-      </w:r>
-      <w:r>
-        <w:t xml:space="preserve"> </w:t>
-      </w:r>
-      <w:r>
-        <w:t xml:space="preserve">observational data suggested</w:t>
-      </w:r>
-      <w:r>
-        <w:t xml:space="preserve"> </w:t>
-      </w:r>
-      <w:r>
-        <w:t xml:space="preserve">(Pujalte-Martin et al. 2024)</w:t>
-      </w:r>
-      <w:r>
-        <w:t xml:space="preserve">, and early-phase HNSCC studies indicate</w:t>
-      </w:r>
-      <w:r>
-        <w:t xml:space="preserve"> </w:t>
-      </w:r>
-      <w:r>
-        <w:t xml:space="preserve">tolerability in combination with chemoradiation</w:t>
+        <w:t xml:space="preserve">. The metabolic axis is the closest to the</w:t>
+      </w:r>
+      <w:r>
+        <w:t xml:space="preserve"> </w:t>
+      </w:r>
+      <w:r>
+        <w:t xml:space="preserve">clinic and is best advanced as metformin combined with chemoradiation or checkpoint blockade rather</w:t>
+      </w:r>
+      <w:r>
+        <w:t xml:space="preserve"> </w:t>
+      </w:r>
+      <w:r>
+        <w:t xml:space="preserve">than as monotherapy, building on early-phase tolerability data</w:t>
       </w:r>
       <w:r>
         <w:t xml:space="preserve"> </w:t>
@@ -2129,265 +2750,24 @@
         <w:t xml:space="preserve">(Kemnade et al. 2023)</w:t>
       </w:r>
       <w:r>
-        <w:t xml:space="preserve">, we position metformin as a</w:t>
-      </w:r>
-      <w:r>
-        <w:t xml:space="preserve"> </w:t>
-      </w:r>
-      <w:r>
-        <w:t xml:space="preserve">combination candidate (with chemoradiation or immunotherapy) rather than as a single-agent</w:t>
-      </w:r>
-      <w:r>
-        <w:t xml:space="preserve"> </w:t>
-      </w:r>
-      <w:r>
-        <w:t xml:space="preserve">inhibitor of an over-expressed target.</w:t>
-      </w:r>
-    </w:p>
-    <w:p>
-      <w:pPr>
-        <w:pStyle w:val="BodyText"/>
-      </w:pPr>
-      <w:r>
-        <w:t xml:space="preserve">More broadly, weighting network position together with drug deployability and cross-cohort support</w:t>
-      </w:r>
-      <w:r>
-        <w:t xml:space="preserve"> </w:t>
-      </w:r>
-      <w:r>
-        <w:t xml:space="preserve">is intended to yield a list that is actionable, not merely ranked. By design the composite is</w:t>
-      </w:r>
-      <w:r>
-        <w:t xml:space="preserve"> </w:t>
-      </w:r>
-      <w:r>
-        <w:t xml:space="preserve">dominated by network centrality (Spearman rho approximately 0.78 with centrality alone), with the</w:t>
-      </w:r>
-      <w:r>
-        <w:t xml:space="preserve"> </w:t>
-      </w:r>
-      <w:r>
-        <w:t xml:space="preserve">drug-level DrugViability term acting mainly as a clinical and pharmacological tie-breaker among</w:t>
-      </w:r>
-      <w:r>
-        <w:t xml:space="preserve"> </w:t>
-      </w:r>
-      <w:r>
-        <w:t xml:space="preserve">agents that share a target; we therefore present the score as a transparent aggregation of evidence</w:t>
-      </w:r>
-      <w:r>
-        <w:t xml:space="preserve"> </w:t>
-      </w:r>
-      <w:r>
-        <w:t xml:space="preserve">rather than as a method whose superiority over fold-change or database-count ranking is</w:t>
-      </w:r>
-      <w:r>
-        <w:t xml:space="preserve"> </w:t>
-      </w:r>
-      <w:r>
-        <w:t xml:space="preserve">established, a comparison that would require dedicated benchmarking</w:t>
-      </w:r>
-      <w:r>
-        <w:t xml:space="preserve"> </w:t>
-      </w:r>
-      <w:r>
-        <w:t xml:space="preserve">(Pushpakom et al. 2019; Tanoli et al. 2025)</w:t>
-      </w:r>
-      <w:r>
-        <w:t xml:space="preserve">.</w:t>
-      </w:r>
-      <w:r>
-        <w:t xml:space="preserve"> </w:t>
-      </w:r>
-      <w:r>
-        <w:t xml:space="preserve">This network-centric view, in which therapeutic effect may depend on modulating functional modules</w:t>
-      </w:r>
-      <w:r>
-        <w:t xml:space="preserve"> </w:t>
-      </w:r>
-      <w:r>
-        <w:t xml:space="preserve">rather than single proteins, is consistent with network-medicine principles</w:t>
-      </w:r>
-      <w:r>
-        <w:t xml:space="preserve"> </w:t>
-      </w:r>
-      <w:r>
-        <w:t xml:space="preserve">(Barabási, Gulbahce, and Loscalzo 2011)</w:t>
-      </w:r>
-      <w:r>
-        <w:t xml:space="preserve">.</w:t>
-      </w:r>
-      <w:r>
-        <w:t xml:space="preserve"> </w:t>
-      </w:r>
-      <w:r>
-        <w:t xml:space="preserve">Several prioritized agents are approved for non-oncologic indications (valproate, acetazolamide,</w:t>
-      </w:r>
-      <w:r>
-        <w:t xml:space="preserve"> </w:t>
-      </w:r>
-      <w:r>
-        <w:t xml:space="preserve">disulfiram) and could in principle offer short-horizon, accessible repurposing options. The</w:t>
-      </w:r>
-      <w:r>
-        <w:t xml:space="preserve"> </w:t>
-      </w:r>
-      <w:r>
-        <w:t xml:space="preserve">relevance of such combination candidates may be heightened by the field’s shift toward</w:t>
-      </w:r>
-      <w:r>
-        <w:t xml:space="preserve"> </w:t>
-      </w:r>
-      <w:r>
-        <w:t xml:space="preserve">perioperative, immunotherapy-based regimens in resectable HNSCC</w:t>
-      </w:r>
-      <w:r>
-        <w:t xml:space="preserve"> </w:t>
-      </w:r>
-      <w:r>
-        <w:t xml:space="preserve">(Uppaluri et al. 2025)</w:t>
-      </w:r>
-      <w:r>
-        <w:t xml:space="preserve">, a setting in which</w:t>
-      </w:r>
-      <w:r>
-        <w:t xml:space="preserve"> </w:t>
-      </w:r>
-      <w:r>
-        <w:t xml:space="preserve">agents that prime or sensitize the tumor microenvironment could complement checkpoint blockade,</w:t>
-      </w:r>
-      <w:r>
-        <w:t xml:space="preserve"> </w:t>
-      </w:r>
-      <w:r>
-        <w:t xml:space="preserve">although our data speak to target biology rather than to patient selection.</w:t>
-      </w:r>
-    </w:p>
-    <w:p>
-      <w:pPr>
-        <w:pStyle w:val="BodyText"/>
-      </w:pPr>
-      <w:r>
-        <w:t xml:space="preserve">Several limitations bound these conclusions. The discovery cohort is small (10 paired specimens);</w:t>
-      </w:r>
-      <w:r>
-        <w:t xml:space="preserve"> </w:t>
-      </w:r>
-      <w:r>
-        <w:t xml:space="preserve">cross-cohort corroboration mitigates but does not replace adequately powered confirmation. Tumor</w:t>
-      </w:r>
-      <w:r>
-        <w:t xml:space="preserve"> </w:t>
-      </w:r>
-      <w:r>
-        <w:t xml:space="preserve">and adjacent-normal specimens differ in cellular composition, and muscle and respiratory-mucosa</w:t>
-      </w:r>
-      <w:r>
-        <w:t xml:space="preserve"> </w:t>
-      </w:r>
-      <w:r>
-        <w:t xml:space="preserve">signals in the down-regulated proteome likely reflect tissue context rather than tumor-intrinsic</w:t>
-      </w:r>
-      <w:r>
-        <w:t xml:space="preserve"> </w:t>
-      </w:r>
-      <w:r>
-        <w:t xml:space="preserve">biology; hallmark terms such as Myogenesis and Adipogenesis should be read accordingly, although</w:t>
-      </w:r>
-      <w:r>
-        <w:t xml:space="preserve"> </w:t>
-      </w:r>
-      <w:r>
-        <w:t xml:space="preserve">sensitivity analyses excluding tissue-composition markers left the prioritized targets and the</w:t>
-      </w:r>
-      <w:r>
-        <w:t xml:space="preserve"> </w:t>
-      </w:r>
-      <w:r>
-        <w:t xml:space="preserve">oxidative-phosphorylation axis essentially unchanged. Data-independent acquisition with MinProb</w:t>
-      </w:r>
-      <w:r>
-        <w:t xml:space="preserve"> </w:t>
-      </w:r>
-      <w:r>
-        <w:t xml:space="preserve">imputation can mildly bias proteins absent from tumor tissue toward apparent under-abundance, an</w:t>
-      </w:r>
-      <w:r>
-        <w:t xml:space="preserve"> </w:t>
-      </w:r>
-      <w:r>
-        <w:t xml:space="preserve">effect that appears to be largely genuine biology and affected only a small minority of</w:t>
-      </w:r>
-      <w:r>
-        <w:t xml:space="preserve"> </w:t>
-      </w:r>
-      <w:r>
-        <w:t xml:space="preserve">under-abundant proteins. The differential-abundance component of the score is directional,</w:t>
-      </w:r>
-      <w:r>
-        <w:t xml:space="preserve"> </w:t>
-      </w:r>
-      <w:r>
-        <w:t xml:space="preserve">rewarding inhibition of over-abundant targets, so under-abundant or potential tumor-suppressor</w:t>
-      </w:r>
-      <w:r>
-        <w:t xml:space="preserve"> </w:t>
-      </w:r>
-      <w:r>
-        <w:t xml:space="preserve">nodes are structurally down-weighted and reach prioritization mainly through centrality, as for the</w:t>
-      </w:r>
-      <w:r>
-        <w:t xml:space="preserve"> </w:t>
-      </w:r>
-      <w:r>
-        <w:t xml:space="preserve">metabolic axis. Crucially, the external cohorts corroborate the direction of change in the</w:t>
-      </w:r>
-      <w:r>
-        <w:t xml:space="preserve"> </w:t>
-      </w:r>
-      <w:r>
-        <w:t xml:space="preserve">prioritized targets; they do not test drug efficacy or the candidate rank order, and four anchors</w:t>
-      </w:r>
-      <w:r>
-        <w:t xml:space="preserve"> </w:t>
-      </w:r>
-      <w:r>
-        <w:t xml:space="preserve">(PDE6D, CA2, CDA, RPS11) were weakly concordant or discordant and should be treated as</w:t>
-      </w:r>
-      <w:r>
-        <w:t xml:space="preserve"> </w:t>
-      </w:r>
-      <w:r>
-        <w:t xml:space="preserve">lower-confidence nominations. Finally, this is an in silico prioritization: the candidates are</w:t>
-      </w:r>
-      <w:r>
-        <w:t xml:space="preserve"> </w:t>
-      </w:r>
-      <w:r>
-        <w:t xml:space="preserve">hypotheses, and functional preclinical validation will be required, particularly for the</w:t>
-      </w:r>
-      <w:r>
-        <w:t xml:space="preserve"> </w:t>
-      </w:r>
-      <w:r>
-        <w:t xml:space="preserve">under-explored epigenetic and proteasome axes. Within these bounds, the study offers a credible,</w:t>
-      </w:r>
-      <w:r>
-        <w:t xml:space="preserve"> </w:t>
-      </w:r>
-      <w:r>
-        <w:t xml:space="preserve">mechanism-organized set of repurposing candidates and a prioritized agenda for preclinical and</w:t>
-      </w:r>
-      <w:r>
-        <w:t xml:space="preserve"> </w:t>
-      </w:r>
-      <w:r>
-        <w:t xml:space="preserve">combination-trial follow-up in HNSCC.</w:t>
-      </w:r>
-    </w:p>
-    <w:bookmarkEnd w:id="37"/>
-    <w:bookmarkEnd w:id="38"/>
-    <w:bookmarkStart w:id="57" w:name="figures"/>
+        <w:t xml:space="preserve">. Within these bounds,</w:t>
+      </w:r>
+      <w:r>
+        <w:t xml:space="preserve"> </w:t>
+      </w:r>
+      <w:r>
+        <w:t xml:space="preserve">the study offers a credible, mechanism-organized set of repurposing candidates and a prioritized</w:t>
+      </w:r>
+      <w:r>
+        <w:t xml:space="preserve"> </w:t>
+      </w:r>
+      <w:r>
+        <w:t xml:space="preserve">agenda for preclinical and combination-trial follow-up in HNSCC.</w:t>
+      </w:r>
+    </w:p>
+    <w:bookmarkEnd w:id="26"/>
+    <w:bookmarkEnd w:id="27"/>
+    <w:bookmarkStart w:id="46" w:name="figures"/>
     <w:p>
       <w:pPr>
         <w:pStyle w:val="Heading1"/>
@@ -2405,18 +2785,18 @@
           <wp:inline>
             <wp:extent cx="5334000" cy="2581427"/>
             <wp:effectExtent b="0" l="0" r="0" t="0"/>
-            <wp:docPr descr="" title="" id="40" name="Picture"/>
+            <wp:docPr descr="" title="" id="29" name="Picture"/>
             <a:graphic>
               <a:graphicData uri="http://schemas.openxmlformats.org/drawingml/2006/picture">
                 <pic:pic>
                   <pic:nvPicPr>
-                    <pic:cNvPr descr="../../results/figures/pub/main/Fig1_workflow.png" id="41" name="Picture"/>
+                    <pic:cNvPr descr="../../results/figures/pub/main/Fig1_workflow.png" id="30" name="Picture"/>
                     <pic:cNvPicPr>
                       <a:picLocks noChangeArrowheads="1" noChangeAspect="1"/>
                     </pic:cNvPicPr>
                   </pic:nvPicPr>
                   <pic:blipFill>
-                    <a:blip r:embed="rId39"/>
+                    <a:blip r:embed="rId28"/>
                     <a:stretch>
                       <a:fillRect/>
                     </a:stretch>
@@ -2534,18 +2914,18 @@
           <wp:inline>
             <wp:extent cx="5334000" cy="6325590"/>
             <wp:effectExtent b="0" l="0" r="0" t="0"/>
-            <wp:docPr descr="" title="" id="43" name="Picture"/>
+            <wp:docPr descr="" title="" id="32" name="Picture"/>
             <a:graphic>
               <a:graphicData uri="http://schemas.openxmlformats.org/drawingml/2006/picture">
                 <pic:pic>
                   <pic:nvPicPr>
-                    <pic:cNvPr descr="../../results/figures/pub/main/Fig2_multipanel.png" id="44" name="Picture"/>
+                    <pic:cNvPr descr="../../results/figures/pub/main/Fig2_multipanel.png" id="33" name="Picture"/>
                     <pic:cNvPicPr>
                       <a:picLocks noChangeArrowheads="1" noChangeAspect="1"/>
                     </pic:cNvPicPr>
                   </pic:nvPicPr>
                   <pic:blipFill>
-                    <a:blip r:embed="rId42"/>
+                    <a:blip r:embed="rId31"/>
                     <a:stretch>
                       <a:fillRect/>
                     </a:stretch>
@@ -2582,11 +2962,11 @@
     </w:p>
     <w:p>
       <w:pPr>
+        <w:pStyle w:val="Compact"/>
         <w:numPr>
           <w:ilvl w:val="0"/>
           <w:numId w:val="1001"/>
         </w:numPr>
-        <w:pStyle w:val="Compact"/>
       </w:pPr>
       <w:r>
         <w:t xml:space="preserve">Volcano plot of differential protein abundance in tumor versus adjacent-normal tissue</w:t>
@@ -2667,18 +3047,18 @@
           <wp:inline>
             <wp:extent cx="5334000" cy="4161315"/>
             <wp:effectExtent b="0" l="0" r="0" t="0"/>
-            <wp:docPr descr="" title="" id="46" name="Picture"/>
+            <wp:docPr descr="" title="" id="35" name="Picture"/>
             <a:graphic>
               <a:graphicData uri="http://schemas.openxmlformats.org/drawingml/2006/picture">
                 <pic:pic>
                   <pic:nvPicPr>
-                    <pic:cNvPr descr="../../results/figures/pub/main/Fig3_multipanel.png" id="47" name="Picture"/>
+                    <pic:cNvPr descr="../../results/figures/pub/main/Fig3_multipanel.png" id="36" name="Picture"/>
                     <pic:cNvPicPr>
                       <a:picLocks noChangeArrowheads="1" noChangeAspect="1"/>
                     </pic:cNvPicPr>
                   </pic:nvPicPr>
                   <pic:blipFill>
-                    <a:blip r:embed="rId45"/>
+                    <a:blip r:embed="rId34"/>
                     <a:stretch>
                       <a:fillRect/>
                     </a:stretch>
@@ -2766,18 +3146,18 @@
           <wp:inline>
             <wp:extent cx="5334000" cy="4315026"/>
             <wp:effectExtent b="0" l="0" r="0" t="0"/>
-            <wp:docPr descr="" title="" id="49" name="Picture"/>
+            <wp:docPr descr="" title="" id="38" name="Picture"/>
             <a:graphic>
               <a:graphicData uri="http://schemas.openxmlformats.org/drawingml/2006/picture">
                 <pic:pic>
                   <pic:nvPicPr>
-                    <pic:cNvPr descr="../../results/figures/pub/main/Fig4_multipanel.png" id="50" name="Picture"/>
+                    <pic:cNvPr descr="../../results/figures/pub/main/Fig4_multipanel.png" id="39" name="Picture"/>
                     <pic:cNvPicPr>
                       <a:picLocks noChangeArrowheads="1" noChangeAspect="1"/>
                     </pic:cNvPicPr>
                   </pic:nvPicPr>
                   <pic:blipFill>
-                    <a:blip r:embed="rId48"/>
+                    <a:blip r:embed="rId37"/>
                     <a:stretch>
                       <a:fillRect/>
                     </a:stretch>
@@ -2814,11 +3194,11 @@
     </w:p>
     <w:p>
       <w:pPr>
+        <w:pStyle w:val="Compact"/>
         <w:numPr>
           <w:ilvl w:val="0"/>
           <w:numId w:val="1002"/>
         </w:numPr>
-        <w:pStyle w:val="Compact"/>
       </w:pPr>
       <w:r>
         <w:t xml:space="preserve">Tumor PPI network (STRING) arranged with a stress layout that emphasizes intra-module</w:t>
@@ -2875,18 +3255,18 @@
           <wp:inline>
             <wp:extent cx="5334000" cy="2587953"/>
             <wp:effectExtent b="0" l="0" r="0" t="0"/>
-            <wp:docPr descr="" title="" id="52" name="Picture"/>
+            <wp:docPr descr="" title="" id="41" name="Picture"/>
             <a:graphic>
               <a:graphicData uri="http://schemas.openxmlformats.org/drawingml/2006/picture">
                 <pic:pic>
                   <pic:nvPicPr>
-                    <pic:cNvPr descr="../../results/figures/pub/main/Fig5_multipanel.png" id="53" name="Picture"/>
+                    <pic:cNvPr descr="../../results/figures/pub/main/Fig5_multipanel.png" id="42" name="Picture"/>
                     <pic:cNvPicPr>
                       <a:picLocks noChangeArrowheads="1" noChangeAspect="1"/>
                     </pic:cNvPicPr>
                   </pic:nvPicPr>
                   <pic:blipFill>
-                    <a:blip r:embed="rId51"/>
+                    <a:blip r:embed="rId40"/>
                     <a:stretch>
                       <a:fillRect/>
                     </a:stretch>
@@ -2923,11 +3303,11 @@
     </w:p>
     <w:p>
       <w:pPr>
+        <w:pStyle w:val="Compact"/>
         <w:numPr>
           <w:ilvl w:val="0"/>
           <w:numId w:val="1003"/>
         </w:numPr>
-        <w:pStyle w:val="Compact"/>
       </w:pPr>
       <w:r>
         <w:t xml:space="preserve">Prioritized shortlist faceted by tier, with each candidate’s composite score</w:t>
@@ -3008,18 +3388,18 @@
           <wp:inline>
             <wp:extent cx="5334000" cy="4393409"/>
             <wp:effectExtent b="0" l="0" r="0" t="0"/>
-            <wp:docPr descr="" title="" id="55" name="Picture"/>
+            <wp:docPr descr="" title="" id="44" name="Picture"/>
             <a:graphic>
               <a:graphicData uri="http://schemas.openxmlformats.org/drawingml/2006/picture">
                 <pic:pic>
                   <pic:nvPicPr>
-                    <pic:cNvPr descr="../../results/figures/pub/main/Fig6_multipanel.png" id="56" name="Picture"/>
+                    <pic:cNvPr descr="../../results/figures/pub/main/Fig6_multipanel.png" id="45" name="Picture"/>
                     <pic:cNvPicPr>
                       <a:picLocks noChangeArrowheads="1" noChangeAspect="1"/>
                     </pic:cNvPicPr>
                   </pic:nvPicPr>
                   <pic:blipFill>
-                    <a:blip r:embed="rId54"/>
+                    <a:blip r:embed="rId43"/>
                     <a:stretch>
                       <a:fillRect/>
                     </a:stretch>
@@ -3077,7 +3457,16 @@
         <w:t xml:space="preserve"> </w:t>
       </w:r>
       <w:r>
-        <w:t xml:space="preserve">(Huang et al. 2021)</w:t>
+        <w:t xml:space="preserve">(</w:t>
+      </w:r>
+      <w:r>
+        <w:t xml:space="preserve">Huang et al.</w:t>
+      </w:r>
+      <w:r>
+        <w:t xml:space="preserve"> </w:t>
+      </w:r>
+      <w:r>
+        <w:t xml:space="preserve">2021)</w:t>
       </w:r>
       <w:r>
         <w:t xml:space="preserve">; paired limma, 116 tumor / 66 normal, 66 pairs);</w:t>
@@ -3156,8 +3545,8 @@
         </w:pict>
       </w:r>
     </w:p>
-    <w:bookmarkEnd w:id="57"/>
-    <w:bookmarkStart w:id="58" w:name="tables"/>
+    <w:bookmarkEnd w:id="46"/>
+    <w:bookmarkStart w:id="47" w:name="tables"/>
     <w:p>
       <w:pPr>
         <w:pStyle w:val="Heading1"/>
@@ -3170,8 +3559,8 @@
       <w:tblPr>
         <w:tblStyle w:val="Table"/>
         <w:tblW w:type="pct" w:w="5000"/>
+        <w:tblLayout w:type="fixed"/>
         <w:tblLook w:firstRow="1" w:lastRow="0" w:firstColumn="0" w:lastColumn="0" w:noHBand="0" w:noVBand="0" w:val="0020"/>
-        <w:jc w:val="start"/>
       </w:tblPr>
       <w:tblGrid>
         <w:gridCol w:w="660"/>
@@ -3189,14 +3578,13 @@
       </w:tblGrid>
       <w:tr>
         <w:trPr>
-          <w:tblHeader w:val="true"/>
+          <w:tblHeader w:val="on"/>
         </w:trPr>
         <w:tc>
           <w:tcPr/>
           <w:p>
             <w:pPr>
               <w:pStyle w:val="Compact"/>
-              <w:jc w:val="left"/>
             </w:pPr>
             <w:r>
               <w:t xml:space="preserve">Drug</w:t>
@@ -3208,7 +3596,6 @@
           <w:p>
             <w:pPr>
               <w:pStyle w:val="Compact"/>
-              <w:jc w:val="left"/>
             </w:pPr>
             <w:r>
               <w:t xml:space="preserve">Block / tier</w:t>
@@ -3220,7 +3607,6 @@
           <w:p>
             <w:pPr>
               <w:pStyle w:val="Compact"/>
-              <w:jc w:val="left"/>
             </w:pPr>
             <w:r>
               <w:t xml:space="preserve">Module / subclass</w:t>
@@ -3232,7 +3618,6 @@
           <w:p>
             <w:pPr>
               <w:pStyle w:val="Compact"/>
-              <w:jc w:val="left"/>
             </w:pPr>
             <w:r>
               <w:t xml:space="preserve">Anchor target</w:t>
@@ -3244,7 +3629,6 @@
           <w:p>
             <w:pPr>
               <w:pStyle w:val="Compact"/>
-              <w:jc w:val="left"/>
             </w:pPr>
             <w:r>
               <w:t xml:space="preserve">Max clinical phase</w:t>
@@ -3256,7 +3640,6 @@
           <w:p>
             <w:pPr>
               <w:pStyle w:val="Compact"/>
-              <w:jc w:val="left"/>
             </w:pPr>
             <w:r>
               <w:t xml:space="preserve">HNSCC-approved</w:t>
@@ -3268,7 +3651,6 @@
           <w:p>
             <w:pPr>
               <w:pStyle w:val="Compact"/>
-              <w:jc w:val="left"/>
             </w:pPr>
             <w:r>
               <w:t xml:space="preserve">Composite</w:t>
@@ -3280,7 +3662,6 @@
           <w:p>
             <w:pPr>
               <w:pStyle w:val="Compact"/>
-              <w:jc w:val="left"/>
             </w:pPr>
             <w:r>
               <w:t xml:space="preserve">TP</w:t>
@@ -3292,7 +3673,6 @@
           <w:p>
             <w:pPr>
               <w:pStyle w:val="Compact"/>
-              <w:jc w:val="left"/>
             </w:pPr>
             <w:r>
               <w:t xml:space="preserve">DV</w:t>
@@ -3304,7 +3684,6 @@
           <w:p>
             <w:pPr>
               <w:pStyle w:val="Compact"/>
-              <w:jc w:val="left"/>
             </w:pPr>
             <w:r>
               <w:t xml:space="preserve">Sources (/4)</w:t>
@@ -3316,7 +3695,6 @@
           <w:p>
             <w:pPr>
               <w:pStyle w:val="Compact"/>
-              <w:jc w:val="left"/>
             </w:pPr>
             <w:r>
               <w:t xml:space="preserve">LOD-stable</w:t>
@@ -3328,7 +3706,6 @@
           <w:p>
             <w:pPr>
               <w:pStyle w:val="Compact"/>
-              <w:jc w:val="left"/>
             </w:pPr>
             <w:r>
               <w:t xml:space="preserve">Robustness (n/6)</w:t>
@@ -3342,7 +3719,6 @@
           <w:p>
             <w:pPr>
               <w:pStyle w:val="Compact"/>
-              <w:jc w:val="left"/>
             </w:pPr>
             <w:r>
               <w:t xml:space="preserve">Cetuximab</w:t>
@@ -3354,7 +3730,6 @@
           <w:p>
             <w:pPr>
               <w:pStyle w:val="Compact"/>
-              <w:jc w:val="left"/>
             </w:pPr>
             <w:r>
               <w:t xml:space="preserve">EGFR control</w:t>
@@ -3366,7 +3741,6 @@
           <w:p>
             <w:pPr>
               <w:pStyle w:val="Compact"/>
-              <w:jc w:val="left"/>
             </w:pPr>
             <w:r>
               <w:t xml:space="preserve">Anti-EGFR antibody/ADC</w:t>
@@ -3378,7 +3752,6 @@
           <w:p>
             <w:pPr>
               <w:pStyle w:val="Compact"/>
-              <w:jc w:val="left"/>
             </w:pPr>
             <w:r>
               <w:t xml:space="preserve">EGFR</w:t>
@@ -3390,7 +3763,6 @@
           <w:p>
             <w:pPr>
               <w:pStyle w:val="Compact"/>
-              <w:jc w:val="left"/>
             </w:pPr>
             <w:r>
               <w:t xml:space="preserve">Approved (Phase IV)</w:t>
@@ -3402,7 +3774,6 @@
           <w:p>
             <w:pPr>
               <w:pStyle w:val="Compact"/>
-              <w:jc w:val="left"/>
             </w:pPr>
             <w:r>
               <w:t xml:space="preserve">Yes</w:t>
@@ -3414,7 +3785,6 @@
           <w:p>
             <w:pPr>
               <w:pStyle w:val="Compact"/>
-              <w:jc w:val="left"/>
             </w:pPr>
             <w:r>
               <w:t xml:space="preserve">0.73</w:t>
@@ -3426,7 +3796,6 @@
           <w:p>
             <w:pPr>
               <w:pStyle w:val="Compact"/>
-              <w:jc w:val="left"/>
             </w:pPr>
             <w:r>
               <w:t xml:space="preserve">0.605</w:t>
@@ -3438,7 +3807,6 @@
           <w:p>
             <w:pPr>
               <w:pStyle w:val="Compact"/>
-              <w:jc w:val="left"/>
             </w:pPr>
             <w:r>
               <w:t xml:space="preserve">0.917</w:t>
@@ -3450,7 +3818,6 @@
           <w:p>
             <w:pPr>
               <w:pStyle w:val="Compact"/>
-              <w:jc w:val="left"/>
             </w:pPr>
             <w:r>
               <w:t xml:space="preserve">3</w:t>
@@ -3462,7 +3829,6 @@
           <w:p>
             <w:pPr>
               <w:pStyle w:val="Compact"/>
-              <w:jc w:val="left"/>
             </w:pPr>
             <w:r>
               <w:t xml:space="preserve">Yes</w:t>
@@ -3474,7 +3840,6 @@
           <w:p>
             <w:pPr>
               <w:pStyle w:val="Compact"/>
-              <w:jc w:val="left"/>
             </w:pPr>
             <w:r>
               <w:t xml:space="preserve">6/6</w:t>
@@ -3488,7 +3853,6 @@
           <w:p>
             <w:pPr>
               <w:pStyle w:val="Compact"/>
-              <w:jc w:val="left"/>
             </w:pPr>
             <w:r>
               <w:t xml:space="preserve">Nimotuzumab</w:t>
@@ -3500,7 +3864,6 @@
           <w:p>
             <w:pPr>
               <w:pStyle w:val="Compact"/>
-              <w:jc w:val="left"/>
             </w:pPr>
             <w:r>
               <w:t xml:space="preserve">EGFR control</w:t>
@@ -3512,7 +3875,6 @@
           <w:p>
             <w:pPr>
               <w:pStyle w:val="Compact"/>
-              <w:jc w:val="left"/>
             </w:pPr>
             <w:r>
               <w:t xml:space="preserve">Anti-EGFR antibody/ADC</w:t>
@@ -3524,7 +3886,6 @@
           <w:p>
             <w:pPr>
               <w:pStyle w:val="Compact"/>
-              <w:jc w:val="left"/>
             </w:pPr>
             <w:r>
               <w:t xml:space="preserve">EGFR</w:t>
@@ -3536,7 +3897,6 @@
           <w:p>
             <w:pPr>
               <w:pStyle w:val="Compact"/>
-              <w:jc w:val="left"/>
             </w:pPr>
             <w:r>
               <w:t xml:space="preserve">Approved (Phase IV)</w:t>
@@ -3548,7 +3908,6 @@
           <w:p>
             <w:pPr>
               <w:pStyle w:val="Compact"/>
-              <w:jc w:val="left"/>
             </w:pPr>
             <w:r>
               <w:t xml:space="preserve">No</w:t>
@@ -3560,7 +3919,6 @@
           <w:p>
             <w:pPr>
               <w:pStyle w:val="Compact"/>
-              <w:jc w:val="left"/>
             </w:pPr>
             <w:r>
               <w:t xml:space="preserve">0.73</w:t>
@@ -3572,7 +3930,6 @@
           <w:p>
             <w:pPr>
               <w:pStyle w:val="Compact"/>
-              <w:jc w:val="left"/>
             </w:pPr>
             <w:r>
               <w:t xml:space="preserve">0.605</w:t>
@@ -3584,7 +3941,6 @@
           <w:p>
             <w:pPr>
               <w:pStyle w:val="Compact"/>
-              <w:jc w:val="left"/>
             </w:pPr>
             <w:r>
               <w:t xml:space="preserve">0.917</w:t>
@@ -3596,7 +3952,6 @@
           <w:p>
             <w:pPr>
               <w:pStyle w:val="Compact"/>
-              <w:jc w:val="left"/>
             </w:pPr>
             <w:r>
               <w:t xml:space="preserve">3</w:t>
@@ -3608,7 +3963,6 @@
           <w:p>
             <w:pPr>
               <w:pStyle w:val="Compact"/>
-              <w:jc w:val="left"/>
             </w:pPr>
             <w:r>
               <w:t xml:space="preserve">Yes</w:t>
@@ -3620,7 +3974,6 @@
           <w:p>
             <w:pPr>
               <w:pStyle w:val="Compact"/>
-              <w:jc w:val="left"/>
             </w:pPr>
             <w:r>
               <w:t xml:space="preserve">6/6</w:t>
@@ -3634,7 +3987,6 @@
           <w:p>
             <w:pPr>
               <w:pStyle w:val="Compact"/>
-              <w:jc w:val="left"/>
             </w:pPr>
             <w:r>
               <w:t xml:space="preserve">Panitumumab</w:t>
@@ -3646,7 +3998,6 @@
           <w:p>
             <w:pPr>
               <w:pStyle w:val="Compact"/>
-              <w:jc w:val="left"/>
             </w:pPr>
             <w:r>
               <w:t xml:space="preserve">EGFR control</w:t>
@@ -3658,7 +4009,6 @@
           <w:p>
             <w:pPr>
               <w:pStyle w:val="Compact"/>
-              <w:jc w:val="left"/>
             </w:pPr>
             <w:r>
               <w:t xml:space="preserve">Anti-EGFR antibody/ADC</w:t>
@@ -3670,7 +4020,6 @@
           <w:p>
             <w:pPr>
               <w:pStyle w:val="Compact"/>
-              <w:jc w:val="left"/>
             </w:pPr>
             <w:r>
               <w:t xml:space="preserve">EGFR</w:t>
@@ -3682,7 +4031,6 @@
           <w:p>
             <w:pPr>
               <w:pStyle w:val="Compact"/>
-              <w:jc w:val="left"/>
             </w:pPr>
             <w:r>
               <w:t xml:space="preserve">Approved (Phase IV)</w:t>
@@ -3694,7 +4042,6 @@
           <w:p>
             <w:pPr>
               <w:pStyle w:val="Compact"/>
-              <w:jc w:val="left"/>
             </w:pPr>
             <w:r>
               <w:t xml:space="preserve">No</w:t>
@@ -3706,7 +4053,6 @@
           <w:p>
             <w:pPr>
               <w:pStyle w:val="Compact"/>
-              <w:jc w:val="left"/>
             </w:pPr>
             <w:r>
               <w:t xml:space="preserve">0.73</w:t>
@@ -3718,7 +4064,6 @@
           <w:p>
             <w:pPr>
               <w:pStyle w:val="Compact"/>
-              <w:jc w:val="left"/>
             </w:pPr>
             <w:r>
               <w:t xml:space="preserve">0.605</w:t>
@@ -3730,7 +4075,6 @@
           <w:p>
             <w:pPr>
               <w:pStyle w:val="Compact"/>
-              <w:jc w:val="left"/>
             </w:pPr>
             <w:r>
               <w:t xml:space="preserve">0.917</w:t>
@@ -3742,7 +4086,6 @@
           <w:p>
             <w:pPr>
               <w:pStyle w:val="Compact"/>
-              <w:jc w:val="left"/>
             </w:pPr>
             <w:r>
               <w:t xml:space="preserve">3</w:t>
@@ -3754,7 +4097,6 @@
           <w:p>
             <w:pPr>
               <w:pStyle w:val="Compact"/>
-              <w:jc w:val="left"/>
             </w:pPr>
             <w:r>
               <w:t xml:space="preserve">Yes</w:t>
@@ -3766,7 +4108,6 @@
           <w:p>
             <w:pPr>
               <w:pStyle w:val="Compact"/>
-              <w:jc w:val="left"/>
             </w:pPr>
             <w:r>
               <w:t xml:space="preserve">6/6</w:t>
@@ -3780,7 +4121,6 @@
           <w:p>
             <w:pPr>
               <w:pStyle w:val="Compact"/>
-              <w:jc w:val="left"/>
             </w:pPr>
             <w:r>
               <w:t xml:space="preserve">Gefitinib</w:t>
@@ -3792,7 +4132,6 @@
           <w:p>
             <w:pPr>
               <w:pStyle w:val="Compact"/>
-              <w:jc w:val="left"/>
             </w:pPr>
             <w:r>
               <w:t xml:space="preserve">EGFR control</w:t>
@@ -3804,7 +4143,6 @@
           <w:p>
             <w:pPr>
               <w:pStyle w:val="Compact"/>
-              <w:jc w:val="left"/>
             </w:pPr>
             <w:r>
               <w:t xml:space="preserve">EGFR TKI (1st-2nd gen)</w:t>
@@ -3816,7 +4154,6 @@
           <w:p>
             <w:pPr>
               <w:pStyle w:val="Compact"/>
-              <w:jc w:val="left"/>
             </w:pPr>
             <w:r>
               <w:t xml:space="preserve">EGFR</w:t>
@@ -3828,7 +4165,6 @@
           <w:p>
             <w:pPr>
               <w:pStyle w:val="Compact"/>
-              <w:jc w:val="left"/>
             </w:pPr>
             <w:r>
               <w:t xml:space="preserve">Approved (Phase IV)</w:t>
@@ -3840,7 +4176,6 @@
           <w:p>
             <w:pPr>
               <w:pStyle w:val="Compact"/>
-              <w:jc w:val="left"/>
             </w:pPr>
             <w:r>
               <w:t xml:space="preserve">No</w:t>
@@ -3852,7 +4187,6 @@
           <w:p>
             <w:pPr>
               <w:pStyle w:val="Compact"/>
-              <w:jc w:val="left"/>
             </w:pPr>
             <w:r>
               <w:t xml:space="preserve">0.717</w:t>
@@ -3864,7 +4198,6 @@
           <w:p>
             <w:pPr>
               <w:pStyle w:val="Compact"/>
-              <w:jc w:val="left"/>
             </w:pPr>
             <w:r>
               <w:t xml:space="preserve">0.605</w:t>
@@ -3876,7 +4209,6 @@
           <w:p>
             <w:pPr>
               <w:pStyle w:val="Compact"/>
-              <w:jc w:val="left"/>
             </w:pPr>
             <w:r>
               <w:t xml:space="preserve">0.884</w:t>
@@ -3888,7 +4220,6 @@
           <w:p>
             <w:pPr>
               <w:pStyle w:val="Compact"/>
-              <w:jc w:val="left"/>
             </w:pPr>
             <w:r>
               <w:t xml:space="preserve">4</w:t>
@@ -3900,7 +4231,6 @@
           <w:p>
             <w:pPr>
               <w:pStyle w:val="Compact"/>
-              <w:jc w:val="left"/>
             </w:pPr>
             <w:r>
               <w:t xml:space="preserve">Yes</w:t>
@@ -3912,7 +4242,6 @@
           <w:p>
             <w:pPr>
               <w:pStyle w:val="Compact"/>
-              <w:jc w:val="left"/>
             </w:pPr>
             <w:r>
               <w:t xml:space="preserve">6/6</w:t>
@@ -3926,7 +4255,6 @@
           <w:p>
             <w:pPr>
               <w:pStyle w:val="Compact"/>
-              <w:jc w:val="left"/>
             </w:pPr>
             <w:r>
               <w:t xml:space="preserve">Lapatinib</w:t>
@@ -3938,7 +4266,6 @@
           <w:p>
             <w:pPr>
               <w:pStyle w:val="Compact"/>
-              <w:jc w:val="left"/>
             </w:pPr>
             <w:r>
               <w:t xml:space="preserve">EGFR control</w:t>
@@ -3950,7 +4277,6 @@
           <w:p>
             <w:pPr>
               <w:pStyle w:val="Compact"/>
-              <w:jc w:val="left"/>
             </w:pPr>
             <w:r>
               <w:t xml:space="preserve">EGFR TKI (1st-2nd gen)</w:t>
@@ -3962,7 +4288,6 @@
           <w:p>
             <w:pPr>
               <w:pStyle w:val="Compact"/>
-              <w:jc w:val="left"/>
             </w:pPr>
             <w:r>
               <w:t xml:space="preserve">EGFR</w:t>
@@ -3974,7 +4299,6 @@
           <w:p>
             <w:pPr>
               <w:pStyle w:val="Compact"/>
-              <w:jc w:val="left"/>
             </w:pPr>
             <w:r>
               <w:t xml:space="preserve">Approved (Phase IV)</w:t>
@@ -3986,7 +4310,6 @@
           <w:p>
             <w:pPr>
               <w:pStyle w:val="Compact"/>
-              <w:jc w:val="left"/>
             </w:pPr>
             <w:r>
               <w:t xml:space="preserve">No</w:t>
@@ -3998,7 +4321,6 @@
           <w:p>
             <w:pPr>
               <w:pStyle w:val="Compact"/>
-              <w:jc w:val="left"/>
             </w:pPr>
             <w:r>
               <w:t xml:space="preserve">0.698</w:t>
@@ -4010,7 +4332,6 @@
           <w:p>
             <w:pPr>
               <w:pStyle w:val="Compact"/>
-              <w:jc w:val="left"/>
             </w:pPr>
             <w:r>
               <w:t xml:space="preserve">0.605</w:t>
@@ -4022,7 +4343,6 @@
           <w:p>
             <w:pPr>
               <w:pStyle w:val="Compact"/>
-              <w:jc w:val="left"/>
             </w:pPr>
             <w:r>
               <w:t xml:space="preserve">0.836</w:t>
@@ -4034,7 +4354,6 @@
           <w:p>
             <w:pPr>
               <w:pStyle w:val="Compact"/>
-              <w:jc w:val="left"/>
             </w:pPr>
             <w:r>
               <w:t xml:space="preserve">4</w:t>
@@ -4046,7 +4365,6 @@
           <w:p>
             <w:pPr>
               <w:pStyle w:val="Compact"/>
-              <w:jc w:val="left"/>
             </w:pPr>
             <w:r>
               <w:t xml:space="preserve">Yes</w:t>
@@ -4058,7 +4376,6 @@
           <w:p>
             <w:pPr>
               <w:pStyle w:val="Compact"/>
-              <w:jc w:val="left"/>
             </w:pPr>
             <w:r>
               <w:t xml:space="preserve">6/6</w:t>
@@ -4072,7 +4389,6 @@
           <w:p>
             <w:pPr>
               <w:pStyle w:val="Compact"/>
-              <w:jc w:val="left"/>
             </w:pPr>
             <w:r>
               <w:t xml:space="preserve">Afatinib</w:t>
@@ -4084,7 +4400,6 @@
           <w:p>
             <w:pPr>
               <w:pStyle w:val="Compact"/>
-              <w:jc w:val="left"/>
             </w:pPr>
             <w:r>
               <w:t xml:space="preserve">EGFR control</w:t>
@@ -4096,7 +4411,6 @@
           <w:p>
             <w:pPr>
               <w:pStyle w:val="Compact"/>
-              <w:jc w:val="left"/>
             </w:pPr>
             <w:r>
               <w:t xml:space="preserve">EGFR TKI (1st-2nd gen)</w:t>
@@ -4108,7 +4422,6 @@
           <w:p>
             <w:pPr>
               <w:pStyle w:val="Compact"/>
-              <w:jc w:val="left"/>
             </w:pPr>
             <w:r>
               <w:t xml:space="preserve">EGFR</w:t>
@@ -4120,7 +4433,6 @@
           <w:p>
             <w:pPr>
               <w:pStyle w:val="Compact"/>
-              <w:jc w:val="left"/>
             </w:pPr>
             <w:r>
               <w:t xml:space="preserve">Approved (Phase IV)</w:t>
@@ -4132,7 +4444,6 @@
           <w:p>
             <w:pPr>
               <w:pStyle w:val="Compact"/>
-              <w:jc w:val="left"/>
             </w:pPr>
             <w:r>
               <w:t xml:space="preserve">Yes</w:t>
@@ -4144,7 +4455,6 @@
           <w:p>
             <w:pPr>
               <w:pStyle w:val="Compact"/>
-              <w:jc w:val="left"/>
             </w:pPr>
             <w:r>
               <w:t xml:space="preserve">0.695</w:t>
@@ -4156,7 +4466,6 @@
           <w:p>
             <w:pPr>
               <w:pStyle w:val="Compact"/>
-              <w:jc w:val="left"/>
             </w:pPr>
             <w:r>
               <w:t xml:space="preserve">0.605</w:t>
@@ -4168,7 +4477,6 @@
           <w:p>
             <w:pPr>
               <w:pStyle w:val="Compact"/>
-              <w:jc w:val="left"/>
             </w:pPr>
             <w:r>
               <w:t xml:space="preserve">0.829</w:t>
@@ -4180,7 +4488,6 @@
           <w:p>
             <w:pPr>
               <w:pStyle w:val="Compact"/>
-              <w:jc w:val="left"/>
             </w:pPr>
             <w:r>
               <w:t xml:space="preserve">4</w:t>
@@ -4192,7 +4499,6 @@
           <w:p>
             <w:pPr>
               <w:pStyle w:val="Compact"/>
-              <w:jc w:val="left"/>
             </w:pPr>
             <w:r>
               <w:t xml:space="preserve">Yes</w:t>
@@ -4204,7 +4510,6 @@
           <w:p>
             <w:pPr>
               <w:pStyle w:val="Compact"/>
-              <w:jc w:val="left"/>
             </w:pPr>
             <w:r>
               <w:t xml:space="preserve">6/6</w:t>
@@ -4218,7 +4523,6 @@
           <w:p>
             <w:pPr>
               <w:pStyle w:val="Compact"/>
-              <w:jc w:val="left"/>
             </w:pPr>
             <w:r>
               <w:t xml:space="preserve">Erlotinib</w:t>
@@ -4230,7 +4534,6 @@
           <w:p>
             <w:pPr>
               <w:pStyle w:val="Compact"/>
-              <w:jc w:val="left"/>
             </w:pPr>
             <w:r>
               <w:t xml:space="preserve">EGFR control</w:t>
@@ -4242,7 +4545,6 @@
           <w:p>
             <w:pPr>
               <w:pStyle w:val="Compact"/>
-              <w:jc w:val="left"/>
             </w:pPr>
             <w:r>
               <w:t xml:space="preserve">EGFR TKI (1st-2nd gen)</w:t>
@@ -4254,7 +4556,6 @@
           <w:p>
             <w:pPr>
               <w:pStyle w:val="Compact"/>
-              <w:jc w:val="left"/>
             </w:pPr>
             <w:r>
               <w:t xml:space="preserve">EGFR</w:t>
@@ -4266,7 +4567,6 @@
           <w:p>
             <w:pPr>
               <w:pStyle w:val="Compact"/>
-              <w:jc w:val="left"/>
             </w:pPr>
             <w:r>
               <w:t xml:space="preserve">Approved (Phase IV)</w:t>
@@ -4278,7 +4578,6 @@
           <w:p>
             <w:pPr>
               <w:pStyle w:val="Compact"/>
-              <w:jc w:val="left"/>
             </w:pPr>
             <w:r>
               <w:t xml:space="preserve">No</w:t>
@@ -4290,7 +4589,6 @@
           <w:p>
             <w:pPr>
               <w:pStyle w:val="Compact"/>
-              <w:jc w:val="left"/>
             </w:pPr>
             <w:r>
               <w:t xml:space="preserve">0.689</w:t>
@@ -4302,7 +4600,6 @@
           <w:p>
             <w:pPr>
               <w:pStyle w:val="Compact"/>
-              <w:jc w:val="left"/>
             </w:pPr>
             <w:r>
               <w:t xml:space="preserve">0.605</w:t>
@@ -4314,7 +4611,6 @@
           <w:p>
             <w:pPr>
               <w:pStyle w:val="Compact"/>
-              <w:jc w:val="left"/>
             </w:pPr>
             <w:r>
               <w:t xml:space="preserve">0.813</w:t>
@@ -4326,7 +4622,6 @@
           <w:p>
             <w:pPr>
               <w:pStyle w:val="Compact"/>
-              <w:jc w:val="left"/>
             </w:pPr>
             <w:r>
               <w:t xml:space="preserve">3</w:t>
@@ -4338,7 +4633,6 @@
           <w:p>
             <w:pPr>
               <w:pStyle w:val="Compact"/>
-              <w:jc w:val="left"/>
             </w:pPr>
             <w:r>
               <w:t xml:space="preserve">Yes</w:t>
@@ -4350,7 +4644,6 @@
           <w:p>
             <w:pPr>
               <w:pStyle w:val="Compact"/>
-              <w:jc w:val="left"/>
             </w:pPr>
             <w:r>
               <w:t xml:space="preserve">6/6</w:t>
@@ -4364,12 +4657,11 @@
           <w:p>
             <w:pPr>
               <w:pStyle w:val="Compact"/>
-              <w:jc w:val="left"/>
             </w:pPr>
             <w:r>
               <w:rPr>
+                <w:i/>
                 <w:iCs/>
-                <w:i/>
               </w:rPr>
               <w:t xml:space="preserve">plus 60 additional anti-EGFR agents</w:t>
             </w:r>
@@ -4380,7 +4672,6 @@
           <w:p>
             <w:pPr>
               <w:pStyle w:val="Compact"/>
-              <w:jc w:val="left"/>
             </w:pPr>
             <w:r>
               <w:t xml:space="preserve">EGFR control</w:t>
@@ -4392,7 +4683,6 @@
           <w:p>
             <w:pPr>
               <w:pStyle w:val="Compact"/>
-              <w:jc w:val="left"/>
             </w:pPr>
             <w:r>
               <w:t xml:space="preserve">anti-EGFR (mixed)</w:t>
@@ -4404,7 +4694,6 @@
           <w:p>
             <w:pPr>
               <w:pStyle w:val="Compact"/>
-              <w:jc w:val="left"/>
             </w:pPr>
             <w:r>
               <w:t xml:space="preserve">EGFR</w:t>
@@ -4416,7 +4705,6 @@
           <w:p>
             <w:pPr>
               <w:pStyle w:val="Compact"/>
-              <w:jc w:val="left"/>
             </w:pPr>
             <w:r>
               <w:t xml:space="preserve">Approved-to-Phase I</w:t>
@@ -4428,7 +4716,6 @@
           <w:p>
             <w:pPr>
               <w:pStyle w:val="Compact"/>
-              <w:jc w:val="left"/>
             </w:pPr>
             <w:r>
               <w:t xml:space="preserve">mixed</w:t>
@@ -4440,7 +4727,6 @@
           <w:p>
             <w:pPr>
               <w:pStyle w:val="Compact"/>
-              <w:jc w:val="left"/>
             </w:pPr>
             <w:r>
               <w:t xml:space="preserve">0.50-0.66</w:t>
@@ -4452,7 +4738,6 @@
           <w:p>
             <w:pPr>
               <w:pStyle w:val="Compact"/>
-              <w:jc w:val="left"/>
             </w:pPr>
             <w:r>
               <w:t xml:space="preserve">0.605</w:t>
@@ -4464,7 +4749,6 @@
           <w:p>
             <w:pPr>
               <w:pStyle w:val="Compact"/>
-              <w:jc w:val="left"/>
             </w:pPr>
             <w:r>
               <w:t xml:space="preserve">varies</w:t>
@@ -4476,7 +4760,6 @@
           <w:p>
             <w:pPr>
               <w:pStyle w:val="Compact"/>
-              <w:jc w:val="left"/>
             </w:pPr>
             <w:r>
               <w:t xml:space="preserve">2-3</w:t>
@@ -4488,7 +4771,6 @@
           <w:p>
             <w:pPr>
               <w:pStyle w:val="Compact"/>
-              <w:jc w:val="left"/>
             </w:pPr>
             <w:r>
               <w:t xml:space="preserve">mixed</w:t>
@@ -4500,7 +4782,6 @@
           <w:p>
             <w:pPr>
               <w:pStyle w:val="Compact"/>
-              <w:jc w:val="left"/>
             </w:pPr>
             <w:r>
               <w:t xml:space="preserve">mixed</w:t>
@@ -4514,7 +4795,6 @@
           <w:p>
             <w:pPr>
               <w:pStyle w:val="Compact"/>
-              <w:jc w:val="left"/>
             </w:pPr>
             <w:r>
               <w:t xml:space="preserve">Metformin</w:t>
@@ -4526,7 +4806,6 @@
           <w:p>
             <w:pPr>
               <w:pStyle w:val="Compact"/>
-              <w:jc w:val="left"/>
             </w:pPr>
             <w:r>
               <w:t xml:space="preserve">Hub-central</w:t>
@@ -4538,7 +4817,6 @@
           <w:p>
             <w:pPr>
               <w:pStyle w:val="Compact"/>
-              <w:jc w:val="left"/>
             </w:pPr>
             <w:r>
               <w:t xml:space="preserve">OXPHOS</w:t>
@@ -4550,7 +4828,6 @@
           <w:p>
             <w:pPr>
               <w:pStyle w:val="Compact"/>
-              <w:jc w:val="left"/>
             </w:pPr>
             <w:r>
               <w:t xml:space="preserve">NDUFS2</w:t>
@@ -4562,7 +4839,6 @@
           <w:p>
             <w:pPr>
               <w:pStyle w:val="Compact"/>
-              <w:jc w:val="left"/>
             </w:pPr>
             <w:r>
               <w:t xml:space="preserve">Approved (Phase IV)</w:t>
@@ -4574,7 +4850,6 @@
           <w:p>
             <w:pPr>
               <w:pStyle w:val="Compact"/>
-              <w:jc w:val="left"/>
             </w:pPr>
             <w:r>
               <w:t xml:space="preserve">No</w:t>
@@ -4586,7 +4861,6 @@
           <w:p>
             <w:pPr>
               <w:pStyle w:val="Compact"/>
-              <w:jc w:val="left"/>
             </w:pPr>
             <w:r>
               <w:t xml:space="preserve">0.591</w:t>
@@ -4598,7 +4872,6 @@
           <w:p>
             <w:pPr>
               <w:pStyle w:val="Compact"/>
-              <w:jc w:val="left"/>
             </w:pPr>
             <w:r>
               <w:t xml:space="preserve">0.502</w:t>
@@ -4610,7 +4883,6 @@
           <w:p>
             <w:pPr>
               <w:pStyle w:val="Compact"/>
-              <w:jc w:val="left"/>
             </w:pPr>
             <w:r>
               <w:t xml:space="preserve">0.725</w:t>
@@ -4622,7 +4894,6 @@
           <w:p>
             <w:pPr>
               <w:pStyle w:val="Compact"/>
-              <w:jc w:val="left"/>
             </w:pPr>
             <w:r>
               <w:t xml:space="preserve">3</w:t>
@@ -4634,7 +4905,6 @@
           <w:p>
             <w:pPr>
               <w:pStyle w:val="Compact"/>
-              <w:jc w:val="left"/>
             </w:pPr>
             <w:r>
               <w:t xml:space="preserve">Yes</w:t>
@@ -4646,7 +4916,6 @@
           <w:p>
             <w:pPr>
               <w:pStyle w:val="Compact"/>
-              <w:jc w:val="left"/>
             </w:pPr>
             <w:r>
               <w:t xml:space="preserve">6/6</w:t>
@@ -4660,7 +4929,6 @@
           <w:p>
             <w:pPr>
               <w:pStyle w:val="Compact"/>
-              <w:jc w:val="left"/>
             </w:pPr>
             <w:r>
               <w:t xml:space="preserve">Bortezomib D-Mannitol</w:t>
@@ -4672,7 +4940,6 @@
           <w:p>
             <w:pPr>
               <w:pStyle w:val="Compact"/>
-              <w:jc w:val="left"/>
             </w:pPr>
             <w:r>
               <w:t xml:space="preserve">Hub-central</w:t>
@@ -4684,7 +4951,6 @@
           <w:p>
             <w:pPr>
               <w:pStyle w:val="Compact"/>
-              <w:jc w:val="left"/>
             </w:pPr>
             <w:r>
               <w:t xml:space="preserve">Proteasome</w:t>
@@ -4696,7 +4962,6 @@
           <w:p>
             <w:pPr>
               <w:pStyle w:val="Compact"/>
-              <w:jc w:val="left"/>
             </w:pPr>
             <w:r>
               <w:t xml:space="preserve">PSMA2</w:t>
@@ -4708,7 +4973,6 @@
           <w:p>
             <w:pPr>
               <w:pStyle w:val="Compact"/>
-              <w:jc w:val="left"/>
             </w:pPr>
             <w:r>
               <w:t xml:space="preserve">Approved (Phase IV)</w:t>
@@ -4720,7 +4984,6 @@
           <w:p>
             <w:pPr>
               <w:pStyle w:val="Compact"/>
-              <w:jc w:val="left"/>
             </w:pPr>
             <w:r>
               <w:t xml:space="preserve">No</w:t>
@@ -4732,7 +4995,6 @@
           <w:p>
             <w:pPr>
               <w:pStyle w:val="Compact"/>
-              <w:jc w:val="left"/>
             </w:pPr>
             <w:r>
               <w:t xml:space="preserve">0.5</w:t>
@@ -4744,7 +5006,6 @@
           <w:p>
             <w:pPr>
               <w:pStyle w:val="Compact"/>
-              <w:jc w:val="left"/>
             </w:pPr>
             <w:r>
               <w:t xml:space="preserve">0.389</w:t>
@@ -4756,7 +5017,6 @@
           <w:p>
             <w:pPr>
               <w:pStyle w:val="Compact"/>
-              <w:jc w:val="left"/>
             </w:pPr>
             <w:r>
               <w:t xml:space="preserve">0.667</w:t>
@@ -4768,7 +5028,6 @@
           <w:p>
             <w:pPr>
               <w:pStyle w:val="Compact"/>
-              <w:jc w:val="left"/>
             </w:pPr>
             <w:r>
               <w:t xml:space="preserve">2</w:t>
@@ -4780,7 +5039,6 @@
           <w:p>
             <w:pPr>
               <w:pStyle w:val="Compact"/>
-              <w:jc w:val="left"/>
             </w:pPr>
             <w:r>
               <w:t xml:space="preserve">No</w:t>
@@ -4792,7 +5050,6 @@
           <w:p>
             <w:pPr>
               <w:pStyle w:val="Compact"/>
-              <w:jc w:val="left"/>
             </w:pPr>
             <w:r>
               <w:t xml:space="preserve">0/6</w:t>
@@ -4806,7 +5063,6 @@
           <w:p>
             <w:pPr>
               <w:pStyle w:val="Compact"/>
-              <w:jc w:val="left"/>
             </w:pPr>
             <w:r>
               <w:t xml:space="preserve">Andecaliximab</w:t>
@@ -4818,7 +5074,6 @@
           <w:p>
             <w:pPr>
               <w:pStyle w:val="Compact"/>
-              <w:jc w:val="left"/>
             </w:pPr>
             <w:r>
               <w:t xml:space="preserve">Hub-central</w:t>
@@ -4830,7 +5085,6 @@
           <w:p>
             <w:pPr>
               <w:pStyle w:val="Compact"/>
-              <w:jc w:val="left"/>
             </w:pPr>
             <w:r>
               <w:t xml:space="preserve">Immune response</w:t>
@@ -4842,7 +5096,6 @@
           <w:p>
             <w:pPr>
               <w:pStyle w:val="Compact"/>
-              <w:jc w:val="left"/>
             </w:pPr>
             <w:r>
               <w:t xml:space="preserve">MMP9</w:t>
@@ -4854,7 +5107,6 @@
           <w:p>
             <w:pPr>
               <w:pStyle w:val="Compact"/>
-              <w:jc w:val="left"/>
             </w:pPr>
             <w:r>
               <w:t xml:space="preserve">Phase III</w:t>
@@ -4866,7 +5118,6 @@
           <w:p>
             <w:pPr>
               <w:pStyle w:val="Compact"/>
-              <w:jc w:val="left"/>
             </w:pPr>
             <w:r>
               <w:t xml:space="preserve">No</w:t>
@@ -4878,7 +5129,6 @@
           <w:p>
             <w:pPr>
               <w:pStyle w:val="Compact"/>
-              <w:jc w:val="left"/>
             </w:pPr>
             <w:r>
               <w:t xml:space="preserve">0.425</w:t>
@@ -4890,7 +5140,6 @@
           <w:p>
             <w:pPr>
               <w:pStyle w:val="Compact"/>
-              <w:jc w:val="left"/>
             </w:pPr>
             <w:r>
               <w:t xml:space="preserve">0.431</w:t>
@@ -4902,7 +5151,6 @@
           <w:p>
             <w:pPr>
               <w:pStyle w:val="Compact"/>
-              <w:jc w:val="left"/>
             </w:pPr>
             <w:r>
               <w:t xml:space="preserve">0.417</w:t>
@@ -4914,7 +5162,6 @@
           <w:p>
             <w:pPr>
               <w:pStyle w:val="Compact"/>
-              <w:jc w:val="left"/>
             </w:pPr>
             <w:r>
               <w:t xml:space="preserve">3</w:t>
@@ -4926,7 +5173,6 @@
           <w:p>
             <w:pPr>
               <w:pStyle w:val="Compact"/>
-              <w:jc w:val="left"/>
             </w:pPr>
             <w:r>
               <w:t xml:space="preserve">No</w:t>
@@ -4938,7 +5184,6 @@
           <w:p>
             <w:pPr>
               <w:pStyle w:val="Compact"/>
-              <w:jc w:val="left"/>
             </w:pPr>
             <w:r>
               <w:t xml:space="preserve">0/6</w:t>
@@ -4952,7 +5197,6 @@
           <w:p>
             <w:pPr>
               <w:pStyle w:val="Compact"/>
-              <w:jc w:val="left"/>
             </w:pPr>
             <w:r>
               <w:t xml:space="preserve">Mt-3724</w:t>
@@ -4964,7 +5208,6 @@
           <w:p>
             <w:pPr>
               <w:pStyle w:val="Compact"/>
-              <w:jc w:val="left"/>
             </w:pPr>
             <w:r>
               <w:t xml:space="preserve">Hub-central</w:t>
@@ -4976,7 +5219,6 @@
           <w:p>
             <w:pPr>
               <w:pStyle w:val="Compact"/>
-              <w:jc w:val="left"/>
             </w:pPr>
             <w:r>
               <w:t xml:space="preserve">Translation</w:t>
@@ -4988,7 +5230,6 @@
           <w:p>
             <w:pPr>
               <w:pStyle w:val="Compact"/>
-              <w:jc w:val="left"/>
             </w:pPr>
             <w:r>
               <w:t xml:space="preserve">RPS11</w:t>
@@ -5000,7 +5241,6 @@
           <w:p>
             <w:pPr>
               <w:pStyle w:val="Compact"/>
-              <w:jc w:val="left"/>
             </w:pPr>
             <w:r>
               <w:t xml:space="preserve">Phase II</w:t>
@@ -5012,7 +5252,6 @@
           <w:p>
             <w:pPr>
               <w:pStyle w:val="Compact"/>
-              <w:jc w:val="left"/>
             </w:pPr>
             <w:r>
               <w:t xml:space="preserve">No</w:t>
@@ -5024,7 +5263,6 @@
           <w:p>
             <w:pPr>
               <w:pStyle w:val="Compact"/>
-              <w:jc w:val="left"/>
             </w:pPr>
             <w:r>
               <w:t xml:space="preserve">0.421</w:t>
@@ -5036,7 +5274,6 @@
           <w:p>
             <w:pPr>
               <w:pStyle w:val="Compact"/>
-              <w:jc w:val="left"/>
             </w:pPr>
             <w:r>
               <w:t xml:space="preserve">0.48</w:t>
@@ -5048,7 +5285,6 @@
           <w:p>
             <w:pPr>
               <w:pStyle w:val="Compact"/>
-              <w:jc w:val="left"/>
             </w:pPr>
             <w:r>
               <w:t xml:space="preserve">0.333</w:t>
@@ -5060,7 +5296,6 @@
           <w:p>
             <w:pPr>
               <w:pStyle w:val="Compact"/>
-              <w:jc w:val="left"/>
             </w:pPr>
             <w:r>
               <w:t xml:space="preserve">2</w:t>
@@ -5072,7 +5307,6 @@
           <w:p>
             <w:pPr>
               <w:pStyle w:val="Compact"/>
-              <w:jc w:val="left"/>
             </w:pPr>
             <w:r>
               <w:t xml:space="preserve">No</w:t>
@@ -5084,7 +5318,6 @@
           <w:p>
             <w:pPr>
               <w:pStyle w:val="Compact"/>
-              <w:jc w:val="left"/>
             </w:pPr>
             <w:r>
               <w:t xml:space="preserve">0/6</w:t>
@@ -5098,7 +5331,6 @@
           <w:p>
             <w:pPr>
               <w:pStyle w:val="Compact"/>
-              <w:jc w:val="left"/>
             </w:pPr>
             <w:r>
               <w:t xml:space="preserve">Cedazuridine</w:t>
@@ -5110,7 +5342,6 @@
           <w:p>
             <w:pPr>
               <w:pStyle w:val="Compact"/>
-              <w:jc w:val="left"/>
             </w:pPr>
             <w:r>
               <w:t xml:space="preserve">Peripheral-differential</w:t>
@@ -5122,7 +5353,6 @@
           <w:p>
             <w:pPr>
               <w:pStyle w:val="Compact"/>
-              <w:jc w:val="left"/>
             </w:pPr>
             <w:r>
               <w:t xml:space="preserve">Amino acid metabolism</w:t>
@@ -5134,7 +5364,6 @@
           <w:p>
             <w:pPr>
               <w:pStyle w:val="Compact"/>
-              <w:jc w:val="left"/>
             </w:pPr>
             <w:r>
               <w:t xml:space="preserve">CDA</w:t>
@@ -5146,7 +5375,6 @@
           <w:p>
             <w:pPr>
               <w:pStyle w:val="Compact"/>
-              <w:jc w:val="left"/>
             </w:pPr>
             <w:r>
               <w:t xml:space="preserve">Approved (Phase IV)</w:t>
@@ -5158,7 +5386,6 @@
           <w:p>
             <w:pPr>
               <w:pStyle w:val="Compact"/>
-              <w:jc w:val="left"/>
             </w:pPr>
             <w:r>
               <w:t xml:space="preserve">No</w:t>
@@ -5170,7 +5397,6 @@
           <w:p>
             <w:pPr>
               <w:pStyle w:val="Compact"/>
-              <w:jc w:val="left"/>
             </w:pPr>
             <w:r>
               <w:t xml:space="preserve">0.5</w:t>
@@ -5182,7 +5408,6 @@
           <w:p>
             <w:pPr>
               <w:pStyle w:val="Compact"/>
-              <w:jc w:val="left"/>
             </w:pPr>
             <w:r>
               <w:t xml:space="preserve">0.333</w:t>
@@ -5194,7 +5419,6 @@
           <w:p>
             <w:pPr>
               <w:pStyle w:val="Compact"/>
-              <w:jc w:val="left"/>
             </w:pPr>
             <w:r>
               <w:t xml:space="preserve">0.75</w:t>
@@ -5206,7 +5430,6 @@
           <w:p>
             <w:pPr>
               <w:pStyle w:val="Compact"/>
-              <w:jc w:val="left"/>
             </w:pPr>
             <w:r>
               <w:t xml:space="preserve">3</w:t>
@@ -5218,7 +5441,6 @@
           <w:p>
             <w:pPr>
               <w:pStyle w:val="Compact"/>
-              <w:jc w:val="left"/>
             </w:pPr>
             <w:r>
               <w:t xml:space="preserve">No</w:t>
@@ -5230,7 +5452,6 @@
           <w:p>
             <w:pPr>
               <w:pStyle w:val="Compact"/>
-              <w:jc w:val="left"/>
             </w:pPr>
             <w:r>
               <w:t xml:space="preserve">0/6</w:t>
@@ -5244,7 +5465,6 @@
           <w:p>
             <w:pPr>
               <w:pStyle w:val="Compact"/>
-              <w:jc w:val="left"/>
             </w:pPr>
             <w:r>
               <w:t xml:space="preserve">Azacitidine</w:t>
@@ -5256,7 +5476,6 @@
           <w:p>
             <w:pPr>
               <w:pStyle w:val="Compact"/>
-              <w:jc w:val="left"/>
             </w:pPr>
             <w:r>
               <w:t xml:space="preserve">Peripheral-differential</w:t>
@@ -5268,7 +5487,6 @@
           <w:p>
             <w:pPr>
               <w:pStyle w:val="Compact"/>
-              <w:jc w:val="left"/>
             </w:pPr>
             <w:r>
               <w:t xml:space="preserve">Chromatin remodeling</w:t>
@@ -5280,7 +5498,6 @@
           <w:p>
             <w:pPr>
               <w:pStyle w:val="Compact"/>
-              <w:jc w:val="left"/>
             </w:pPr>
             <w:r>
               <w:t xml:space="preserve">DNMT1</w:t>
@@ -5292,7 +5509,6 @@
           <w:p>
             <w:pPr>
               <w:pStyle w:val="Compact"/>
-              <w:jc w:val="left"/>
             </w:pPr>
             <w:r>
               <w:t xml:space="preserve">Approved (Phase IV)</w:t>
@@ -5304,7 +5520,6 @@
           <w:p>
             <w:pPr>
               <w:pStyle w:val="Compact"/>
-              <w:jc w:val="left"/>
             </w:pPr>
             <w:r>
               <w:t xml:space="preserve">No</w:t>
@@ -5316,7 +5531,6 @@
           <w:p>
             <w:pPr>
               <w:pStyle w:val="Compact"/>
-              <w:jc w:val="left"/>
             </w:pPr>
             <w:r>
               <w:t xml:space="preserve">0.494</w:t>
@@ -5328,7 +5542,6 @@
           <w:p>
             <w:pPr>
               <w:pStyle w:val="Compact"/>
-              <w:jc w:val="left"/>
             </w:pPr>
             <w:r>
               <w:t xml:space="preserve">0.359</w:t>
@@ -5340,7 +5553,6 @@
           <w:p>
             <w:pPr>
               <w:pStyle w:val="Compact"/>
-              <w:jc w:val="left"/>
             </w:pPr>
             <w:r>
               <w:t xml:space="preserve">0.695</w:t>
@@ -5352,7 +5564,6 @@
           <w:p>
             <w:pPr>
               <w:pStyle w:val="Compact"/>
-              <w:jc w:val="left"/>
             </w:pPr>
             <w:r>
               <w:t xml:space="preserve">4</w:t>
@@ -5364,7 +5575,6 @@
           <w:p>
             <w:pPr>
               <w:pStyle w:val="Compact"/>
-              <w:jc w:val="left"/>
             </w:pPr>
             <w:r>
               <w:t xml:space="preserve">No</w:t>
@@ -5376,7 +5586,6 @@
           <w:p>
             <w:pPr>
               <w:pStyle w:val="Compact"/>
-              <w:jc w:val="left"/>
             </w:pPr>
             <w:r>
               <w:t xml:space="preserve">4/6</w:t>
@@ -5390,7 +5599,6 @@
           <w:p>
             <w:pPr>
               <w:pStyle w:val="Compact"/>
-              <w:jc w:val="left"/>
             </w:pPr>
             <w:r>
               <w:t xml:space="preserve">Pentoxifylline</w:t>
@@ -5402,7 +5610,6 @@
           <w:p>
             <w:pPr>
               <w:pStyle w:val="Compact"/>
-              <w:jc w:val="left"/>
             </w:pPr>
             <w:r>
               <w:t xml:space="preserve">Peripheral-differential</w:t>
@@ -5414,7 +5621,6 @@
           <w:p>
             <w:pPr>
               <w:pStyle w:val="Compact"/>
-              <w:jc w:val="left"/>
             </w:pPr>
             <w:r>
               <w:t xml:space="preserve">Amino acid metabolism</w:t>
@@ -5426,7 +5632,6 @@
           <w:p>
             <w:pPr>
               <w:pStyle w:val="Compact"/>
-              <w:jc w:val="left"/>
             </w:pPr>
             <w:r>
               <w:t xml:space="preserve">PDE6D</w:t>
@@ -5438,7 +5643,6 @@
           <w:p>
             <w:pPr>
               <w:pStyle w:val="Compact"/>
-              <w:jc w:val="left"/>
             </w:pPr>
             <w:r>
               <w:t xml:space="preserve">Approved (Phase IV)</w:t>
@@ -5450,7 +5654,6 @@
           <w:p>
             <w:pPr>
               <w:pStyle w:val="Compact"/>
-              <w:jc w:val="left"/>
             </w:pPr>
             <w:r>
               <w:t xml:space="preserve">No</w:t>
@@ -5462,7 +5665,6 @@
           <w:p>
             <w:pPr>
               <w:pStyle w:val="Compact"/>
-              <w:jc w:val="left"/>
             </w:pPr>
             <w:r>
               <w:t xml:space="preserve">0.454</w:t>
@@ -5474,7 +5676,6 @@
           <w:p>
             <w:pPr>
               <w:pStyle w:val="Compact"/>
-              <w:jc w:val="left"/>
             </w:pPr>
             <w:r>
               <w:t xml:space="preserve">0.316</w:t>
@@ -5486,7 +5687,6 @@
           <w:p>
             <w:pPr>
               <w:pStyle w:val="Compact"/>
-              <w:jc w:val="left"/>
             </w:pPr>
             <w:r>
               <w:t xml:space="preserve">0.661</w:t>
@@ -5498,7 +5698,6 @@
           <w:p>
             <w:pPr>
               <w:pStyle w:val="Compact"/>
-              <w:jc w:val="left"/>
             </w:pPr>
             <w:r>
               <w:t xml:space="preserve">3</w:t>
@@ -5510,7 +5709,6 @@
           <w:p>
             <w:pPr>
               <w:pStyle w:val="Compact"/>
-              <w:jc w:val="left"/>
             </w:pPr>
             <w:r>
               <w:t xml:space="preserve">No</w:t>
@@ -5522,7 +5720,6 @@
           <w:p>
             <w:pPr>
               <w:pStyle w:val="Compact"/>
-              <w:jc w:val="left"/>
             </w:pPr>
             <w:r>
               <w:t xml:space="preserve">3/6</w:t>
@@ -5536,7 +5733,6 @@
           <w:p>
             <w:pPr>
               <w:pStyle w:val="Compact"/>
-              <w:jc w:val="left"/>
             </w:pPr>
             <w:r>
               <w:t xml:space="preserve">Mitapivat</w:t>
@@ -5548,7 +5744,6 @@
           <w:p>
             <w:pPr>
               <w:pStyle w:val="Compact"/>
-              <w:jc w:val="left"/>
             </w:pPr>
             <w:r>
               <w:t xml:space="preserve">Peripheral-differential</w:t>
@@ -5560,7 +5755,6 @@
           <w:p>
             <w:pPr>
               <w:pStyle w:val="Compact"/>
-              <w:jc w:val="left"/>
             </w:pPr>
             <w:r>
               <w:t xml:space="preserve">Carbohydrate catabolism</w:t>
@@ -5572,7 +5766,6 @@
           <w:p>
             <w:pPr>
               <w:pStyle w:val="Compact"/>
-              <w:jc w:val="left"/>
             </w:pPr>
             <w:r>
               <w:t xml:space="preserve">PKLR</w:t>
@@ -5584,7 +5777,6 @@
           <w:p>
             <w:pPr>
               <w:pStyle w:val="Compact"/>
-              <w:jc w:val="left"/>
             </w:pPr>
             <w:r>
               <w:t xml:space="preserve">Approved (Phase IV)</w:t>
@@ -5596,7 +5788,6 @@
           <w:p>
             <w:pPr>
               <w:pStyle w:val="Compact"/>
-              <w:jc w:val="left"/>
             </w:pPr>
             <w:r>
               <w:t xml:space="preserve">No</w:t>
@@ -5608,7 +5799,6 @@
           <w:p>
             <w:pPr>
               <w:pStyle w:val="Compact"/>
-              <w:jc w:val="left"/>
             </w:pPr>
             <w:r>
               <w:t xml:space="preserve">0.445</w:t>
@@ -5620,7 +5810,6 @@
           <w:p>
             <w:pPr>
               <w:pStyle w:val="Compact"/>
-              <w:jc w:val="left"/>
             </w:pPr>
             <w:r>
               <w:t xml:space="preserve">0.353</w:t>
@@ -5632,7 +5821,6 @@
           <w:p>
             <w:pPr>
               <w:pStyle w:val="Compact"/>
-              <w:jc w:val="left"/>
             </w:pPr>
             <w:r>
               <w:t xml:space="preserve">0.583</w:t>
@@ -5644,7 +5832,6 @@
           <w:p>
             <w:pPr>
               <w:pStyle w:val="Compact"/>
-              <w:jc w:val="left"/>
             </w:pPr>
             <w:r>
               <w:t xml:space="preserve">3</w:t>
@@ -5656,7 +5843,6 @@
           <w:p>
             <w:pPr>
               <w:pStyle w:val="Compact"/>
-              <w:jc w:val="left"/>
             </w:pPr>
             <w:r>
               <w:t xml:space="preserve">No</w:t>
@@ -5668,7 +5854,6 @@
           <w:p>
             <w:pPr>
               <w:pStyle w:val="Compact"/>
-              <w:jc w:val="left"/>
             </w:pPr>
             <w:r>
               <w:t xml:space="preserve">0/6</w:t>
@@ -5682,7 +5867,6 @@
           <w:p>
             <w:pPr>
               <w:pStyle w:val="Compact"/>
-              <w:jc w:val="left"/>
             </w:pPr>
             <w:r>
               <w:t xml:space="preserve">Valproic Acid</w:t>
@@ -5694,7 +5878,6 @@
           <w:p>
             <w:pPr>
               <w:pStyle w:val="Compact"/>
-              <w:jc w:val="left"/>
             </w:pPr>
             <w:r>
               <w:t xml:space="preserve">Peripheral-differential</w:t>
@@ -5706,7 +5889,6 @@
           <w:p>
             <w:pPr>
               <w:pStyle w:val="Compact"/>
-              <w:jc w:val="left"/>
             </w:pPr>
             <w:r>
               <w:t xml:space="preserve">Carboxylic acid metabolism</w:t>
@@ -5718,7 +5900,6 @@
           <w:p>
             <w:pPr>
               <w:pStyle w:val="Compact"/>
-              <w:jc w:val="left"/>
             </w:pPr>
             <w:r>
               <w:t xml:space="preserve">ALDH5A1</w:t>
@@ -5730,7 +5911,6 @@
           <w:p>
             <w:pPr>
               <w:pStyle w:val="Compact"/>
-              <w:jc w:val="left"/>
             </w:pPr>
             <w:r>
               <w:t xml:space="preserve">Approved (Phase IV)</w:t>
@@ -5742,7 +5922,6 @@
           <w:p>
             <w:pPr>
               <w:pStyle w:val="Compact"/>
-              <w:jc w:val="left"/>
             </w:pPr>
             <w:r>
               <w:t xml:space="preserve">No</w:t>
@@ -5754,7 +5933,6 @@
           <w:p>
             <w:pPr>
               <w:pStyle w:val="Compact"/>
-              <w:jc w:val="left"/>
             </w:pPr>
             <w:r>
               <w:t xml:space="preserve">0.438</w:t>
@@ -5766,7 +5944,6 @@
           <w:p>
             <w:pPr>
               <w:pStyle w:val="Compact"/>
-              <w:jc w:val="left"/>
             </w:pPr>
             <w:r>
               <w:t xml:space="preserve">0.244</w:t>
@@ -5778,7 +5955,6 @@
           <w:p>
             <w:pPr>
               <w:pStyle w:val="Compact"/>
-              <w:jc w:val="left"/>
             </w:pPr>
             <w:r>
               <w:t xml:space="preserve">0.73</w:t>
@@ -5790,7 +5966,6 @@
           <w:p>
             <w:pPr>
               <w:pStyle w:val="Compact"/>
-              <w:jc w:val="left"/>
             </w:pPr>
             <w:r>
               <w:t xml:space="preserve">4</w:t>
@@ -5802,7 +5977,6 @@
           <w:p>
             <w:pPr>
               <w:pStyle w:val="Compact"/>
-              <w:jc w:val="left"/>
             </w:pPr>
             <w:r>
               <w:t xml:space="preserve">No</w:t>
@@ -5814,7 +5988,6 @@
           <w:p>
             <w:pPr>
               <w:pStyle w:val="Compact"/>
-              <w:jc w:val="left"/>
             </w:pPr>
             <w:r>
               <w:t xml:space="preserve">2/6</w:t>
@@ -5828,7 +6001,6 @@
           <w:p>
             <w:pPr>
               <w:pStyle w:val="Compact"/>
-              <w:jc w:val="left"/>
             </w:pPr>
             <w:r>
               <w:t xml:space="preserve">Mycophenolate Mofetil</w:t>
@@ -5840,7 +6012,6 @@
           <w:p>
             <w:pPr>
               <w:pStyle w:val="Compact"/>
-              <w:jc w:val="left"/>
             </w:pPr>
             <w:r>
               <w:t xml:space="preserve">Peripheral-differential</w:t>
@@ -5852,7 +6023,6 @@
           <w:p>
             <w:pPr>
               <w:pStyle w:val="Compact"/>
-              <w:jc w:val="left"/>
             </w:pPr>
             <w:r>
               <w:t xml:space="preserve">Amino acid metabolism</w:t>
@@ -5864,7 +6034,6 @@
           <w:p>
             <w:pPr>
               <w:pStyle w:val="Compact"/>
-              <w:jc w:val="left"/>
             </w:pPr>
             <w:r>
               <w:t xml:space="preserve">IMPDH2</w:t>
@@ -5876,7 +6045,6 @@
           <w:p>
             <w:pPr>
               <w:pStyle w:val="Compact"/>
-              <w:jc w:val="left"/>
             </w:pPr>
             <w:r>
               <w:t xml:space="preserve">Approved (Phase IV)</w:t>
@@ -5888,7 +6056,6 @@
           <w:p>
             <w:pPr>
               <w:pStyle w:val="Compact"/>
-              <w:jc w:val="left"/>
             </w:pPr>
             <w:r>
               <w:t xml:space="preserve">No</w:t>
@@ -5900,7 +6067,6 @@
           <w:p>
             <w:pPr>
               <w:pStyle w:val="Compact"/>
-              <w:jc w:val="left"/>
             </w:pPr>
             <w:r>
               <w:t xml:space="preserve">0.431</w:t>
@@ -5912,7 +6078,6 @@
           <w:p>
             <w:pPr>
               <w:pStyle w:val="Compact"/>
-              <w:jc w:val="left"/>
             </w:pPr>
             <w:r>
               <w:t xml:space="preserve">0.274</w:t>
@@ -5924,7 +6089,6 @@
           <w:p>
             <w:pPr>
               <w:pStyle w:val="Compact"/>
-              <w:jc w:val="left"/>
             </w:pPr>
             <w:r>
               <w:t xml:space="preserve">0.667</w:t>
@@ -5936,7 +6100,6 @@
           <w:p>
             <w:pPr>
               <w:pStyle w:val="Compact"/>
-              <w:jc w:val="left"/>
             </w:pPr>
             <w:r>
               <w:t xml:space="preserve">2</w:t>
@@ -5948,7 +6111,6 @@
           <w:p>
             <w:pPr>
               <w:pStyle w:val="Compact"/>
-              <w:jc w:val="left"/>
             </w:pPr>
             <w:r>
               <w:t xml:space="preserve">No</w:t>
@@ -5960,7 +6122,6 @@
           <w:p>
             <w:pPr>
               <w:pStyle w:val="Compact"/>
-              <w:jc w:val="left"/>
             </w:pPr>
             <w:r>
               <w:t xml:space="preserve">0/6</w:t>
@@ -5974,7 +6135,6 @@
           <w:p>
             <w:pPr>
               <w:pStyle w:val="Compact"/>
-              <w:jc w:val="left"/>
             </w:pPr>
             <w:r>
               <w:t xml:space="preserve">Acetazolamide</w:t>
@@ -5986,7 +6146,6 @@
           <w:p>
             <w:pPr>
               <w:pStyle w:val="Compact"/>
-              <w:jc w:val="left"/>
             </w:pPr>
             <w:r>
               <w:t xml:space="preserve">Peripheral-differential</w:t>
@@ -5998,7 +6157,6 @@
           <w:p>
             <w:pPr>
               <w:pStyle w:val="Compact"/>
-              <w:jc w:val="left"/>
             </w:pPr>
             <w:r>
               <w:t xml:space="preserve">Cell adhesion / membrane</w:t>
@@ -6010,7 +6168,6 @@
           <w:p>
             <w:pPr>
               <w:pStyle w:val="Compact"/>
-              <w:jc w:val="left"/>
             </w:pPr>
             <w:r>
               <w:t xml:space="preserve">CA2</w:t>
@@ -6022,7 +6179,6 @@
           <w:p>
             <w:pPr>
               <w:pStyle w:val="Compact"/>
-              <w:jc w:val="left"/>
             </w:pPr>
             <w:r>
               <w:t xml:space="preserve">Approved (Phase IV)</w:t>
@@ -6034,7 +6190,6 @@
           <w:p>
             <w:pPr>
               <w:pStyle w:val="Compact"/>
-              <w:jc w:val="left"/>
             </w:pPr>
             <w:r>
               <w:t xml:space="preserve">No</w:t>
@@ -6046,7 +6201,6 @@
           <w:p>
             <w:pPr>
               <w:pStyle w:val="Compact"/>
-              <w:jc w:val="left"/>
             </w:pPr>
             <w:r>
               <w:t xml:space="preserve">0.422</w:t>
@@ -6058,7 +6212,6 @@
           <w:p>
             <w:pPr>
               <w:pStyle w:val="Compact"/>
-              <w:jc w:val="left"/>
             </w:pPr>
             <w:r>
               <w:t xml:space="preserve">0.249</w:t>
@@ -6070,7 +6223,6 @@
           <w:p>
             <w:pPr>
               <w:pStyle w:val="Compact"/>
-              <w:jc w:val="left"/>
             </w:pPr>
             <w:r>
               <w:t xml:space="preserve">0.682</w:t>
@@ -6082,7 +6234,6 @@
           <w:p>
             <w:pPr>
               <w:pStyle w:val="Compact"/>
-              <w:jc w:val="left"/>
             </w:pPr>
             <w:r>
               <w:t xml:space="preserve">4</w:t>
@@ -6094,7 +6245,6 @@
           <w:p>
             <w:pPr>
               <w:pStyle w:val="Compact"/>
-              <w:jc w:val="left"/>
             </w:pPr>
             <w:r>
               <w:t xml:space="preserve">No</w:t>
@@ -6106,7 +6256,6 @@
           <w:p>
             <w:pPr>
               <w:pStyle w:val="Compact"/>
-              <w:jc w:val="left"/>
             </w:pPr>
             <w:r>
               <w:t xml:space="preserve">2/6</w:t>
@@ -6120,7 +6269,6 @@
           <w:p>
             <w:pPr>
               <w:pStyle w:val="Compact"/>
-              <w:jc w:val="left"/>
             </w:pPr>
             <w:r>
               <w:t xml:space="preserve">Tranylcypromine</w:t>
@@ -6132,7 +6280,6 @@
           <w:p>
             <w:pPr>
               <w:pStyle w:val="Compact"/>
-              <w:jc w:val="left"/>
             </w:pPr>
             <w:r>
               <w:t xml:space="preserve">Peripheral-differential</w:t>
@@ -6144,7 +6291,6 @@
           <w:p>
             <w:pPr>
               <w:pStyle w:val="Compact"/>
-              <w:jc w:val="left"/>
             </w:pPr>
             <w:r>
               <w:t xml:space="preserve">Amino acid metabolism</w:t>
@@ -6156,7 +6302,6 @@
           <w:p>
             <w:pPr>
               <w:pStyle w:val="Compact"/>
-              <w:jc w:val="left"/>
             </w:pPr>
             <w:r>
               <w:t xml:space="preserve">MAOA</w:t>
@@ -6168,7 +6313,6 @@
           <w:p>
             <w:pPr>
               <w:pStyle w:val="Compact"/>
-              <w:jc w:val="left"/>
             </w:pPr>
             <w:r>
               <w:t xml:space="preserve">Approved (Phase IV)</w:t>
@@ -6180,7 +6324,6 @@
           <w:p>
             <w:pPr>
               <w:pStyle w:val="Compact"/>
-              <w:jc w:val="left"/>
             </w:pPr>
             <w:r>
               <w:t xml:space="preserve">No</w:t>
@@ -6192,7 +6335,6 @@
           <w:p>
             <w:pPr>
               <w:pStyle w:val="Compact"/>
-              <w:jc w:val="left"/>
             </w:pPr>
             <w:r>
               <w:t xml:space="preserve">0.421</w:t>
@@ -6204,7 +6346,6 @@
           <w:p>
             <w:pPr>
               <w:pStyle w:val="Compact"/>
-              <w:jc w:val="left"/>
             </w:pPr>
             <w:r>
               <w:t xml:space="preserve">0.258</w:t>
@@ -6216,7 +6357,6 @@
           <w:p>
             <w:pPr>
               <w:pStyle w:val="Compact"/>
-              <w:jc w:val="left"/>
             </w:pPr>
             <w:r>
               <w:t xml:space="preserve">0.667</w:t>
@@ -6228,7 +6368,6 @@
           <w:p>
             <w:pPr>
               <w:pStyle w:val="Compact"/>
-              <w:jc w:val="left"/>
             </w:pPr>
             <w:r>
               <w:t xml:space="preserve">3</w:t>
@@ -6240,7 +6379,6 @@
           <w:p>
             <w:pPr>
               <w:pStyle w:val="Compact"/>
-              <w:jc w:val="left"/>
             </w:pPr>
             <w:r>
               <w:t xml:space="preserve">No</w:t>
@@ -6252,7 +6390,6 @@
           <w:p>
             <w:pPr>
               <w:pStyle w:val="Compact"/>
-              <w:jc w:val="left"/>
             </w:pPr>
             <w:r>
               <w:t xml:space="preserve">2/6</w:t>
@@ -6266,7 +6403,6 @@
           <w:p>
             <w:pPr>
               <w:pStyle w:val="Compact"/>
-              <w:jc w:val="left"/>
             </w:pPr>
             <w:r>
               <w:t xml:space="preserve">Doxycycline</w:t>
@@ -6278,7 +6414,6 @@
           <w:p>
             <w:pPr>
               <w:pStyle w:val="Compact"/>
-              <w:jc w:val="left"/>
             </w:pPr>
             <w:r>
               <w:t xml:space="preserve">Peripheral-differential</w:t>
@@ -6290,7 +6425,6 @@
           <w:p>
             <w:pPr>
               <w:pStyle w:val="Compact"/>
-              <w:jc w:val="left"/>
             </w:pPr>
             <w:r>
               <w:t xml:space="preserve">Immune response</w:t>
@@ -6302,7 +6436,6 @@
           <w:p>
             <w:pPr>
               <w:pStyle w:val="Compact"/>
-              <w:jc w:val="left"/>
             </w:pPr>
             <w:r>
               <w:t xml:space="preserve">MMP8</w:t>
@@ -6314,7 +6447,6 @@
           <w:p>
             <w:pPr>
               <w:pStyle w:val="Compact"/>
-              <w:jc w:val="left"/>
             </w:pPr>
             <w:r>
               <w:t xml:space="preserve">Approved (Phase IV)</w:t>
@@ -6326,7 +6458,6 @@
           <w:p>
             <w:pPr>
               <w:pStyle w:val="Compact"/>
-              <w:jc w:val="left"/>
             </w:pPr>
             <w:r>
               <w:t xml:space="preserve">No</w:t>
@@ -6338,7 +6469,6 @@
           <w:p>
             <w:pPr>
               <w:pStyle w:val="Compact"/>
-              <w:jc w:val="left"/>
             </w:pPr>
             <w:r>
               <w:t xml:space="preserve">0.418</w:t>
@@ -6350,7 +6480,6 @@
           <w:p>
             <w:pPr>
               <w:pStyle w:val="Compact"/>
-              <w:jc w:val="left"/>
             </w:pPr>
             <w:r>
               <w:t xml:space="preserve">0.338</w:t>
@@ -6362,7 +6491,6 @@
           <w:p>
             <w:pPr>
               <w:pStyle w:val="Compact"/>
-              <w:jc w:val="left"/>
             </w:pPr>
             <w:r>
               <w:t xml:space="preserve">0.537</w:t>
@@ -6374,7 +6502,6 @@
           <w:p>
             <w:pPr>
               <w:pStyle w:val="Compact"/>
-              <w:jc w:val="left"/>
             </w:pPr>
             <w:r>
               <w:t xml:space="preserve">3</w:t>
@@ -6386,7 +6513,6 @@
           <w:p>
             <w:pPr>
               <w:pStyle w:val="Compact"/>
-              <w:jc w:val="left"/>
             </w:pPr>
             <w:r>
               <w:t xml:space="preserve">No</w:t>
@@ -6398,7 +6524,6 @@
           <w:p>
             <w:pPr>
               <w:pStyle w:val="Compact"/>
-              <w:jc w:val="left"/>
             </w:pPr>
             <w:r>
               <w:t xml:space="preserve">2/6</w:t>
@@ -6514,59 +6639,59 @@
       </w:r>
       <w:r>
         <w:rPr>
+          <w:i/>
           <w:iCs/>
-          <w:i/>
         </w:rPr>
         <w:t xml:space="preserve">Assembled from</w:t>
       </w:r>
       <w:r>
         <w:rPr>
+          <w:i/>
           <w:iCs/>
-          <w:i/>
         </w:rPr>
         <w:t xml:space="preserve"> </w:t>
       </w:r>
       <w:r>
         <w:rPr>
           <w:rStyle w:val="VerbatimChar"/>
+          <w:i/>
           <w:iCs/>
-          <w:i/>
         </w:rPr>
         <w:t xml:space="preserve">results/tables/pub/main/Tab4_EGFR_validation.tsv</w:t>
       </w:r>
       <w:r>
         <w:rPr>
+          <w:i/>
           <w:iCs/>
+        </w:rPr>
+        <w:t xml:space="preserve"> </w:t>
+      </w:r>
+      <w:r>
+        <w:rPr>
           <w:i/>
-        </w:rPr>
-        <w:t xml:space="preserve"> </w:t>
-      </w:r>
-      <w:r>
-        <w:rPr>
           <w:iCs/>
-          <w:i/>
         </w:rPr>
         <w:t xml:space="preserve">and</w:t>
       </w:r>
       <w:r>
         <w:rPr>
+          <w:i/>
           <w:iCs/>
-          <w:i/>
         </w:rPr>
         <w:t xml:space="preserve"> </w:t>
       </w:r>
       <w:r>
         <w:rPr>
           <w:rStyle w:val="VerbatimChar"/>
+          <w:i/>
           <w:iCs/>
-          <w:i/>
         </w:rPr>
         <w:t xml:space="preserve">Tab5_novel_candidates_by_module.tsv</w:t>
       </w:r>
       <w:r>
         <w:rPr>
+          <w:i/>
           <w:iCs/>
-          <w:i/>
         </w:rPr>
         <w:t xml:space="preserve">.</w:t>
       </w:r>
@@ -6578,8 +6703,8 @@
         </w:pict>
       </w:r>
     </w:p>
-    <w:bookmarkEnd w:id="58"/>
-    <w:bookmarkStart w:id="118" w:name="references"/>
+    <w:bookmarkEnd w:id="47"/>
+    <w:bookmarkStart w:id="123" w:name="references"/>
     <w:p>
       <w:pPr>
         <w:pStyle w:val="Heading1"/>
@@ -6588,8 +6713,8 @@
         <w:t xml:space="preserve">References</w:t>
       </w:r>
     </w:p>
-    <w:bookmarkStart w:id="117" w:name="refs"/>
-    <w:bookmarkStart w:id="60" w:name="ref-aebersold2016"/>
+    <w:bookmarkStart w:id="122" w:name="refs"/>
+    <w:bookmarkStart w:id="49" w:name="ref-aebersold2016"/>
     <w:p>
       <w:pPr>
         <w:pStyle w:val="Bibliography"/>
@@ -6608,8 +6733,8 @@
       </w:r>
       <w:r>
         <w:rPr>
+          <w:i/>
           <w:iCs/>
-          <w:i/>
         </w:rPr>
         <w:t xml:space="preserve">Nature</w:t>
       </w:r>
@@ -6622,7 +6747,7 @@
       <w:r>
         <w:t xml:space="preserve"> </w:t>
       </w:r>
-      <w:hyperlink r:id="rId59">
+      <w:hyperlink r:id="rId48">
         <w:r>
           <w:rPr>
             <w:rStyle w:val="Hyperlink"/>
@@ -6634,14 +6759,17 @@
         <w:t xml:space="preserve">.</w:t>
       </w:r>
     </w:p>
-    <w:bookmarkEnd w:id="60"/>
-    <w:bookmarkStart w:id="62" w:name="ref-ang2010"/>
+    <w:bookmarkEnd w:id="49"/>
+    <w:bookmarkStart w:id="51" w:name="ref-ang2010"/>
     <w:p>
       <w:pPr>
         <w:pStyle w:val="Bibliography"/>
       </w:pPr>
       <w:r>
-        <w:t xml:space="preserve">Ang, K Kian, Jonathan Harris, Richard Wheeler, Randal Weber, David I Rosenthal, Phuc Felix Nguyen-Tân, William H Westra, Christine H Chung, et al. 2010.</w:t>
+        <w:t xml:space="preserve">Ang, K Kian, Jonathan Harris, Richard Wheeler, et al.</w:t>
+      </w:r>
+      <w:r>
+        <w:t xml:space="preserve"> 2010.</w:t>
       </w:r>
       <w:r>
         <w:t xml:space="preserve"> </w:t>
@@ -6654,8 +6782,8 @@
       </w:r>
       <w:r>
         <w:rPr>
+          <w:i/>
           <w:iCs/>
-          <w:i/>
         </w:rPr>
         <w:t xml:space="preserve">New England Journal of Medicine</w:t>
       </w:r>
@@ -6668,7 +6796,7 @@
       <w:r>
         <w:t xml:space="preserve"> </w:t>
       </w:r>
-      <w:hyperlink r:id="rId61">
+      <w:hyperlink r:id="rId50">
         <w:r>
           <w:rPr>
             <w:rStyle w:val="Hyperlink"/>
@@ -6680,8 +6808,8 @@
         <w:t xml:space="preserve">.</w:t>
       </w:r>
     </w:p>
-    <w:bookmarkEnd w:id="62"/>
-    <w:bookmarkStart w:id="64" w:name="ref-barabasi2011"/>
+    <w:bookmarkEnd w:id="51"/>
+    <w:bookmarkStart w:id="53" w:name="ref-barabasi2011"/>
     <w:p>
       <w:pPr>
         <w:pStyle w:val="Bibliography"/>
@@ -6700,8 +6828,8 @@
       </w:r>
       <w:r>
         <w:rPr>
+          <w:i/>
           <w:iCs/>
-          <w:i/>
         </w:rPr>
         <w:t xml:space="preserve">Nature Reviews Genetics</w:t>
       </w:r>
@@ -6714,7 +6842,7 @@
       <w:r>
         <w:t xml:space="preserve"> </w:t>
       </w:r>
-      <w:hyperlink r:id="rId63">
+      <w:hyperlink r:id="rId52">
         <w:r>
           <w:rPr>
             <w:rStyle w:val="Hyperlink"/>
@@ -6726,14 +6854,14 @@
         <w:t xml:space="preserve">.</w:t>
       </w:r>
     </w:p>
-    <w:bookmarkEnd w:id="64"/>
-    <w:bookmarkStart w:id="66" w:name="ref-bear2025"/>
+    <w:bookmarkEnd w:id="53"/>
+    <w:bookmarkStart w:id="55" w:name="ref-bear2025"/>
     <w:p>
       <w:pPr>
         <w:pStyle w:val="Bibliography"/>
       </w:pPr>
       <w:r>
-        <w:t xml:space="preserve">Bear, Harry D, Xiaoyan Deng, Dipankar Bandyopadhyay, Michael Idowu, Taylor M Jenkins, Maciej Kmieciak, Monique Williams, et al. 2025.</w:t>
+        <w:t xml:space="preserve">Bear, Harry D, Xiaoyan Deng, Dipankar Bandyopadhyay, et al. 2025.</w:t>
       </w:r>
       <w:r>
         <w:t xml:space="preserve"> </w:t>
@@ -6746,8 +6874,8 @@
       </w:r>
       <w:r>
         <w:rPr>
+          <w:i/>
           <w:iCs/>
-          <w:i/>
         </w:rPr>
         <w:t xml:space="preserve">Journal for ImmunoTherapy of Cancer</w:t>
       </w:r>
@@ -6760,7 +6888,7 @@
       <w:r>
         <w:t xml:space="preserve"> </w:t>
       </w:r>
-      <w:hyperlink r:id="rId65">
+      <w:hyperlink r:id="rId54">
         <w:r>
           <w:rPr>
             <w:rStyle w:val="Hyperlink"/>
@@ -6772,8 +6900,8 @@
         <w:t xml:space="preserve">.</w:t>
       </w:r>
     </w:p>
-    <w:bookmarkEnd w:id="66"/>
-    <w:bookmarkStart w:id="68" w:name="ref-bhatia2023"/>
+    <w:bookmarkEnd w:id="55"/>
+    <w:bookmarkStart w:id="57" w:name="ref-bhatia2023"/>
     <w:p>
       <w:pPr>
         <w:pStyle w:val="Bibliography"/>
@@ -6792,8 +6920,8 @@
       </w:r>
       <w:r>
         <w:rPr>
+          <w:i/>
           <w:iCs/>
-          <w:i/>
         </w:rPr>
         <w:t xml:space="preserve">Drugs</w:t>
       </w:r>
@@ -6806,7 +6934,7 @@
       <w:r>
         <w:t xml:space="preserve"> </w:t>
       </w:r>
-      <w:hyperlink r:id="rId67">
+      <w:hyperlink r:id="rId56">
         <w:r>
           <w:rPr>
             <w:rStyle w:val="Hyperlink"/>
@@ -6818,14 +6946,14 @@
         <w:t xml:space="preserve">.</w:t>
       </w:r>
     </w:p>
-    <w:bookmarkEnd w:id="68"/>
-    <w:bookmarkStart w:id="70" w:name="ref-bray2024"/>
+    <w:bookmarkEnd w:id="57"/>
+    <w:bookmarkStart w:id="59" w:name="ref-bray2024"/>
     <w:p>
       <w:pPr>
         <w:pStyle w:val="Bibliography"/>
       </w:pPr>
       <w:r>
-        <w:t xml:space="preserve">Bray, Freddie, Mathieu Laversanne, Hyuna Sung, Jacques Ferlay, Rebecca L Siegel, Isabelle Soerjomataram, and Ahmedin Jemal. 2024.</w:t>
+        <w:t xml:space="preserve">Bray, Freddie, Mathieu Laversanne, Hyuna Sung, et al. 2024.</w:t>
       </w:r>
       <w:r>
         <w:t xml:space="preserve"> </w:t>
@@ -6838,8 +6966,8 @@
       </w:r>
       <w:r>
         <w:rPr>
+          <w:i/>
           <w:iCs/>
-          <w:i/>
         </w:rPr>
         <w:t xml:space="preserve">CA: A Cancer Journal for Clinicians</w:t>
       </w:r>
@@ -6852,7 +6980,7 @@
       <w:r>
         <w:t xml:space="preserve"> </w:t>
       </w:r>
-      <w:hyperlink r:id="rId69">
+      <w:hyperlink r:id="rId58">
         <w:r>
           <w:rPr>
             <w:rStyle w:val="Hyperlink"/>
@@ -6864,14 +6992,17 @@
         <w:t xml:space="preserve">.</w:t>
       </w:r>
     </w:p>
-    <w:bookmarkEnd w:id="70"/>
-    <w:bookmarkStart w:id="72" w:name="ref-burtness2019"/>
+    <w:bookmarkEnd w:id="59"/>
+    <w:bookmarkStart w:id="61" w:name="ref-burtness2019"/>
     <w:p>
       <w:pPr>
         <w:pStyle w:val="Bibliography"/>
       </w:pPr>
       <w:r>
-        <w:t xml:space="preserve">Burtness, Barbara, Kevin J Harrington, Richard Greil, Denis Soulières, Makoto Tahara, Gilberto de Castro, Amanda Psyrri, Neus Basté, et al. 2019.</w:t>
+        <w:t xml:space="preserve">Burtness, Barbara, Kevin J Harrington, Richard Greil, et al.</w:t>
+      </w:r>
+      <w:r>
+        <w:t xml:space="preserve"> 2019.</w:t>
       </w:r>
       <w:r>
         <w:t xml:space="preserve"> </w:t>
@@ -6884,8 +7015,8 @@
       </w:r>
       <w:r>
         <w:rPr>
+          <w:i/>
           <w:iCs/>
-          <w:i/>
         </w:rPr>
         <w:t xml:space="preserve">Lancet</w:t>
       </w:r>
@@ -6898,7 +7029,7 @@
       <w:r>
         <w:t xml:space="preserve"> </w:t>
       </w:r>
-      <w:hyperlink r:id="rId71">
+      <w:hyperlink r:id="rId60">
         <w:r>
           <w:rPr>
             <w:rStyle w:val="Hyperlink"/>
@@ -6910,14 +7041,14 @@
         <w:t xml:space="preserve">.</w:t>
       </w:r>
     </w:p>
-    <w:bookmarkEnd w:id="72"/>
-    <w:bookmarkStart w:id="74" w:name="ref-cannon2024"/>
+    <w:bookmarkEnd w:id="61"/>
+    <w:bookmarkStart w:id="63" w:name="ref-cannon2024"/>
     <w:p>
       <w:pPr>
         <w:pStyle w:val="Bibliography"/>
       </w:pPr>
       <w:r>
-        <w:t xml:space="preserve">Cannon, Matthew, James Stevenson, Kathryn Stahl, Rohit Basu, Adam Coffman, Susanna Kiwala, Joshua F McMichael, et al. 2024.</w:t>
+        <w:t xml:space="preserve">Cannon, Matthew, James Stevenson, Kathryn Stahl, et al. 2024.</w:t>
       </w:r>
       <w:r>
         <w:t xml:space="preserve"> </w:t>
@@ -6930,8 +7061,8 @@
       </w:r>
       <w:r>
         <w:rPr>
+          <w:i/>
           <w:iCs/>
-          <w:i/>
         </w:rPr>
         <w:t xml:space="preserve">Nucleic Acids Research</w:t>
       </w:r>
@@ -6944,7 +7075,7 @@
       <w:r>
         <w:t xml:space="preserve"> </w:t>
       </w:r>
-      <w:hyperlink r:id="rId73">
+      <w:hyperlink r:id="rId62">
         <w:r>
           <w:rPr>
             <w:rStyle w:val="Hyperlink"/>
@@ -6956,14 +7087,14 @@
         <w:t xml:space="preserve">.</w:t>
       </w:r>
     </w:p>
-    <w:bookmarkEnd w:id="74"/>
-    <w:bookmarkStart w:id="76" w:name="ref-carosi2026"/>
+    <w:bookmarkEnd w:id="63"/>
+    <w:bookmarkStart w:id="65" w:name="ref-carosi2026"/>
     <w:p>
       <w:pPr>
         <w:pStyle w:val="Bibliography"/>
       </w:pPr>
       <w:r>
-        <w:t xml:space="preserve">Carosi, Francesca, Daria Maria Filippini, Laura Fabbri, Andrea Carlini, Andrea Monte, Michela Sgarzi, Matteo Fermi, et al. 2026.</w:t>
+        <w:t xml:space="preserve">Carosi, Francesca, Daria Maria Filippini, Laura Fabbri, et al. 2026.</w:t>
       </w:r>
       <w:r>
         <w:t xml:space="preserve"> </w:t>
@@ -6976,8 +7107,8 @@
       </w:r>
       <w:r>
         <w:rPr>
+          <w:i/>
           <w:iCs/>
-          <w:i/>
         </w:rPr>
         <w:t xml:space="preserve">Critical Reviews in Oncology/Hematology</w:t>
       </w:r>
@@ -6990,7 +7121,7 @@
       <w:r>
         <w:t xml:space="preserve"> </w:t>
       </w:r>
-      <w:hyperlink r:id="rId75">
+      <w:hyperlink r:id="rId64">
         <w:r>
           <w:rPr>
             <w:rStyle w:val="Hyperlink"/>
@@ -7002,14 +7133,60 @@
         <w:t xml:space="preserve">.</w:t>
       </w:r>
     </w:p>
-    <w:bookmarkEnd w:id="76"/>
-    <w:bookmarkStart w:id="78" w:name="ref-crist2022"/>
+    <w:bookmarkEnd w:id="65"/>
+    <w:bookmarkStart w:id="67" w:name="ref-cheng2019"/>
     <w:p>
       <w:pPr>
         <w:pStyle w:val="Bibliography"/>
       </w:pPr>
       <w:r>
-        <w:t xml:space="preserve">Crist, McKenzie, Benyamin Yaniv, Sarah Palackdharry, Maria A Lehn, Mario Medvedovic, Timothy Stone, Shuchi Gulati, et al. 2022.</w:t>
+        <w:t xml:space="preserve">Cheng, Feixiong, Weiqiang Lu, Chuang Liu, et al. 2019.</w:t>
+      </w:r>
+      <w:r>
+        <w:t xml:space="preserve"> </w:t>
+      </w:r>
+      <w:r>
+        <w:t xml:space="preserve">“A Genome-Wide Positioning Systems Network Algorithm for in Silico Drug Repurposing.”</w:t>
+      </w:r>
+      <w:r>
+        <w:t xml:space="preserve"> </w:t>
+      </w:r>
+      <w:r>
+        <w:rPr>
+          <w:i/>
+          <w:iCs/>
+        </w:rPr>
+        <w:t xml:space="preserve">Nature Communications</w:t>
+      </w:r>
+      <w:r>
+        <w:t xml:space="preserve"> </w:t>
+      </w:r>
+      <w:r>
+        <w:t xml:space="preserve">10 (1): 3476.</w:t>
+      </w:r>
+      <w:r>
+        <w:t xml:space="preserve"> </w:t>
+      </w:r>
+      <w:hyperlink r:id="rId66">
+        <w:r>
+          <w:rPr>
+            <w:rStyle w:val="Hyperlink"/>
+          </w:rPr>
+          <w:t xml:space="preserve">https://doi.org/10.1038/s41467-019-10744-6</w:t>
+        </w:r>
+      </w:hyperlink>
+      <w:r>
+        <w:t xml:space="preserve">.</w:t>
+      </w:r>
+    </w:p>
+    <w:bookmarkEnd w:id="67"/>
+    <w:bookmarkStart w:id="69" w:name="ref-crist2022"/>
+    <w:p>
+      <w:pPr>
+        <w:pStyle w:val="Bibliography"/>
+      </w:pPr>
+      <w:r>
+        <w:t xml:space="preserve">Crist, McKenzie, Benyamin Yaniv, Sarah Palackdharry, et al. 2022.</w:t>
       </w:r>
       <w:r>
         <w:t xml:space="preserve"> </w:t>
@@ -7022,8 +7199,8 @@
       </w:r>
       <w:r>
         <w:rPr>
+          <w:i/>
           <w:iCs/>
-          <w:i/>
         </w:rPr>
         <w:t xml:space="preserve">Journal for ImmunoTherapy of Cancer</w:t>
       </w:r>
@@ -7036,7 +7213,7 @@
       <w:r>
         <w:t xml:space="preserve"> </w:t>
       </w:r>
-      <w:hyperlink r:id="rId77">
+      <w:hyperlink r:id="rId68">
         <w:r>
           <w:rPr>
             <w:rStyle w:val="Hyperlink"/>
@@ -7048,14 +7225,14 @@
         <w:t xml:space="preserve">.</w:t>
       </w:r>
     </w:p>
-    <w:bookmarkEnd w:id="78"/>
-    <w:bookmarkStart w:id="80" w:name="ref-curry2018"/>
+    <w:bookmarkEnd w:id="69"/>
+    <w:bookmarkStart w:id="71" w:name="ref-curry2018"/>
     <w:p>
       <w:pPr>
         <w:pStyle w:val="Bibliography"/>
       </w:pPr>
       <w:r>
-        <w:t xml:space="preserve">Curry, Joseph M, Jennifer Johnson, Mehri Mollaee, Patrick Tassone, Dev Amin, Alexander Knops, Diana Whitaker-Menezes, et al. 2018.</w:t>
+        <w:t xml:space="preserve">Curry, Joseph M, Jennifer Johnson, Mehri Mollaee, et al. 2018.</w:t>
       </w:r>
       <w:r>
         <w:t xml:space="preserve"> </w:t>
@@ -7068,8 +7245,8 @@
       </w:r>
       <w:r>
         <w:rPr>
+          <w:i/>
           <w:iCs/>
-          <w:i/>
         </w:rPr>
         <w:t xml:space="preserve">Frontiers in Oncology</w:t>
       </w:r>
@@ -7082,7 +7259,7 @@
       <w:r>
         <w:t xml:space="preserve"> </w:t>
       </w:r>
-      <w:hyperlink r:id="rId79">
+      <w:hyperlink r:id="rId70">
         <w:r>
           <w:rPr>
             <w:rStyle w:val="Hyperlink"/>
@@ -7094,14 +7271,109 @@
         <w:t xml:space="preserve">.</w:t>
       </w:r>
     </w:p>
-    <w:bookmarkEnd w:id="80"/>
-    <w:bookmarkStart w:id="82" w:name="ref-huang2021"/>
+    <w:bookmarkEnd w:id="71"/>
+    <w:bookmarkStart w:id="73" w:name="ref-flanary2023"/>
     <w:p>
       <w:pPr>
         <w:pStyle w:val="Bibliography"/>
       </w:pPr>
       <w:r>
-        <w:t xml:space="preserve">Huang, Chen, Lijun Chen, Sara R Savage, Rodrigo Vargas Eguez, Yongchao Dou, Yize Li, et al. 2021.</w:t>
+        <w:t xml:space="preserve">Flanary, Victoria L, Jennifer L Fisher, Elizabeth J Wilk, Timothy C Howton, and Brittany N Lasseigne. 2023.</w:t>
+      </w:r>
+      <w:r>
+        <w:t xml:space="preserve"> </w:t>
+      </w:r>
+      <w:r>
+        <w:t xml:space="preserve">“Computational Advancements in Cancer Combination Therapy Prediction.”</w:t>
+      </w:r>
+      <w:r>
+        <w:t xml:space="preserve"> </w:t>
+      </w:r>
+      <w:r>
+        <w:rPr>
+          <w:i/>
+          <w:iCs/>
+        </w:rPr>
+        <w:t xml:space="preserve">JCO Precision Oncology</w:t>
+      </w:r>
+      <w:r>
+        <w:t xml:space="preserve"> </w:t>
+      </w:r>
+      <w:r>
+        <w:t xml:space="preserve">7: e2300261.</w:t>
+      </w:r>
+      <w:r>
+        <w:t xml:space="preserve"> </w:t>
+      </w:r>
+      <w:hyperlink r:id="rId72">
+        <w:r>
+          <w:rPr>
+            <w:rStyle w:val="Hyperlink"/>
+          </w:rPr>
+          <w:t xml:space="preserve">https://doi.org/10.1200/PO.23.00261</w:t>
+        </w:r>
+      </w:hyperlink>
+      <w:r>
+        <w:t xml:space="preserve">.</w:t>
+      </w:r>
+    </w:p>
+    <w:bookmarkEnd w:id="73"/>
+    <w:bookmarkStart w:id="75" w:name="ref-gu2022"/>
+    <w:p>
+      <w:pPr>
+        <w:pStyle w:val="Bibliography"/>
+      </w:pPr>
+      <w:r>
+        <w:t xml:space="preserve">Gu, Ziyue, Yanli Yao, Guizhu Yang, et al. 2022.</w:t>
+      </w:r>
+      <w:r>
+        <w:t xml:space="preserve"> </w:t>
+      </w:r>
+      <w:r>
+        <w:t xml:space="preserve">“Pharmacogenomic Landscape of Head and Neck Squamous Cell Carcinoma Informs Precision Oncology Therapy.”</w:t>
+      </w:r>
+      <w:r>
+        <w:t xml:space="preserve"> </w:t>
+      </w:r>
+      <w:r>
+        <w:rPr>
+          <w:i/>
+          <w:iCs/>
+        </w:rPr>
+        <w:t xml:space="preserve">Science Translational Medicine</w:t>
+      </w:r>
+      <w:r>
+        <w:t xml:space="preserve"> </w:t>
+      </w:r>
+      <w:r>
+        <w:t xml:space="preserve">14 (661): eabo5987.</w:t>
+      </w:r>
+      <w:r>
+        <w:t xml:space="preserve"> </w:t>
+      </w:r>
+      <w:hyperlink r:id="rId74">
+        <w:r>
+          <w:rPr>
+            <w:rStyle w:val="Hyperlink"/>
+          </w:rPr>
+          <w:t xml:space="preserve">https://doi.org/10.1126/scitranslmed.abo5987</w:t>
+        </w:r>
+      </w:hyperlink>
+      <w:r>
+        <w:t xml:space="preserve">.</w:t>
+      </w:r>
+    </w:p>
+    <w:bookmarkEnd w:id="75"/>
+    <w:bookmarkStart w:id="77" w:name="ref-huang2021"/>
+    <w:p>
+      <w:pPr>
+        <w:pStyle w:val="Bibliography"/>
+      </w:pPr>
+      <w:r>
+        <w:t xml:space="preserve">Huang, Chen, Lijun Chen, Sara R Savage, et al.</w:t>
+      </w:r>
+      <w:r>
+        <w:t xml:space="preserve"> 2021.</w:t>
       </w:r>
       <w:r>
         <w:t xml:space="preserve"> </w:t>
@@ -7114,8 +7386,8 @@
       </w:r>
       <w:r>
         <w:rPr>
+          <w:i/>
           <w:iCs/>
-          <w:i/>
         </w:rPr>
         <w:t xml:space="preserve">Cancer Cell</w:t>
       </w:r>
@@ -7128,7 +7400,7 @@
       <w:r>
         <w:t xml:space="preserve"> </w:t>
       </w:r>
-      <w:hyperlink r:id="rId81">
+      <w:hyperlink r:id="rId76">
         <w:r>
           <w:rPr>
             <w:rStyle w:val="Hyperlink"/>
@@ -7140,8 +7412,8 @@
         <w:t xml:space="preserve">.</w:t>
       </w:r>
     </w:p>
-    <w:bookmarkEnd w:id="82"/>
-    <w:bookmarkStart w:id="84" w:name="ref-johnson2020"/>
+    <w:bookmarkEnd w:id="77"/>
+    <w:bookmarkStart w:id="79" w:name="ref-johnson2020"/>
     <w:p>
       <w:pPr>
         <w:pStyle w:val="Bibliography"/>
@@ -7160,8 +7432,8 @@
       </w:r>
       <w:r>
         <w:rPr>
+          <w:i/>
           <w:iCs/>
-          <w:i/>
         </w:rPr>
         <w:t xml:space="preserve">Nature Reviews Disease Primers</w:t>
       </w:r>
@@ -7174,7 +7446,7 @@
       <w:r>
         <w:t xml:space="preserve"> </w:t>
       </w:r>
-      <w:hyperlink r:id="rId83">
+      <w:hyperlink r:id="rId78">
         <w:r>
           <w:rPr>
             <w:rStyle w:val="Hyperlink"/>
@@ -7186,14 +7458,14 @@
         <w:t xml:space="preserve">.</w:t>
       </w:r>
     </w:p>
-    <w:bookmarkEnd w:id="84"/>
-    <w:bookmarkStart w:id="86" w:name="ref-kemnade2023"/>
+    <w:bookmarkEnd w:id="79"/>
+    <w:bookmarkStart w:id="81" w:name="ref-kemnade2023"/>
     <w:p>
       <w:pPr>
         <w:pStyle w:val="Bibliography"/>
       </w:pPr>
       <w:r>
-        <w:t xml:space="preserve">Kemnade, Jan O, Marcus Florez, Anita Sabichi, Jun Zhang, Pavan Jhaveri, George Chen, Albert Chen, et al. 2023.</w:t>
+        <w:t xml:space="preserve">Kemnade, Jan O, Marcus Florez, Anita Sabichi, et al. 2023.</w:t>
       </w:r>
       <w:r>
         <w:t xml:space="preserve"> </w:t>
@@ -7206,8 +7478,8 @@
       </w:r>
       <w:r>
         <w:rPr>
+          <w:i/>
           <w:iCs/>
-          <w:i/>
         </w:rPr>
         <w:t xml:space="preserve">Oral Oncology</w:t>
       </w:r>
@@ -7220,7 +7492,7 @@
       <w:r>
         <w:t xml:space="preserve"> </w:t>
       </w:r>
-      <w:hyperlink r:id="rId85">
+      <w:hyperlink r:id="rId80">
         <w:r>
           <w:rPr>
             <w:rStyle w:val="Hyperlink"/>
@@ -7232,14 +7504,63 @@
         <w:t xml:space="preserve">.</w:t>
       </w:r>
     </w:p>
-    <w:bookmarkEnd w:id="86"/>
-    <w:bookmarkStart w:id="88" w:name="ref-lamb2006"/>
+    <w:bookmarkEnd w:id="81"/>
+    <w:bookmarkStart w:id="83" w:name="ref-kumar2025"/>
     <w:p>
       <w:pPr>
         <w:pStyle w:val="Bibliography"/>
       </w:pPr>
       <w:r>
-        <w:t xml:space="preserve">Lamb, Justin, Emily D Crawford, David Peck, Joshua W Modell, Irene C Blat, Matthew J Wrobel, Jim Lerner, et al. 2006.</w:t>
+        <w:t xml:space="preserve">Kumar, Ashok, Jency Roshni, Mahema Sivakumar, et al. 2025.</w:t>
+      </w:r>
+      <w:r>
+        <w:t xml:space="preserve"> </w:t>
+      </w:r>
+      <w:r>
+        <w:t xml:space="preserve">“Collagen Type 1 Alpha 1 Chain as a Potential Therapeutic Target Shared Among Subtypes of Head and Neck Squamous Cell Carcinoma: Quantum Chemical Modeling of Bleomycin for Anticancer Drug Repurposing.”</w:t>
+      </w:r>
+      <w:r>
+        <w:t xml:space="preserve"> </w:t>
+      </w:r>
+      <w:r>
+        <w:rPr>
+          <w:i/>
+          <w:iCs/>
+        </w:rPr>
+        <w:t xml:space="preserve">OMICS: A Journal of Integrative Biology</w:t>
+      </w:r>
+      <w:r>
+        <w:t xml:space="preserve"> </w:t>
+      </w:r>
+      <w:r>
+        <w:t xml:space="preserve">29 (8): 404–14.</w:t>
+      </w:r>
+      <w:r>
+        <w:t xml:space="preserve"> </w:t>
+      </w:r>
+      <w:hyperlink r:id="rId82">
+        <w:r>
+          <w:rPr>
+            <w:rStyle w:val="Hyperlink"/>
+          </w:rPr>
+          <w:t xml:space="preserve">https://doi.org/10.1177/15578100251359275</w:t>
+        </w:r>
+      </w:hyperlink>
+      <w:r>
+        <w:t xml:space="preserve">.</w:t>
+      </w:r>
+    </w:p>
+    <w:bookmarkEnd w:id="83"/>
+    <w:bookmarkStart w:id="85" w:name="ref-lamb2006"/>
+    <w:p>
+      <w:pPr>
+        <w:pStyle w:val="Bibliography"/>
+      </w:pPr>
+      <w:r>
+        <w:t xml:space="preserve">Lamb, Justin, Emily D Crawford, David Peck, et al.</w:t>
+      </w:r>
+      <w:r>
+        <w:t xml:space="preserve"> 2006.</w:t>
       </w:r>
       <w:r>
         <w:t xml:space="preserve"> </w:t>
@@ -7252,8 +7573,8 @@
       </w:r>
       <w:r>
         <w:rPr>
+          <w:i/>
           <w:iCs/>
-          <w:i/>
         </w:rPr>
         <w:t xml:space="preserve">Science</w:t>
       </w:r>
@@ -7266,7 +7587,7 @@
       <w:r>
         <w:t xml:space="preserve"> </w:t>
       </w:r>
-      <w:hyperlink r:id="rId87">
+      <w:hyperlink r:id="rId84">
         <w:r>
           <w:rPr>
             <w:rStyle w:val="Hyperlink"/>
@@ -7278,13 +7599,59 @@
         <w:t xml:space="preserve">.</w:t>
       </w:r>
     </w:p>
-    <w:bookmarkEnd w:id="88"/>
-    <w:bookmarkStart w:id="90" w:name="ref-liberzon2015"/>
+    <w:bookmarkEnd w:id="85"/>
+    <w:bookmarkStart w:id="87" w:name="ref-li2024"/>
     <w:p>
       <w:pPr>
         <w:pStyle w:val="Bibliography"/>
       </w:pPr>
       <w:r>
+        <w:t xml:space="preserve">Li, Yanguo, Chen Lin, Yidian Chu, et al. 2024.</w:t>
+      </w:r>
+      <w:r>
+        <w:t xml:space="preserve"> </w:t>
+      </w:r>
+      <w:r>
+        <w:t xml:space="preserve">“Characterization of Cancer Stem Cells in Laryngeal Squamous Cell Carcinoma by Single-Cell RNA Sequencing.”</w:t>
+      </w:r>
+      <w:r>
+        <w:t xml:space="preserve"> </w:t>
+      </w:r>
+      <w:r>
+        <w:rPr>
+          <w:i/>
+          <w:iCs/>
+        </w:rPr>
+        <w:t xml:space="preserve">Genomics, Proteomics &amp; Bioinformatics</w:t>
+      </w:r>
+      <w:r>
+        <w:t xml:space="preserve"> </w:t>
+      </w:r>
+      <w:r>
+        <w:t xml:space="preserve">22 (4): qzae056.</w:t>
+      </w:r>
+      <w:r>
+        <w:t xml:space="preserve"> </w:t>
+      </w:r>
+      <w:hyperlink r:id="rId86">
+        <w:r>
+          <w:rPr>
+            <w:rStyle w:val="Hyperlink"/>
+          </w:rPr>
+          <w:t xml:space="preserve">https://doi.org/10.1093/gpbjnl/qzae056</w:t>
+        </w:r>
+      </w:hyperlink>
+      <w:r>
+        <w:t xml:space="preserve">.</w:t>
+      </w:r>
+    </w:p>
+    <w:bookmarkEnd w:id="87"/>
+    <w:bookmarkStart w:id="89" w:name="ref-liberzon2015"/>
+    <w:p>
+      <w:pPr>
+        <w:pStyle w:val="Bibliography"/>
+      </w:pPr>
+      <w:r>
         <w:t xml:space="preserve">Liberzon, Arthur, Chet Birger, Helga Thorvaldsdóttir, Mahmoud Ghandi, Jill P Mesirov, and Pablo Tamayo. 2015.</w:t>
       </w:r>
       <w:r>
@@ -7298,8 +7665,8 @@
       </w:r>
       <w:r>
         <w:rPr>
+          <w:i/>
           <w:iCs/>
-          <w:i/>
         </w:rPr>
         <w:t xml:space="preserve">Cell Systems</w:t>
       </w:r>
@@ -7312,7 +7679,7 @@
       <w:r>
         <w:t xml:space="preserve"> </w:t>
       </w:r>
-      <w:hyperlink r:id="rId89">
+      <w:hyperlink r:id="rId88">
         <w:r>
           <w:rPr>
             <w:rStyle w:val="Hyperlink"/>
@@ -7324,8 +7691,8 @@
         <w:t xml:space="preserve">.</w:t>
       </w:r>
     </w:p>
-    <w:bookmarkEnd w:id="90"/>
-    <w:bookmarkStart w:id="92" w:name="ref-evangelista2025"/>
+    <w:bookmarkEnd w:id="89"/>
+    <w:bookmarkStart w:id="91" w:name="ref-evangelista2025"/>
     <w:p>
       <w:pPr>
         <w:pStyle w:val="Bibliography"/>
@@ -7344,8 +7711,8 @@
       </w:r>
       <w:r>
         <w:rPr>
+          <w:i/>
           <w:iCs/>
-          <w:i/>
         </w:rPr>
         <w:t xml:space="preserve">Nucleic Acids Research</w:t>
       </w:r>
@@ -7358,7 +7725,7 @@
       <w:r>
         <w:t xml:space="preserve"> </w:t>
       </w:r>
-      <w:hyperlink r:id="rId91">
+      <w:hyperlink r:id="rId90">
         <w:r>
           <w:rPr>
             <w:rStyle w:val="Hyperlink"/>
@@ -7370,14 +7737,17 @@
         <w:t xml:space="preserve">.</w:t>
       </w:r>
     </w:p>
-    <w:bookmarkEnd w:id="92"/>
-    <w:bookmarkStart w:id="94" w:name="ref-mendez2019"/>
+    <w:bookmarkEnd w:id="91"/>
+    <w:bookmarkStart w:id="93" w:name="ref-mendez2019"/>
     <w:p>
       <w:pPr>
         <w:pStyle w:val="Bibliography"/>
       </w:pPr>
       <w:r>
-        <w:t xml:space="preserve">Mendez, David, Anna Gaulton, A Patrícia Bento, Jon Chambers, Marleen De Veij, Eloy Félix, María Paula Magariños, et al. 2019.</w:t>
+        <w:t xml:space="preserve">Mendez, David, Anna Gaulton, A Patrícia Bento, et al.</w:t>
+      </w:r>
+      <w:r>
+        <w:t xml:space="preserve"> 2019.</w:t>
       </w:r>
       <w:r>
         <w:t xml:space="preserve"> </w:t>
@@ -7390,8 +7760,8 @@
       </w:r>
       <w:r>
         <w:rPr>
+          <w:i/>
           <w:iCs/>
-          <w:i/>
         </w:rPr>
         <w:t xml:space="preserve">Nucleic Acids Research</w:t>
       </w:r>
@@ -7404,7 +7774,7 @@
       <w:r>
         <w:t xml:space="preserve"> </w:t>
       </w:r>
-      <w:hyperlink r:id="rId93">
+      <w:hyperlink r:id="rId92">
         <w:r>
           <w:rPr>
             <w:rStyle w:val="Hyperlink"/>
@@ -7416,14 +7786,109 @@
         <w:t xml:space="preserve">.</w:t>
       </w:r>
     </w:p>
-    <w:bookmarkEnd w:id="94"/>
-    <w:bookmarkStart w:id="96" w:name="ref-ochoa2021"/>
+    <w:bookmarkEnd w:id="93"/>
+    <w:bookmarkStart w:id="95" w:name="ref-noronha2023"/>
     <w:p>
       <w:pPr>
         <w:pStyle w:val="Bibliography"/>
       </w:pPr>
       <w:r>
-        <w:t xml:space="preserve">Ochoa, David, Andrew Hercules, Miguel Carmona, Daniel Suveges, Asier Gonzalez-Uriarte, Cinzia Malangone, Alfredo Miranda, et al. 2021.</w:t>
+        <w:t xml:space="preserve">Noronha, Vanita, Vijay Patil, Nandini Menon, et al. 2023.</w:t>
+      </w:r>
+      <w:r>
+        <w:t xml:space="preserve"> </w:t>
+      </w:r>
+      <w:r>
+        <w:t xml:space="preserve">“Repurposing Pantoprazole in Combination with Systemic Therapy in Advanced Head and Neck Squamous Cell Carcinoma: A Phase i/II Randomized Study.”</w:t>
+      </w:r>
+      <w:r>
+        <w:t xml:space="preserve"> </w:t>
+      </w:r>
+      <w:r>
+        <w:rPr>
+          <w:i/>
+          <w:iCs/>
+        </w:rPr>
+        <w:t xml:space="preserve">Medical Oncology</w:t>
+      </w:r>
+      <w:r>
+        <w:t xml:space="preserve"> </w:t>
+      </w:r>
+      <w:r>
+        <w:t xml:space="preserve">41 (1): 26.</w:t>
+      </w:r>
+      <w:r>
+        <w:t xml:space="preserve"> </w:t>
+      </w:r>
+      <w:hyperlink r:id="rId94">
+        <w:r>
+          <w:rPr>
+            <w:rStyle w:val="Hyperlink"/>
+          </w:rPr>
+          <w:t xml:space="preserve">https://doi.org/10.1007/s12032-023-02234-z</w:t>
+        </w:r>
+      </w:hyperlink>
+      <w:r>
+        <w:t xml:space="preserve">.</w:t>
+      </w:r>
+    </w:p>
+    <w:bookmarkEnd w:id="95"/>
+    <w:bookmarkStart w:id="97" w:name="ref-oneill2022"/>
+    <w:p>
+      <w:pPr>
+        <w:pStyle w:val="Bibliography"/>
+      </w:pPr>
+      <w:r>
+        <w:t xml:space="preserve">O’Neill, W Quinn, Xiujie Xie, Shanying Gui, et al. 2022.</w:t>
+      </w:r>
+      <w:r>
+        <w:t xml:space="preserve"> </w:t>
+      </w:r>
+      <w:r>
+        <w:t xml:space="preserve">“Repositioning Fenofibrate to Reactivate P53 and Reprogram the Tumor-Immune Microenvironment in HPV+ Head and Neck Squamous Cell Carcinoma.”</w:t>
+      </w:r>
+      <w:r>
+        <w:t xml:space="preserve"> </w:t>
+      </w:r>
+      <w:r>
+        <w:rPr>
+          <w:i/>
+          <w:iCs/>
+        </w:rPr>
+        <w:t xml:space="preserve">Cancers</w:t>
+      </w:r>
+      <w:r>
+        <w:t xml:space="preserve"> </w:t>
+      </w:r>
+      <w:r>
+        <w:t xml:space="preserve">14 (2): 282.</w:t>
+      </w:r>
+      <w:r>
+        <w:t xml:space="preserve"> </w:t>
+      </w:r>
+      <w:hyperlink r:id="rId96">
+        <w:r>
+          <w:rPr>
+            <w:rStyle w:val="Hyperlink"/>
+          </w:rPr>
+          <w:t xml:space="preserve">https://doi.org/10.3390/cancers14020282</w:t>
+        </w:r>
+      </w:hyperlink>
+      <w:r>
+        <w:t xml:space="preserve">.</w:t>
+      </w:r>
+    </w:p>
+    <w:bookmarkEnd w:id="97"/>
+    <w:bookmarkStart w:id="99" w:name="ref-ochoa2021"/>
+    <w:p>
+      <w:pPr>
+        <w:pStyle w:val="Bibliography"/>
+      </w:pPr>
+      <w:r>
+        <w:t xml:space="preserve">Ochoa, David, Andrew Hercules, Miguel Carmona, et al.</w:t>
+      </w:r>
+      <w:r>
+        <w:t xml:space="preserve"> 2021.</w:t>
       </w:r>
       <w:r>
         <w:t xml:space="preserve"> </w:t>
@@ -7436,8 +7901,8 @@
       </w:r>
       <w:r>
         <w:rPr>
+          <w:i/>
           <w:iCs/>
-          <w:i/>
         </w:rPr>
         <w:t xml:space="preserve">Nucleic Acids Research</w:t>
       </w:r>
@@ -7450,7 +7915,7 @@
       <w:r>
         <w:t xml:space="preserve"> </w:t>
       </w:r>
-      <w:hyperlink r:id="rId95">
+      <w:hyperlink r:id="rId98">
         <w:r>
           <w:rPr>
             <w:rStyle w:val="Hyperlink"/>
@@ -7462,14 +7927,14 @@
         <w:t xml:space="preserve">.</w:t>
       </w:r>
     </w:p>
-    <w:bookmarkEnd w:id="96"/>
-    <w:bookmarkStart w:id="98" w:name="ref-pujaltemartin2024"/>
+    <w:bookmarkEnd w:id="99"/>
+    <w:bookmarkStart w:id="101" w:name="ref-pujaltemartin2024"/>
     <w:p>
       <w:pPr>
         <w:pStyle w:val="Bibliography"/>
       </w:pPr>
       <w:r>
-        <w:t xml:space="preserve">Pujalte-Martin, Marc, Amine Belaïd, Simon Bost, Michel Kahi, Pascal Peraldi, Matthieu Rouleau, Nathalie M Mazure, and Frédéric Bost. 2024.</w:t>
+        <w:t xml:space="preserve">Pujalte-Martin, Marc, Amine Belaïd, Simon Bost, et al. 2024.</w:t>
       </w:r>
       <w:r>
         <w:t xml:space="preserve"> </w:t>
@@ -7482,8 +7947,8 @@
       </w:r>
       <w:r>
         <w:rPr>
+          <w:i/>
           <w:iCs/>
-          <w:i/>
         </w:rPr>
         <w:t xml:space="preserve">Molecular Oncology</w:t>
       </w:r>
@@ -7496,7 +7961,7 @@
       <w:r>
         <w:t xml:space="preserve"> </w:t>
       </w:r>
-      <w:hyperlink r:id="rId97">
+      <w:hyperlink r:id="rId100">
         <w:r>
           <w:rPr>
             <w:rStyle w:val="Hyperlink"/>
@@ -7508,14 +7973,17 @@
         <w:t xml:space="preserve">.</w:t>
       </w:r>
     </w:p>
-    <w:bookmarkEnd w:id="98"/>
-    <w:bookmarkStart w:id="100" w:name="ref-pushpakom2019"/>
+    <w:bookmarkEnd w:id="101"/>
+    <w:bookmarkStart w:id="103" w:name="ref-pushpakom2019"/>
     <w:p>
       <w:pPr>
         <w:pStyle w:val="Bibliography"/>
       </w:pPr>
       <w:r>
-        <w:t xml:space="preserve">Pushpakom, Sudeep, Francesco Iorio, Patrick A Eyers, K Jane Escott, Shirley Hopper, Andrew Wells, Andrew Doig, Tim Guilliams, et al. 2019.</w:t>
+        <w:t xml:space="preserve">Pushpakom, Sudeep, Francesco Iorio, Patrick A Eyers, et al.</w:t>
+      </w:r>
+      <w:r>
+        <w:t xml:space="preserve"> 2019.</w:t>
       </w:r>
       <w:r>
         <w:t xml:space="preserve"> </w:t>
@@ -7528,8 +7996,8 @@
       </w:r>
       <w:r>
         <w:rPr>
+          <w:i/>
           <w:iCs/>
-          <w:i/>
         </w:rPr>
         <w:t xml:space="preserve">Nature Reviews Drug Discovery</w:t>
       </w:r>
@@ -7542,7 +8010,7 @@
       <w:r>
         <w:t xml:space="preserve"> </w:t>
       </w:r>
-      <w:hyperlink r:id="rId99">
+      <w:hyperlink r:id="rId102">
         <w:r>
           <w:rPr>
             <w:rStyle w:val="Hyperlink"/>
@@ -7554,14 +8022,14 @@
         <w:t xml:space="preserve">.</w:t>
       </w:r>
     </w:p>
-    <w:bookmarkEnd w:id="100"/>
-    <w:bookmarkStart w:id="102" w:name="ref-ritchie2015"/>
+    <w:bookmarkEnd w:id="103"/>
+    <w:bookmarkStart w:id="105" w:name="ref-ritchie2015"/>
     <w:p>
       <w:pPr>
         <w:pStyle w:val="Bibliography"/>
       </w:pPr>
       <w:r>
-        <w:t xml:space="preserve">Ritchie, Matthew E, Belinda Phipson, Di Wu, Yifang Hu, Charity W Law, Wei Shi, and Gordon K Smyth. 2015.</w:t>
+        <w:t xml:space="preserve">Ritchie, Matthew E, Belinda Phipson, Di Wu, et al. 2015.</w:t>
       </w:r>
       <w:r>
         <w:t xml:space="preserve"> </w:t>
@@ -7574,8 +8042,8 @@
       </w:r>
       <w:r>
         <w:rPr>
+          <w:i/>
           <w:iCs/>
-          <w:i/>
         </w:rPr>
         <w:t xml:space="preserve">Nucleic Acids Research</w:t>
       </w:r>
@@ -7588,7 +8056,7 @@
       <w:r>
         <w:t xml:space="preserve"> </w:t>
       </w:r>
-      <w:hyperlink r:id="rId101">
+      <w:hyperlink r:id="rId104">
         <w:r>
           <w:rPr>
             <w:rStyle w:val="Hyperlink"/>
@@ -7600,14 +8068,17 @@
         <w:t xml:space="preserve">.</w:t>
       </w:r>
     </w:p>
-    <w:bookmarkEnd w:id="102"/>
-    <w:bookmarkStart w:id="104" w:name="ref-subramanian2017"/>
+    <w:bookmarkEnd w:id="105"/>
+    <w:bookmarkStart w:id="107" w:name="ref-subramanian2017"/>
     <w:p>
       <w:pPr>
         <w:pStyle w:val="Bibliography"/>
       </w:pPr>
       <w:r>
-        <w:t xml:space="preserve">Subramanian, Aravind, Rajiv Narayan, Steven M Corsello, David D Peck, Ted E Natoli, Xiaodong Lu, Joshua Gould, John F Davis, et al. 2017.</w:t>
+        <w:t xml:space="preserve">Subramanian, Aravind, Rajiv Narayan, Steven M Corsello, et al.</w:t>
+      </w:r>
+      <w:r>
+        <w:t xml:space="preserve"> 2017.</w:t>
       </w:r>
       <w:r>
         <w:t xml:space="preserve"> </w:t>
@@ -7620,8 +8091,8 @@
       </w:r>
       <w:r>
         <w:rPr>
+          <w:i/>
           <w:iCs/>
-          <w:i/>
         </w:rPr>
         <w:t xml:space="preserve">Cell</w:t>
       </w:r>
@@ -7634,7 +8105,7 @@
       <w:r>
         <w:t xml:space="preserve"> </w:t>
       </w:r>
-      <w:hyperlink r:id="rId103">
+      <w:hyperlink r:id="rId106">
         <w:r>
           <w:rPr>
             <w:rStyle w:val="Hyperlink"/>
@@ -7646,14 +8117,17 @@
         <w:t xml:space="preserve">.</w:t>
       </w:r>
     </w:p>
-    <w:bookmarkEnd w:id="104"/>
-    <w:bookmarkStart w:id="106" w:name="ref-subramanian2005"/>
+    <w:bookmarkEnd w:id="107"/>
+    <w:bookmarkStart w:id="109" w:name="ref-subramanian2005"/>
     <w:p>
       <w:pPr>
         <w:pStyle w:val="Bibliography"/>
       </w:pPr>
       <w:r>
-        <w:t xml:space="preserve">Subramanian, Aravind, Pablo Tamayo, Vamsi K Mootha, Sayan Mukherjee, Benjamin L Ebert, Michael A Gillette, Amanda Paulovich, et al. 2005.</w:t>
+        <w:t xml:space="preserve">Subramanian, Aravind, Pablo Tamayo, Vamsi K Mootha, et al.</w:t>
+      </w:r>
+      <w:r>
+        <w:t xml:space="preserve"> 2005.</w:t>
       </w:r>
       <w:r>
         <w:t xml:space="preserve"> </w:t>
@@ -7666,8 +8140,8 @@
       </w:r>
       <w:r>
         <w:rPr>
+          <w:i/>
           <w:iCs/>
-          <w:i/>
         </w:rPr>
         <w:t xml:space="preserve">Proceedings of the National Academy of Sciences</w:t>
       </w:r>
@@ -7680,7 +8154,7 @@
       <w:r>
         <w:t xml:space="preserve"> </w:t>
       </w:r>
-      <w:hyperlink r:id="rId105">
+      <w:hyperlink r:id="rId108">
         <w:r>
           <w:rPr>
             <w:rStyle w:val="Hyperlink"/>
@@ -7692,14 +8166,17 @@
         <w:t xml:space="preserve">.</w:t>
       </w:r>
     </w:p>
-    <w:bookmarkEnd w:id="106"/>
-    <w:bookmarkStart w:id="108" w:name="ref-szklarczyk2023"/>
+    <w:bookmarkEnd w:id="109"/>
+    <w:bookmarkStart w:id="111" w:name="ref-szklarczyk2023"/>
     <w:p>
       <w:pPr>
         <w:pStyle w:val="Bibliography"/>
       </w:pPr>
       <w:r>
-        <w:t xml:space="preserve">Szklarczyk, Damian, Rebecca Kirsch, Mikaela Koutrouli, Katerina Nastou, Farrokh Mehryary, Radja Hachilif, Annika L Gable, et al. 2023.</w:t>
+        <w:t xml:space="preserve">Szklarczyk, Damian, Rebecca Kirsch, Mikaela Koutrouli, et al.</w:t>
+      </w:r>
+      <w:r>
+        <w:t xml:space="preserve"> 2023.</w:t>
       </w:r>
       <w:r>
         <w:t xml:space="preserve"> </w:t>
@@ -7712,8 +8189,8 @@
       </w:r>
       <w:r>
         <w:rPr>
+          <w:i/>
           <w:iCs/>
-          <w:i/>
         </w:rPr>
         <w:t xml:space="preserve">Nucleic Acids Research</w:t>
       </w:r>
@@ -7726,7 +8203,7 @@
       <w:r>
         <w:t xml:space="preserve"> </w:t>
       </w:r>
-      <w:hyperlink r:id="rId107">
+      <w:hyperlink r:id="rId110">
         <w:r>
           <w:rPr>
             <w:rStyle w:val="Hyperlink"/>
@@ -7738,14 +8215,17 @@
         <w:t xml:space="preserve">.</w:t>
       </w:r>
     </w:p>
-    <w:bookmarkEnd w:id="108"/>
-    <w:bookmarkStart w:id="110" w:name="ref-tanoli2025"/>
+    <w:bookmarkEnd w:id="111"/>
+    <w:bookmarkStart w:id="113" w:name="ref-tanoli2025"/>
     <w:p>
       <w:pPr>
         <w:pStyle w:val="Bibliography"/>
       </w:pPr>
       <w:r>
-        <w:t xml:space="preserve">Tanoli, Ziaurrehman, Adrià Fernández-Torras, Umut Onur Özcan, Aleksandr Kushnir, Kristen Michelle Nader, et al. 2025.</w:t>
+        <w:t xml:space="preserve">Tanoli, Ziaurrehman, Adrià Fernández-Torras, Umut Onur Özcan, Aleksandr Kushnir, Kristen Michelle Nader, et al.</w:t>
+      </w:r>
+      <w:r>
+        <w:t xml:space="preserve"> 2025.</w:t>
       </w:r>
       <w:r>
         <w:t xml:space="preserve"> </w:t>
@@ -7758,8 +8238,8 @@
       </w:r>
       <w:r>
         <w:rPr>
+          <w:i/>
           <w:iCs/>
-          <w:i/>
         </w:rPr>
         <w:t xml:space="preserve">Nature Reviews Drug Discovery</w:t>
       </w:r>
@@ -7772,7 +8252,7 @@
       <w:r>
         <w:t xml:space="preserve"> </w:t>
       </w:r>
-      <w:hyperlink r:id="rId109">
+      <w:hyperlink r:id="rId112">
         <w:r>
           <w:rPr>
             <w:rStyle w:val="Hyperlink"/>
@@ -7784,14 +8264,17 @@
         <w:t xml:space="preserve">.</w:t>
       </w:r>
     </w:p>
-    <w:bookmarkEnd w:id="110"/>
-    <w:bookmarkStart w:id="112" w:name="ref-uppaluri2025"/>
+    <w:bookmarkEnd w:id="113"/>
+    <w:bookmarkStart w:id="115" w:name="ref-uppaluri2025"/>
     <w:p>
       <w:pPr>
         <w:pStyle w:val="Bibliography"/>
       </w:pPr>
       <w:r>
-        <w:t xml:space="preserve">Uppaluri, Ravindra, Robert I Haddad, Yungan Tao, et al. 2025.</w:t>
+        <w:t xml:space="preserve">Uppaluri, Ravindra, Robert I Haddad, Yungan Tao, et al.</w:t>
+      </w:r>
+      <w:r>
+        <w:t xml:space="preserve"> 2025.</w:t>
       </w:r>
       <w:r>
         <w:t xml:space="preserve"> </w:t>
@@ -7804,8 +8287,8 @@
       </w:r>
       <w:r>
         <w:rPr>
+          <w:i/>
           <w:iCs/>
-          <w:i/>
         </w:rPr>
         <w:t xml:space="preserve">New England Journal of Medicine</w:t>
       </w:r>
@@ -7818,7 +8301,7 @@
       <w:r>
         <w:t xml:space="preserve"> </w:t>
       </w:r>
-      <w:hyperlink r:id="rId111">
+      <w:hyperlink r:id="rId114">
         <w:r>
           <w:rPr>
             <w:rStyle w:val="Hyperlink"/>
@@ -7830,14 +8313,63 @@
         <w:t xml:space="preserve">.</w:t>
       </w:r>
     </w:p>
-    <w:bookmarkEnd w:id="112"/>
-    <w:bookmarkStart w:id="114" w:name="ref-wu2021"/>
+    <w:bookmarkEnd w:id="115"/>
+    <w:bookmarkStart w:id="117" w:name="ref-wu2025"/>
     <w:p>
       <w:pPr>
         <w:pStyle w:val="Bibliography"/>
       </w:pPr>
       <w:r>
-        <w:t xml:space="preserve">Wu, Tianzhi, Erqiang Hu, Shuangbin Xu, Meijun Chen, Pingfan Guo, Zehan Dai, Tingze Feng, et al. 2021.</w:t>
+        <w:t xml:space="preserve">Wu, Chi-Sheng, Hsin-Pai Li, Chia-Hsun Hsieh, et al. 2025.</w:t>
+      </w:r>
+      <w:r>
+        <w:t xml:space="preserve"> </w:t>
+      </w:r>
+      <w:r>
+        <w:t xml:space="preserve">“Integrated Multi-Omics Analyses of Oral Squamous Cell Carcinoma Reveal Precision Patient Stratification and Personalized Treatment Strategies.”</w:t>
+      </w:r>
+      <w:r>
+        <w:t xml:space="preserve"> </w:t>
+      </w:r>
+      <w:r>
+        <w:rPr>
+          <w:i/>
+          <w:iCs/>
+        </w:rPr>
+        <w:t xml:space="preserve">Cancer Letters</w:t>
+      </w:r>
+      <w:r>
+        <w:t xml:space="preserve"> </w:t>
+      </w:r>
+      <w:r>
+        <w:t xml:space="preserve">614: 217482.</w:t>
+      </w:r>
+      <w:r>
+        <w:t xml:space="preserve"> </w:t>
+      </w:r>
+      <w:hyperlink r:id="rId116">
+        <w:r>
+          <w:rPr>
+            <w:rStyle w:val="Hyperlink"/>
+          </w:rPr>
+          <w:t xml:space="preserve">https://doi.org/10.1016/j.canlet.2025.217482</w:t>
+        </w:r>
+      </w:hyperlink>
+      <w:r>
+        <w:t xml:space="preserve">.</w:t>
+      </w:r>
+    </w:p>
+    <w:bookmarkEnd w:id="117"/>
+    <w:bookmarkStart w:id="119" w:name="ref-wu2021"/>
+    <w:p>
+      <w:pPr>
+        <w:pStyle w:val="Bibliography"/>
+      </w:pPr>
+      <w:r>
+        <w:t xml:space="preserve">Wu, Tianzhi, Erqiang Hu, Shuangbin Xu, et al.</w:t>
+      </w:r>
+      <w:r>
+        <w:t xml:space="preserve"> 2021.</w:t>
       </w:r>
       <w:r>
         <w:t xml:space="preserve"> </w:t>
@@ -7850,8 +8382,8 @@
       </w:r>
       <w:r>
         <w:rPr>
+          <w:i/>
           <w:iCs/>
-          <w:i/>
         </w:rPr>
         <w:t xml:space="preserve">The Innovation</w:t>
       </w:r>
@@ -7864,7 +8396,7 @@
       <w:r>
         <w:t xml:space="preserve"> </w:t>
       </w:r>
-      <w:hyperlink r:id="rId113">
+      <w:hyperlink r:id="rId118">
         <w:r>
           <w:rPr>
             <w:rStyle w:val="Hyperlink"/>
@@ -7876,14 +8408,14 @@
         <w:t xml:space="preserve">.</w:t>
       </w:r>
     </w:p>
-    <w:bookmarkEnd w:id="114"/>
-    <w:bookmarkStart w:id="116" w:name="ref-zang2012"/>
+    <w:bookmarkEnd w:id="119"/>
+    <w:bookmarkStart w:id="121" w:name="ref-zang2012"/>
     <w:p>
       <w:pPr>
         <w:pStyle w:val="Bibliography"/>
       </w:pPr>
       <w:r>
-        <w:t xml:space="preserve">Zang, Yan, Sufi M Thomas, Elena T Chan, Christopher J Kirk, Maria L Freilino, Hannah M DeLancey, Jennifer R Grandis, Changyou Li, and Daniel E Johnson. 2012.</w:t>
+        <w:t xml:space="preserve">Zang, Yan, Sufi M Thomas, Elena T Chan, et al. 2012.</w:t>
       </w:r>
       <w:r>
         <w:t xml:space="preserve"> </w:t>
@@ -7896,8 +8428,8 @@
       </w:r>
       <w:r>
         <w:rPr>
+          <w:i/>
           <w:iCs/>
-          <w:i/>
         </w:rPr>
         <w:t xml:space="preserve">Autophagy</w:t>
       </w:r>
@@ -7910,7 +8442,7 @@
       <w:r>
         <w:t xml:space="preserve"> </w:t>
       </w:r>
-      <w:hyperlink r:id="rId115">
+      <w:hyperlink r:id="rId120">
         <w:r>
           <w:rPr>
             <w:rStyle w:val="Hyperlink"/>
@@ -7922,9 +8454,9 @@
         <w:t xml:space="preserve">.</w:t>
       </w:r>
     </w:p>
-    <w:bookmarkEnd w:id="116"/>
-    <w:bookmarkEnd w:id="117"/>
-    <w:bookmarkEnd w:id="118"/>
+    <w:bookmarkEnd w:id="121"/>
+    <w:bookmarkEnd w:id="122"/>
+    <w:bookmarkEnd w:id="123"/>
     <w:sectPr>
       <w:footnotePr>
         <w:numRestart w:val="eachSect"/>
@@ -7960,14 +8492,14 @@
 <file path=word/numbering.xml><?xml version="1.0" encoding="utf-8"?>
 <w:numbering xmlns:w="http://schemas.openxmlformats.org/wordprocessingml/2006/main">
   <w:abstractNum w:abstractNumId="990">
-    <w:nsid w:val="A990"/>
+    <w:nsid w:val="0000A990"/>
     <w:multiLevelType w:val="multilevel"/>
     <w:lvl w:ilvl="0">
       <w:numFmt w:val="bullet"/>
       <w:lvlText w:val=" "/>
       <w:lvlJc w:val="left"/>
       <w:pPr>
-        <w:ind w:left="720" w:hanging="480"/>
+        <w:ind w:left="720" w:hanging="360"/>
       </w:pPr>
     </w:lvl>
     <w:lvl w:ilvl="1">
@@ -7975,7 +8507,7 @@
       <w:lvlText w:val=" "/>
       <w:lvlJc w:val="left"/>
       <w:pPr>
-        <w:ind w:left="1440" w:hanging="480"/>
+        <w:ind w:left="1440" w:hanging="360"/>
       </w:pPr>
     </w:lvl>
     <w:lvl w:ilvl="2">
@@ -7983,7 +8515,7 @@
       <w:lvlText w:val=" "/>
       <w:lvlJc w:val="left"/>
       <w:pPr>
-        <w:ind w:left="2160" w:hanging="480"/>
+        <w:ind w:left="2160" w:hanging="360"/>
       </w:pPr>
     </w:lvl>
     <w:lvl w:ilvl="3">
@@ -7991,7 +8523,7 @@
       <w:lvlText w:val=" "/>
       <w:lvlJc w:val="left"/>
       <w:pPr>
-        <w:ind w:left="2880" w:hanging="480"/>
+        <w:ind w:left="2880" w:hanging="360"/>
       </w:pPr>
     </w:lvl>
     <w:lvl w:ilvl="4">
@@ -7999,7 +8531,7 @@
       <w:lvlText w:val=" "/>
       <w:lvlJc w:val="left"/>
       <w:pPr>
-        <w:ind w:left="3600" w:hanging="480"/>
+        <w:ind w:left="3600" w:hanging="360"/>
       </w:pPr>
     </w:lvl>
     <w:lvl w:ilvl="5">
@@ -8007,7 +8539,7 @@
       <w:lvlText w:val=" "/>
       <w:lvlJc w:val="left"/>
       <w:pPr>
-        <w:ind w:left="4320" w:hanging="480"/>
+        <w:ind w:left="4320" w:hanging="360"/>
       </w:pPr>
     </w:lvl>
     <w:lvl w:ilvl="6">
@@ -8015,7 +8547,7 @@
       <w:lvlText w:val=" "/>
       <w:lvlJc w:val="left"/>
       <w:pPr>
-        <w:ind w:left="5040" w:hanging="480"/>
+        <w:ind w:left="5040" w:hanging="360"/>
       </w:pPr>
     </w:lvl>
     <w:lvl w:ilvl="7">
@@ -8023,7 +8555,7 @@
       <w:lvlText w:val=" "/>
       <w:lvlJc w:val="left"/>
       <w:pPr>
-        <w:ind w:left="5760" w:hanging="480"/>
+        <w:ind w:left="5760" w:hanging="360"/>
       </w:pPr>
     </w:lvl>
     <w:lvl w:ilvl="8">
@@ -8031,12 +8563,12 @@
       <w:lvlText w:val=" "/>
       <w:lvlJc w:val="left"/>
       <w:pPr>
-        <w:ind w:left="6480" w:hanging="480"/>
+        <w:ind w:left="6480" w:hanging="360"/>
       </w:pPr>
     </w:lvl>
   </w:abstractNum>
   <w:abstractNum w:abstractNumId="99831">
-    <w:nsid w:val="A99831"/>
+    <w:nsid w:val="00A99831"/>
     <w:multiLevelType w:val="multilevel"/>
     <w:lvl w:ilvl="0">
       <w:start w:val="1"/>
@@ -8044,7 +8576,7 @@
       <w:lvlText w:val="(%1)"/>
       <w:lvlJc w:val="left"/>
       <w:pPr>
-        <w:ind w:left="720" w:hanging="480"/>
+        <w:ind w:left="720" w:hanging="360"/>
       </w:pPr>
     </w:lvl>
     <w:lvl w:ilvl="1">
@@ -8053,7 +8585,7 @@
       <w:lvlText w:val="(%2)"/>
       <w:lvlJc w:val="left"/>
       <w:pPr>
-        <w:ind w:left="1440" w:hanging="480"/>
+        <w:ind w:left="1440" w:hanging="360"/>
       </w:pPr>
     </w:lvl>
     <w:lvl w:ilvl="2">
@@ -8062,7 +8594,7 @@
       <w:lvlText w:val="(%3)"/>
       <w:lvlJc w:val="left"/>
       <w:pPr>
-        <w:ind w:left="2160" w:hanging="480"/>
+        <w:ind w:left="2160" w:hanging="360"/>
       </w:pPr>
     </w:lvl>
     <w:lvl w:ilvl="3">
@@ -8071,7 +8603,7 @@
       <w:lvlText w:val="(%4)"/>
       <w:lvlJc w:val="left"/>
       <w:pPr>
-        <w:ind w:left="2880" w:hanging="480"/>
+        <w:ind w:left="2880" w:hanging="360"/>
       </w:pPr>
     </w:lvl>
     <w:lvl w:ilvl="4">
@@ -8080,7 +8612,7 @@
       <w:lvlText w:val="(%5)"/>
       <w:lvlJc w:val="left"/>
       <w:pPr>
-        <w:ind w:left="3600" w:hanging="480"/>
+        <w:ind w:left="3600" w:hanging="360"/>
       </w:pPr>
     </w:lvl>
     <w:lvl w:ilvl="5">
@@ -8089,7 +8621,7 @@
       <w:lvlText w:val="(%6)"/>
       <w:lvlJc w:val="left"/>
       <w:pPr>
-        <w:ind w:left="4320" w:hanging="480"/>
+        <w:ind w:left="4320" w:hanging="360"/>
       </w:pPr>
     </w:lvl>
     <w:lvl w:ilvl="6">
@@ -8098,7 +8630,7 @@
       <w:lvlText w:val="(%7)"/>
       <w:lvlJc w:val="left"/>
       <w:pPr>
-        <w:ind w:left="5040" w:hanging="480"/>
+        <w:ind w:left="5040" w:hanging="360"/>
       </w:pPr>
     </w:lvl>
     <w:lvl w:ilvl="7">
@@ -8107,7 +8639,7 @@
       <w:lvlText w:val="(%8)"/>
       <w:lvlJc w:val="left"/>
       <w:pPr>
-        <w:ind w:left="5760" w:hanging="480"/>
+        <w:ind w:left="5760" w:hanging="360"/>
       </w:pPr>
     </w:lvl>
     <w:lvl w:ilvl="8">
@@ -8116,7 +8648,7 @@
       <w:lvlText w:val="(%9)"/>
       <w:lvlJc w:val="left"/>
       <w:pPr>
-        <w:ind w:left="6480" w:hanging="480"/>
+        <w:ind w:left="6480" w:hanging="360"/>
       </w:pPr>
     </w:lvl>
   </w:abstractNum>
@@ -8891,8 +9423,8 @@
     <w:name w:val="KeywordTok"/>
     <w:basedOn w:val="VerbatimChar"/>
     <w:rPr>
+      <w:b/>
       <w:color w:val="007020"/>
-      <w:b/>
     </w:rPr>
   </w:style>
   <w:style w:type="character" w:customStyle="1" w:styleId="DataTypeTok">
@@ -8969,42 +9501,42 @@
     <w:name w:val="ImportTok"/>
     <w:basedOn w:val="VerbatimChar"/>
     <w:rPr>
+      <w:b/>
       <w:color w:val="008000"/>
-      <w:b/>
     </w:rPr>
   </w:style>
   <w:style w:type="character" w:customStyle="1" w:styleId="CommentTok">
     <w:name w:val="CommentTok"/>
     <w:basedOn w:val="VerbatimChar"/>
     <w:rPr>
+      <w:i/>
       <w:color w:val="60a0b0"/>
-      <w:i/>
     </w:rPr>
   </w:style>
   <w:style w:type="character" w:customStyle="1" w:styleId="DocumentationTok">
     <w:name w:val="DocumentationTok"/>
     <w:basedOn w:val="VerbatimChar"/>
     <w:rPr>
+      <w:i/>
       <w:color w:val="ba2121"/>
-      <w:i/>
     </w:rPr>
   </w:style>
   <w:style w:type="character" w:customStyle="1" w:styleId="AnnotationTok">
     <w:name w:val="AnnotationTok"/>
     <w:basedOn w:val="VerbatimChar"/>
     <w:rPr>
-      <w:color w:val="60a0b0"/>
       <w:b/>
       <w:i/>
+      <w:color w:val="60a0b0"/>
     </w:rPr>
   </w:style>
   <w:style w:type="character" w:customStyle="1" w:styleId="CommentVarTok">
     <w:name w:val="CommentVarTok"/>
     <w:basedOn w:val="VerbatimChar"/>
     <w:rPr>
-      <w:color w:val="60a0b0"/>
       <w:b/>
       <w:i/>
+      <w:color w:val="60a0b0"/>
     </w:rPr>
   </w:style>
   <w:style w:type="character" w:customStyle="1" w:styleId="OtherTok">
@@ -9032,8 +9564,8 @@
     <w:name w:val="ControlFlowTok"/>
     <w:basedOn w:val="VerbatimChar"/>
     <w:rPr>
+      <w:b/>
       <w:color w:val="007020"/>
-      <w:b/>
     </w:rPr>
   </w:style>
   <w:style w:type="character" w:customStyle="1" w:styleId="OperatorTok">
@@ -9078,34 +9610,34 @@
     <w:name w:val="InformationTok"/>
     <w:basedOn w:val="VerbatimChar"/>
     <w:rPr>
-      <w:color w:val="60a0b0"/>
       <w:b/>
       <w:i/>
+      <w:color w:val="60a0b0"/>
     </w:rPr>
   </w:style>
   <w:style w:type="character" w:customStyle="1" w:styleId="WarningTok">
     <w:name w:val="WarningTok"/>
     <w:basedOn w:val="VerbatimChar"/>
     <w:rPr>
-      <w:color w:val="60a0b0"/>
       <w:b/>
       <w:i/>
+      <w:color w:val="60a0b0"/>
     </w:rPr>
   </w:style>
   <w:style w:type="character" w:customStyle="1" w:styleId="AlertTok">
     <w:name w:val="AlertTok"/>
     <w:basedOn w:val="VerbatimChar"/>
     <w:rPr>
+      <w:b/>
       <w:color w:val="ff0000"/>
-      <w:b/>
     </w:rPr>
   </w:style>
   <w:style w:type="character" w:customStyle="1" w:styleId="ErrorTok">
     <w:name w:val="ErrorTok"/>
     <w:basedOn w:val="VerbatimChar"/>
     <w:rPr>
+      <w:b/>
       <w:color w:val="ff0000"/>
-      <w:b/>
     </w:rPr>
   </w:style>
   <w:style w:type="character" w:customStyle="1" w:styleId="NormalTok">

--- a/docs/manuscript/manuscript_PREVIEW.docx
+++ b/docs/manuscript/manuscript_PREVIEW.docx
@@ -45,19 +45,16 @@
         <w:t xml:space="preserve"> </w:t>
       </w:r>
       <w:r>
-        <w:t xml:space="preserve">recurrent disease.</w:t>
-      </w:r>
-      <w:r>
-        <w:t xml:space="preserve"> </w:t>
-      </w:r>
-      <w:r>
-        <w:t xml:space="preserve">(Johnson et al. 2020; Bray et al. 2024)</w:t>
-      </w:r>
-      <w:r>
-        <w:t xml:space="preserve"> </w:t>
-      </w:r>
-      <w:r>
-        <w:t xml:space="preserve">Despite advances across surgery,</w:t>
+        <w:t xml:space="preserve">recurrent disease</w:t>
+      </w:r>
+      <w:r>
+        <w:t xml:space="preserve"> </w:t>
+      </w:r>
+      <w:r>
+        <w:t xml:space="preserve">(Bray et al. 2024)</w:t>
+      </w:r>
+      <w:r>
+        <w:t xml:space="preserve">. Despite advances across surgery,</w:t>
       </w:r>
       <w:r>
         <w:t xml:space="preserve"> </w:t>
@@ -69,7 +66,7 @@
         <w:t xml:space="preserve"> </w:t>
       </w:r>
       <w:r>
-        <w:t xml:space="preserve">biologically complex the disease is.</w:t>
+        <w:t xml:space="preserve">biologically complex the disease is</w:t>
       </w:r>
       <w:r>
         <w:t xml:space="preserve"> </w:t>
@@ -77,6 +74,9 @@
       <w:r>
         <w:t xml:space="preserve">(Johnson et al. 2020)</w:t>
       </w:r>
+      <w:r>
+        <w:t xml:space="preserve">.</w:t>
+      </w:r>
     </w:p>
     <w:p>
       <w:pPr>
@@ -107,7 +107,7 @@
         <w:t xml:space="preserve"> </w:t>
       </w:r>
       <w:r>
-        <w:t xml:space="preserve">(CPS).</w:t>
+        <w:t xml:space="preserve">(CPS)</w:t>
       </w:r>
       <w:r>
         <w:t xml:space="preserve"> </w:t>
@@ -125,10 +125,7 @@
         <w:t xml:space="preserve">2019)</w:t>
       </w:r>
       <w:r>
-        <w:t xml:space="preserve"> </w:t>
-      </w:r>
-      <w:r>
-        <w:t xml:space="preserve">More recently, KEYNOTE-689 reported that perioperative</w:t>
+        <w:t xml:space="preserve">. More recently, KEYNOTE-689 reported that perioperative</w:t>
       </w:r>
       <w:r>
         <w:t xml:space="preserve"> </w:t>
@@ -140,7 +137,7 @@
         <w:t xml:space="preserve"> </w:t>
       </w:r>
       <w:r>
-        <w:t xml:space="preserve">locally advanced, resectable disease, a setting where progress had been comparatively slow.</w:t>
+        <w:t xml:space="preserve">locally advanced, resectable disease, a setting where progress had been comparatively slow</w:t>
       </w:r>
       <w:r>
         <w:t xml:space="preserve"> </w:t>
@@ -158,10 +155,7 @@
         <w:t xml:space="preserve">2025)</w:t>
       </w:r>
       <w:r>
-        <w:t xml:space="preserve"> </w:t>
-      </w:r>
-      <w:r>
-        <w:t xml:space="preserve">These advances highlight the need to find new molecular signatures</w:t>
+        <w:t xml:space="preserve">. These advances highlight the need to find new molecular signatures</w:t>
       </w:r>
       <w:r>
         <w:t xml:space="preserve"> </w:t>
@@ -193,7 +187,7 @@
         <w:t xml:space="preserve"> </w:t>
       </w:r>
       <w:r>
-        <w:t xml:space="preserve">insufficient to capture the functional complexity of the tumor.</w:t>
+        <w:t xml:space="preserve">insufficient to capture the functional complexity of the tumor</w:t>
       </w:r>
       <w:r>
         <w:t xml:space="preserve"> </w:t>
@@ -211,6 +205,9 @@
         <w:t xml:space="preserve">2010)</w:t>
       </w:r>
       <w:r>
+        <w:t xml:space="preserve">.</w:t>
+      </w:r>
+      <w:r>
         <w:t xml:space="preserve"> </w:t>
       </w:r>
       <w:r>
@@ -226,7 +223,7 @@
         <w:t xml:space="preserve"> </w:t>
       </w:r>
       <w:r>
-        <w:t xml:space="preserve">capturing both post-transcriptional and post-translational regulation.</w:t>
+        <w:t xml:space="preserve">capturing both post-transcriptional and post-translational regulation</w:t>
       </w:r>
       <w:r>
         <w:t xml:space="preserve"> </w:t>
@@ -235,6 +232,9 @@
         <w:t xml:space="preserve">(Aebersold and Mann 2016)</w:t>
       </w:r>
       <w:r>
+        <w:t xml:space="preserve">.</w:t>
+      </w:r>
+      <w:r>
         <w:t xml:space="preserve"> </w:t>
       </w:r>
       <w:r>
@@ -244,7 +244,7 @@
         <w:t xml:space="preserve"> </w:t>
       </w:r>
       <w:r>
-        <w:t xml:space="preserve">energy metabolism, and the tumor microenvironment in HNSCC.</w:t>
+        <w:t xml:space="preserve">energy metabolism, and the tumor microenvironment in HNSCC</w:t>
       </w:r>
       <w:r>
         <w:t xml:space="preserve"> </w:t>
@@ -261,6 +261,9 @@
       <w:r>
         <w:t xml:space="preserve">2021)</w:t>
       </w:r>
+      <w:r>
+        <w:t xml:space="preserve">.</w:t>
+      </w:r>
     </w:p>
     <w:p>
       <w:pPr>
@@ -285,7 +288,7 @@
         <w:t xml:space="preserve"> </w:t>
       </w:r>
       <w:r>
-        <w:t xml:space="preserve">state.</w:t>
+        <w:t xml:space="preserve">state</w:t>
       </w:r>
       <w:r>
         <w:t xml:space="preserve"> </w:t>
@@ -300,25 +303,10 @@
         <w:t xml:space="preserve"> </w:t>
       </w:r>
       <w:r>
-        <w:t xml:space="preserve">2019;</w:t>
-      </w:r>
-      <w:r>
-        <w:t xml:space="preserve"> </w:t>
-      </w:r>
-      <w:r>
-        <w:t xml:space="preserve">Tanoli et al.</w:t>
-      </w:r>
-      <w:r>
-        <w:t xml:space="preserve"> </w:t>
-      </w:r>
-      <w:r>
-        <w:t xml:space="preserve">2025)</w:t>
-      </w:r>
-      <w:r>
-        <w:t xml:space="preserve"> </w:t>
-      </w:r>
-      <w:r>
-        <w:t xml:space="preserve">Connectivity-based approaches typically prioritize</w:t>
+        <w:t xml:space="preserve">2019)</w:t>
+      </w:r>
+      <w:r>
+        <w:t xml:space="preserve">. Connectivity-based approaches typically prioritize</w:t>
       </w:r>
       <w:r>
         <w:t xml:space="preserve"> </w:t>
@@ -2002,7 +1990,55 @@
         <w:t xml:space="preserve"> </w:t>
       </w:r>
       <w:r>
-        <w:t xml:space="preserve">as a central hub within a broader signaling network. EGFR is frequently overexpressed in HNSCC, yet</w:t>
+        <w:t xml:space="preserve">as a central hub within a broader signaling network. Consistent with this, proteogenomic analysis of</w:t>
+      </w:r>
+      <w:r>
+        <w:t xml:space="preserve"> </w:t>
+      </w:r>
+      <w:r>
+        <w:t xml:space="preserve">the CPTAC HPV-negative cohort found that EGFR pathway activity is set by the abundance of EGFR</w:t>
+      </w:r>
+      <w:r>
+        <w:t xml:space="preserve"> </w:t>
+      </w:r>
+      <w:r>
+        <w:t xml:space="preserve">ligands, in particular AREG and TGFA, rather than by receptor amplification or overexpression, and</w:t>
+      </w:r>
+      <w:r>
+        <w:t xml:space="preserve"> </w:t>
+      </w:r>
+      <w:r>
+        <w:t xml:space="preserve">that ligand abundance, not receptor level, is the superior predictor of cetuximab response in</w:t>
+      </w:r>
+      <w:r>
+        <w:t xml:space="preserve"> </w:t>
+      </w:r>
+      <w:r>
+        <w:t xml:space="preserve">patient-derived xenografts and the proposed basis for selecting patients for anti-EGFR antibodies</w:t>
+      </w:r>
+      <w:r>
+        <w:t xml:space="preserve"> </w:t>
+      </w:r>
+      <w:r>
+        <w:t xml:space="preserve">(</w:t>
+      </w:r>
+      <w:r>
+        <w:t xml:space="preserve">Huang et al.</w:t>
+      </w:r>
+      <w:r>
+        <w:t xml:space="preserve"> </w:t>
+      </w:r>
+      <w:r>
+        <w:t xml:space="preserve">2021)</w:t>
+      </w:r>
+      <w:r>
+        <w:t xml:space="preserve">; the over-abundant receptor we prioritize is thus best read as one marker of a</w:t>
+      </w:r>
+      <w:r>
+        <w:t xml:space="preserve"> </w:t>
+      </w:r>
+      <w:r>
+        <w:t xml:space="preserve">ligand-driven hub rather than the rate-limiting factor itself. EGFR is frequently overexpressed in HNSCC, yet</w:t>
       </w:r>
       <w:r>
         <w:t xml:space="preserve"> </w:t>
@@ -2088,7 +2124,55 @@
         <w:t xml:space="preserve"> </w:t>
       </w:r>
       <w:r>
-        <w:t xml:space="preserve">epiphenomenon. This axis carries a plausible translational rationale: DNA methyltransferase</w:t>
+        <w:t xml:space="preserve">epiphenomenon. This places our prioritized epigenetic anchors (DNMT1, MAOA) within an externally</w:t>
+      </w:r>
+      <w:r>
+        <w:t xml:space="preserve"> </w:t>
+      </w:r>
+      <w:r>
+        <w:t xml:space="preserve">validated context: in the CPTAC HPV-negative cohort, the chromosomal-instability (CIN) molecular</w:t>
+      </w:r>
+      <w:r>
+        <w:t xml:space="preserve"> </w:t>
+      </w:r>
+      <w:r>
+        <w:t xml:space="preserve">subtype, the subgroup with the worst prognosis, showed elevated levels of multiple epigenetic</w:t>
+      </w:r>
+      <w:r>
+        <w:t xml:space="preserve"> </w:t>
+      </w:r>
+      <w:r>
+        <w:t xml:space="preserve">regulators at the protein but not the mRNA level</w:t>
+      </w:r>
+      <w:r>
+        <w:t xml:space="preserve"> </w:t>
+      </w:r>
+      <w:r>
+        <w:t xml:space="preserve">(</w:t>
+      </w:r>
+      <w:r>
+        <w:t xml:space="preserve">Huang et al.</w:t>
+      </w:r>
+      <w:r>
+        <w:t xml:space="preserve"> </w:t>
+      </w:r>
+      <w:r>
+        <w:t xml:space="preserve">2021)</w:t>
+      </w:r>
+      <w:r>
+        <w:t xml:space="preserve">; the concordance is notable because a protein-level signal of this kind would be</w:t>
+      </w:r>
+      <w:r>
+        <w:t xml:space="preserve"> </w:t>
+      </w:r>
+      <w:r>
+        <w:t xml:space="preserve">largely invisible to transcriptome-based analyses. This axis carries a plausible translational</w:t>
+      </w:r>
+      <w:r>
+        <w:t xml:space="preserve"> </w:t>
+      </w:r>
+      <w:r>
+        <w:t xml:space="preserve">rationale: DNA methyltransferase</w:t>
       </w:r>
       <w:r>
         <w:t xml:space="preserve"> </w:t>
@@ -2106,37 +2190,49 @@
         <w:t xml:space="preserve"> </w:t>
       </w:r>
       <w:r>
-        <w:t xml:space="preserve">(Bear et al. 2025)</w:t>
-      </w:r>
-      <w:r>
-        <w:t xml:space="preserve">. A recent phase 2 window trial reported that decitabine followed by pembrolizumab</w:t>
-      </w:r>
-      <w:r>
-        <w:t xml:space="preserve"> </w:t>
-      </w:r>
-      <w:r>
-        <w:t xml:space="preserve">increased tumor-infiltrating lymphocytes and PD-L1 expression and reduced myeloid-derived</w:t>
-      </w:r>
-      <w:r>
-        <w:t xml:space="preserve"> </w:t>
-      </w:r>
-      <w:r>
-        <w:t xml:space="preserve">suppressor cells before standard therapy</w:t>
-      </w:r>
-      <w:r>
-        <w:t xml:space="preserve"> </w:t>
-      </w:r>
-      <w:r>
-        <w:t xml:space="preserve">(Bear et al. 2025)</w:t>
-      </w:r>
-      <w:r>
-        <w:t xml:space="preserve">, illustrating the prime-then-checkpoint</w:t>
-      </w:r>
-      <w:r>
-        <w:t xml:space="preserve"> </w:t>
-      </w:r>
-      <w:r>
-        <w:t xml:space="preserve">strategy that our epigenetic nominations would support, an approach now being explored clinically.</w:t>
+        <w:t xml:space="preserve">(Qin et al. 2025)</w:t>
+      </w:r>
+      <w:r>
+        <w:t xml:space="preserve">. A recent phase 1b trial in immune-checkpoint-refractory HNSCC reported that, in a subset of patients, adding</w:t>
+      </w:r>
+      <w:r>
+        <w:t xml:space="preserve"> </w:t>
+      </w:r>
+      <w:r>
+        <w:t xml:space="preserve">low-dose 5-azacytidine to checkpoint blockade increased the intratumoral IFN-γ signature and PD-L1</w:t>
+      </w:r>
+      <w:r>
+        <w:t xml:space="preserve"> </w:t>
+      </w:r>
+      <w:r>
+        <w:t xml:space="preserve">expression, raised CD8+ T-cell infiltration while lowering regulatory T cells, and that these</w:t>
+      </w:r>
+      <w:r>
+        <w:t xml:space="preserve"> </w:t>
+      </w:r>
+      <w:r>
+        <w:t xml:space="preserve">changes correlated with prolonged survival on checkpoint rechallenge</w:t>
+      </w:r>
+      <w:r>
+        <w:t xml:space="preserve"> </w:t>
+      </w:r>
+      <w:r>
+        <w:t xml:space="preserve">(Qin et al. 2025)</w:t>
+      </w:r>
+      <w:r>
+        <w:t xml:space="preserve">, illustrating the</w:t>
+      </w:r>
+      <w:r>
+        <w:t xml:space="preserve"> </w:t>
+      </w:r>
+      <w:r>
+        <w:t xml:space="preserve">prime-then-checkpoint strategy that our epigenetic nominations would support, an approach now being</w:t>
+      </w:r>
+      <w:r>
+        <w:t xml:space="preserve"> </w:t>
+      </w:r>
+      <w:r>
+        <w:t xml:space="preserve">explored clinically in this disease.</w:t>
       </w:r>
       <w:r>
         <w:t xml:space="preserve"> </w:t>
@@ -2175,7 +2271,31 @@
         <w:t xml:space="preserve">(Zang et al. 2012)</w:t>
       </w:r>
       <w:r>
-        <w:t xml:space="preserve">. Proteostasis targeting is clinically established in hematologic malignancies but</w:t>
+        <w:t xml:space="preserve">. The hub is shared by several approved or investigational proteasome inhibitors;</w:t>
+      </w:r>
+      <w:r>
+        <w:t xml:space="preserve"> </w:t>
+      </w:r>
+      <w:r>
+        <w:t xml:space="preserve">bortezomib (as its D-mannitol formulation) and ixazomib rank highest by composite, whereas</w:t>
+      </w:r>
+      <w:r>
+        <w:t xml:space="preserve"> </w:t>
+      </w:r>
+      <w:r>
+        <w:t xml:space="preserve">carfilzomib, although marginally lower, is the agent we highlight for experimental follow-up because</w:t>
+      </w:r>
+      <w:r>
+        <w:t xml:space="preserve"> </w:t>
+      </w:r>
+      <w:r>
+        <w:t xml:space="preserve">it uniquely couples connectivity-based signature reversal with the HNSCC preclinical evidence cited</w:t>
+      </w:r>
+      <w:r>
+        <w:t xml:space="preserve"> </w:t>
+      </w:r>
+      <w:r>
+        <w:t xml:space="preserve">above. Proteostasis targeting is clinically established in hematologic malignancies but</w:t>
       </w:r>
       <w:r>
         <w:t xml:space="preserve"> </w:t>
@@ -2258,19 +2378,52 @@
         <w:t xml:space="preserve"> </w:t>
       </w:r>
       <w:r>
-        <w:t xml:space="preserve">rationale rather than on target overexpression: residual oxidative-phosphorylation dependence may</w:t>
-      </w:r>
-      <w:r>
-        <w:t xml:space="preserve"> </w:t>
-      </w:r>
-      <w:r>
-        <w:t xml:space="preserve">remain a targetable feature of cancer cells, and Complex I inhibition has been reported to exert</w:t>
-      </w:r>
-      <w:r>
-        <w:t xml:space="preserve"> </w:t>
-      </w:r>
-      <w:r>
-        <w:t xml:space="preserve">immunometabolic effects on the tumor microenvironment</w:t>
+        <w:t xml:space="preserve">rationale rather than on target overexpression. Although HNSCC is predominantly glycolytic at the</w:t>
+      </w:r>
+      <w:r>
+        <w:t xml:space="preserve"> </w:t>
+      </w:r>
+      <w:r>
+        <w:t xml:space="preserve">bulk level, tumor metabolism is plastic and heterogeneous: subpopulations, including certain</w:t>
+      </w:r>
+      <w:r>
+        <w:t xml:space="preserve"> </w:t>
+      </w:r>
+      <w:r>
+        <w:t xml:space="preserve">cancer-stem-cell states, can shift toward oxidative phosphorylation depending on microenvironmental</w:t>
+      </w:r>
+      <w:r>
+        <w:t xml:space="preserve"> </w:t>
+      </w:r>
+      <w:r>
+        <w:t xml:space="preserve">context, and this plasticity has been linked to therapy resistance</w:t>
+      </w:r>
+      <w:r>
+        <w:t xml:space="preserve"> </w:t>
+      </w:r>
+      <w:r>
+        <w:t xml:space="preserve">(Papadaki and Magklara 2022; Shen et al. 2020)</w:t>
+      </w:r>
+      <w:r>
+        <w:t xml:space="preserve">. A</w:t>
+      </w:r>
+      <w:r>
+        <w:t xml:space="preserve"> </w:t>
+      </w:r>
+      <w:r>
+        <w:t xml:space="preserve">residual or subpopulation-level dependence on oxidative phosphorylation could therefore remain a</w:t>
+      </w:r>
+      <w:r>
+        <w:t xml:space="preserve"> </w:t>
+      </w:r>
+      <w:r>
+        <w:t xml:space="preserve">targetable feature even in a globally glycolytic tumor, and Complex I inhibition has been reported</w:t>
+      </w:r>
+      <w:r>
+        <w:t xml:space="preserve"> </w:t>
+      </w:r>
+      <w:r>
+        <w:t xml:space="preserve">to exert immunometabolic effects on the tumor microenvironment</w:t>
       </w:r>
       <w:r>
         <w:t xml:space="preserve"> </w:t>
@@ -2300,13 +2453,40 @@
         <w:t xml:space="preserve">(Curry et al. 2018; Crist et al. 2022)</w:t>
       </w:r>
       <w:r>
-        <w:t xml:space="preserve">. Because single-agent metformin trials have been less effective than</w:t>
-      </w:r>
-      <w:r>
-        <w:t xml:space="preserve"> </w:t>
-      </w:r>
-      <w:r>
-        <w:t xml:space="preserve">observational data suggested</w:t>
+        <w:t xml:space="preserve">. Notably, this activity appears to depend on HPV status: metformin induced</w:t>
+      </w:r>
+      <w:r>
+        <w:t xml:space="preserve"> </w:t>
+      </w:r>
+      <w:r>
+        <w:t xml:space="preserve">significantly greater tumor-cell apoptosis in HPV-negative than in HPV-positive HNSCC, consistent</w:t>
+      </w:r>
+      <w:r>
+        <w:t xml:space="preserve"> </w:t>
+      </w:r>
+      <w:r>
+        <w:t xml:space="preserve">with the stronger glycolytic phenotype of HPV-negative disease</w:t>
+      </w:r>
+      <w:r>
+        <w:t xml:space="preserve"> </w:t>
+      </w:r>
+      <w:r>
+        <w:t xml:space="preserve">(Curry et al. 2018)</w:t>
+      </w:r>
+      <w:r>
+        <w:t xml:space="preserve">. A pharmacokinetic</w:t>
+      </w:r>
+      <w:r>
+        <w:t xml:space="preserve"> </w:t>
+      </w:r>
+      <w:r>
+        <w:t xml:space="preserve">consideration further shapes this interpretation: metformin inhibits Complex I only at millimolar</w:t>
+      </w:r>
+      <w:r>
+        <w:t xml:space="preserve"> </w:t>
+      </w:r>
+      <w:r>
+        <w:t xml:space="preserve">concentrations, well above the micromolar levels reached in patient plasma</w:t>
       </w:r>
       <w:r>
         <w:t xml:space="preserve"> </w:t>
@@ -2315,13 +2495,40 @@
         <w:t xml:space="preserve">(Pujalte-Martin et al. 2024)</w:t>
       </w:r>
       <w:r>
-        <w:t xml:space="preserve">, and early-phase HNSCC studies indicate</w:t>
-      </w:r>
-      <w:r>
-        <w:t xml:space="preserve"> </w:t>
-      </w:r>
-      <w:r>
-        <w:t xml:space="preserve">tolerability in combination with chemoradiation</w:t>
+        <w:t xml:space="preserve">, so</w:t>
+      </w:r>
+      <w:r>
+        <w:t xml:space="preserve"> </w:t>
+      </w:r>
+      <w:r>
+        <w:t xml:space="preserve">its clinical value may derive less from direct metabolic inhibition of tumor cells than from</w:t>
+      </w:r>
+      <w:r>
+        <w:t xml:space="preserve"> </w:t>
+      </w:r>
+      <w:r>
+        <w:t xml:space="preserve">reprogramming of the immune microenvironment. Consistent with this, single-agent metformin trials</w:t>
+      </w:r>
+      <w:r>
+        <w:t xml:space="preserve"> </w:t>
+      </w:r>
+      <w:r>
+        <w:t xml:space="preserve">have been less effective than observational data suggested</w:t>
+      </w:r>
+      <w:r>
+        <w:t xml:space="preserve"> </w:t>
+      </w:r>
+      <w:r>
+        <w:t xml:space="preserve">(Pujalte-Martin et al. 2024)</w:t>
+      </w:r>
+      <w:r>
+        <w:t xml:space="preserve">, and early-phase</w:t>
+      </w:r>
+      <w:r>
+        <w:t xml:space="preserve"> </w:t>
+      </w:r>
+      <w:r>
+        <w:t xml:space="preserve">HNSCC studies indicate tolerability in combination with chemoradiation</w:t>
       </w:r>
       <w:r>
         <w:t xml:space="preserve"> </w:t>
@@ -2330,19 +2537,19 @@
         <w:t xml:space="preserve">(Kemnade et al. 2023)</w:t>
       </w:r>
       <w:r>
-        <w:t xml:space="preserve">, we position metformin as a</w:t>
-      </w:r>
-      <w:r>
-        <w:t xml:space="preserve"> </w:t>
-      </w:r>
-      <w:r>
-        <w:t xml:space="preserve">combination candidate (with chemoradiation or immunotherapy) rather than as a single-agent</w:t>
-      </w:r>
-      <w:r>
-        <w:t xml:space="preserve"> </w:t>
-      </w:r>
-      <w:r>
-        <w:t xml:space="preserve">inhibitor of an over-expressed target.</w:t>
+        <w:t xml:space="preserve">; we therefore</w:t>
+      </w:r>
+      <w:r>
+        <w:t xml:space="preserve"> </w:t>
+      </w:r>
+      <w:r>
+        <w:t xml:space="preserve">position metformin as a combination candidate (with chemoradiation or immunotherapy) rather than as</w:t>
+      </w:r>
+      <w:r>
+        <w:t xml:space="preserve"> </w:t>
+      </w:r>
+      <w:r>
+        <w:t xml:space="preserve">a single-agent inhibitor of an over-expressed target.</w:t>
       </w:r>
     </w:p>
     <w:p>
@@ -2589,7 +2796,88 @@
         <w:t xml:space="preserve"> </w:t>
       </w:r>
       <w:r>
-        <w:t xml:space="preserve">cross-cohort corroboration mitigates but does not replace adequately powered confirmation. Tumor</w:t>
+        <w:t xml:space="preserve">cross-cohort corroboration mitigates but does not replace adequately powered confirmation. The</w:t>
+      </w:r>
+      <w:r>
+        <w:t xml:space="preserve"> </w:t>
+      </w:r>
+      <w:r>
+        <w:t xml:space="preserve">cohort is also mixed by HPV status (six HPV-positive, four HPV-negative) and the</w:t>
+      </w:r>
+      <w:r>
+        <w:t xml:space="preserve"> </w:t>
+      </w:r>
+      <w:r>
+        <w:t xml:space="preserve">differential-abundance analysis averaged over it, whereas one corroborating cohort (CPTAC) is</w:t>
+      </w:r>
+      <w:r>
+        <w:t xml:space="preserve"> </w:t>
+      </w:r>
+      <w:r>
+        <w:t xml:space="preserve">exclusively HPV-negative; because HPV-positive and HPV-negative HNSCC differ substantially in</w:t>
+      </w:r>
+      <w:r>
+        <w:t xml:space="preserve"> </w:t>
+      </w:r>
+      <w:r>
+        <w:t xml:space="preserve">metabolism and immune context</w:t>
+      </w:r>
+      <w:r>
+        <w:t xml:space="preserve"> </w:t>
+      </w:r>
+      <w:r>
+        <w:t xml:space="preserve">(Curry et al. 2018)</w:t>
+      </w:r>
+      <w:r>
+        <w:t xml:space="preserve">, some axis-level interpretations, in particular the</w:t>
+      </w:r>
+      <w:r>
+        <w:t xml:space="preserve"> </w:t>
+      </w:r>
+      <w:r>
+        <w:t xml:space="preserve">metabolic axis, may apply preferentially to the more glycolytic HPV-negative subgroup rather than</w:t>
+      </w:r>
+      <w:r>
+        <w:t xml:space="preserve"> </w:t>
+      </w:r>
+      <w:r>
+        <w:t xml:space="preserve">uniformly across HNSCC. If anything, this concentrates the relevance of the prioritized candidates</w:t>
+      </w:r>
+      <w:r>
+        <w:t xml:space="preserve"> </w:t>
+      </w:r>
+      <w:r>
+        <w:t xml:space="preserve">on HPV-negative disease, the subgroup that carries the worst prognosis and the greatest unmet</w:t>
+      </w:r>
+      <w:r>
+        <w:t xml:space="preserve"> </w:t>
+      </w:r>
+      <w:r>
+        <w:t xml:space="preserve">therapeutic need</w:t>
+      </w:r>
+      <w:r>
+        <w:t xml:space="preserve"> </w:t>
+      </w:r>
+      <w:r>
+        <w:t xml:space="preserve">(</w:t>
+      </w:r>
+      <w:r>
+        <w:t xml:space="preserve">Ang et al.</w:t>
+      </w:r>
+      <w:r>
+        <w:t xml:space="preserve"> </w:t>
+      </w:r>
+      <w:r>
+        <w:t xml:space="preserve">2010; Johnson et al. 2020)</w:t>
+      </w:r>
+      <w:r>
+        <w:t xml:space="preserve">, since the corroborating CPTAC proteome is itself</w:t>
+      </w:r>
+      <w:r>
+        <w:t xml:space="preserve"> </w:t>
+      </w:r>
+      <w:r>
+        <w:t xml:space="preserve">HPV-negative. Tumor</w:t>
       </w:r>
       <w:r>
         <w:t xml:space="preserve"> </w:t>
@@ -2705,7 +2993,7 @@
         <w:t xml:space="preserve"> </w:t>
       </w:r>
       <w:r>
-        <w:t xml:space="preserve">(Bear et al. 2025)</w:t>
+        <w:t xml:space="preserve">(Qin et al. 2025)</w:t>
       </w:r>
       <w:r>
         <w:t xml:space="preserve">. The proteasome axis warrants dose-response testing of carfilzomib in HNSCC cell lines</w:t>
@@ -6704,7 +6992,7 @@
       </w:r>
     </w:p>
     <w:bookmarkEnd w:id="47"/>
-    <w:bookmarkStart w:id="123" w:name="references"/>
+    <w:bookmarkStart w:id="127" w:name="references"/>
     <w:p>
       <w:pPr>
         <w:pStyle w:val="Heading1"/>
@@ -6713,7 +7001,7 @@
         <w:t xml:space="preserve">References</w:t>
       </w:r>
     </w:p>
-    <w:bookmarkStart w:id="122" w:name="refs"/>
+    <w:bookmarkStart w:id="126" w:name="refs"/>
     <w:bookmarkStart w:id="49" w:name="ref-aebersold2016"/>
     <w:p>
       <w:pPr>
@@ -6855,53 +7143,7 @@
       </w:r>
     </w:p>
     <w:bookmarkEnd w:id="53"/>
-    <w:bookmarkStart w:id="55" w:name="ref-bear2025"/>
-    <w:p>
-      <w:pPr>
-        <w:pStyle w:val="Bibliography"/>
-      </w:pPr>
-      <w:r>
-        <w:t xml:space="preserve">Bear, Harry D, Xiaoyan Deng, Dipankar Bandyopadhyay, et al. 2025.</w:t>
-      </w:r>
-      <w:r>
-        <w:t xml:space="preserve"> </w:t>
-      </w:r>
-      <w:r>
-        <w:t xml:space="preserve">“T-Cell Immune Checkpoint Inhibition Plus Hypomethylation for Locally Advanced HER2-Negative Breast Cancer: A Phase 2 Neoadjuvant Window Trial of Decitabine and Pembrolizumab Followed by Standard Neoadjuvant Chemotherapy.”</w:t>
-      </w:r>
-      <w:r>
-        <w:t xml:space="preserve"> </w:t>
-      </w:r>
-      <w:r>
-        <w:rPr>
-          <w:i/>
-          <w:iCs/>
-        </w:rPr>
-        <w:t xml:space="preserve">Journal for ImmunoTherapy of Cancer</w:t>
-      </w:r>
-      <w:r>
-        <w:t xml:space="preserve"> </w:t>
-      </w:r>
-      <w:r>
-        <w:t xml:space="preserve">13 (2): e010294.</w:t>
-      </w:r>
-      <w:r>
-        <w:t xml:space="preserve"> </w:t>
-      </w:r>
-      <w:hyperlink r:id="rId54">
-        <w:r>
-          <w:rPr>
-            <w:rStyle w:val="Hyperlink"/>
-          </w:rPr>
-          <w:t xml:space="preserve">https://doi.org/10.1136/jitc-2024-010294</w:t>
-        </w:r>
-      </w:hyperlink>
-      <w:r>
-        <w:t xml:space="preserve">.</w:t>
-      </w:r>
-    </w:p>
-    <w:bookmarkEnd w:id="55"/>
-    <w:bookmarkStart w:id="57" w:name="ref-bhatia2023"/>
+    <w:bookmarkStart w:id="55" w:name="ref-bhatia2023"/>
     <w:p>
       <w:pPr>
         <w:pStyle w:val="Bibliography"/>
@@ -6934,7 +7176,7 @@
       <w:r>
         <w:t xml:space="preserve"> </w:t>
       </w:r>
-      <w:hyperlink r:id="rId56">
+      <w:hyperlink r:id="rId54">
         <w:r>
           <w:rPr>
             <w:rStyle w:val="Hyperlink"/>
@@ -6946,8 +7188,8 @@
         <w:t xml:space="preserve">.</w:t>
       </w:r>
     </w:p>
-    <w:bookmarkEnd w:id="57"/>
-    <w:bookmarkStart w:id="59" w:name="ref-bray2024"/>
+    <w:bookmarkEnd w:id="55"/>
+    <w:bookmarkStart w:id="57" w:name="ref-bray2024"/>
     <w:p>
       <w:pPr>
         <w:pStyle w:val="Bibliography"/>
@@ -6980,7 +7222,7 @@
       <w:r>
         <w:t xml:space="preserve"> </w:t>
       </w:r>
-      <w:hyperlink r:id="rId58">
+      <w:hyperlink r:id="rId56">
         <w:r>
           <w:rPr>
             <w:rStyle w:val="Hyperlink"/>
@@ -6992,8 +7234,8 @@
         <w:t xml:space="preserve">.</w:t>
       </w:r>
     </w:p>
-    <w:bookmarkEnd w:id="59"/>
-    <w:bookmarkStart w:id="61" w:name="ref-burtness2019"/>
+    <w:bookmarkEnd w:id="57"/>
+    <w:bookmarkStart w:id="59" w:name="ref-burtness2019"/>
     <w:p>
       <w:pPr>
         <w:pStyle w:val="Bibliography"/>
@@ -7029,7 +7271,7 @@
       <w:r>
         <w:t xml:space="preserve"> </w:t>
       </w:r>
-      <w:hyperlink r:id="rId60">
+      <w:hyperlink r:id="rId58">
         <w:r>
           <w:rPr>
             <w:rStyle w:val="Hyperlink"/>
@@ -7041,8 +7283,8 @@
         <w:t xml:space="preserve">.</w:t>
       </w:r>
     </w:p>
-    <w:bookmarkEnd w:id="61"/>
-    <w:bookmarkStart w:id="63" w:name="ref-cannon2024"/>
+    <w:bookmarkEnd w:id="59"/>
+    <w:bookmarkStart w:id="61" w:name="ref-cannon2024"/>
     <w:p>
       <w:pPr>
         <w:pStyle w:val="Bibliography"/>
@@ -7075,7 +7317,7 @@
       <w:r>
         <w:t xml:space="preserve"> </w:t>
       </w:r>
-      <w:hyperlink r:id="rId62">
+      <w:hyperlink r:id="rId60">
         <w:r>
           <w:rPr>
             <w:rStyle w:val="Hyperlink"/>
@@ -7087,8 +7329,8 @@
         <w:t xml:space="preserve">.</w:t>
       </w:r>
     </w:p>
-    <w:bookmarkEnd w:id="63"/>
-    <w:bookmarkStart w:id="65" w:name="ref-carosi2026"/>
+    <w:bookmarkEnd w:id="61"/>
+    <w:bookmarkStart w:id="63" w:name="ref-carosi2026"/>
     <w:p>
       <w:pPr>
         <w:pStyle w:val="Bibliography"/>
@@ -7121,7 +7363,7 @@
       <w:r>
         <w:t xml:space="preserve"> </w:t>
       </w:r>
-      <w:hyperlink r:id="rId64">
+      <w:hyperlink r:id="rId62">
         <w:r>
           <w:rPr>
             <w:rStyle w:val="Hyperlink"/>
@@ -7133,8 +7375,8 @@
         <w:t xml:space="preserve">.</w:t>
       </w:r>
     </w:p>
-    <w:bookmarkEnd w:id="65"/>
-    <w:bookmarkStart w:id="67" w:name="ref-cheng2019"/>
+    <w:bookmarkEnd w:id="63"/>
+    <w:bookmarkStart w:id="65" w:name="ref-cheng2019"/>
     <w:p>
       <w:pPr>
         <w:pStyle w:val="Bibliography"/>
@@ -7167,7 +7409,7 @@
       <w:r>
         <w:t xml:space="preserve"> </w:t>
       </w:r>
-      <w:hyperlink r:id="rId66">
+      <w:hyperlink r:id="rId64">
         <w:r>
           <w:rPr>
             <w:rStyle w:val="Hyperlink"/>
@@ -7179,8 +7421,8 @@
         <w:t xml:space="preserve">.</w:t>
       </w:r>
     </w:p>
-    <w:bookmarkEnd w:id="67"/>
-    <w:bookmarkStart w:id="69" w:name="ref-crist2022"/>
+    <w:bookmarkEnd w:id="65"/>
+    <w:bookmarkStart w:id="67" w:name="ref-crist2022"/>
     <w:p>
       <w:pPr>
         <w:pStyle w:val="Bibliography"/>
@@ -7213,7 +7455,7 @@
       <w:r>
         <w:t xml:space="preserve"> </w:t>
       </w:r>
-      <w:hyperlink r:id="rId68">
+      <w:hyperlink r:id="rId66">
         <w:r>
           <w:rPr>
             <w:rStyle w:val="Hyperlink"/>
@@ -7225,8 +7467,8 @@
         <w:t xml:space="preserve">.</w:t>
       </w:r>
     </w:p>
-    <w:bookmarkEnd w:id="69"/>
-    <w:bookmarkStart w:id="71" w:name="ref-curry2018"/>
+    <w:bookmarkEnd w:id="67"/>
+    <w:bookmarkStart w:id="69" w:name="ref-curry2018"/>
     <w:p>
       <w:pPr>
         <w:pStyle w:val="Bibliography"/>
@@ -7259,7 +7501,7 @@
       <w:r>
         <w:t xml:space="preserve"> </w:t>
       </w:r>
-      <w:hyperlink r:id="rId70">
+      <w:hyperlink r:id="rId68">
         <w:r>
           <w:rPr>
             <w:rStyle w:val="Hyperlink"/>
@@ -7271,8 +7513,8 @@
         <w:t xml:space="preserve">.</w:t>
       </w:r>
     </w:p>
-    <w:bookmarkEnd w:id="71"/>
-    <w:bookmarkStart w:id="73" w:name="ref-flanary2023"/>
+    <w:bookmarkEnd w:id="69"/>
+    <w:bookmarkStart w:id="71" w:name="ref-flanary2023"/>
     <w:p>
       <w:pPr>
         <w:pStyle w:val="Bibliography"/>
@@ -7305,7 +7547,7 @@
       <w:r>
         <w:t xml:space="preserve"> </w:t>
       </w:r>
-      <w:hyperlink r:id="rId72">
+      <w:hyperlink r:id="rId70">
         <w:r>
           <w:rPr>
             <w:rStyle w:val="Hyperlink"/>
@@ -7317,8 +7559,8 @@
         <w:t xml:space="preserve">.</w:t>
       </w:r>
     </w:p>
-    <w:bookmarkEnd w:id="73"/>
-    <w:bookmarkStart w:id="75" w:name="ref-gu2022"/>
+    <w:bookmarkEnd w:id="71"/>
+    <w:bookmarkStart w:id="73" w:name="ref-gu2022"/>
     <w:p>
       <w:pPr>
         <w:pStyle w:val="Bibliography"/>
@@ -7351,7 +7593,7 @@
       <w:r>
         <w:t xml:space="preserve"> </w:t>
       </w:r>
-      <w:hyperlink r:id="rId74">
+      <w:hyperlink r:id="rId72">
         <w:r>
           <w:rPr>
             <w:rStyle w:val="Hyperlink"/>
@@ -7363,8 +7605,8 @@
         <w:t xml:space="preserve">.</w:t>
       </w:r>
     </w:p>
-    <w:bookmarkEnd w:id="75"/>
-    <w:bookmarkStart w:id="77" w:name="ref-huang2021"/>
+    <w:bookmarkEnd w:id="73"/>
+    <w:bookmarkStart w:id="75" w:name="ref-huang2021"/>
     <w:p>
       <w:pPr>
         <w:pStyle w:val="Bibliography"/>
@@ -7400,7 +7642,7 @@
       <w:r>
         <w:t xml:space="preserve"> </w:t>
       </w:r>
-      <w:hyperlink r:id="rId76">
+      <w:hyperlink r:id="rId74">
         <w:r>
           <w:rPr>
             <w:rStyle w:val="Hyperlink"/>
@@ -7412,8 +7654,8 @@
         <w:t xml:space="preserve">.</w:t>
       </w:r>
     </w:p>
-    <w:bookmarkEnd w:id="77"/>
-    <w:bookmarkStart w:id="79" w:name="ref-johnson2020"/>
+    <w:bookmarkEnd w:id="75"/>
+    <w:bookmarkStart w:id="77" w:name="ref-johnson2020"/>
     <w:p>
       <w:pPr>
         <w:pStyle w:val="Bibliography"/>
@@ -7446,7 +7688,7 @@
       <w:r>
         <w:t xml:space="preserve"> </w:t>
       </w:r>
-      <w:hyperlink r:id="rId78">
+      <w:hyperlink r:id="rId76">
         <w:r>
           <w:rPr>
             <w:rStyle w:val="Hyperlink"/>
@@ -7458,8 +7700,8 @@
         <w:t xml:space="preserve">.</w:t>
       </w:r>
     </w:p>
-    <w:bookmarkEnd w:id="79"/>
-    <w:bookmarkStart w:id="81" w:name="ref-kemnade2023"/>
+    <w:bookmarkEnd w:id="77"/>
+    <w:bookmarkStart w:id="79" w:name="ref-kemnade2023"/>
     <w:p>
       <w:pPr>
         <w:pStyle w:val="Bibliography"/>
@@ -7492,7 +7734,7 @@
       <w:r>
         <w:t xml:space="preserve"> </w:t>
       </w:r>
-      <w:hyperlink r:id="rId80">
+      <w:hyperlink r:id="rId78">
         <w:r>
           <w:rPr>
             <w:rStyle w:val="Hyperlink"/>
@@ -7504,8 +7746,8 @@
         <w:t xml:space="preserve">.</w:t>
       </w:r>
     </w:p>
-    <w:bookmarkEnd w:id="81"/>
-    <w:bookmarkStart w:id="83" w:name="ref-kumar2025"/>
+    <w:bookmarkEnd w:id="79"/>
+    <w:bookmarkStart w:id="81" w:name="ref-kumar2025"/>
     <w:p>
       <w:pPr>
         <w:pStyle w:val="Bibliography"/>
@@ -7538,7 +7780,7 @@
       <w:r>
         <w:t xml:space="preserve"> </w:t>
       </w:r>
-      <w:hyperlink r:id="rId82">
+      <w:hyperlink r:id="rId80">
         <w:r>
           <w:rPr>
             <w:rStyle w:val="Hyperlink"/>
@@ -7550,8 +7792,8 @@
         <w:t xml:space="preserve">.</w:t>
       </w:r>
     </w:p>
-    <w:bookmarkEnd w:id="83"/>
-    <w:bookmarkStart w:id="85" w:name="ref-lamb2006"/>
+    <w:bookmarkEnd w:id="81"/>
+    <w:bookmarkStart w:id="83" w:name="ref-lamb2006"/>
     <w:p>
       <w:pPr>
         <w:pStyle w:val="Bibliography"/>
@@ -7587,7 +7829,7 @@
       <w:r>
         <w:t xml:space="preserve"> </w:t>
       </w:r>
-      <w:hyperlink r:id="rId84">
+      <w:hyperlink r:id="rId82">
         <w:r>
           <w:rPr>
             <w:rStyle w:val="Hyperlink"/>
@@ -7599,8 +7841,8 @@
         <w:t xml:space="preserve">.</w:t>
       </w:r>
     </w:p>
-    <w:bookmarkEnd w:id="85"/>
-    <w:bookmarkStart w:id="87" w:name="ref-li2024"/>
+    <w:bookmarkEnd w:id="83"/>
+    <w:bookmarkStart w:id="85" w:name="ref-li2024"/>
     <w:p>
       <w:pPr>
         <w:pStyle w:val="Bibliography"/>
@@ -7633,7 +7875,7 @@
       <w:r>
         <w:t xml:space="preserve"> </w:t>
       </w:r>
-      <w:hyperlink r:id="rId86">
+      <w:hyperlink r:id="rId84">
         <w:r>
           <w:rPr>
             <w:rStyle w:val="Hyperlink"/>
@@ -7645,8 +7887,8 @@
         <w:t xml:space="preserve">.</w:t>
       </w:r>
     </w:p>
-    <w:bookmarkEnd w:id="87"/>
-    <w:bookmarkStart w:id="89" w:name="ref-liberzon2015"/>
+    <w:bookmarkEnd w:id="85"/>
+    <w:bookmarkStart w:id="87" w:name="ref-liberzon2015"/>
     <w:p>
       <w:pPr>
         <w:pStyle w:val="Bibliography"/>
@@ -7679,7 +7921,7 @@
       <w:r>
         <w:t xml:space="preserve"> </w:t>
       </w:r>
-      <w:hyperlink r:id="rId88">
+      <w:hyperlink r:id="rId86">
         <w:r>
           <w:rPr>
             <w:rStyle w:val="Hyperlink"/>
@@ -7691,8 +7933,8 @@
         <w:t xml:space="preserve">.</w:t>
       </w:r>
     </w:p>
-    <w:bookmarkEnd w:id="89"/>
-    <w:bookmarkStart w:id="91" w:name="ref-evangelista2025"/>
+    <w:bookmarkEnd w:id="87"/>
+    <w:bookmarkStart w:id="89" w:name="ref-evangelista2025"/>
     <w:p>
       <w:pPr>
         <w:pStyle w:val="Bibliography"/>
@@ -7725,7 +7967,7 @@
       <w:r>
         <w:t xml:space="preserve"> </w:t>
       </w:r>
-      <w:hyperlink r:id="rId90">
+      <w:hyperlink r:id="rId88">
         <w:r>
           <w:rPr>
             <w:rStyle w:val="Hyperlink"/>
@@ -7737,8 +7979,8 @@
         <w:t xml:space="preserve">.</w:t>
       </w:r>
     </w:p>
-    <w:bookmarkEnd w:id="91"/>
-    <w:bookmarkStart w:id="93" w:name="ref-mendez2019"/>
+    <w:bookmarkEnd w:id="89"/>
+    <w:bookmarkStart w:id="91" w:name="ref-mendez2019"/>
     <w:p>
       <w:pPr>
         <w:pStyle w:val="Bibliography"/>
@@ -7774,7 +8016,7 @@
       <w:r>
         <w:t xml:space="preserve"> </w:t>
       </w:r>
-      <w:hyperlink r:id="rId92">
+      <w:hyperlink r:id="rId90">
         <w:r>
           <w:rPr>
             <w:rStyle w:val="Hyperlink"/>
@@ -7786,8 +8028,8 @@
         <w:t xml:space="preserve">.</w:t>
       </w:r>
     </w:p>
-    <w:bookmarkEnd w:id="93"/>
-    <w:bookmarkStart w:id="95" w:name="ref-noronha2023"/>
+    <w:bookmarkEnd w:id="91"/>
+    <w:bookmarkStart w:id="93" w:name="ref-noronha2023"/>
     <w:p>
       <w:pPr>
         <w:pStyle w:val="Bibliography"/>
@@ -7820,7 +8062,7 @@
       <w:r>
         <w:t xml:space="preserve"> </w:t>
       </w:r>
-      <w:hyperlink r:id="rId94">
+      <w:hyperlink r:id="rId92">
         <w:r>
           <w:rPr>
             <w:rStyle w:val="Hyperlink"/>
@@ -7832,8 +8074,8 @@
         <w:t xml:space="preserve">.</w:t>
       </w:r>
     </w:p>
-    <w:bookmarkEnd w:id="95"/>
-    <w:bookmarkStart w:id="97" w:name="ref-oneill2022"/>
+    <w:bookmarkEnd w:id="93"/>
+    <w:bookmarkStart w:id="95" w:name="ref-oneill2022"/>
     <w:p>
       <w:pPr>
         <w:pStyle w:val="Bibliography"/>
@@ -7866,7 +8108,7 @@
       <w:r>
         <w:t xml:space="preserve"> </w:t>
       </w:r>
-      <w:hyperlink r:id="rId96">
+      <w:hyperlink r:id="rId94">
         <w:r>
           <w:rPr>
             <w:rStyle w:val="Hyperlink"/>
@@ -7878,8 +8120,8 @@
         <w:t xml:space="preserve">.</w:t>
       </w:r>
     </w:p>
-    <w:bookmarkEnd w:id="97"/>
-    <w:bookmarkStart w:id="99" w:name="ref-ochoa2021"/>
+    <w:bookmarkEnd w:id="95"/>
+    <w:bookmarkStart w:id="97" w:name="ref-ochoa2021"/>
     <w:p>
       <w:pPr>
         <w:pStyle w:val="Bibliography"/>
@@ -7915,12 +8157,58 @@
       <w:r>
         <w:t xml:space="preserve"> </w:t>
       </w:r>
+      <w:hyperlink r:id="rId96">
+        <w:r>
+          <w:rPr>
+            <w:rStyle w:val="Hyperlink"/>
+          </w:rPr>
+          <w:t xml:space="preserve">https://doi.org/10.1093/nar/gkaa1027</w:t>
+        </w:r>
+      </w:hyperlink>
+      <w:r>
+        <w:t xml:space="preserve">.</w:t>
+      </w:r>
+    </w:p>
+    <w:bookmarkEnd w:id="97"/>
+    <w:bookmarkStart w:id="99" w:name="ref-papadaki2022"/>
+    <w:p>
+      <w:pPr>
+        <w:pStyle w:val="Bibliography"/>
+      </w:pPr>
+      <w:r>
+        <w:t xml:space="preserve">Papadaki, Styliani, and Angeliki Magklara. 2022.</w:t>
+      </w:r>
+      <w:r>
+        <w:t xml:space="preserve"> </w:t>
+      </w:r>
+      <w:r>
+        <w:t xml:space="preserve">“Regulation of Metabolic Plasticity in Cancer Stem Cells and Implications in Cancer Therapy.”</w:t>
+      </w:r>
+      <w:r>
+        <w:t xml:space="preserve"> </w:t>
+      </w:r>
+      <w:r>
+        <w:rPr>
+          <w:i/>
+          <w:iCs/>
+        </w:rPr>
+        <w:t xml:space="preserve">Cancers</w:t>
+      </w:r>
+      <w:r>
+        <w:t xml:space="preserve"> </w:t>
+      </w:r>
+      <w:r>
+        <w:t xml:space="preserve">14 (23): 5912.</w:t>
+      </w:r>
+      <w:r>
+        <w:t xml:space="preserve"> </w:t>
+      </w:r>
       <w:hyperlink r:id="rId98">
         <w:r>
           <w:rPr>
             <w:rStyle w:val="Hyperlink"/>
           </w:rPr>
-          <w:t xml:space="preserve">https://doi.org/10.1093/nar/gkaa1027</w:t>
+          <w:t xml:space="preserve">https://doi.org/10.3390/cancers14235912</w:t>
         </w:r>
       </w:hyperlink>
       <w:r>
@@ -8023,7 +8311,53 @@
       </w:r>
     </w:p>
     <w:bookmarkEnd w:id="103"/>
-    <w:bookmarkStart w:id="105" w:name="ref-ritchie2015"/>
+    <w:bookmarkStart w:id="105" w:name="ref-qin2025"/>
+    <w:p>
+      <w:pPr>
+        <w:pStyle w:val="Bibliography"/>
+      </w:pPr>
+      <w:r>
+        <w:t xml:space="preserve">Qin, Tingting, Austin K Mattox, Jean S Campbell, et al. 2025.</w:t>
+      </w:r>
+      <w:r>
+        <w:t xml:space="preserve"> </w:t>
+      </w:r>
+      <w:r>
+        <w:t xml:space="preserve">“Epigenetic Therapy Sensitizes Anti-PD-1 Refractory Head and Neck Cancers to Immunotherapy Rechallenge.”</w:t>
+      </w:r>
+      <w:r>
+        <w:t xml:space="preserve"> </w:t>
+      </w:r>
+      <w:r>
+        <w:rPr>
+          <w:i/>
+          <w:iCs/>
+        </w:rPr>
+        <w:t xml:space="preserve">The Journal of Clinical Investigation</w:t>
+      </w:r>
+      <w:r>
+        <w:t xml:space="preserve"> </w:t>
+      </w:r>
+      <w:r>
+        <w:t xml:space="preserve">135 (6).</w:t>
+      </w:r>
+      <w:r>
+        <w:t xml:space="preserve"> </w:t>
+      </w:r>
+      <w:hyperlink r:id="rId104">
+        <w:r>
+          <w:rPr>
+            <w:rStyle w:val="Hyperlink"/>
+          </w:rPr>
+          <w:t xml:space="preserve">https://doi.org/10.1172/JCI181671</w:t>
+        </w:r>
+      </w:hyperlink>
+      <w:r>
+        <w:t xml:space="preserve">.</w:t>
+      </w:r>
+    </w:p>
+    <w:bookmarkEnd w:id="105"/>
+    <w:bookmarkStart w:id="107" w:name="ref-ritchie2015"/>
     <w:p>
       <w:pPr>
         <w:pStyle w:val="Bibliography"/>
@@ -8056,7 +8390,7 @@
       <w:r>
         <w:t xml:space="preserve"> </w:t>
       </w:r>
-      <w:hyperlink r:id="rId104">
+      <w:hyperlink r:id="rId106">
         <w:r>
           <w:rPr>
             <w:rStyle w:val="Hyperlink"/>
@@ -8068,8 +8402,54 @@
         <w:t xml:space="preserve">.</w:t>
       </w:r>
     </w:p>
-    <w:bookmarkEnd w:id="105"/>
-    <w:bookmarkStart w:id="107" w:name="ref-subramanian2017"/>
+    <w:bookmarkEnd w:id="107"/>
+    <w:bookmarkStart w:id="109" w:name="ref-shen2020"/>
+    <w:p>
+      <w:pPr>
+        <w:pStyle w:val="Bibliography"/>
+      </w:pPr>
+      <w:r>
+        <w:t xml:space="preserve">Shen, Yao-An, Siao-Cian Pan, I Chu, Ruo-Yun Lai, and Yau-Huei Wei. 2020.</w:t>
+      </w:r>
+      <w:r>
+        <w:t xml:space="preserve"> </w:t>
+      </w:r>
+      <w:r>
+        <w:t xml:space="preserve">“Targeting Cancer Stem Cells from a Metabolic Perspective.”</w:t>
+      </w:r>
+      <w:r>
+        <w:t xml:space="preserve"> </w:t>
+      </w:r>
+      <w:r>
+        <w:rPr>
+          <w:i/>
+          <w:iCs/>
+        </w:rPr>
+        <w:t xml:space="preserve">Experimental Biology and Medicine</w:t>
+      </w:r>
+      <w:r>
+        <w:t xml:space="preserve"> </w:t>
+      </w:r>
+      <w:r>
+        <w:t xml:space="preserve">245 (5): 465–76.</w:t>
+      </w:r>
+      <w:r>
+        <w:t xml:space="preserve"> </w:t>
+      </w:r>
+      <w:hyperlink r:id="rId108">
+        <w:r>
+          <w:rPr>
+            <w:rStyle w:val="Hyperlink"/>
+          </w:rPr>
+          <w:t xml:space="preserve">https://doi.org/10.1177/1535370220909309</w:t>
+        </w:r>
+      </w:hyperlink>
+      <w:r>
+        <w:t xml:space="preserve">.</w:t>
+      </w:r>
+    </w:p>
+    <w:bookmarkEnd w:id="109"/>
+    <w:bookmarkStart w:id="111" w:name="ref-subramanian2017"/>
     <w:p>
       <w:pPr>
         <w:pStyle w:val="Bibliography"/>
@@ -8105,7 +8485,7 @@
       <w:r>
         <w:t xml:space="preserve"> </w:t>
       </w:r>
-      <w:hyperlink r:id="rId106">
+      <w:hyperlink r:id="rId110">
         <w:r>
           <w:rPr>
             <w:rStyle w:val="Hyperlink"/>
@@ -8117,8 +8497,8 @@
         <w:t xml:space="preserve">.</w:t>
       </w:r>
     </w:p>
-    <w:bookmarkEnd w:id="107"/>
-    <w:bookmarkStart w:id="109" w:name="ref-subramanian2005"/>
+    <w:bookmarkEnd w:id="111"/>
+    <w:bookmarkStart w:id="113" w:name="ref-subramanian2005"/>
     <w:p>
       <w:pPr>
         <w:pStyle w:val="Bibliography"/>
@@ -8154,7 +8534,7 @@
       <w:r>
         <w:t xml:space="preserve"> </w:t>
       </w:r>
-      <w:hyperlink r:id="rId108">
+      <w:hyperlink r:id="rId112">
         <w:r>
           <w:rPr>
             <w:rStyle w:val="Hyperlink"/>
@@ -8166,8 +8546,8 @@
         <w:t xml:space="preserve">.</w:t>
       </w:r>
     </w:p>
-    <w:bookmarkEnd w:id="109"/>
-    <w:bookmarkStart w:id="111" w:name="ref-szklarczyk2023"/>
+    <w:bookmarkEnd w:id="113"/>
+    <w:bookmarkStart w:id="115" w:name="ref-szklarczyk2023"/>
     <w:p>
       <w:pPr>
         <w:pStyle w:val="Bibliography"/>
@@ -8203,7 +8583,7 @@
       <w:r>
         <w:t xml:space="preserve"> </w:t>
       </w:r>
-      <w:hyperlink r:id="rId110">
+      <w:hyperlink r:id="rId114">
         <w:r>
           <w:rPr>
             <w:rStyle w:val="Hyperlink"/>
@@ -8215,8 +8595,8 @@
         <w:t xml:space="preserve">.</w:t>
       </w:r>
     </w:p>
-    <w:bookmarkEnd w:id="111"/>
-    <w:bookmarkStart w:id="113" w:name="ref-tanoli2025"/>
+    <w:bookmarkEnd w:id="115"/>
+    <w:bookmarkStart w:id="117" w:name="ref-tanoli2025"/>
     <w:p>
       <w:pPr>
         <w:pStyle w:val="Bibliography"/>
@@ -8252,7 +8632,7 @@
       <w:r>
         <w:t xml:space="preserve"> </w:t>
       </w:r>
-      <w:hyperlink r:id="rId112">
+      <w:hyperlink r:id="rId116">
         <w:r>
           <w:rPr>
             <w:rStyle w:val="Hyperlink"/>
@@ -8264,8 +8644,8 @@
         <w:t xml:space="preserve">.</w:t>
       </w:r>
     </w:p>
-    <w:bookmarkEnd w:id="113"/>
-    <w:bookmarkStart w:id="115" w:name="ref-uppaluri2025"/>
+    <w:bookmarkEnd w:id="117"/>
+    <w:bookmarkStart w:id="119" w:name="ref-uppaluri2025"/>
     <w:p>
       <w:pPr>
         <w:pStyle w:val="Bibliography"/>
@@ -8301,7 +8681,7 @@
       <w:r>
         <w:t xml:space="preserve"> </w:t>
       </w:r>
-      <w:hyperlink r:id="rId114">
+      <w:hyperlink r:id="rId118">
         <w:r>
           <w:rPr>
             <w:rStyle w:val="Hyperlink"/>
@@ -8313,8 +8693,8 @@
         <w:t xml:space="preserve">.</w:t>
       </w:r>
     </w:p>
-    <w:bookmarkEnd w:id="115"/>
-    <w:bookmarkStart w:id="117" w:name="ref-wu2025"/>
+    <w:bookmarkEnd w:id="119"/>
+    <w:bookmarkStart w:id="121" w:name="ref-wu2025"/>
     <w:p>
       <w:pPr>
         <w:pStyle w:val="Bibliography"/>
@@ -8347,7 +8727,7 @@
       <w:r>
         <w:t xml:space="preserve"> </w:t>
       </w:r>
-      <w:hyperlink r:id="rId116">
+      <w:hyperlink r:id="rId120">
         <w:r>
           <w:rPr>
             <w:rStyle w:val="Hyperlink"/>
@@ -8359,8 +8739,8 @@
         <w:t xml:space="preserve">.</w:t>
       </w:r>
     </w:p>
-    <w:bookmarkEnd w:id="117"/>
-    <w:bookmarkStart w:id="119" w:name="ref-wu2021"/>
+    <w:bookmarkEnd w:id="121"/>
+    <w:bookmarkStart w:id="123" w:name="ref-wu2021"/>
     <w:p>
       <w:pPr>
         <w:pStyle w:val="Bibliography"/>
@@ -8396,7 +8776,7 @@
       <w:r>
         <w:t xml:space="preserve"> </w:t>
       </w:r>
-      <w:hyperlink r:id="rId118">
+      <w:hyperlink r:id="rId122">
         <w:r>
           <w:rPr>
             <w:rStyle w:val="Hyperlink"/>
@@ -8408,8 +8788,8 @@
         <w:t xml:space="preserve">.</w:t>
       </w:r>
     </w:p>
-    <w:bookmarkEnd w:id="119"/>
-    <w:bookmarkStart w:id="121" w:name="ref-zang2012"/>
+    <w:bookmarkEnd w:id="123"/>
+    <w:bookmarkStart w:id="125" w:name="ref-zang2012"/>
     <w:p>
       <w:pPr>
         <w:pStyle w:val="Bibliography"/>
@@ -8421,7 +8801,7 @@
         <w:t xml:space="preserve"> </w:t>
       </w:r>
       <w:r>
-        <w:t xml:space="preserve">“The Next Generation Proteasome Inhibitors Carfilzomib and Oprozomib Activate Prosurvival Autophagy via Induction of the Unfolded Protein Response and ATF4.”</w:t>
+        <w:t xml:space="preserve">“Carfilzomib and ONX 0912 Inhibit Cell Survival and Tumor Growth of Head and Neck Cancer and Their Activities Are Enhanced by Suppression of Mcl-1 or Autophagy.”</w:t>
       </w:r>
       <w:r>
         <w:t xml:space="preserve"> </w:t>
@@ -8431,32 +8811,32 @@
           <w:i/>
           <w:iCs/>
         </w:rPr>
-        <w:t xml:space="preserve">Autophagy</w:t>
-      </w:r>
-      <w:r>
-        <w:t xml:space="preserve"> </w:t>
-      </w:r>
-      <w:r>
-        <w:t xml:space="preserve">8 (12): 1873–74.</w:t>
-      </w:r>
-      <w:r>
-        <w:t xml:space="preserve"> </w:t>
-      </w:r>
-      <w:hyperlink r:id="rId120">
+        <w:t xml:space="preserve">Clinical Cancer Research</w:t>
+      </w:r>
+      <w:r>
+        <w:t xml:space="preserve"> </w:t>
+      </w:r>
+      <w:r>
+        <w:t xml:space="preserve">18 (20): 5639–49.</w:t>
+      </w:r>
+      <w:r>
+        <w:t xml:space="preserve"> </w:t>
+      </w:r>
+      <w:hyperlink r:id="rId124">
         <w:r>
           <w:rPr>
             <w:rStyle w:val="Hyperlink"/>
           </w:rPr>
-          <w:t xml:space="preserve">https://doi.org/10.4161/auto.22185</w:t>
+          <w:t xml:space="preserve">https://doi.org/10.1158/1078-0432.CCR-12-1213</w:t>
         </w:r>
       </w:hyperlink>
       <w:r>
         <w:t xml:space="preserve">.</w:t>
       </w:r>
     </w:p>
-    <w:bookmarkEnd w:id="121"/>
-    <w:bookmarkEnd w:id="122"/>
-    <w:bookmarkEnd w:id="123"/>
+    <w:bookmarkEnd w:id="125"/>
+    <w:bookmarkEnd w:id="126"/>
+    <w:bookmarkEnd w:id="127"/>
     <w:sectPr>
       <w:footnotePr>
         <w:numRestart w:val="eachSect"/>
